--- a/fuentes/72340049_CF1_DU.docx
+++ b/fuentes/72340049_CF1_DU.docx
@@ -116,18 +116,6 @@
           <w14:ligatures w14:val="none"/>
         </w:rPr>
       </w:pPr>
-    </w:p>
-    <w:p>
-      <w:pPr>
-        <w:rPr>
-          <w:rFonts w:ascii="Calibri" w:hAnsi="Calibri"/>
-          <w:b/>
-          <w:bCs/>
-          <w:color w:val="000000" w:themeColor="text1"/>
-          <w:kern w:val="0"/>
-          <w14:ligatures w14:val="none"/>
-        </w:rPr>
-      </w:pPr>
       <w:r>
         <w:rPr>
           <w:noProof/>
@@ -136,15 +124,15 @@
         <mc:AlternateContent>
           <mc:Choice Requires="wps">
             <w:drawing>
-              <wp:anchor distT="45720" distB="45720" distL="114300" distR="114300" simplePos="0" relativeHeight="251663360" behindDoc="0" locked="0" layoutInCell="1" allowOverlap="1" wp14:anchorId="2E2DABF6" wp14:editId="7EC31F4E">
+              <wp:anchor distT="45720" distB="45720" distL="114300" distR="114300" simplePos="0" relativeHeight="251663360" behindDoc="0" locked="0" layoutInCell="1" allowOverlap="1" wp14:anchorId="2E2DABF6" wp14:editId="1336C563">
                 <wp:simplePos x="0" y="0"/>
                 <wp:positionH relativeFrom="column">
-                  <wp:posOffset>-15240</wp:posOffset>
+                  <wp:posOffset>-24765</wp:posOffset>
                 </wp:positionH>
                 <wp:positionV relativeFrom="paragraph">
-                  <wp:posOffset>40005</wp:posOffset>
+                  <wp:posOffset>219710</wp:posOffset>
                 </wp:positionV>
-                <wp:extent cx="6972300" cy="1962150"/>
+                <wp:extent cx="6972300" cy="2419350"/>
                 <wp:effectExtent l="0" t="0" r="0" b="0"/>
                 <wp:wrapNone/>
                 <wp:docPr id="217" name="Cuadro de texto 2">
@@ -166,7 +154,7 @@
                       <wps:spPr bwMode="auto">
                         <a:xfrm>
                           <a:off x="0" y="0"/>
-                          <a:ext cx="6972300" cy="1962150"/>
+                          <a:ext cx="6972300" cy="2419350"/>
                         </a:xfrm>
                         <a:prstGeom prst="rect">
                           <a:avLst/>
@@ -234,7 +222,7 @@
                 <v:stroke joinstyle="miter"/>
                 <v:path gradientshapeok="t" o:connecttype="rect"/>
               </v:shapetype>
-              <v:shape id="Cuadro de texto 2" o:spid="_x0000_s1026" type="#_x0000_t202" alt="&quot;&quot;" style="position:absolute;left:0;text-align:left;margin-left:-1.2pt;margin-top:3.15pt;width:549pt;height:154.5pt;z-index:251663360;visibility:visible;mso-wrap-style:square;mso-width-percent:0;mso-height-percent:0;mso-wrap-distance-left:9pt;mso-wrap-distance-top:3.6pt;mso-wrap-distance-right:9pt;mso-wrap-distance-bottom:3.6pt;mso-position-horizontal:absolute;mso-position-horizontal-relative:text;mso-position-vertical:absolute;mso-position-vertical-relative:text;mso-width-percent:0;mso-height-percent:0;mso-width-relative:margin;mso-height-relative:margin;v-text-anchor:top" o:gfxdata="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" filled="f" stroked="f">
+              <v:shape id="Cuadro de texto 2" o:spid="_x0000_s1026" type="#_x0000_t202" alt="&quot;&quot;" style="position:absolute;left:0;text-align:left;margin-left:-1.95pt;margin-top:17.3pt;width:549pt;height:190.5pt;z-index:251663360;visibility:visible;mso-wrap-style:square;mso-width-percent:0;mso-height-percent:0;mso-wrap-distance-left:9pt;mso-wrap-distance-top:3.6pt;mso-wrap-distance-right:9pt;mso-wrap-distance-bottom:3.6pt;mso-position-horizontal:absolute;mso-position-horizontal-relative:text;mso-position-vertical:absolute;mso-position-vertical-relative:text;mso-width-percent:0;mso-height-percent:0;mso-width-relative:margin;mso-height-relative:margin;v-text-anchor:top" o:gfxdata="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" filled="f" stroked="f">
                 <v:textbox>
                   <w:txbxContent>
                     <w:p>
@@ -276,6 +264,18 @@
           </mc:Fallback>
         </mc:AlternateContent>
       </w:r>
+    </w:p>
+    <w:p>
+      <w:pPr>
+        <w:rPr>
+          <w:rFonts w:ascii="Calibri" w:hAnsi="Calibri"/>
+          <w:b/>
+          <w:bCs/>
+          <w:color w:val="000000" w:themeColor="text1"/>
+          <w:kern w:val="0"/>
+          <w14:ligatures w14:val="none"/>
+        </w:rPr>
+      </w:pPr>
       <w:r>
         <w:rPr>
           <w:noProof/>
@@ -284,7 +284,7 @@
         <mc:AlternateContent>
           <mc:Choice Requires="wps">
             <w:drawing>
-              <wp:anchor distT="0" distB="0" distL="114300" distR="114300" simplePos="0" relativeHeight="251661312" behindDoc="1" locked="0" layoutInCell="1" allowOverlap="1" wp14:anchorId="0853532D" wp14:editId="56385DA7">
+              <wp:anchor distT="0" distB="0" distL="114300" distR="114300" simplePos="0" relativeHeight="251661312" behindDoc="1" locked="0" layoutInCell="1" allowOverlap="1" wp14:anchorId="0853532D" wp14:editId="36A6CC04">
                 <wp:simplePos x="0" y="0"/>
                 <wp:positionH relativeFrom="column">
                   <wp:posOffset>-710565</wp:posOffset>
@@ -353,9 +353,9 @@
               </wp:anchor>
             </w:drawing>
           </mc:Choice>
-          <mc:Fallback xmlns:oel="http://schemas.microsoft.com/office/2019/extlst">
+          <mc:Fallback>
             <w:pict>
-              <v:rect w14:anchorId="44ECBD1E" id="Rectángulo 3" o:spid="_x0000_s1026" alt="&quot;&quot;" style="position:absolute;margin-left:-55.95pt;margin-top:26.4pt;width:613.85pt;height:164.25pt;z-index:-251655168;visibility:visible;mso-wrap-style:square;mso-height-percent:0;mso-wrap-distance-left:9pt;mso-wrap-distance-top:0;mso-wrap-distance-right:9pt;mso-wrap-distance-bottom:0;mso-position-horizontal:absolute;mso-position-horizontal-relative:text;mso-position-vertical:absolute;mso-position-vertical-relative:text;mso-height-percent:0;mso-height-relative:margin;v-text-anchor:middle" o:gfxdata="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" fillcolor="#00314d" stroked="f" strokeweight="1pt"/>
+              <v:rect w14:anchorId="4F50ADE0" id="Rectángulo 3" o:spid="_x0000_s1026" alt="&quot;&quot;" style="position:absolute;margin-left:-55.95pt;margin-top:26.4pt;width:613.85pt;height:164.25pt;z-index:-251655168;visibility:visible;mso-wrap-style:square;mso-height-percent:0;mso-wrap-distance-left:9pt;mso-wrap-distance-top:0;mso-wrap-distance-right:9pt;mso-wrap-distance-bottom:0;mso-position-horizontal:absolute;mso-position-horizontal-relative:text;mso-position-vertical:absolute;mso-position-vertical-relative:text;mso-height-percent:0;mso-height-relative:margin;v-text-anchor:middle" o:gfxdata="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" fillcolor="#00314d" stroked="f" strokeweight="1pt"/>
             </w:pict>
           </mc:Fallback>
         </mc:AlternateContent>
@@ -432,9 +432,7 @@
           <w14:ligatures w14:val="none"/>
         </w:rPr>
       </w:pPr>
-    </w:p>
-    <w:p>
-      <w:pPr>
+      <w:r>
         <w:rPr>
           <w:rFonts w:ascii="Calibri" w:hAnsi="Calibri"/>
           <w:b/>
@@ -443,17 +441,12 @@
           <w:kern w:val="0"/>
           <w14:ligatures w14:val="none"/>
         </w:rPr>
-      </w:pPr>
-      <w:r>
-        <w:rPr>
-          <w:rFonts w:ascii="Calibri" w:hAnsi="Calibri"/>
-          <w:b/>
-          <w:bCs/>
-          <w:color w:val="000000" w:themeColor="text1"/>
-          <w:kern w:val="0"/>
-          <w14:ligatures w14:val="none"/>
-        </w:rPr>
         <w:t>Breve descripción:</w:t>
+      </w:r>
+    </w:p>
+    <w:p>
+      <w:r>
+        <w:t>El curso “Análisis de Indicadores Técnicos de Producción en el Cultivo Acuícola” fortalece las competencias necesarias para calcular, interpretar y analizar indicadores productivos, sanitarios y ambientales, fundamentales para la toma de decisiones técnicas y la sostenibilidad de los sistemas de cultivo. Está orientado a optimizar la gestión de la información y el uso de herramientas técnicas en el sector acuícola, contribuyendo a la calidad de la formación y al fortalecimiento de la competitividad del país.</w:t>
       </w:r>
     </w:p>
     <w:p>
@@ -469,15 +462,6 @@
           <w14:ligatures w14:val="none"/>
         </w:rPr>
       </w:pPr>
-      <w:r>
-        <w:rPr>
-          <w:rFonts w:ascii="Calibri" w:hAnsi="Calibri"/>
-          <w:color w:val="000000" w:themeColor="text1"/>
-          <w:kern w:val="0"/>
-          <w14:ligatures w14:val="none"/>
-        </w:rPr>
-        <w:t>El curso “Análisis de Indicadores Técnicos de Producción en el Cultivo Acuícola” fortalece las competencias necesarias para calcular, interpretar y analizar indicadores productivos, sanitarios y ambientales, fundamentales para la toma de decisiones técnicas y la sostenibilidad de los sistemas de cultivo. Está orientado a optimizar la gestión de la información y el uso de herramientas técnicas en el sector acuícola, contribuyendo a la calidad de la formación y al fortalecimiento de la competitividad del país.</w:t>
-      </w:r>
     </w:p>
     <w:p>
       <w:pPr>
@@ -575,7 +559,7 @@
           <w:r>
             <w:fldChar w:fldCharType="separate"/>
           </w:r>
-          <w:hyperlink w:anchor="_Toc225507192" w:history="1">
+          <w:hyperlink w:anchor="_Toc227076645" w:history="1">
             <w:r>
               <w:rPr>
                 <w:rStyle w:val="Hipervnculo"/>
@@ -602,7 +586,7 @@
                 <w:noProof/>
                 <w:webHidden/>
               </w:rPr>
-              <w:instrText xml:space="preserve"> PAGEREF _Toc225507192 \h </w:instrText>
+              <w:instrText xml:space="preserve"> PAGEREF _Toc227076645 \h </w:instrText>
             </w:r>
             <w:r>
               <w:rPr>
@@ -649,7 +633,7 @@
               <w14:ligatures w14:val="none"/>
             </w:rPr>
           </w:pPr>
-          <w:hyperlink w:anchor="_Toc225507193" w:history="1">
+          <w:hyperlink w:anchor="_Toc227076646" w:history="1">
             <w:r>
               <w:rPr>
                 <w:rStyle w:val="Hipervnculo"/>
@@ -694,7 +678,7 @@
                 <w:noProof/>
                 <w:webHidden/>
               </w:rPr>
-              <w:instrText xml:space="preserve"> PAGEREF _Toc225507193 \h </w:instrText>
+              <w:instrText xml:space="preserve"> PAGEREF _Toc227076646 \h </w:instrText>
             </w:r>
             <w:r>
               <w:rPr>
@@ -741,7 +725,7 @@
               <w14:ligatures w14:val="none"/>
             </w:rPr>
           </w:pPr>
-          <w:hyperlink w:anchor="_Toc225507194" w:history="1">
+          <w:hyperlink w:anchor="_Toc227076647" w:history="1">
             <w:r>
               <w:rPr>
                 <w:rStyle w:val="Hipervnculo"/>
@@ -792,7 +776,7 @@
                 <w:noProof/>
                 <w:webHidden/>
               </w:rPr>
-              <w:instrText xml:space="preserve"> PAGEREF _Toc225507194 \h </w:instrText>
+              <w:instrText xml:space="preserve"> PAGEREF _Toc227076647 \h </w:instrText>
             </w:r>
             <w:r>
               <w:rPr>
@@ -839,7 +823,7 @@
               <w14:ligatures w14:val="none"/>
             </w:rPr>
           </w:pPr>
-          <w:hyperlink w:anchor="_Toc225507195" w:history="1">
+          <w:hyperlink w:anchor="_Toc227076648" w:history="1">
             <w:r>
               <w:rPr>
                 <w:rStyle w:val="Hipervnculo"/>
@@ -890,7 +874,7 @@
                 <w:noProof/>
                 <w:webHidden/>
               </w:rPr>
-              <w:instrText xml:space="preserve"> PAGEREF _Toc225507195 \h </w:instrText>
+              <w:instrText xml:space="preserve"> PAGEREF _Toc227076648 \h </w:instrText>
             </w:r>
             <w:r>
               <w:rPr>
@@ -910,7 +894,7 @@
                 <w:noProof/>
                 <w:webHidden/>
               </w:rPr>
-              <w:t>7</w:t>
+              <w:t>6</w:t>
             </w:r>
             <w:r>
               <w:rPr>
@@ -937,7 +921,7 @@
               <w14:ligatures w14:val="none"/>
             </w:rPr>
           </w:pPr>
-          <w:hyperlink w:anchor="_Toc225507196" w:history="1">
+          <w:hyperlink w:anchor="_Toc227076649" w:history="1">
             <w:r>
               <w:rPr>
                 <w:rStyle w:val="Hipervnculo"/>
@@ -988,7 +972,7 @@
                 <w:noProof/>
                 <w:webHidden/>
               </w:rPr>
-              <w:instrText xml:space="preserve"> PAGEREF _Toc225507196 \h </w:instrText>
+              <w:instrText xml:space="preserve"> PAGEREF _Toc227076649 \h </w:instrText>
             </w:r>
             <w:r>
               <w:rPr>
@@ -1008,7 +992,7 @@
                 <w:noProof/>
                 <w:webHidden/>
               </w:rPr>
-              <w:t>8</w:t>
+              <w:t>7</w:t>
             </w:r>
             <w:r>
               <w:rPr>
@@ -1035,7 +1019,7 @@
               <w14:ligatures w14:val="none"/>
             </w:rPr>
           </w:pPr>
-          <w:hyperlink w:anchor="_Toc225507197" w:history="1">
+          <w:hyperlink w:anchor="_Toc227076650" w:history="1">
             <w:r>
               <w:rPr>
                 <w:rStyle w:val="Hipervnculo"/>
@@ -1080,7 +1064,7 @@
                 <w:noProof/>
                 <w:webHidden/>
               </w:rPr>
-              <w:instrText xml:space="preserve"> PAGEREF _Toc225507197 \h </w:instrText>
+              <w:instrText xml:space="preserve"> PAGEREF _Toc227076650 \h </w:instrText>
             </w:r>
             <w:r>
               <w:rPr>
@@ -1100,7 +1084,7 @@
                 <w:noProof/>
                 <w:webHidden/>
               </w:rPr>
-              <w:t>23</w:t>
+              <w:t>20</w:t>
             </w:r>
             <w:r>
               <w:rPr>
@@ -1127,7 +1111,7 @@
               <w14:ligatures w14:val="none"/>
             </w:rPr>
           </w:pPr>
-          <w:hyperlink w:anchor="_Toc225507198" w:history="1">
+          <w:hyperlink w:anchor="_Toc227076651" w:history="1">
             <w:r>
               <w:rPr>
                 <w:rStyle w:val="Hipervnculo"/>
@@ -1178,7 +1162,7 @@
                 <w:noProof/>
                 <w:webHidden/>
               </w:rPr>
-              <w:instrText xml:space="preserve"> PAGEREF _Toc225507198 \h </w:instrText>
+              <w:instrText xml:space="preserve"> PAGEREF _Toc227076651 \h </w:instrText>
             </w:r>
             <w:r>
               <w:rPr>
@@ -1198,7 +1182,7 @@
                 <w:noProof/>
                 <w:webHidden/>
               </w:rPr>
-              <w:t>23</w:t>
+              <w:t>20</w:t>
             </w:r>
             <w:r>
               <w:rPr>
@@ -1225,7 +1209,7 @@
               <w14:ligatures w14:val="none"/>
             </w:rPr>
           </w:pPr>
-          <w:hyperlink w:anchor="_Toc225507199" w:history="1">
+          <w:hyperlink w:anchor="_Toc227076652" w:history="1">
             <w:r>
               <w:rPr>
                 <w:rStyle w:val="Hipervnculo"/>
@@ -1276,7 +1260,7 @@
                 <w:noProof/>
                 <w:webHidden/>
               </w:rPr>
-              <w:instrText xml:space="preserve"> PAGEREF _Toc225507199 \h </w:instrText>
+              <w:instrText xml:space="preserve"> PAGEREF _Toc227076652 \h </w:instrText>
             </w:r>
             <w:r>
               <w:rPr>
@@ -1296,7 +1280,7 @@
                 <w:noProof/>
                 <w:webHidden/>
               </w:rPr>
-              <w:t>25</w:t>
+              <w:t>22</w:t>
             </w:r>
             <w:r>
               <w:rPr>
@@ -1323,7 +1307,7 @@
               <w14:ligatures w14:val="none"/>
             </w:rPr>
           </w:pPr>
-          <w:hyperlink w:anchor="_Toc225507200" w:history="1">
+          <w:hyperlink w:anchor="_Toc227076653" w:history="1">
             <w:r>
               <w:rPr>
                 <w:rStyle w:val="Hipervnculo"/>
@@ -1374,7 +1358,7 @@
                 <w:noProof/>
                 <w:webHidden/>
               </w:rPr>
-              <w:instrText xml:space="preserve"> PAGEREF _Toc225507200 \h </w:instrText>
+              <w:instrText xml:space="preserve"> PAGEREF _Toc227076653 \h </w:instrText>
             </w:r>
             <w:r>
               <w:rPr>
@@ -1394,7 +1378,7 @@
                 <w:noProof/>
                 <w:webHidden/>
               </w:rPr>
-              <w:t>26</w:t>
+              <w:t>23</w:t>
             </w:r>
             <w:r>
               <w:rPr>
@@ -1421,7 +1405,7 @@
               <w14:ligatures w14:val="none"/>
             </w:rPr>
           </w:pPr>
-          <w:hyperlink w:anchor="_Toc225507201" w:history="1">
+          <w:hyperlink w:anchor="_Toc227076654" w:history="1">
             <w:r>
               <w:rPr>
                 <w:rStyle w:val="Hipervnculo"/>
@@ -1466,7 +1450,7 @@
                 <w:noProof/>
                 <w:webHidden/>
               </w:rPr>
-              <w:instrText xml:space="preserve"> PAGEREF _Toc225507201 \h </w:instrText>
+              <w:instrText xml:space="preserve"> PAGEREF _Toc227076654 \h </w:instrText>
             </w:r>
             <w:r>
               <w:rPr>
@@ -1486,7 +1470,7 @@
                 <w:noProof/>
                 <w:webHidden/>
               </w:rPr>
-              <w:t>28</w:t>
+              <w:t>25</w:t>
             </w:r>
             <w:r>
               <w:rPr>
@@ -1513,7 +1497,7 @@
               <w14:ligatures w14:val="none"/>
             </w:rPr>
           </w:pPr>
-          <w:hyperlink w:anchor="_Toc225507202" w:history="1">
+          <w:hyperlink w:anchor="_Toc227076655" w:history="1">
             <w:r>
               <w:rPr>
                 <w:rStyle w:val="Hipervnculo"/>
@@ -1558,7 +1542,7 @@
                 <w:noProof/>
                 <w:webHidden/>
               </w:rPr>
-              <w:instrText xml:space="preserve"> PAGEREF _Toc225507202 \h </w:instrText>
+              <w:instrText xml:space="preserve"> PAGEREF _Toc227076655 \h </w:instrText>
             </w:r>
             <w:r>
               <w:rPr>
@@ -1578,7 +1562,7 @@
                 <w:noProof/>
                 <w:webHidden/>
               </w:rPr>
-              <w:t>33</w:t>
+              <w:t>29</w:t>
             </w:r>
             <w:r>
               <w:rPr>
@@ -1605,7 +1589,7 @@
               <w14:ligatures w14:val="none"/>
             </w:rPr>
           </w:pPr>
-          <w:hyperlink w:anchor="_Toc225507203" w:history="1">
+          <w:hyperlink w:anchor="_Toc227076656" w:history="1">
             <w:r>
               <w:rPr>
                 <w:rStyle w:val="Hipervnculo"/>
@@ -1656,7 +1640,7 @@
                 <w:noProof/>
                 <w:webHidden/>
               </w:rPr>
-              <w:instrText xml:space="preserve"> PAGEREF _Toc225507203 \h </w:instrText>
+              <w:instrText xml:space="preserve"> PAGEREF _Toc227076656 \h </w:instrText>
             </w:r>
             <w:r>
               <w:rPr>
@@ -1676,7 +1660,7 @@
                 <w:noProof/>
                 <w:webHidden/>
               </w:rPr>
-              <w:t>34</w:t>
+              <w:t>30</w:t>
             </w:r>
             <w:r>
               <w:rPr>
@@ -1703,7 +1687,7 @@
               <w14:ligatures w14:val="none"/>
             </w:rPr>
           </w:pPr>
-          <w:hyperlink w:anchor="_Toc225507204" w:history="1">
+          <w:hyperlink w:anchor="_Toc227076657" w:history="1">
             <w:r>
               <w:rPr>
                 <w:rStyle w:val="Hipervnculo"/>
@@ -1754,7 +1738,7 @@
                 <w:noProof/>
                 <w:webHidden/>
               </w:rPr>
-              <w:instrText xml:space="preserve"> PAGEREF _Toc225507204 \h </w:instrText>
+              <w:instrText xml:space="preserve"> PAGEREF _Toc227076657 \h </w:instrText>
             </w:r>
             <w:r>
               <w:rPr>
@@ -1774,7 +1758,7 @@
                 <w:noProof/>
                 <w:webHidden/>
               </w:rPr>
-              <w:t>34</w:t>
+              <w:t>30</w:t>
             </w:r>
             <w:r>
               <w:rPr>
@@ -1801,7 +1785,7 @@
               <w14:ligatures w14:val="none"/>
             </w:rPr>
           </w:pPr>
-          <w:hyperlink w:anchor="_Toc225507205" w:history="1">
+          <w:hyperlink w:anchor="_Toc227076658" w:history="1">
             <w:r>
               <w:rPr>
                 <w:rStyle w:val="Hipervnculo"/>
@@ -1852,7 +1836,7 @@
                 <w:noProof/>
                 <w:webHidden/>
               </w:rPr>
-              <w:instrText xml:space="preserve"> PAGEREF _Toc225507205 \h </w:instrText>
+              <w:instrText xml:space="preserve"> PAGEREF _Toc227076658 \h </w:instrText>
             </w:r>
             <w:r>
               <w:rPr>
@@ -1872,7 +1856,7 @@
                 <w:noProof/>
                 <w:webHidden/>
               </w:rPr>
-              <w:t>35</w:t>
+              <w:t>31</w:t>
             </w:r>
             <w:r>
               <w:rPr>
@@ -1899,7 +1883,7 @@
               <w14:ligatures w14:val="none"/>
             </w:rPr>
           </w:pPr>
-          <w:hyperlink w:anchor="_Toc225507206" w:history="1">
+          <w:hyperlink w:anchor="_Toc227076659" w:history="1">
             <w:r>
               <w:rPr>
                 <w:rStyle w:val="Hipervnculo"/>
@@ -1950,7 +1934,7 @@
                 <w:noProof/>
                 <w:webHidden/>
               </w:rPr>
-              <w:instrText xml:space="preserve"> PAGEREF _Toc225507206 \h </w:instrText>
+              <w:instrText xml:space="preserve"> PAGEREF _Toc227076659 \h </w:instrText>
             </w:r>
             <w:r>
               <w:rPr>
@@ -1970,7 +1954,7 @@
                 <w:noProof/>
                 <w:webHidden/>
               </w:rPr>
-              <w:t>36</w:t>
+              <w:t>32</w:t>
             </w:r>
             <w:r>
               <w:rPr>
@@ -1997,7 +1981,7 @@
               <w14:ligatures w14:val="none"/>
             </w:rPr>
           </w:pPr>
-          <w:hyperlink w:anchor="_Toc225507207" w:history="1">
+          <w:hyperlink w:anchor="_Toc227076660" w:history="1">
             <w:r>
               <w:rPr>
                 <w:rStyle w:val="Hipervnculo"/>
@@ -2042,7 +2026,7 @@
                 <w:noProof/>
                 <w:webHidden/>
               </w:rPr>
-              <w:instrText xml:space="preserve"> PAGEREF _Toc225507207 \h </w:instrText>
+              <w:instrText xml:space="preserve"> PAGEREF _Toc227076660 \h </w:instrText>
             </w:r>
             <w:r>
               <w:rPr>
@@ -2062,7 +2046,7 @@
                 <w:noProof/>
                 <w:webHidden/>
               </w:rPr>
-              <w:t>38</w:t>
+              <w:t>33</w:t>
             </w:r>
             <w:r>
               <w:rPr>
@@ -2089,7 +2073,7 @@
               <w14:ligatures w14:val="none"/>
             </w:rPr>
           </w:pPr>
-          <w:hyperlink w:anchor="_Toc225507208" w:history="1">
+          <w:hyperlink w:anchor="_Toc227076661" w:history="1">
             <w:r>
               <w:rPr>
                 <w:rStyle w:val="Hipervnculo"/>
@@ -2134,7 +2118,7 @@
                 <w:noProof/>
                 <w:webHidden/>
               </w:rPr>
-              <w:instrText xml:space="preserve"> PAGEREF _Toc225507208 \h </w:instrText>
+              <w:instrText xml:space="preserve"> PAGEREF _Toc227076661 \h </w:instrText>
             </w:r>
             <w:r>
               <w:rPr>
@@ -2154,7 +2138,7 @@
                 <w:noProof/>
                 <w:webHidden/>
               </w:rPr>
-              <w:t>40</w:t>
+              <w:t>35</w:t>
             </w:r>
             <w:r>
               <w:rPr>
@@ -2181,7 +2165,7 @@
               <w14:ligatures w14:val="none"/>
             </w:rPr>
           </w:pPr>
-          <w:hyperlink w:anchor="_Toc225507209" w:history="1">
+          <w:hyperlink w:anchor="_Toc227076662" w:history="1">
             <w:r>
               <w:rPr>
                 <w:rStyle w:val="Hipervnculo"/>
@@ -2226,7 +2210,7 @@
                 <w:noProof/>
                 <w:webHidden/>
               </w:rPr>
-              <w:instrText xml:space="preserve"> PAGEREF _Toc225507209 \h </w:instrText>
+              <w:instrText xml:space="preserve"> PAGEREF _Toc227076662 \h </w:instrText>
             </w:r>
             <w:r>
               <w:rPr>
@@ -2246,7 +2230,7 @@
                 <w:noProof/>
                 <w:webHidden/>
               </w:rPr>
-              <w:t>42</w:t>
+              <w:t>37</w:t>
             </w:r>
             <w:r>
               <w:rPr>
@@ -2273,7 +2257,7 @@
               <w14:ligatures w14:val="none"/>
             </w:rPr>
           </w:pPr>
-          <w:hyperlink w:anchor="_Toc225507210" w:history="1">
+          <w:hyperlink w:anchor="_Toc227076663" w:history="1">
             <w:r>
               <w:rPr>
                 <w:rStyle w:val="Hipervnculo"/>
@@ -2324,7 +2308,7 @@
                 <w:noProof/>
                 <w:webHidden/>
               </w:rPr>
-              <w:instrText xml:space="preserve"> PAGEREF _Toc225507210 \h </w:instrText>
+              <w:instrText xml:space="preserve"> PAGEREF _Toc227076663 \h </w:instrText>
             </w:r>
             <w:r>
               <w:rPr>
@@ -2344,7 +2328,7 @@
                 <w:noProof/>
                 <w:webHidden/>
               </w:rPr>
-              <w:t>43</w:t>
+              <w:t>37</w:t>
             </w:r>
             <w:r>
               <w:rPr>
@@ -2370,7 +2354,7 @@
               <w14:ligatures w14:val="none"/>
             </w:rPr>
           </w:pPr>
-          <w:hyperlink w:anchor="_Toc225507211" w:history="1">
+          <w:hyperlink w:anchor="_Toc227076664" w:history="1">
             <w:r>
               <w:rPr>
                 <w:rStyle w:val="Hipervnculo"/>
@@ -2397,7 +2381,7 @@
                 <w:noProof/>
                 <w:webHidden/>
               </w:rPr>
-              <w:instrText xml:space="preserve"> PAGEREF _Toc225507211 \h </w:instrText>
+              <w:instrText xml:space="preserve"> PAGEREF _Toc227076664 \h </w:instrText>
             </w:r>
             <w:r>
               <w:rPr>
@@ -2417,7 +2401,7 @@
                 <w:noProof/>
                 <w:webHidden/>
               </w:rPr>
-              <w:t>46</w:t>
+              <w:t>41</w:t>
             </w:r>
             <w:r>
               <w:rPr>
@@ -2443,7 +2427,7 @@
               <w14:ligatures w14:val="none"/>
             </w:rPr>
           </w:pPr>
-          <w:hyperlink w:anchor="_Toc225507212" w:history="1">
+          <w:hyperlink w:anchor="_Toc227076665" w:history="1">
             <w:r>
               <w:rPr>
                 <w:rStyle w:val="Hipervnculo"/>
@@ -2470,7 +2454,7 @@
                 <w:noProof/>
                 <w:webHidden/>
               </w:rPr>
-              <w:instrText xml:space="preserve"> PAGEREF _Toc225507212 \h </w:instrText>
+              <w:instrText xml:space="preserve"> PAGEREF _Toc227076665 \h </w:instrText>
             </w:r>
             <w:r>
               <w:rPr>
@@ -2490,7 +2474,7 @@
                 <w:noProof/>
                 <w:webHidden/>
               </w:rPr>
-              <w:t>47</w:t>
+              <w:t>42</w:t>
             </w:r>
             <w:r>
               <w:rPr>
@@ -2516,7 +2500,7 @@
               <w14:ligatures w14:val="none"/>
             </w:rPr>
           </w:pPr>
-          <w:hyperlink w:anchor="_Toc225507213" w:history="1">
+          <w:hyperlink w:anchor="_Toc227076666" w:history="1">
             <w:r>
               <w:rPr>
                 <w:rStyle w:val="Hipervnculo"/>
@@ -2543,7 +2527,7 @@
                 <w:noProof/>
                 <w:webHidden/>
               </w:rPr>
-              <w:instrText xml:space="preserve"> PAGEREF _Toc225507213 \h </w:instrText>
+              <w:instrText xml:space="preserve"> PAGEREF _Toc227076666 \h </w:instrText>
             </w:r>
             <w:r>
               <w:rPr>
@@ -2563,7 +2547,7 @@
                 <w:noProof/>
                 <w:webHidden/>
               </w:rPr>
-              <w:t>50</w:t>
+              <w:t>45</w:t>
             </w:r>
             <w:r>
               <w:rPr>
@@ -2589,7 +2573,7 @@
               <w14:ligatures w14:val="none"/>
             </w:rPr>
           </w:pPr>
-          <w:hyperlink w:anchor="_Toc225507214" w:history="1">
+          <w:hyperlink w:anchor="_Toc227076667" w:history="1">
             <w:r>
               <w:rPr>
                 <w:rStyle w:val="Hipervnculo"/>
@@ -2616,7 +2600,7 @@
                 <w:noProof/>
                 <w:webHidden/>
               </w:rPr>
-              <w:instrText xml:space="preserve"> PAGEREF _Toc225507214 \h </w:instrText>
+              <w:instrText xml:space="preserve"> PAGEREF _Toc227076667 \h </w:instrText>
             </w:r>
             <w:r>
               <w:rPr>
@@ -2636,7 +2620,7 @@
                 <w:noProof/>
                 <w:webHidden/>
               </w:rPr>
-              <w:t>51</w:t>
+              <w:t>46</w:t>
             </w:r>
             <w:r>
               <w:rPr>
@@ -2658,7 +2642,7 @@
       <w:pPr>
         <w:pStyle w:val="Titulosgenerales"/>
       </w:pPr>
-      <w:bookmarkStart w:id="0" w:name="_Toc225507192"/>
+      <w:bookmarkStart w:id="0" w:name="_Toc227076645"/>
       <w:r>
         <w:lastRenderedPageBreak/>
         <w:t>Introducción</w:t>
@@ -2689,36 +2673,34 @@
       <w:pPr>
         <w:pStyle w:val="Ttulo1"/>
       </w:pPr>
-      <w:bookmarkStart w:id="1" w:name="_Toc225507193"/>
+      <w:bookmarkStart w:id="1" w:name="_Toc227076646"/>
       <w:r>
         <w:lastRenderedPageBreak/>
         <w:t>Indicadores técnicos de la producción acuícola</w:t>
       </w:r>
       <w:bookmarkEnd w:id="1"/>
     </w:p>
+    <w:p>
+      <w:r>
+        <w:t>Son instrumentos de medición cuantitativa que permiten evaluar el desempeño del cultivo mediante el análisis de diferentes aspectos fundamentales, entre ellos la producción, la sanidad, las condiciones ambientales y los factores económicos, facilitando así la toma de decisiones técnicas y la mejora de la gestión productiva.</w:t>
+      </w:r>
+    </w:p>
+    <w:p>
+      <w:r>
+        <w:t>Los datos productivos confiables comprenden información clave para el seguimiento y evaluación del cultivo, incluyendo el peso y la biomasa de los organismos, el consumo de alimento, los índices de mortalidad, los parámetros fisicoquímicos del agua y los costos operativos, elementos esenciales para una adecuada gestión técnica y productiva.</w:t>
+      </w:r>
+    </w:p>
     <w:p/>
     <w:p>
-      <w:r>
-        <w:t>Son instrumentos de medición cuantitativa que permiten evaluar el desempeño del cultivo mediante el análisis de diferentes aspectos fundamentales, entre ellos la producción, la sanidad, las condiciones ambientales y los factores económicos, facilitando así la toma de decisiones técnicas y la mejora de la gestión productiva.</w:t>
-      </w:r>
-    </w:p>
-    <w:p>
-      <w:r>
-        <w:t>Los datos productivos confiables comprenden información clave para el seguimiento y evaluación del cultivo, incluyendo el peso y la biomasa de los organismos, el consumo de alimento, los índices de mortalidad, los parámetros fisicoquímicos del agua y los costos operativos, elementos esenciales para una adecuada gestión técnica y productiva.</w:t>
-      </w:r>
-    </w:p>
-    <w:p/>
-    <w:p>
       <w:pPr>
         <w:pStyle w:val="Ttulo2"/>
       </w:pPr>
-      <w:bookmarkStart w:id="2" w:name="_Toc225507194"/>
+      <w:bookmarkStart w:id="2" w:name="_Toc227076647"/>
       <w:r>
         <w:t>Aspectos fundamentales</w:t>
       </w:r>
       <w:bookmarkEnd w:id="2"/>
     </w:p>
-    <w:p/>
     <w:p>
       <w:r>
         <w:t>A continuación, se conocerán los aspectos fundamentales de los indicadores técnicos de la producción acuícola, fortaleciendo su comprensión para analizar, evaluar y mejorar la gestión productiva de manera eficiente y sostenible:</w:t>
@@ -2732,7 +2714,7 @@
           <w:ilvl w:val="0"/>
           <w:numId w:val="7"/>
         </w:numPr>
-        <w:ind w:left="567" w:hanging="283"/>
+        <w:ind w:left="567" w:hanging="425"/>
       </w:pPr>
       <w:r>
         <w:rPr>
@@ -2747,14 +2729,7 @@
         <w:t>sirven?</w:t>
       </w:r>
       <w:r>
-        <w:t xml:space="preserve"> </w:t>
-      </w:r>
-      <w:r>
-        <w:t xml:space="preserve">Transforman los datos en información técnica útil que permite la toma de decisiones, el monitoreo permanente del cultivo, la identificación de tendencias productivas, la comparación con estándares establecidos y la </w:t>
-      </w:r>
-      <w:r>
-        <w:lastRenderedPageBreak/>
-        <w:t xml:space="preserve">implementación de procesos de mejora </w:t>
+        <w:t xml:space="preserve"> Transforman los datos en información técnica útil que permite la toma de decisiones, el monitoreo permanente del cultivo, la identificación de tendencias productivas, la comparación con estándares establecidos y la implementación de procesos de mejora </w:t>
       </w:r>
       <w:proofErr w:type="gramStart"/>
       <w:r>
@@ -2772,25 +2747,20 @@
           <w:ilvl w:val="0"/>
           <w:numId w:val="7"/>
         </w:numPr>
-        <w:ind w:left="567" w:hanging="283"/>
+        <w:ind w:left="567" w:hanging="425"/>
       </w:pPr>
       <w:r>
         <w:rPr>
           <w:rStyle w:val="Ttulo5Car"/>
         </w:rPr>
-        <w:t>Marco constitucional</w:t>
-      </w:r>
-      <w:r>
-        <w:rPr>
-          <w:rStyle w:val="Ttulo5Car"/>
-        </w:rPr>
-        <w:t>.</w:t>
-      </w:r>
-      <w:r>
-        <w:t xml:space="preserve"> </w:t>
-      </w:r>
-      <w:r>
-        <w:t>Se encuentran articulados con entidades del sector, como la AUNAP, orientada al desarrollo sostenible de la acuicultura, y el ICA, encargado de fortalecer los procesos relacionados con la sanidad y la bioseguridad, garantizando el cumplimiento de lineamientos técnicos y normativos en la actividad acuícola.</w:t>
+        <w:t>Marco constitucional.</w:t>
+      </w:r>
+      <w:r>
+        <w:t xml:space="preserve"> Se encuentran articulados con entidades del sector, como la AUNAP, orientada al desarrollo sostenible de la acuicultura, y el ICA, encargado de </w:t>
+      </w:r>
+      <w:r>
+        <w:lastRenderedPageBreak/>
+        <w:t>fortalecer los procesos relacionados con la sanidad y la bioseguridad, garantizando el cumplimiento de lineamientos técnicos y normativos en la actividad acuícola.</w:t>
       </w:r>
     </w:p>
     <w:p>
@@ -2800,25 +2770,16 @@
           <w:ilvl w:val="0"/>
           <w:numId w:val="7"/>
         </w:numPr>
-        <w:ind w:left="567" w:hanging="283"/>
+        <w:ind w:left="567" w:hanging="425"/>
       </w:pPr>
       <w:r>
         <w:rPr>
           <w:rStyle w:val="Ttulo5Car"/>
         </w:rPr>
-        <w:t>Contribuyen a</w:t>
-      </w:r>
-      <w:r>
-        <w:rPr>
-          <w:rStyle w:val="Ttulo5Car"/>
-        </w:rPr>
-        <w:t>.</w:t>
-      </w:r>
-      <w:r>
-        <w:t xml:space="preserve"> </w:t>
-      </w:r>
-      <w:r>
-        <w:t>Estos procesos se relacionan con la implementación de programas sanitarios oficiales, la adopción de Buenas Prácticas Acuícolas (BPA), el fortalecimiento de la trazabilidad productiva, la obtención de certificaciones de calidad y la promoción de la formalización productiva, contribuyendo al desarrollo sostenible y competitivo del sector acuícola.</w:t>
+        <w:t>Contribuyen a.</w:t>
+      </w:r>
+      <w:r>
+        <w:t xml:space="preserve"> Estos procesos se relacionan con la implementación de programas sanitarios oficiales, la adopción de Buenas Prácticas Acuícolas (BPA), el fortalecimiento de la trazabilidad productiva, la obtención de certificaciones de calidad y la promoción de la formalización productiva, contribuyendo al desarrollo sostenible y competitivo del sector acuícola.</w:t>
       </w:r>
     </w:p>
     <w:p>
@@ -2828,33 +2789,28 @@
           <w:ilvl w:val="0"/>
           <w:numId w:val="7"/>
         </w:numPr>
-        <w:ind w:left="567" w:hanging="283"/>
+        <w:ind w:left="567" w:hanging="425"/>
       </w:pPr>
       <w:r>
         <w:rPr>
           <w:rStyle w:val="Ttulo5Car"/>
         </w:rPr>
-        <w:t>Importancia y productiva</w:t>
-      </w:r>
-      <w:r>
-        <w:rPr>
-          <w:rStyle w:val="Ttulo5Car"/>
-        </w:rPr>
-        <w:t>.</w:t>
-      </w:r>
-      <w:r>
-        <w:t xml:space="preserve"> </w:t>
-      </w:r>
-      <w:r>
-        <w:t>Permiten realizar la evaluación económica y financiera del cultivo, facilitar la detección temprana de problemas productivos, optimizar el uso de los recursos disponibles, asegurar el cumplimiento normativo y fortalecer la gestión documental, contribuyendo a una administración técnica y eficiente del sistema productivo.</w:t>
-      </w:r>
-    </w:p>
-    <w:p>
-      <w:pPr>
+        <w:t>Importancia y productiva.</w:t>
+      </w:r>
+      <w:r>
+        <w:t xml:space="preserve"> Permiten realizar la evaluación económica y financiera del cultivo, facilitar la detección temprana de problemas productivos, optimizar el uso de los recursos disponibles, asegurar el cumplimiento normativo y fortalecer la gestión documental, contribuyendo a una administración técnica y eficiente del sistema productivo.</w:t>
+      </w:r>
+    </w:p>
+    <w:p>
+      <w:pPr>
+        <w:tabs>
+          <w:tab w:val="left" w:pos="900"/>
+        </w:tabs>
         <w:ind w:firstLine="0"/>
       </w:pPr>
-    </w:p>
-    <w:p>
+      <w:r>
+        <w:tab/>
+      </w:r>
       <w:r>
         <w:t>La gestión acuícola eficiente y sostenible se fundamenta en la toma de decisiones basadas en datos, lo que permite aumentar la competitividad del sistema productivo, reducir riesgos operativos y ambientales, y promover una producción sostenible orientada al uso responsable de los recursos y la mejora continua del cultivo.</w:t>
       </w:r>
@@ -2864,31 +2820,30 @@
       <w:pPr>
         <w:pStyle w:val="Ttulo2"/>
       </w:pPr>
-      <w:bookmarkStart w:id="3" w:name="_Toc225507195"/>
-      <w:r>
+      <w:bookmarkStart w:id="3" w:name="_Toc227076648"/>
+      <w:r>
+        <w:t>Clasificación de los indicadores técnicos</w:t>
+      </w:r>
+      <w:bookmarkEnd w:id="3"/>
+    </w:p>
+    <w:p>
+      <w:pPr>
+        <w:rPr>
+          <w:lang w:val="es-419" w:eastAsia="es-CO"/>
+        </w:rPr>
+      </w:pPr>
+      <w:r>
+        <w:rPr>
+          <w:lang w:val="es-419" w:eastAsia="es-CO"/>
+        </w:rPr>
+        <w:t xml:space="preserve">La producción acuícola moderna exige un control técnico sustentado en indicadores que permitan analizar el comportamiento del cultivo desde una perspectiva integral. No basta con medir resultados finales; es necesario comprender cómo evoluciona el rendimiento productivo, cuál es la condición sanitaria de los organismos y en qué estado se encuentran las variables del medio acuático. Esta lectura articulada </w:t>
+      </w:r>
+      <w:r>
+        <w:rPr>
+          <w:lang w:val="es-419" w:eastAsia="es-CO"/>
+        </w:rPr>
         <w:lastRenderedPageBreak/>
-        <w:t>Clasificación de los indicadores técnicos</w:t>
-      </w:r>
-      <w:bookmarkEnd w:id="3"/>
-    </w:p>
-    <w:p>
-      <w:pPr>
-        <w:rPr>
-          <w:lang w:val="es-419" w:eastAsia="es-CO"/>
-        </w:rPr>
-      </w:pPr>
-    </w:p>
-    <w:p>
-      <w:pPr>
-        <w:rPr>
-          <w:lang w:val="es-419" w:eastAsia="es-CO"/>
-        </w:rPr>
-      </w:pPr>
-      <w:r>
-        <w:rPr>
-          <w:lang w:val="es-419" w:eastAsia="es-CO"/>
-        </w:rPr>
-        <w:t>La producción acuícola moderna exige un control técnico sustentado en indicadores que permitan analizar el comportamiento del cultivo desde una perspectiva integral. No basta con medir resultados finales; es necesario comprender cómo evoluciona el rendimiento productivo, cuál es la condición sanitaria de los organismos y en qué estado se encuentran las variables del medio acuático. Esta lectura articulada permite anticipar riesgos, optimizar recursos y sostener la viabilidad económica del sistema. A continuación, se presentan los principales indicadores productivos, sanitarios y ambientales que orientan el seguimiento técnico del cultivo:</w:t>
+        <w:t>permite anticipar riesgos, optimizar recursos y sostener la viabilidad económica del sistema. A continuación, se presentan los principales indicadores productivos, sanitarios y ambientales que orientan el seguimiento técnico del cultivo:</w:t>
       </w:r>
     </w:p>
     <w:p>
@@ -2905,7 +2860,7 @@
           <w:ilvl w:val="0"/>
           <w:numId w:val="8"/>
         </w:numPr>
-        <w:ind w:left="567" w:hanging="283"/>
+        <w:ind w:left="567" w:hanging="425"/>
         <w:rPr>
           <w:lang w:val="es-419" w:eastAsia="es-CO"/>
         </w:rPr>
@@ -2914,25 +2869,13 @@
         <w:rPr>
           <w:rStyle w:val="Ttulo5Car"/>
         </w:rPr>
-        <w:t>Productivos</w:t>
-      </w:r>
-      <w:r>
-        <w:rPr>
-          <w:rStyle w:val="Ttulo5Car"/>
-        </w:rPr>
-        <w:t>.</w:t>
+        <w:t>Productivos.</w:t>
       </w:r>
       <w:r>
         <w:rPr>
           <w:lang w:val="es-419" w:eastAsia="es-CO"/>
         </w:rPr>
-        <w:t xml:space="preserve"> </w:t>
-      </w:r>
-      <w:r>
-        <w:rPr>
-          <w:lang w:val="es-419" w:eastAsia="es-CO"/>
-        </w:rPr>
-        <w:t xml:space="preserve">Evalúa el rendimiento del cultivo. Ejemplos: Factor de conversión alimenticia (FCA), tasa de crecimiento, biomasa y ganancia de peso. Su importancia está en que determinan la eficiencia productiva y </w:t>
+        <w:t xml:space="preserve"> Evalúa el rendimiento del cultivo. Ejemplos: Factor de conversión alimenticia (FCA), tasa de crecimiento, biomasa y ganancia de peso. Su importancia está en que determinan la eficiencia productiva y </w:t>
       </w:r>
       <w:r>
         <w:rPr>
@@ -2954,7 +2897,7 @@
           <w:ilvl w:val="0"/>
           <w:numId w:val="8"/>
         </w:numPr>
-        <w:ind w:left="567" w:hanging="283"/>
+        <w:ind w:left="567" w:hanging="425"/>
         <w:rPr>
           <w:lang w:val="es-419" w:eastAsia="es-CO"/>
         </w:rPr>
@@ -2963,25 +2906,13 @@
         <w:rPr>
           <w:rStyle w:val="Ttulo5Car"/>
         </w:rPr>
-        <w:t>Sanitarios</w:t>
-      </w:r>
-      <w:r>
-        <w:rPr>
-          <w:rStyle w:val="Ttulo5Car"/>
-        </w:rPr>
-        <w:t>.</w:t>
+        <w:t>Sanitarios.</w:t>
       </w:r>
       <w:r>
         <w:rPr>
           <w:lang w:val="es-419" w:eastAsia="es-CO"/>
         </w:rPr>
-        <w:t xml:space="preserve"> </w:t>
-      </w:r>
-      <w:r>
-        <w:rPr>
-          <w:lang w:val="es-419" w:eastAsia="es-CO"/>
-        </w:rPr>
-        <w:t>Evalúa el estado de salud del cultivo. Ejemplos: Mortalidad acumulada, morbilidad e incidencia de enfermedades. Permite detectar problemas sanitarios oportunamente.</w:t>
+        <w:t xml:space="preserve"> Evalúa el estado de salud del cultivo. Ejemplos: Mortalidad acumulada, morbilidad e incidencia de enfermedades. Permite detectar problemas sanitarios oportunamente.</w:t>
       </w:r>
     </w:p>
     <w:p>
@@ -2991,7 +2922,7 @@
           <w:ilvl w:val="0"/>
           <w:numId w:val="8"/>
         </w:numPr>
-        <w:ind w:left="567" w:hanging="283"/>
+        <w:ind w:left="567" w:hanging="425"/>
         <w:rPr>
           <w:lang w:val="es-419" w:eastAsia="es-CO"/>
         </w:rPr>
@@ -3000,13 +2931,7 @@
         <w:rPr>
           <w:rStyle w:val="Ttulo5Car"/>
         </w:rPr>
-        <w:t>Ambientales</w:t>
-      </w:r>
-      <w:r>
-        <w:rPr>
-          <w:rStyle w:val="Ttulo5Car"/>
-        </w:rPr>
-        <w:t xml:space="preserve">. </w:t>
+        <w:t xml:space="preserve">Ambientales. </w:t>
       </w:r>
       <w:r>
         <w:rPr>
@@ -3037,29 +2962,13 @@
     </w:p>
     <w:p>
       <w:pPr>
-        <w:ind w:firstLine="0"/>
-        <w:rPr>
-          <w:lang w:val="es-419" w:eastAsia="es-CO"/>
-        </w:rPr>
-      </w:pPr>
-    </w:p>
-    <w:p>
-      <w:pPr>
         <w:pStyle w:val="Ttulo2"/>
       </w:pPr>
-      <w:bookmarkStart w:id="4" w:name="_Toc225507196"/>
-      <w:r>
-        <w:lastRenderedPageBreak/>
+      <w:bookmarkStart w:id="4" w:name="_Toc227076649"/>
+      <w:r>
         <w:t>Principales indicadores productivos</w:t>
       </w:r>
       <w:bookmarkEnd w:id="4"/>
-    </w:p>
-    <w:p>
-      <w:pPr>
-        <w:rPr>
-          <w:lang w:val="es-419" w:eastAsia="es-CO"/>
-        </w:rPr>
-      </w:pPr>
     </w:p>
     <w:p>
       <w:pPr>
@@ -3100,6 +3009,7 @@
         <w:pStyle w:val="Ttulo3"/>
       </w:pPr>
       <w:r>
+        <w:lastRenderedPageBreak/>
         <w:t>Factor de Conversión Alimenticia (FCA)</w:t>
       </w:r>
     </w:p>
@@ -3171,7 +3081,7 @@
           <w:ilvl w:val="0"/>
           <w:numId w:val="9"/>
         </w:numPr>
-        <w:ind w:left="567" w:hanging="283"/>
+        <w:ind w:left="567" w:hanging="425"/>
         <w:rPr>
           <w:lang w:val="es-419" w:eastAsia="es-CO"/>
         </w:rPr>
@@ -3190,7 +3100,7 @@
           <w:ilvl w:val="0"/>
           <w:numId w:val="9"/>
         </w:numPr>
-        <w:ind w:left="567" w:hanging="283"/>
+        <w:ind w:left="567" w:hanging="425"/>
         <w:rPr>
           <w:lang w:val="es-419" w:eastAsia="es-CO"/>
         </w:rPr>
@@ -3216,7 +3126,7 @@
           <w:ilvl w:val="0"/>
           <w:numId w:val="9"/>
         </w:numPr>
-        <w:ind w:left="567" w:hanging="283"/>
+        <w:ind w:left="567" w:hanging="425"/>
         <w:rPr>
           <w:lang w:val="es-419" w:eastAsia="es-CO"/>
         </w:rPr>
@@ -3225,35 +3135,14 @@
         <w:rPr>
           <w:rStyle w:val="Ttulo5Car"/>
         </w:rPr>
-        <w:lastRenderedPageBreak/>
-        <w:t>Importancia técnica y económica</w:t>
-      </w:r>
-      <w:r>
-        <w:rPr>
-          <w:rStyle w:val="Ttulo5Car"/>
-        </w:rPr>
-        <w:t>.</w:t>
+        <w:t>Importancia técnica y económica.</w:t>
       </w:r>
       <w:r>
         <w:rPr>
           <w:lang w:val="es-419" w:eastAsia="es-CO"/>
         </w:rPr>
-        <w:t xml:space="preserve"> </w:t>
-      </w:r>
-      <w:r>
-        <w:rPr>
-          <w:lang w:val="es-419" w:eastAsia="es-CO"/>
-        </w:rPr>
-        <w:t>El alimento balanceado representa el mayor costo operativo en acuicultura. Un FCA bajo indica mejor aprovechamiento del alimento, menor desperdicio y mayor rentabilidad.</w:t>
-      </w:r>
-    </w:p>
-    <w:p>
-      <w:pPr>
-        <w:pStyle w:val="Prrafodelista"/>
-        <w:rPr>
-          <w:lang w:val="es-419" w:eastAsia="es-CO"/>
-        </w:rPr>
-      </w:pPr>
+        <w:t xml:space="preserve"> El alimento balanceado representa el mayor costo operativo en acuicultura. Un FCA bajo indica mejor aprovechamiento del alimento, menor desperdicio y mayor rentabilidad.</w:t>
+      </w:r>
     </w:p>
     <w:p>
       <w:pPr>
@@ -3262,7 +3151,7 @@
           <w:ilvl w:val="0"/>
           <w:numId w:val="9"/>
         </w:numPr>
-        <w:ind w:left="567" w:hanging="283"/>
+        <w:ind w:left="567" w:hanging="425"/>
         <w:rPr>
           <w:lang w:val="es-419" w:eastAsia="es-CO"/>
         </w:rPr>
@@ -3271,37 +3160,31 @@
         <w:rPr>
           <w:rStyle w:val="Ttulo5Car"/>
         </w:rPr>
-        <w:t>Obtención del dato</w:t>
-      </w:r>
-      <w:r>
-        <w:rPr>
-          <w:rStyle w:val="Ttulo5Car"/>
-        </w:rPr>
-        <w:t>.</w:t>
+        <w:t>Obtención del dato.</w:t>
       </w:r>
       <w:r>
         <w:rPr>
           <w:lang w:val="es-419" w:eastAsia="es-CO"/>
         </w:rPr>
-        <w:t xml:space="preserve"> </w:t>
-      </w:r>
-      <w:r>
+        <w:t xml:space="preserve"> Requiere registros diarios precisos del alimento ofrecido y biometrías periódicas para estimar el crecimiento real del lote.</w:t>
+      </w:r>
+    </w:p>
+    <w:p>
+      <w:pPr>
         <w:rPr>
           <w:lang w:val="es-419" w:eastAsia="es-CO"/>
         </w:rPr>
-        <w:t>Requiere registros diarios precisos del alimento ofrecido y biometrías periódicas para estimar el crecimiento real del lote.</w:t>
-      </w:r>
-    </w:p>
-    <w:p>
-      <w:pPr>
-        <w:ind w:firstLine="0"/>
+      </w:pPr>
+      <w:r>
         <w:rPr>
           <w:lang w:val="es-419" w:eastAsia="es-CO"/>
         </w:rPr>
-      </w:pPr>
-    </w:p>
-    <w:p>
-      <w:pPr>
+        <w:t>Este indicador permite evaluar la eficiencia alimenticia y realizar ajustes oportunos en la ración y en el manejo del sistema. En coherencia con lo anterior, la tasa de alimentación se ajusta según el peso promedio de los peces, tal como se presenta a continuación:</w:t>
+      </w:r>
+    </w:p>
+    <w:p>
+      <w:pPr>
+        <w:pStyle w:val="Tabla"/>
         <w:rPr>
           <w:lang w:val="es-419" w:eastAsia="es-CO"/>
         </w:rPr>
@@ -3310,20 +3193,7 @@
         <w:rPr>
           <w:lang w:val="es-419" w:eastAsia="es-CO"/>
         </w:rPr>
-        <w:t>Este indicador permite evaluar la eficiencia alimenticia y realizar ajustes oportunos en la ración y en el manejo del sistema. En coherencia con lo anterior, la tasa de alimentación se ajusta según el peso promedio de los peces, tal como se presenta a continuación:</w:t>
-      </w:r>
-    </w:p>
-    <w:p>
-      <w:pPr>
-        <w:pStyle w:val="Tabla"/>
-        <w:rPr>
-          <w:lang w:val="es-419" w:eastAsia="es-CO"/>
-        </w:rPr>
-      </w:pPr>
-      <w:r>
-        <w:rPr>
-          <w:lang w:val="es-419" w:eastAsia="es-CO"/>
-        </w:rPr>
+        <w:lastRenderedPageBreak/>
         <w:t>Tasa de alimentación según peso promedio</w:t>
       </w:r>
     </w:p>
@@ -3341,8 +3211,8 @@
         <w:tblLook w:val="04A0" w:firstRow="1" w:lastRow="0" w:firstColumn="1" w:lastColumn="0" w:noHBand="0" w:noVBand="1"/>
       </w:tblPr>
       <w:tblGrid>
-        <w:gridCol w:w="4535"/>
-        <w:gridCol w:w="4615"/>
+        <w:gridCol w:w="4565"/>
+        <w:gridCol w:w="4585"/>
       </w:tblGrid>
       <w:tr>
         <w:trPr>
@@ -3356,7 +3226,7 @@
           </w:tcPr>
           <w:p>
             <w:pPr>
-              <w:pStyle w:val="TextoTablas"/>
+              <w:pStyle w:val="Tablas"/>
             </w:pPr>
             <w:r>
               <w:t>Peso promedio peces (g)</w:t>
@@ -3370,7 +3240,7 @@
           </w:tcPr>
           <w:p>
             <w:pPr>
-              <w:pStyle w:val="TextoTablas"/>
+              <w:pStyle w:val="Tablas"/>
             </w:pPr>
             <w:r>
               <w:t>Tasa de alimentación (%)</w:t>
@@ -3389,16 +3259,14 @@
           </w:tcPr>
           <w:p>
             <w:pPr>
-              <w:pStyle w:val="TextoTablas"/>
+              <w:pStyle w:val="Tablas"/>
               <w:rPr>
                 <w:color w:val="12263F"/>
-                <w:szCs w:val="24"/>
               </w:rPr>
             </w:pPr>
             <w:r>
               <w:rPr>
                 <w:color w:val="12263F"/>
-                <w:szCs w:val="24"/>
               </w:rPr>
               <w:t>0 a 5</w:t>
             </w:r>
@@ -3411,16 +3279,14 @@
           </w:tcPr>
           <w:p>
             <w:pPr>
-              <w:pStyle w:val="TextoTablas"/>
+              <w:pStyle w:val="Tablas"/>
               <w:rPr>
                 <w:color w:val="12263F"/>
-                <w:szCs w:val="24"/>
               </w:rPr>
             </w:pPr>
             <w:r>
               <w:rPr>
                 <w:color w:val="12263F"/>
-                <w:szCs w:val="24"/>
               </w:rPr>
               <w:t>12 %</w:t>
             </w:r>
@@ -3435,16 +3301,14 @@
           </w:tcPr>
           <w:p>
             <w:pPr>
-              <w:pStyle w:val="TextoTablas"/>
+              <w:pStyle w:val="Tablas"/>
               <w:rPr>
                 <w:color w:val="12263F"/>
-                <w:szCs w:val="24"/>
               </w:rPr>
             </w:pPr>
             <w:r>
               <w:rPr>
                 <w:color w:val="12263F"/>
-                <w:szCs w:val="24"/>
               </w:rPr>
               <w:t>5 a 10</w:t>
             </w:r>
@@ -3457,16 +3321,14 @@
           </w:tcPr>
           <w:p>
             <w:pPr>
-              <w:pStyle w:val="TextoTablas"/>
+              <w:pStyle w:val="Tablas"/>
               <w:rPr>
                 <w:color w:val="12263F"/>
-                <w:szCs w:val="24"/>
               </w:rPr>
             </w:pPr>
             <w:r>
               <w:rPr>
                 <w:color w:val="12263F"/>
-                <w:szCs w:val="24"/>
               </w:rPr>
               <w:t>10 %</w:t>
             </w:r>
@@ -3484,16 +3346,14 @@
           </w:tcPr>
           <w:p>
             <w:pPr>
-              <w:pStyle w:val="TextoTablas"/>
+              <w:pStyle w:val="Tablas"/>
               <w:rPr>
                 <w:color w:val="12263F"/>
-                <w:szCs w:val="24"/>
               </w:rPr>
             </w:pPr>
             <w:r>
               <w:rPr>
                 <w:color w:val="12263F"/>
-                <w:szCs w:val="24"/>
               </w:rPr>
               <w:t>10 a 20</w:t>
             </w:r>
@@ -3506,16 +3366,14 @@
           </w:tcPr>
           <w:p>
             <w:pPr>
-              <w:pStyle w:val="TextoTablas"/>
+              <w:pStyle w:val="Tablas"/>
               <w:rPr>
                 <w:color w:val="12263F"/>
-                <w:szCs w:val="24"/>
               </w:rPr>
             </w:pPr>
             <w:r>
               <w:rPr>
                 <w:color w:val="12263F"/>
-                <w:szCs w:val="24"/>
               </w:rPr>
               <w:t>8 %</w:t>
             </w:r>
@@ -3530,16 +3388,14 @@
           </w:tcPr>
           <w:p>
             <w:pPr>
-              <w:pStyle w:val="TextoTablas"/>
+              <w:pStyle w:val="Tablas"/>
               <w:rPr>
                 <w:color w:val="12263F"/>
-                <w:szCs w:val="24"/>
               </w:rPr>
             </w:pPr>
             <w:r>
               <w:rPr>
                 <w:color w:val="12263F"/>
-                <w:szCs w:val="24"/>
               </w:rPr>
               <w:t>20 a 50</w:t>
             </w:r>
@@ -3552,16 +3408,14 @@
           </w:tcPr>
           <w:p>
             <w:pPr>
-              <w:pStyle w:val="TextoTablas"/>
+              <w:pStyle w:val="Tablas"/>
               <w:rPr>
                 <w:color w:val="12263F"/>
-                <w:szCs w:val="24"/>
               </w:rPr>
             </w:pPr>
             <w:r>
               <w:rPr>
                 <w:color w:val="12263F"/>
-                <w:szCs w:val="24"/>
               </w:rPr>
               <w:t>7 %</w:t>
             </w:r>
@@ -3579,16 +3433,14 @@
           </w:tcPr>
           <w:p>
             <w:pPr>
-              <w:pStyle w:val="TextoTablas"/>
+              <w:pStyle w:val="Tablas"/>
               <w:rPr>
                 <w:color w:val="12263F"/>
-                <w:szCs w:val="24"/>
               </w:rPr>
             </w:pPr>
             <w:r>
               <w:rPr>
                 <w:color w:val="12263F"/>
-                <w:szCs w:val="24"/>
               </w:rPr>
               <w:t>50 a 100</w:t>
             </w:r>
@@ -3601,16 +3453,14 @@
           </w:tcPr>
           <w:p>
             <w:pPr>
-              <w:pStyle w:val="TextoTablas"/>
+              <w:pStyle w:val="Tablas"/>
               <w:rPr>
                 <w:color w:val="12263F"/>
-                <w:szCs w:val="24"/>
               </w:rPr>
             </w:pPr>
             <w:r>
               <w:rPr>
                 <w:color w:val="12263F"/>
-                <w:szCs w:val="24"/>
               </w:rPr>
               <w:t>6 %</w:t>
             </w:r>
@@ -3625,16 +3475,14 @@
           </w:tcPr>
           <w:p>
             <w:pPr>
-              <w:pStyle w:val="TextoTablas"/>
+              <w:pStyle w:val="Tablas"/>
               <w:rPr>
                 <w:color w:val="12263F"/>
-                <w:szCs w:val="24"/>
               </w:rPr>
             </w:pPr>
             <w:r>
               <w:rPr>
                 <w:color w:val="12263F"/>
-                <w:szCs w:val="24"/>
               </w:rPr>
               <w:t>100 a 150</w:t>
             </w:r>
@@ -3647,16 +3495,14 @@
           </w:tcPr>
           <w:p>
             <w:pPr>
-              <w:pStyle w:val="TextoTablas"/>
+              <w:pStyle w:val="Tablas"/>
               <w:rPr>
                 <w:color w:val="12263F"/>
-                <w:szCs w:val="24"/>
               </w:rPr>
             </w:pPr>
             <w:r>
               <w:rPr>
                 <w:color w:val="12263F"/>
-                <w:szCs w:val="24"/>
               </w:rPr>
               <w:t>4 %</w:t>
             </w:r>
@@ -3674,16 +3520,14 @@
           </w:tcPr>
           <w:p>
             <w:pPr>
-              <w:pStyle w:val="TextoTablas"/>
+              <w:pStyle w:val="Tablas"/>
               <w:rPr>
                 <w:color w:val="12263F"/>
-                <w:szCs w:val="24"/>
               </w:rPr>
             </w:pPr>
             <w:r>
               <w:rPr>
                 <w:color w:val="12263F"/>
-                <w:szCs w:val="24"/>
               </w:rPr>
               <w:t>150 a 200</w:t>
             </w:r>
@@ -3696,16 +3540,14 @@
           </w:tcPr>
           <w:p>
             <w:pPr>
-              <w:pStyle w:val="TextoTablas"/>
+              <w:pStyle w:val="Tablas"/>
               <w:rPr>
                 <w:color w:val="12263F"/>
-                <w:szCs w:val="24"/>
               </w:rPr>
             </w:pPr>
             <w:r>
               <w:rPr>
                 <w:color w:val="12263F"/>
-                <w:szCs w:val="24"/>
               </w:rPr>
               <w:t>3 %</w:t>
             </w:r>
@@ -3720,16 +3562,14 @@
           </w:tcPr>
           <w:p>
             <w:pPr>
-              <w:pStyle w:val="TextoTablas"/>
+              <w:pStyle w:val="Tablas"/>
               <w:rPr>
                 <w:color w:val="12263F"/>
-                <w:szCs w:val="24"/>
               </w:rPr>
             </w:pPr>
             <w:r>
               <w:rPr>
                 <w:color w:val="12263F"/>
-                <w:szCs w:val="24"/>
               </w:rPr>
               <w:t>200 a 250</w:t>
             </w:r>
@@ -3742,16 +3582,14 @@
           </w:tcPr>
           <w:p>
             <w:pPr>
-              <w:pStyle w:val="TextoTablas"/>
+              <w:pStyle w:val="Tablas"/>
               <w:rPr>
                 <w:color w:val="12263F"/>
-                <w:szCs w:val="24"/>
               </w:rPr>
             </w:pPr>
             <w:r>
               <w:rPr>
                 <w:color w:val="12263F"/>
-                <w:szCs w:val="24"/>
               </w:rPr>
               <w:t>2 %</w:t>
             </w:r>
@@ -3769,18 +3607,15 @@
           </w:tcPr>
           <w:p>
             <w:pPr>
-              <w:pStyle w:val="TextoTablas"/>
+              <w:pStyle w:val="Tablas"/>
               <w:rPr>
                 <w:color w:val="12263F"/>
-                <w:szCs w:val="24"/>
               </w:rPr>
             </w:pPr>
             <w:r>
               <w:rPr>
                 <w:color w:val="12263F"/>
-                <w:szCs w:val="24"/>
-              </w:rPr>
-              <w:lastRenderedPageBreak/>
+              </w:rPr>
               <w:t>250 a 350</w:t>
             </w:r>
           </w:p>
@@ -3792,16 +3627,14 @@
           </w:tcPr>
           <w:p>
             <w:pPr>
-              <w:pStyle w:val="TextoTablas"/>
+              <w:pStyle w:val="Tablas"/>
               <w:rPr>
                 <w:color w:val="12263F"/>
-                <w:szCs w:val="24"/>
               </w:rPr>
             </w:pPr>
             <w:r>
               <w:rPr>
                 <w:color w:val="12263F"/>
-                <w:szCs w:val="24"/>
               </w:rPr>
               <w:t>1,5 %</w:t>
             </w:r>
@@ -3816,16 +3649,14 @@
           </w:tcPr>
           <w:p>
             <w:pPr>
-              <w:pStyle w:val="TextoTablas"/>
+              <w:pStyle w:val="Tablas"/>
               <w:rPr>
                 <w:color w:val="12263F"/>
-                <w:szCs w:val="24"/>
               </w:rPr>
             </w:pPr>
             <w:r>
               <w:rPr>
                 <w:color w:val="12263F"/>
-                <w:szCs w:val="24"/>
               </w:rPr>
               <w:t>350 a 500</w:t>
             </w:r>
@@ -3838,16 +3669,14 @@
           </w:tcPr>
           <w:p>
             <w:pPr>
-              <w:pStyle w:val="TextoTablas"/>
+              <w:pStyle w:val="Tablas"/>
               <w:rPr>
                 <w:color w:val="12263F"/>
-                <w:szCs w:val="24"/>
               </w:rPr>
             </w:pPr>
             <w:r>
               <w:rPr>
                 <w:color w:val="12263F"/>
-                <w:szCs w:val="24"/>
               </w:rPr>
               <w:t>1 %</w:t>
             </w:r>
@@ -3861,53 +3690,46 @@
           <w:lang w:val="es-419" w:eastAsia="es-CO"/>
         </w:rPr>
       </w:pPr>
-    </w:p>
-    <w:p>
-      <w:pPr>
+      <w:r>
         <w:rPr>
           <w:lang w:val="es-419" w:eastAsia="es-CO"/>
         </w:rPr>
-      </w:pPr>
-      <w:r>
+        <w:t>La tasa también puede expresarse en cifras decimales (por ejemplo, 12 % equivale a 0,12), lo cual facilita su aplicación en cálculos técnicos.</w:t>
+      </w:r>
+    </w:p>
+    <w:p>
+      <w:pPr>
+        <w:pStyle w:val="Ttulo3"/>
+      </w:pPr>
+      <w:r>
+        <w:t>Tasa de Crecimiento Específico (TCE)</w:t>
+      </w:r>
+    </w:p>
+    <w:p>
+      <w:pPr>
         <w:rPr>
           <w:lang w:val="es-419" w:eastAsia="es-CO"/>
         </w:rPr>
-        <w:t>La tasa también puede expresarse en cifras decimales (por ejemplo, 12 % equivale a 0,12), lo cual facilita su aplicación en cálculos técnicos.</w:t>
-      </w:r>
-    </w:p>
-    <w:p>
-      <w:pPr>
+      </w:pPr>
+      <w:r>
         <w:rPr>
           <w:lang w:val="es-419" w:eastAsia="es-CO"/>
         </w:rPr>
-      </w:pPr>
-    </w:p>
-    <w:p>
-      <w:pPr>
-        <w:pStyle w:val="Ttulo3"/>
-      </w:pPr>
-      <w:r>
+        <w:t xml:space="preserve">La </w:t>
+      </w:r>
+      <w:r>
+        <w:rPr>
+          <w:b/>
+          <w:bCs/>
+          <w:lang w:val="es-419" w:eastAsia="es-CO"/>
+        </w:rPr>
         <w:t>Tasa de Crecimiento Específico (TCE)</w:t>
       </w:r>
-    </w:p>
-    <w:p>
-      <w:pPr>
+      <w:r>
         <w:rPr>
           <w:lang w:val="es-419" w:eastAsia="es-CO"/>
         </w:rPr>
-      </w:pPr>
-    </w:p>
-    <w:p>
-      <w:pPr>
-        <w:rPr>
-          <w:lang w:val="es-419" w:eastAsia="es-CO"/>
-        </w:rPr>
-      </w:pPr>
-      <w:r>
-        <w:rPr>
-          <w:lang w:val="es-419" w:eastAsia="es-CO"/>
-        </w:rPr>
-        <w:t>La Tasa de Crecimiento Específico (TCE) mide el porcentaje de crecimiento diario del organismo, considerando su peso inicial y final en un período determinado. Este indicador permite comparar el desempeño entre diferentes lotes, ciclos productivos o sistemas de cultivo. A continuación, se sintetizan sus componentes principales:</w:t>
+        <w:t xml:space="preserve"> mide el porcentaje de crecimiento diario del organismo, considerando su peso inicial y final en un período determinado. Este indicador permite comparar el desempeño entre diferentes lotes, ciclos productivos o sistemas de cultivo. A continuación, se sintetizan sus componentes principales:</w:t>
       </w:r>
     </w:p>
     <w:p>
@@ -3932,7 +3754,7 @@
           <w:ilvl w:val="0"/>
           <w:numId w:val="10"/>
         </w:numPr>
-        <w:ind w:left="567" w:hanging="283"/>
+        <w:ind w:left="567" w:hanging="425"/>
         <w:rPr>
           <w:lang w:val="es-419" w:eastAsia="es-CO"/>
         </w:rPr>
@@ -3951,7 +3773,7 @@
           <w:ilvl w:val="0"/>
           <w:numId w:val="10"/>
         </w:numPr>
-        <w:ind w:left="567" w:hanging="283"/>
+        <w:ind w:left="567" w:hanging="425"/>
         <w:rPr>
           <w:lang w:val="es-419" w:eastAsia="es-CO"/>
         </w:rPr>
@@ -4003,25 +3825,17 @@
           <w:ilvl w:val="0"/>
           <w:numId w:val="10"/>
         </w:numPr>
-        <w:ind w:left="567" w:hanging="283"/>
+        <w:ind w:left="567" w:hanging="425"/>
       </w:pPr>
       <w:r>
         <w:rPr>
           <w:rStyle w:val="Ttulo5Car"/>
         </w:rPr>
-        <w:t>Relevancia</w:t>
-      </w:r>
-      <w:r>
-        <w:rPr>
-          <w:rStyle w:val="Ttulo5Car"/>
-        </w:rPr>
-        <w:t>.</w:t>
-      </w:r>
-      <w:r>
-        <w:t xml:space="preserve"> </w:t>
-      </w:r>
-      <w:r>
-        <w:t>Permite comparar desempeño entre lotes y evaluar respuesta a cambios nutricionales o ambientales.</w:t>
+        <w:lastRenderedPageBreak/>
+        <w:t>Relevancia.</w:t>
+      </w:r>
+      <w:r>
+        <w:t xml:space="preserve"> Permite comparar desempeño entre lotes y evaluar respuesta a cambios nutricionales o ambientales.</w:t>
       </w:r>
     </w:p>
     <w:p>
@@ -4031,26 +3845,16 @@
           <w:ilvl w:val="0"/>
           <w:numId w:val="10"/>
         </w:numPr>
-        <w:ind w:left="567" w:hanging="283"/>
+        <w:ind w:left="567" w:hanging="425"/>
       </w:pPr>
       <w:r>
         <w:rPr>
           <w:rStyle w:val="Ttulo5Car"/>
         </w:rPr>
-        <w:lastRenderedPageBreak/>
-        <w:t>Obtención del dato</w:t>
-      </w:r>
-      <w:r>
-        <w:rPr>
-          <w:rStyle w:val="Ttulo5Car"/>
-        </w:rPr>
-        <w:t>.</w:t>
-      </w:r>
-      <w:r>
-        <w:t xml:space="preserve"> </w:t>
-      </w:r>
-      <w:r>
-        <w:t>Se basa en muestreos representativos de peso y requiere precisión en fechas y biometrías.</w:t>
+        <w:t>Obtención del dato.</w:t>
+      </w:r>
+      <w:r>
+        <w:t xml:space="preserve"> Se basa en muestreos representativos de peso y requiere precisión en fechas y biometrías.</w:t>
       </w:r>
     </w:p>
     <w:p>
@@ -4072,11 +3876,6 @@
       <w:r>
         <w:t>Ganancia Diaria de Peso (GDP)</w:t>
       </w:r>
-    </w:p>
-    <w:p>
-      <w:pPr>
-        <w:ind w:firstLine="0"/>
-      </w:pPr>
     </w:p>
     <w:p>
       <w:r>
@@ -4095,25 +3894,16 @@
           <w:ilvl w:val="0"/>
           <w:numId w:val="11"/>
         </w:numPr>
-        <w:ind w:left="567" w:hanging="283"/>
+        <w:ind w:left="567" w:hanging="425"/>
       </w:pPr>
       <w:r>
         <w:rPr>
           <w:rStyle w:val="Ttulo5Car"/>
         </w:rPr>
-        <w:t>Concepto</w:t>
-      </w:r>
-      <w:r>
-        <w:rPr>
-          <w:rStyle w:val="Ttulo5Car"/>
-        </w:rPr>
-        <w:t>.</w:t>
-      </w:r>
-      <w:r>
-        <w:t xml:space="preserve"> </w:t>
-      </w:r>
-      <w:r>
-        <w:t>Incremento promedio de peso por individuo en un período determinado.</w:t>
+        <w:t>Concepto.</w:t>
+      </w:r>
+      <w:r>
+        <w:t xml:space="preserve"> Incremento promedio de peso por individuo en un período determinado.</w:t>
       </w:r>
     </w:p>
     <w:p>
@@ -4123,25 +3913,16 @@
           <w:ilvl w:val="0"/>
           <w:numId w:val="11"/>
         </w:numPr>
-        <w:ind w:left="567" w:hanging="283"/>
+        <w:ind w:left="567" w:hanging="425"/>
       </w:pPr>
       <w:r>
         <w:rPr>
           <w:rStyle w:val="Ttulo5Car"/>
         </w:rPr>
-        <w:t>Cálculo general</w:t>
-      </w:r>
-      <w:r>
-        <w:rPr>
-          <w:rStyle w:val="Ttulo5Car"/>
-        </w:rPr>
-        <w:t>.</w:t>
-      </w:r>
-      <w:r>
-        <w:t xml:space="preserve"> </w:t>
-      </w:r>
-      <w:r>
-        <w:t>GDP = (Peso final - Peso inicial) / Días del período.</w:t>
+        <w:t>Cálculo general.</w:t>
+      </w:r>
+      <w:r>
+        <w:t xml:space="preserve"> GDP = (Peso final - Peso inicial) / Días del período.</w:t>
       </w:r>
     </w:p>
     <w:p>
@@ -4151,25 +3932,16 @@
           <w:ilvl w:val="0"/>
           <w:numId w:val="11"/>
         </w:numPr>
-        <w:ind w:left="567" w:hanging="283"/>
+        <w:ind w:left="567" w:hanging="425"/>
       </w:pPr>
       <w:r>
         <w:rPr>
           <w:rStyle w:val="Ttulo5Car"/>
         </w:rPr>
-        <w:t>Cálculo alternativo</w:t>
-      </w:r>
-      <w:r>
-        <w:rPr>
-          <w:rStyle w:val="Ttulo5Car"/>
-        </w:rPr>
-        <w:t>.</w:t>
-      </w:r>
-      <w:r>
-        <w:t xml:space="preserve"> </w:t>
-      </w:r>
-      <w:r>
-        <w:t>GDP = Incremento en biomasa / Número de peces.</w:t>
+        <w:t>Cálculo alternativo.</w:t>
+      </w:r>
+      <w:r>
+        <w:t xml:space="preserve"> GDP = Incremento en biomasa / Número de peces.</w:t>
       </w:r>
     </w:p>
     <w:p>
@@ -4179,25 +3951,16 @@
           <w:ilvl w:val="0"/>
           <w:numId w:val="11"/>
         </w:numPr>
-        <w:ind w:left="567" w:hanging="283"/>
+        <w:ind w:left="567" w:hanging="425"/>
       </w:pPr>
       <w:r>
         <w:rPr>
           <w:rStyle w:val="Ttulo5Car"/>
         </w:rPr>
-        <w:t>Importancia</w:t>
-      </w:r>
-      <w:r>
-        <w:rPr>
-          <w:rStyle w:val="Ttulo5Car"/>
-        </w:rPr>
-        <w:t>.</w:t>
-      </w:r>
-      <w:r>
-        <w:t xml:space="preserve"> </w:t>
-      </w:r>
-      <w:r>
-        <w:t>Facilita la proyección de tiempos de cosecha, programación de mercado y planificación financiera.</w:t>
+        <w:t>Importancia.</w:t>
+      </w:r>
+      <w:r>
+        <w:t xml:space="preserve"> Facilita la proyección de tiempos de cosecha, programación de mercado y planificación financiera.</w:t>
       </w:r>
     </w:p>
     <w:p>
@@ -4207,28 +3970,18 @@
           <w:ilvl w:val="0"/>
           <w:numId w:val="11"/>
         </w:numPr>
-        <w:ind w:left="567" w:hanging="283"/>
+        <w:ind w:left="567" w:hanging="425"/>
       </w:pPr>
       <w:r>
         <w:rPr>
           <w:rStyle w:val="Ttulo5Car"/>
         </w:rPr>
-        <w:t>Obtención del dato</w:t>
-      </w:r>
-      <w:r>
-        <w:rPr>
-          <w:rStyle w:val="Ttulo5Car"/>
-        </w:rPr>
-        <w:t>.</w:t>
-      </w:r>
-      <w:r>
-        <w:t xml:space="preserve"> </w:t>
-      </w:r>
-      <w:r>
-        <w:t>Se calcula a partir de pesajes periódicos y registros cronológicos del ciclo productivo.</w:t>
-      </w:r>
-    </w:p>
-    <w:p/>
+        <w:t>Obtención del dato.</w:t>
+      </w:r>
+      <w:r>
+        <w:t xml:space="preserve"> Se calcula a partir de pesajes periódicos y registros cronológicos del ciclo productivo.</w:t>
+      </w:r>
+    </w:p>
     <w:p>
       <w:r>
         <w:lastRenderedPageBreak/>
@@ -4243,13 +3996,6 @@
       <w:r>
         <w:t>Supervivencia (%)</w:t>
       </w:r>
-    </w:p>
-    <w:p>
-      <w:pPr>
-        <w:rPr>
-          <w:lang w:val="es-419" w:eastAsia="es-CO"/>
-        </w:rPr>
-      </w:pPr>
     </w:p>
     <w:p>
       <w:pPr>
@@ -4286,7 +4032,7 @@
           <w:ilvl w:val="0"/>
           <w:numId w:val="12"/>
         </w:numPr>
-        <w:ind w:left="567" w:hanging="283"/>
+        <w:ind w:left="567" w:hanging="425"/>
         <w:rPr>
           <w:lang w:val="es-419" w:eastAsia="es-CO"/>
         </w:rPr>
@@ -4305,7 +4051,7 @@
           <w:ilvl w:val="0"/>
           <w:numId w:val="12"/>
         </w:numPr>
-        <w:ind w:left="567" w:hanging="283"/>
+        <w:ind w:left="567" w:hanging="425"/>
         <w:rPr>
           <w:lang w:val="es-419" w:eastAsia="es-CO"/>
         </w:rPr>
@@ -4317,7 +4063,11 @@
         <w:t>Supervivencia (%) = (Número final de individuos / Número inicial sembrado) x 100.</w:t>
       </w:r>
     </w:p>
-    <w:p/>
+    <w:p>
+      <w:pPr>
+        <w:ind w:hanging="425"/>
+      </w:pPr>
+    </w:p>
     <w:p>
       <w:pPr>
         <w:pStyle w:val="Prrafodelista"/>
@@ -4325,25 +4075,16 @@
           <w:ilvl w:val="0"/>
           <w:numId w:val="12"/>
         </w:numPr>
-        <w:ind w:left="567" w:hanging="283"/>
+        <w:ind w:left="567" w:hanging="425"/>
       </w:pPr>
       <w:r>
         <w:rPr>
           <w:rStyle w:val="Ttulo5Car"/>
         </w:rPr>
-        <w:t>Importancia</w:t>
-      </w:r>
-      <w:r>
-        <w:rPr>
-          <w:rStyle w:val="Ttulo5Car"/>
-        </w:rPr>
-        <w:t>.</w:t>
-      </w:r>
-      <w:r>
-        <w:t xml:space="preserve"> </w:t>
-      </w:r>
-      <w:r>
-        <w:t>Refleja la eficiencia del manejo sanitario, la calidad del agua y la adecuación de las condiciones ambientales.</w:t>
+        <w:t>Importancia.</w:t>
+      </w:r>
+      <w:r>
+        <w:t xml:space="preserve"> Refleja la eficiencia del manejo sanitario, la calidad del agua y la adecuación de las condiciones ambientales.</w:t>
       </w:r>
     </w:p>
     <w:p>
@@ -4353,25 +4094,16 @@
           <w:ilvl w:val="0"/>
           <w:numId w:val="12"/>
         </w:numPr>
-        <w:ind w:left="567" w:hanging="283"/>
+        <w:ind w:left="567" w:hanging="425"/>
       </w:pPr>
       <w:r>
         <w:rPr>
           <w:rStyle w:val="Ttulo5Car"/>
         </w:rPr>
-        <w:t>Obtención del dato</w:t>
-      </w:r>
-      <w:r>
-        <w:rPr>
-          <w:rStyle w:val="Ttulo5Car"/>
-        </w:rPr>
-        <w:t>.</w:t>
-      </w:r>
-      <w:r>
-        <w:t xml:space="preserve"> </w:t>
-      </w:r>
-      <w:r>
-        <w:t>Se fundamenta en registros de siembra y control diario de mortalidad.</w:t>
+        <w:t>Obtención del dato.</w:t>
+      </w:r>
+      <w:r>
+        <w:t xml:space="preserve"> Se fundamenta en registros de siembra y control diario de mortalidad.</w:t>
       </w:r>
     </w:p>
     <w:p>
@@ -4388,7 +4120,6 @@
         <w:t>control de mortalidad y seguimiento de parámetros de agua son determinantes para mantener niveles adecuados de supervivencia.</w:t>
       </w:r>
     </w:p>
-    <w:p/>
     <w:p>
       <w:pPr>
         <w:pStyle w:val="Ttulo3"/>
@@ -4397,7 +4128,6 @@
         <w:t>Biomasa total</w:t>
       </w:r>
     </w:p>
-    <w:p/>
     <w:p>
       <w:r>
         <w:t xml:space="preserve">La </w:t>
@@ -4420,25 +4150,16 @@
           <w:ilvl w:val="0"/>
           <w:numId w:val="13"/>
         </w:numPr>
-        <w:ind w:left="567" w:hanging="283"/>
+        <w:ind w:left="567" w:hanging="425"/>
       </w:pPr>
       <w:r>
         <w:rPr>
           <w:rStyle w:val="Ttulo5Car"/>
         </w:rPr>
-        <w:t>Concepto</w:t>
-      </w:r>
-      <w:r>
-        <w:rPr>
-          <w:rStyle w:val="Ttulo5Car"/>
-        </w:rPr>
-        <w:t>.</w:t>
-      </w:r>
-      <w:r>
-        <w:t xml:space="preserve"> </w:t>
-      </w:r>
-      <w:r>
-        <w:t>Peso total acumulado del lote en un momento determinado.</w:t>
+        <w:t>Concepto.</w:t>
+      </w:r>
+      <w:r>
+        <w:t xml:space="preserve"> Peso total acumulado del lote en un momento determinado.</w:t>
       </w:r>
     </w:p>
     <w:p>
@@ -4448,25 +4169,16 @@
           <w:ilvl w:val="0"/>
           <w:numId w:val="13"/>
         </w:numPr>
-        <w:ind w:left="567" w:hanging="283"/>
+        <w:ind w:left="567" w:hanging="425"/>
       </w:pPr>
       <w:r>
         <w:rPr>
           <w:rStyle w:val="Ttulo5Car"/>
         </w:rPr>
-        <w:t>Cálculo</w:t>
-      </w:r>
-      <w:r>
-        <w:rPr>
-          <w:rStyle w:val="Ttulo5Car"/>
-        </w:rPr>
-        <w:t>.</w:t>
-      </w:r>
-      <w:r>
-        <w:t xml:space="preserve"> </w:t>
-      </w:r>
-      <w:r>
-        <w:t>Biomasa = a Peso promedio individual x N</w:t>
+        <w:t>Cálculo.</w:t>
+      </w:r>
+      <w:r>
+        <w:t xml:space="preserve"> Biomasa = a Peso promedio individual x N</w:t>
       </w:r>
       <w:r>
         <w:t>ú</w:t>
@@ -4482,25 +4194,16 @@
           <w:ilvl w:val="0"/>
           <w:numId w:val="13"/>
         </w:numPr>
-        <w:ind w:left="567" w:hanging="283"/>
+        <w:ind w:left="567" w:hanging="425"/>
       </w:pPr>
       <w:r>
         <w:rPr>
           <w:rStyle w:val="Ttulo5Car"/>
         </w:rPr>
-        <w:t>Importancia</w:t>
-      </w:r>
-      <w:r>
-        <w:rPr>
-          <w:rStyle w:val="Ttulo5Car"/>
-        </w:rPr>
-        <w:t>.</w:t>
-      </w:r>
-      <w:r>
-        <w:t xml:space="preserve"> </w:t>
-      </w:r>
-      <w:r>
-        <w:t>Permite ajustar la ración alimenticia, determinar densidad de carga y calcular requerimientos de oxigenación.</w:t>
+        <w:t>Importancia.</w:t>
+      </w:r>
+      <w:r>
+        <w:t xml:space="preserve"> Permite ajustar la ración alimenticia, determinar densidad de carga y calcular requerimientos de oxigenación.</w:t>
       </w:r>
     </w:p>
     <w:p>
@@ -4510,28 +4213,18 @@
           <w:ilvl w:val="0"/>
           <w:numId w:val="13"/>
         </w:numPr>
-        <w:ind w:left="567" w:hanging="283"/>
+        <w:ind w:left="567" w:hanging="425"/>
       </w:pPr>
       <w:r>
         <w:rPr>
           <w:rStyle w:val="Ttulo5Car"/>
         </w:rPr>
-        <w:t>Obtención del dato</w:t>
-      </w:r>
-      <w:r>
-        <w:rPr>
-          <w:rStyle w:val="Ttulo5Car"/>
-        </w:rPr>
-        <w:t>.</w:t>
-      </w:r>
-      <w:r>
-        <w:t xml:space="preserve"> </w:t>
-      </w:r>
-      <w:r>
-        <w:t>Se obtiene mediante biometrías representativas y estimaciones actualizadas de supervivencia.</w:t>
-      </w:r>
-    </w:p>
-    <w:p/>
+        <w:t>Obtención del dato.</w:t>
+      </w:r>
+      <w:r>
+        <w:t xml:space="preserve"> Se obtiene mediante biometrías representativas y estimaciones actualizadas de supervivencia.</w:t>
+      </w:r>
+    </w:p>
     <w:p>
       <w:r>
         <w:t>El cálculo oportuno de la biomasa total permite ajustar la alimentación diaria y prevenir problemas asociados a sobrecarga del sistema, como déficit de oxígeno o deterioro de la calidad del agua.</w:t>
@@ -4539,11 +4232,7 @@
     </w:p>
     <w:p>
       <w:r>
-        <w:t xml:space="preserve">Para explorar las condiciones esenciales del cultivo acuícola, la correcta obtención de datos productivos, las recomendaciones generales de manejo y las </w:t>
-      </w:r>
-      <w:r>
-        <w:lastRenderedPageBreak/>
-        <w:t>prácticas de fertilización de estanques que favorecen un sistema eficiente y sostenible, lo invitamos a conocer el presente pódcast.</w:t>
+        <w:t>Para explorar las condiciones esenciales del cultivo acuícola, la correcta obtención de datos productivos, las recomendaciones generales de manejo y las prácticas de fertilización de estanques que favorecen un sistema eficiente y sostenible, lo invitamos a conocer el presente pódcast.</w:t>
       </w:r>
     </w:p>
     <w:p/>
@@ -4574,6 +4263,7 @@
                 <w:b/>
                 <w:bCs/>
               </w:rPr>
+              <w:lastRenderedPageBreak/>
               <w:t xml:space="preserve">Transcripción pódcast. </w:t>
             </w:r>
             <w:r>
@@ -4592,464 +4282,129 @@
             <w:tcW w:w="9962" w:type="dxa"/>
           </w:tcPr>
           <w:p>
-            <w:pPr>
-              <w:rPr>
-                <w:b/>
-                <w:bCs/>
-              </w:rPr>
-            </w:pPr>
-            <w:r>
-              <w:rPr>
-                <w:b/>
-                <w:bCs/>
-              </w:rPr>
-              <w:t>Hombre</w:t>
+            <w:r>
+              <w:t>Bienvenidos a este espacio de formación. Hoy vamos a ensuciarnos un poco las botas para hablar de lo que realmente hace que un cultivo de peces sea rentable y, sobre todo, sostenible.</w:t>
             </w:r>
           </w:p>
           <w:p>
             <w:r>
-              <w:t>Bienvenidos a este espacio de formación. Hoy vamos a ensuciarnos un poco las botas para hablar de lo que realmente hace que un cultivo de peces sea rentable y, sobre todo, sostenible.</w:t>
+              <w:t>Tener un estanque no es solo echar peces al agua y esperar el milagro. Hay una ciencia que se puede aplicar con sentido común y buena técnica.</w:t>
             </w:r>
           </w:p>
           <w:p>
-            <w:pPr>
-              <w:rPr>
-                <w:b/>
-                <w:bCs/>
-              </w:rPr>
-            </w:pPr>
-            <w:r>
-              <w:rPr>
-                <w:b/>
-                <w:bCs/>
-              </w:rPr>
-              <w:t>Mujer</w:t>
+            <w:r>
+              <w:t>Empecemos por organizar la casa de los peces: el estanque. (Breve pausa). Si dependemos solo de la lluvia para el agua, no podemos saturar el espacio; lo ideal es un pez por metro cuadrado.</w:t>
             </w:r>
           </w:p>
           <w:p>
             <w:r>
-              <w:t>Tener un estanque no es solo echar peces al agua y esperar el milagro. Hay una ciencia que se puede aplicar con sentido común y buena técnica.</w:t>
+              <w:t>Pero si somos juiciosos con la reposición de agua para recuperar lo que se pierde, podemos subir un poquito la apuesta a un pez y medio por metro. Parece una diferencia pequeña, pero en la cosecha se nota.</w:t>
             </w:r>
           </w:p>
           <w:p>
-            <w:pPr>
-              <w:rPr>
-                <w:b/>
-                <w:bCs/>
-              </w:rPr>
-            </w:pPr>
-            <w:r>
-              <w:rPr>
-                <w:b/>
-                <w:bCs/>
-              </w:rPr>
-              <w:t>Hombre</w:t>
+            <w:r>
+              <w:t>Mucho ojo con la limpieza. Un estanque lleno de maleza acuática es un estanque "ciego". La luz del sol no entra, no hay fotosíntesis y nos quedamos sin oxígeno ni alimento natural para los peces.</w:t>
             </w:r>
           </w:p>
           <w:p>
             <w:r>
-              <w:t>Empecemos por organizar la casa de los peces: el estanque. (Breve pausa). Si dependemos solo de la lluvia para el agua, no podemos saturar el espacio; lo ideal es un pez por metro cuadrado.</w:t>
+              <w:t xml:space="preserve">Es como si les cerráramos la puerta, la ventana… y la nevera al tiempo. </w:t>
             </w:r>
           </w:p>
           <w:p>
-            <w:pPr>
-              <w:rPr>
-                <w:b/>
-                <w:bCs/>
-              </w:rPr>
-            </w:pPr>
-            <w:r>
-              <w:rPr>
-                <w:b/>
-                <w:bCs/>
-              </w:rPr>
-              <w:t>Mujer</w:t>
+            <w:r>
+              <w:t>Además, hay que estar pendientes de los "colados": esas mojarras amarillas, moncholos o sardinas que entran sin invitación.</w:t>
             </w:r>
           </w:p>
           <w:p>
             <w:r>
-              <w:t>Pero si somos juiciosos con la reposición de agua para recuperar lo que se pierde, podemos subir un poquito la apuesta a un pez y medio por metro. Parece una diferencia pequeña, pero en la cosecha se nota.</w:t>
+              <w:t>Esos intrusos le roban comida al cultivo y hasta terminan comiéndose a los alevinos. Es competencia pura por el espacio y la vida.</w:t>
+            </w:r>
+          </w:p>
+          <w:p>
+            <w:r>
+              <w:lastRenderedPageBreak/>
+              <w:t>La alimentación también tiene su ciencia. Hay gente que alimenta a cualquier hora, pero la biología tiene su horario.</w:t>
+            </w:r>
+          </w:p>
+          <w:p>
+            <w:r>
+              <w:t>El pez necesita oxígeno para procesar el alimento, y ese oxígeno está en su punto máximo cuando hay sol. Por eso, la cita es entre las 9 de la mañana y las 4 de la tarde.</w:t>
+            </w:r>
+          </w:p>
+          <w:p>
+            <w:r>
+              <w:t>La forma de repartir el alimento también cuenta. Hay que hacerlo despacio y a favor de la brisa para que hasta el pez más tímido alcance a comer.</w:t>
+            </w:r>
+          </w:p>
+          <w:p>
+            <w:r>
+              <w:t>Un manejo eficiente de la ración protege su inversión. Es fundamental no sobrealimentar; recuerden que el concentrado que flota y no se comen es plata que se pierde y agua que se ensucia.</w:t>
+            </w:r>
+          </w:p>
+          <w:p>
+            <w:r>
+              <w:t>Al final del día, ese alimento que termina en el fondo es dinero que se pudre y afecta directamente la rentabilidad y la sanidad del cultivo.</w:t>
+            </w:r>
+          </w:p>
+          <w:p>
+            <w:r>
+              <w:t xml:space="preserve">Ahora hablemos de cuando nos toca "meterle mano" a los peces en un muestreo o pesca selectiva. A veces, por el afán, terminamos siendo </w:t>
+            </w:r>
+            <w:proofErr w:type="gramStart"/>
+            <w:r>
+              <w:t>un bruscos</w:t>
+            </w:r>
+            <w:proofErr w:type="gramEnd"/>
+            <w:r>
+              <w:t>.</w:t>
+            </w:r>
+          </w:p>
+          <w:p>
+            <w:r>
+              <w:t>Si el pez se roza mucho contra el fondo o entre ellos mismos, pierde esa babita transparente que los recubre, que es su mucus protector.</w:t>
+            </w:r>
+          </w:p>
+          <w:p>
+            <w:r>
+              <w:t>Sin ese mucus el pez se queda sin defensas. Ahí es cuando aprovechan los hongos y las bacterias para alborotarse y enfermar el lote.</w:t>
             </w:r>
           </w:p>
           <w:p/>
           <w:p>
-            <w:pPr>
-              <w:rPr>
-                <w:b/>
-                <w:bCs/>
-              </w:rPr>
-            </w:pPr>
-            <w:r>
-              <w:rPr>
-                <w:b/>
-                <w:bCs/>
-              </w:rPr>
-              <w:lastRenderedPageBreak/>
-              <w:t>Hombre</w:t>
+            <w:r>
+              <w:t>La regla de oro es sencilla: el pez siempre debe estar en el agua y hay que tratarlo con mucho cuidado. Menos manipulación es más salud para su bolsillo.</w:t>
             </w:r>
           </w:p>
           <w:p>
             <w:r>
-              <w:t>Mucho ojo con la limpieza. Un estanque lleno de maleza acuática es un estanque "ciego". La luz del sol no entra, no hay fotosíntesis y nos quedamos sin oxígeno ni alimento natural para los peces.</w:t>
+              <w:lastRenderedPageBreak/>
+              <w:t>Finalmente, hablemos del abono. Todavía se ve a mucha gente echando estiércol fresco o seco al estanque, pensando que, entre más natural, mejor.</w:t>
             </w:r>
           </w:p>
           <w:p>
-            <w:pPr>
-              <w:rPr>
-                <w:b/>
-                <w:bCs/>
-              </w:rPr>
-            </w:pPr>
-            <w:r>
-              <w:rPr>
-                <w:b/>
-                <w:bCs/>
-              </w:rPr>
-              <w:t>Mujer</w:t>
+            <w:r>
+              <w:t>Ese descuido sale caro. El estiércol sin procesar alborota gases como el metano y el ácido sulfúrico que intoxican el agua y atraen bichos que matan a los alevinos.</w:t>
             </w:r>
           </w:p>
           <w:p>
             <w:r>
-              <w:t xml:space="preserve">Es como si les cerráramos la puerta, la ventana… y la nevera al tiempo. </w:t>
+              <w:t>Si usan gallinaza o estiércol de ganado, debe estar compostado mínimo sesenta días. Con unos cien a ciento cincuenta gramos por metro cuadrado el estanque producirá su propio alimento vivo.</w:t>
             </w:r>
           </w:p>
           <w:p>
             <w:r>
-              <w:t>Además, hay que estar pendientes de los "colados": esas mojarras amarillas, moncholos o sardinas que entran sin invitación.</w:t>
+              <w:t>Para lo químico, opciones como el Triple 15 o el DAP funcionan bien en dosis pequeñitas, de cinco a siete gramos por metro cuadrado. No es echar por echar, es darle al agua lo que necesita.</w:t>
             </w:r>
           </w:p>
           <w:p>
-            <w:pPr>
-              <w:rPr>
-                <w:b/>
-                <w:bCs/>
-              </w:rPr>
-            </w:pPr>
-            <w:r>
-              <w:rPr>
-                <w:b/>
-                <w:bCs/>
-              </w:rPr>
-              <w:t>Hombre</w:t>
+            <w:r>
+              <w:t xml:space="preserve">Aplicar estas prácticas garantiza un sistema más limpio y rentable para todos. </w:t>
             </w:r>
           </w:p>
           <w:p>
             <w:r>
-              <w:t>Esos intrusos le roban comida al cultivo y hasta terminan comiéndose a los alevinos. Es competencia pura por el espacio y la vida.</w:t>
-            </w:r>
-          </w:p>
-          <w:p>
-            <w:pPr>
-              <w:rPr>
-                <w:b/>
-                <w:bCs/>
-              </w:rPr>
-            </w:pPr>
-            <w:r>
-              <w:rPr>
-                <w:b/>
-                <w:bCs/>
-              </w:rPr>
-              <w:t>Mujer</w:t>
-            </w:r>
-          </w:p>
-          <w:p>
-            <w:r>
-              <w:t>La alimentación también tiene su ciencia. Hay gente que alimenta a cualquier hora, pero la biología tiene su horario.</w:t>
-            </w:r>
-          </w:p>
-          <w:p>
-            <w:pPr>
-              <w:rPr>
-                <w:b/>
-                <w:bCs/>
-              </w:rPr>
-            </w:pPr>
-            <w:r>
-              <w:rPr>
-                <w:b/>
-                <w:bCs/>
-              </w:rPr>
-              <w:t>Hombre</w:t>
-            </w:r>
-          </w:p>
-          <w:p>
-            <w:r>
-              <w:t>El pez necesita oxígeno para procesar el alimento, y ese oxígeno está en su punto máximo cuando hay sol. Por eso, la cita es entre las 9 de la mañana y las 4 de la tarde.</w:t>
-            </w:r>
-          </w:p>
-          <w:p/>
-          <w:p/>
-          <w:p>
-            <w:pPr>
-              <w:rPr>
-                <w:b/>
-                <w:bCs/>
-              </w:rPr>
-            </w:pPr>
-            <w:r>
-              <w:rPr>
-                <w:b/>
-                <w:bCs/>
-              </w:rPr>
-              <w:lastRenderedPageBreak/>
-              <w:t>Mujer</w:t>
-            </w:r>
-          </w:p>
-          <w:p>
-            <w:r>
-              <w:t>La forma de repartir el alimento también cuenta. Hay que hacerlo despacio y a favor de la brisa para que hasta el pez más tímido alcance a comer.</w:t>
-            </w:r>
-          </w:p>
-          <w:p>
-            <w:pPr>
-              <w:rPr>
-                <w:b/>
-                <w:bCs/>
-              </w:rPr>
-            </w:pPr>
-            <w:r>
-              <w:rPr>
-                <w:b/>
-                <w:bCs/>
-              </w:rPr>
-              <w:t>Hombre</w:t>
-            </w:r>
-          </w:p>
-          <w:p>
-            <w:r>
-              <w:t>Un manejo eficiente de la ración protege su inversión. Es fundamental no sobrealimentar; recuerden que el concentrado que flota y no se comen es plata que se pierde y agua que se ensucia.</w:t>
-            </w:r>
-          </w:p>
-          <w:p>
-            <w:pPr>
-              <w:rPr>
-                <w:b/>
-                <w:bCs/>
-              </w:rPr>
-            </w:pPr>
-            <w:r>
-              <w:rPr>
-                <w:b/>
-                <w:bCs/>
-              </w:rPr>
-              <w:t>Mujer</w:t>
-            </w:r>
-          </w:p>
-          <w:p>
-            <w:r>
-              <w:t>Al final del día, ese alimento que termina en el fondo es dinero que se pudre y afecta directamente la rentabilidad y la sanidad del cultivo.</w:t>
-            </w:r>
-          </w:p>
-          <w:p>
-            <w:pPr>
-              <w:rPr>
-                <w:b/>
-                <w:bCs/>
-              </w:rPr>
-            </w:pPr>
-            <w:r>
-              <w:rPr>
-                <w:b/>
-                <w:bCs/>
-              </w:rPr>
-              <w:t>Mujer</w:t>
-            </w:r>
-          </w:p>
-          <w:p>
-            <w:r>
-              <w:t xml:space="preserve">Ahora hablemos de cuando nos toca "meterle mano" a los peces en un muestreo o pesca selectiva. A veces, por el afán, terminamos siendo </w:t>
-            </w:r>
-            <w:proofErr w:type="gramStart"/>
-            <w:r>
-              <w:t>un bruscos</w:t>
-            </w:r>
-            <w:proofErr w:type="gramEnd"/>
-            <w:r>
-              <w:t>.</w:t>
-            </w:r>
-          </w:p>
-          <w:p>
-            <w:pPr>
-              <w:rPr>
-                <w:b/>
-                <w:bCs/>
-              </w:rPr>
-            </w:pPr>
-            <w:r>
-              <w:rPr>
-                <w:b/>
-                <w:bCs/>
-              </w:rPr>
-              <w:t>Hombre</w:t>
-            </w:r>
-          </w:p>
-          <w:p>
-            <w:r>
-              <w:t>Si el pez se roza mucho contra el fondo o entre ellos mismos, pierde esa babita transparente que los recubre, que es su mucus protector.</w:t>
-            </w:r>
-          </w:p>
-          <w:p>
-            <w:pPr>
-              <w:rPr>
-                <w:b/>
-                <w:bCs/>
-              </w:rPr>
-            </w:pPr>
-            <w:r>
-              <w:rPr>
-                <w:b/>
-                <w:bCs/>
-              </w:rPr>
-              <w:t>Mujer</w:t>
-            </w:r>
-          </w:p>
-          <w:p>
-            <w:r>
-              <w:t>Sin ese mucus el pez se queda sin defensas. Ahí es cuando aprovechan los hongos y las bacterias para alborotarse y enfermar el lote.</w:t>
-            </w:r>
-          </w:p>
-          <w:p/>
-          <w:p>
-            <w:pPr>
-              <w:rPr>
-                <w:b/>
-                <w:bCs/>
-              </w:rPr>
-            </w:pPr>
-            <w:r>
-              <w:rPr>
-                <w:b/>
-                <w:bCs/>
-              </w:rPr>
-              <w:lastRenderedPageBreak/>
-              <w:t>Hombre</w:t>
-            </w:r>
-          </w:p>
-          <w:p>
-            <w:r>
-              <w:t>La regla de oro es sencilla: el pez siempre debe estar en el agua y hay que tratarlo con mucho cuidado. Menos manipulación es más salud para su bolsillo.</w:t>
-            </w:r>
-          </w:p>
-          <w:p>
-            <w:pPr>
-              <w:rPr>
-                <w:b/>
-                <w:bCs/>
-              </w:rPr>
-            </w:pPr>
-            <w:r>
-              <w:rPr>
-                <w:b/>
-                <w:bCs/>
-              </w:rPr>
-              <w:t>Mujer</w:t>
-            </w:r>
-          </w:p>
-          <w:p>
-            <w:r>
-              <w:t>Finalmente, hablemos del abono. Todavía se ve a mucha gente echando estiércol fresco o seco al estanque, pensando que, entre más natural, mejor.</w:t>
-            </w:r>
-          </w:p>
-          <w:p>
-            <w:pPr>
-              <w:rPr>
-                <w:b/>
-                <w:bCs/>
-              </w:rPr>
-            </w:pPr>
-            <w:r>
-              <w:rPr>
-                <w:b/>
-                <w:bCs/>
-              </w:rPr>
-              <w:t>Hombre</w:t>
-            </w:r>
-          </w:p>
-          <w:p>
-            <w:r>
-              <w:t>Ese descuido sale caro. El estiércol sin procesar alborota gases como el metano y el ácido sulfúrico que intoxican el agua y atraen bichos que matan a los alevinos.</w:t>
-            </w:r>
-          </w:p>
-          <w:p>
-            <w:pPr>
-              <w:rPr>
-                <w:b/>
-                <w:bCs/>
-              </w:rPr>
-            </w:pPr>
-            <w:r>
-              <w:rPr>
-                <w:b/>
-                <w:bCs/>
-              </w:rPr>
-              <w:t>Mujer</w:t>
-            </w:r>
-          </w:p>
-          <w:p>
-            <w:r>
-              <w:t>Si usan gallinaza o estiércol de ganado, debe estar compostado mínimo sesenta días. Con unos cien a ciento cincuenta gramos por metro cuadrado el estanque producirá su propio alimento vivo.</w:t>
-            </w:r>
-          </w:p>
-          <w:p>
-            <w:pPr>
-              <w:rPr>
-                <w:b/>
-                <w:bCs/>
-              </w:rPr>
-            </w:pPr>
-            <w:r>
-              <w:rPr>
-                <w:b/>
-                <w:bCs/>
-              </w:rPr>
-              <w:t>Hombre</w:t>
-            </w:r>
-          </w:p>
-          <w:p>
-            <w:r>
-              <w:t>Para lo químico, opciones como el Triple 15 o el DAP funcionan bien en dosis pequeñitas, de cinco a siete gramos por metro cuadrado. No es echar por echar, es darle al agua lo que necesita.</w:t>
-            </w:r>
-          </w:p>
-          <w:p>
-            <w:pPr>
-              <w:rPr>
-                <w:b/>
-                <w:bCs/>
-              </w:rPr>
-            </w:pPr>
-            <w:r>
-              <w:rPr>
-                <w:b/>
-                <w:bCs/>
-              </w:rPr>
-              <w:t>Mujer</w:t>
-            </w:r>
-          </w:p>
-          <w:p>
-            <w:r>
-              <w:t xml:space="preserve">Aplicar estas prácticas garantiza un sistema más limpio y rentable para todos. (Breve pausa) </w:t>
-            </w:r>
-          </w:p>
-          <w:p>
-            <w:r>
-              <w:lastRenderedPageBreak/>
               <w:t>Gracias por acompañarnos en el programa de hoy.</w:t>
-            </w:r>
-          </w:p>
-          <w:p>
-            <w:pPr>
-              <w:rPr>
-                <w:b/>
-                <w:bCs/>
-              </w:rPr>
-            </w:pPr>
-            <w:r>
-              <w:rPr>
-                <w:b/>
-                <w:bCs/>
-              </w:rPr>
-              <w:t>Hombre</w:t>
             </w:r>
           </w:p>
           <w:p>
@@ -5060,9 +4415,9 @@
         </w:tc>
       </w:tr>
     </w:tbl>
-    <w:p/>
-    <w:p>
-      <w:r>
+    <w:p>
+      <w:r>
+        <w:lastRenderedPageBreak/>
         <w:t>Luego de calcular los indicadores técnicos productivos, es necesario realizar su interpretación para comprender el comportamiento real del cultivo. Cada indicador aporta información específica que permite analizar el crecimiento, la eficiencia alimenticia y el desempeño general de la población acuícola, facilitando la toma de decisiones técnicas fundamentadas. A continuación, se presentan algunas interpretaciones:</w:t>
       </w:r>
     </w:p>
@@ -5074,25 +4429,17 @@
           <w:ilvl w:val="0"/>
           <w:numId w:val="14"/>
         </w:numPr>
-        <w:ind w:left="567" w:hanging="283"/>
+        <w:ind w:left="567" w:hanging="425"/>
       </w:pPr>
       <w:r>
         <w:rPr>
           <w:rStyle w:val="Ttulo5Car"/>
         </w:rPr>
-        <w:t>Peso promedio de peces</w:t>
-      </w:r>
-      <w:r>
-        <w:rPr>
-          <w:rStyle w:val="Ttulo5Car"/>
-        </w:rPr>
-        <w:t>.</w:t>
-      </w:r>
-      <w:r>
-        <w:t xml:space="preserve"> </w:t>
-      </w:r>
-      <w:r>
-        <w:t>Es un indicador técnico que nos permite conocer el peso promedio real de los peces en diferentes periodos de tiempo con el objetivo de ajustar las raciones alimenticias de una población específica.</w:t>
+        <w:lastRenderedPageBreak/>
+        <w:t>Peso promedio de peces.</w:t>
+      </w:r>
+      <w:r>
+        <w:t xml:space="preserve"> Es un indicador técnico que nos permite conocer el peso promedio real de los peces en diferentes periodos de tiempo con el objetivo de ajustar las raciones alimenticias de una población específica.</w:t>
       </w:r>
     </w:p>
     <w:p>
@@ -5102,25 +4449,16 @@
           <w:ilvl w:val="0"/>
           <w:numId w:val="14"/>
         </w:numPr>
-        <w:ind w:left="567" w:hanging="283"/>
+        <w:ind w:left="567" w:hanging="425"/>
       </w:pPr>
       <w:r>
         <w:rPr>
           <w:rStyle w:val="Ttulo5Car"/>
         </w:rPr>
-        <w:t>Biomasa en peso de la población de peces</w:t>
-      </w:r>
-      <w:r>
-        <w:rPr>
-          <w:rStyle w:val="Ttulo5Car"/>
-        </w:rPr>
-        <w:t>.</w:t>
-      </w:r>
-      <w:r>
-        <w:t xml:space="preserve"> </w:t>
-      </w:r>
-      <w:r>
-        <w:t>Este indicador técnico nos da a conocer el peso total actual de la población de peces.</w:t>
+        <w:t>Biomasa en peso de la población de peces.</w:t>
+      </w:r>
+      <w:r>
+        <w:t xml:space="preserve"> Este indicador técnico nos da a conocer el peso total actual de la población de peces.</w:t>
       </w:r>
     </w:p>
     <w:p>
@@ -5130,25 +4468,16 @@
           <w:ilvl w:val="0"/>
           <w:numId w:val="14"/>
         </w:numPr>
-        <w:ind w:left="567" w:hanging="283"/>
+        <w:ind w:left="567" w:hanging="425"/>
       </w:pPr>
       <w:r>
         <w:rPr>
           <w:rStyle w:val="Ttulo5Car"/>
         </w:rPr>
-        <w:t>Incremento en biomasa</w:t>
-      </w:r>
-      <w:r>
-        <w:rPr>
-          <w:rStyle w:val="Ttulo5Car"/>
-        </w:rPr>
-        <w:t>.</w:t>
-      </w:r>
-      <w:r>
-        <w:t xml:space="preserve"> </w:t>
-      </w:r>
-      <w:r>
-        <w:t>Ofrece información técnica sobre el aumento en biomasa en un periodo de tiempo por parte de la población de peces.</w:t>
+        <w:t>Incremento en biomasa.</w:t>
+      </w:r>
+      <w:r>
+        <w:t xml:space="preserve"> Ofrece información técnica sobre el aumento en biomasa en un periodo de tiempo por parte de la población de peces.</w:t>
       </w:r>
     </w:p>
     <w:p>
@@ -5158,25 +4487,16 @@
           <w:ilvl w:val="0"/>
           <w:numId w:val="14"/>
         </w:numPr>
-        <w:ind w:left="567" w:hanging="283"/>
+        <w:ind w:left="567" w:hanging="425"/>
       </w:pPr>
       <w:r>
         <w:rPr>
           <w:rStyle w:val="Ttulo5Car"/>
         </w:rPr>
-        <w:t>Ganancia de peso diario</w:t>
-      </w:r>
-      <w:r>
-        <w:rPr>
-          <w:rStyle w:val="Ttulo5Car"/>
-        </w:rPr>
-        <w:t>.</w:t>
-      </w:r>
-      <w:r>
-        <w:t xml:space="preserve"> </w:t>
-      </w:r>
-      <w:r>
-        <w:t>Por medio de este indicador técnico podemos calcular los gramos de peso ganados por los peces diariamente.</w:t>
+        <w:t>Ganancia de peso diario.</w:t>
+      </w:r>
+      <w:r>
+        <w:t xml:space="preserve"> Por medio de este indicador técnico podemos calcular los gramos de peso ganados por los peces diariamente.</w:t>
       </w:r>
     </w:p>
     <w:p>
@@ -5186,26 +4506,16 @@
           <w:ilvl w:val="0"/>
           <w:numId w:val="14"/>
         </w:numPr>
-        <w:ind w:left="567" w:hanging="283"/>
+        <w:ind w:left="567" w:hanging="425"/>
       </w:pPr>
       <w:r>
         <w:rPr>
           <w:rStyle w:val="Ttulo5Car"/>
         </w:rPr>
-        <w:lastRenderedPageBreak/>
-        <w:t>Ración diaria de alimento</w:t>
-      </w:r>
-      <w:r>
-        <w:rPr>
-          <w:rStyle w:val="Ttulo5Car"/>
-        </w:rPr>
-        <w:t>.</w:t>
-      </w:r>
-      <w:r>
-        <w:t xml:space="preserve"> </w:t>
-      </w:r>
-      <w:r>
-        <w:t>Es un indicador técnico que se obtiene teniendo en cuenta el número de animales, peso promedio y tasa alimenticia.</w:t>
+        <w:t>Ración diaria de alimento.</w:t>
+      </w:r>
+      <w:r>
+        <w:t xml:space="preserve"> Es un indicador técnico que se obtiene teniendo en cuenta el número de animales, peso promedio y tasa alimenticia.</w:t>
       </w:r>
     </w:p>
     <w:p>
@@ -5215,25 +4525,16 @@
           <w:ilvl w:val="0"/>
           <w:numId w:val="14"/>
         </w:numPr>
-        <w:ind w:left="567" w:hanging="283"/>
+        <w:ind w:left="567" w:hanging="425"/>
       </w:pPr>
       <w:r>
         <w:rPr>
           <w:rStyle w:val="Ttulo5Car"/>
         </w:rPr>
-        <w:t>Cantidad de alimento a consumir en el periodo</w:t>
-      </w:r>
-      <w:r>
-        <w:rPr>
-          <w:rStyle w:val="Ttulo5Car"/>
-        </w:rPr>
-        <w:t>.</w:t>
-      </w:r>
-      <w:r>
-        <w:t xml:space="preserve"> </w:t>
-      </w:r>
-      <w:r>
-        <w:t>El resultado de este indicador técnico muestra la cantidad de alimento consumido por una población de peces en un periodo de tiempo.</w:t>
+        <w:t>Cantidad de alimento a consumir en el periodo.</w:t>
+      </w:r>
+      <w:r>
+        <w:t xml:space="preserve"> El resultado de este indicador técnico muestra la cantidad de alimento consumido por una población de peces en un periodo de tiempo.</w:t>
       </w:r>
     </w:p>
     <w:p>
@@ -5243,19 +4544,13 @@
           <w:ilvl w:val="0"/>
           <w:numId w:val="14"/>
         </w:numPr>
-        <w:ind w:left="567" w:hanging="283"/>
+        <w:ind w:left="567" w:hanging="425"/>
       </w:pPr>
       <w:r>
         <w:rPr>
           <w:rStyle w:val="Ttulo5Car"/>
         </w:rPr>
-        <w:t>Factor de conversión alimenticia</w:t>
-      </w:r>
-      <w:r>
-        <w:rPr>
-          <w:rStyle w:val="Ttulo5Car"/>
-        </w:rPr>
-        <w:t xml:space="preserve">. </w:t>
+        <w:t xml:space="preserve">Factor de conversión alimenticia. </w:t>
       </w:r>
       <w:r>
         <w:t>Indica la relación entre el alimento suministrado a una población de peces y el incremento en peso que obtienen durante el tiempo que consumen el alimento.</w:t>
@@ -5268,12 +4563,12 @@
       </w:r>
     </w:p>
     <w:p/>
-    <w:p/>
     <w:p>
       <w:pPr>
         <w:pStyle w:val="Ttulo5"/>
       </w:pPr>
       <w:r>
+        <w:lastRenderedPageBreak/>
         <w:t>Morbilidad acumulada</w:t>
       </w:r>
     </w:p>
@@ -5284,7 +4579,7 @@
           <w:ilvl w:val="0"/>
           <w:numId w:val="15"/>
         </w:numPr>
-        <w:ind w:left="567" w:hanging="283"/>
+        <w:ind w:left="567" w:hanging="425"/>
       </w:pPr>
       <w:r>
         <w:t>Concepto: cantidad total de organismos muertos durante un período específico.</w:t>
@@ -5297,7 +4592,7 @@
           <w:ilvl w:val="0"/>
           <w:numId w:val="15"/>
         </w:numPr>
-        <w:ind w:left="567" w:hanging="283"/>
+        <w:ind w:left="567" w:hanging="425"/>
       </w:pPr>
       <w:r>
         <w:t>Importancia: un incremento inusual puede evidenciar brotes infecciosos, estrés ambiental o deficiencias en el manejo.</w:t>
@@ -5310,14 +4605,12 @@
           <w:ilvl w:val="0"/>
           <w:numId w:val="15"/>
         </w:numPr>
-        <w:ind w:left="567" w:hanging="283"/>
+        <w:ind w:left="567" w:hanging="425"/>
       </w:pPr>
       <w:r>
         <w:t>Obtención: se registra diariamente y se consolida en informes periódicos.</w:t>
       </w:r>
     </w:p>
-    <w:p/>
-    <w:p/>
     <w:p/>
     <w:p>
       <w:pPr>
@@ -5334,7 +4627,7 @@
           <w:ilvl w:val="0"/>
           <w:numId w:val="16"/>
         </w:numPr>
-        <w:ind w:left="567" w:hanging="283"/>
+        <w:ind w:left="567" w:hanging="425"/>
       </w:pPr>
       <w:r>
         <w:t>Concepto: número de casos nuevos de una patología identificados en un período determinado.</w:t>
@@ -5347,7 +4640,7 @@
           <w:ilvl w:val="0"/>
           <w:numId w:val="16"/>
         </w:numPr>
-        <w:ind w:left="567" w:hanging="283"/>
+        <w:ind w:left="567" w:hanging="425"/>
       </w:pPr>
       <w:r>
         <w:t>Importancia: permite evaluar la dinámica de propagación de enfermedades y la efectividad de medidas de bioseguridad.</w:t>
@@ -5360,16 +4653,11 @@
           <w:ilvl w:val="0"/>
           <w:numId w:val="16"/>
         </w:numPr>
-        <w:ind w:left="567" w:hanging="283"/>
+        <w:ind w:left="567" w:hanging="425"/>
       </w:pPr>
       <w:r>
         <w:t>Obtención: se determina mediante observación clínica y confirmación diagnóstica cuando sea necesario.</w:t>
       </w:r>
-    </w:p>
-    <w:p>
-      <w:pPr>
-        <w:ind w:left="284" w:firstLine="0"/>
-      </w:pPr>
     </w:p>
     <w:p>
       <w:pPr>
@@ -5391,7 +4679,7 @@
           <w:ilvl w:val="0"/>
           <w:numId w:val="17"/>
         </w:numPr>
-        <w:ind w:left="567" w:hanging="283"/>
+        <w:ind w:left="567" w:hanging="425"/>
       </w:pPr>
       <w:r>
         <w:t>Concepto: proporción de organismos enfermos dentro del total del lote.</w:t>
@@ -5404,7 +4692,7 @@
           <w:ilvl w:val="0"/>
           <w:numId w:val="17"/>
         </w:numPr>
-        <w:ind w:left="567" w:hanging="283"/>
+        <w:ind w:left="567" w:hanging="425"/>
       </w:pPr>
       <w:r>
         <w:t>Fórmula: morbilidad (%) = (Número de individuos enfermos / Total de individuos) x 100.</w:t>
@@ -5417,7 +4705,7 @@
           <w:ilvl w:val="0"/>
           <w:numId w:val="17"/>
         </w:numPr>
-        <w:ind w:left="567" w:hanging="283"/>
+        <w:ind w:left="567" w:hanging="425"/>
       </w:pPr>
       <w:r>
         <w:t>Importancia: permite dimensionar el impacto sanitario y planificar acciones correctivas.</w:t>
@@ -5430,6 +4718,7 @@
     </w:p>
     <w:p>
       <w:r>
+        <w:lastRenderedPageBreak/>
         <w:t>El monitoreo de las variables físico-químicas del agua constituye un componente esencial en la gestión ambiental del cultivo acuícola, dado que estas determinan las condiciones de bienestar y el desempeño fisiológico de los organismos. El control periódico y sistemático de estos parámetros permite mantener la estabilidad del sistema y prevenir alteraciones que afecten el crecimiento o la supervivencia:</w:t>
       </w:r>
     </w:p>
@@ -5449,7 +4738,7 @@
           <w:ilvl w:val="0"/>
           <w:numId w:val="18"/>
         </w:numPr>
-        <w:ind w:left="567" w:hanging="283"/>
+        <w:ind w:left="567" w:hanging="425"/>
       </w:pPr>
       <w:r>
         <w:rPr>
@@ -5469,7 +4758,7 @@
           <w:ilvl w:val="0"/>
           <w:numId w:val="18"/>
         </w:numPr>
-        <w:ind w:left="567" w:hanging="283"/>
+        <w:ind w:left="567" w:hanging="425"/>
       </w:pPr>
       <w:r>
         <w:rPr>
@@ -5489,7 +4778,7 @@
           <w:ilvl w:val="0"/>
           <w:numId w:val="18"/>
         </w:numPr>
-        <w:ind w:left="567" w:hanging="283"/>
+        <w:ind w:left="567" w:hanging="425"/>
       </w:pPr>
       <w:r>
         <w:rPr>
@@ -5502,7 +4791,6 @@
         <w:t xml:space="preserve"> mediante oxímetro calibrado o equipos multiparamétricos.</w:t>
       </w:r>
     </w:p>
-    <w:p/>
     <w:p/>
     <w:p>
       <w:pPr>
@@ -5519,7 +4807,7 @@
           <w:ilvl w:val="0"/>
           <w:numId w:val="19"/>
         </w:numPr>
-        <w:ind w:left="567" w:hanging="283"/>
+        <w:ind w:left="567" w:hanging="425"/>
       </w:pPr>
       <w:r>
         <w:rPr>
@@ -5539,7 +4827,7 @@
           <w:ilvl w:val="0"/>
           <w:numId w:val="19"/>
         </w:numPr>
-        <w:ind w:left="567" w:hanging="283"/>
+        <w:ind w:left="567" w:hanging="425"/>
       </w:pPr>
       <w:r>
         <w:rPr>
@@ -5559,7 +4847,7 @@
           <w:ilvl w:val="0"/>
           <w:numId w:val="19"/>
         </w:numPr>
-        <w:ind w:left="567" w:hanging="283"/>
+        <w:ind w:left="567" w:hanging="425"/>
       </w:pPr>
       <w:r>
         <w:rPr>
@@ -5573,13 +4861,52 @@
       </w:r>
     </w:p>
     <w:p/>
-    <w:p/>
     <w:p>
       <w:pPr>
         <w:pStyle w:val="Ttulo5"/>
       </w:pPr>
       <w:r>
         <w:t>pH</w:t>
+      </w:r>
+    </w:p>
+    <w:p>
+      <w:pPr>
+        <w:pStyle w:val="Prrafodelista"/>
+        <w:numPr>
+          <w:ilvl w:val="0"/>
+          <w:numId w:val="20"/>
+        </w:numPr>
+        <w:ind w:left="567" w:hanging="425"/>
+      </w:pPr>
+      <w:r>
+        <w:rPr>
+          <w:b/>
+          <w:bCs/>
+        </w:rPr>
+        <w:t>Concepto:</w:t>
+      </w:r>
+      <w:r>
+        <w:t xml:space="preserve"> indica el nivel de acidez o alcalinidad del agua.</w:t>
+      </w:r>
+    </w:p>
+    <w:p>
+      <w:pPr>
+        <w:pStyle w:val="Prrafodelista"/>
+        <w:numPr>
+          <w:ilvl w:val="0"/>
+          <w:numId w:val="20"/>
+        </w:numPr>
+        <w:ind w:left="567" w:hanging="425"/>
+      </w:pPr>
+      <w:r>
+        <w:rPr>
+          <w:b/>
+          <w:bCs/>
+        </w:rPr>
+        <w:t>Importancia:</w:t>
+      </w:r>
+      <w:r>
+        <w:t xml:space="preserve"> valores fuera del rango óptimo pueden alterar procesos fisiológicos y aumentar la toxicidad de compuestos nitrogenados.</w:t>
       </w:r>
     </w:p>
     <w:p>
@@ -5596,53 +4923,13 @@
           <w:b/>
           <w:bCs/>
         </w:rPr>
-        <w:t>Concepto:</w:t>
-      </w:r>
-      <w:r>
-        <w:t xml:space="preserve"> indica el nivel de acidez o alcalinidad del agua.</w:t>
-      </w:r>
-    </w:p>
-    <w:p>
-      <w:pPr>
-        <w:pStyle w:val="Prrafodelista"/>
-        <w:numPr>
-          <w:ilvl w:val="0"/>
-          <w:numId w:val="20"/>
-        </w:numPr>
-        <w:ind w:left="567" w:hanging="283"/>
-      </w:pPr>
-      <w:r>
-        <w:rPr>
-          <w:b/>
-          <w:bCs/>
-        </w:rPr>
-        <w:t>Importancia:</w:t>
-      </w:r>
-      <w:r>
-        <w:t xml:space="preserve"> valores fuera del rango óptimo pueden alterar procesos fisiológicos y aumentar la toxicidad de compuestos nitrogenados.</w:t>
-      </w:r>
-    </w:p>
-    <w:p>
-      <w:pPr>
-        <w:pStyle w:val="Prrafodelista"/>
-        <w:numPr>
-          <w:ilvl w:val="0"/>
-          <w:numId w:val="20"/>
-        </w:numPr>
-        <w:ind w:left="567" w:hanging="283"/>
-      </w:pPr>
-      <w:r>
-        <w:rPr>
-          <w:b/>
-          <w:bCs/>
-        </w:rPr>
+        <w:lastRenderedPageBreak/>
         <w:t>Medición:</w:t>
       </w:r>
       <w:r>
         <w:t xml:space="preserve"> mediante potenciómetro calibrado o kits colorimétricos.</w:t>
       </w:r>
     </w:p>
-    <w:p/>
     <w:p/>
     <w:p>
       <w:pPr>
@@ -5726,12 +5013,11 @@
     <w:p/>
     <w:p/>
     <w:p/>
-    <w:p/>
     <w:p>
       <w:pPr>
         <w:pStyle w:val="Ttulo1"/>
       </w:pPr>
-      <w:bookmarkStart w:id="5" w:name="_Toc225507197"/>
+      <w:bookmarkStart w:id="5" w:name="_Toc227076650"/>
       <w:r>
         <w:lastRenderedPageBreak/>
         <w:t>Interpretación de gráficos en la producción acuícola</w:t>
@@ -5744,7 +5030,6 @@
         <w:t>La representación gráfica de datos productivos es una herramienta clave en la gestión acuícola, ya que transforma registros numéricos en información analítica para comprender el comportamiento del cultivo. En Colombia, la AUNAP y el ICA promueven su uso para fortalecer la competitividad, sostenibilidad y cumplimiento de las Buenas Prácticas Acuícolas. La interpretación gráfica permite:</w:t>
       </w:r>
     </w:p>
-    <w:p/>
     <w:p>
       <w:pPr>
         <w:pStyle w:val="Prrafodelista"/>
@@ -5752,7 +5037,7 @@
           <w:ilvl w:val="0"/>
           <w:numId w:val="22"/>
         </w:numPr>
-        <w:ind w:left="567" w:hanging="283"/>
+        <w:ind w:left="567" w:hanging="425"/>
       </w:pPr>
       <w:r>
         <w:t>Evaluar el desempeño productivo de manera dinámica.</w:t>
@@ -5765,7 +5050,7 @@
           <w:ilvl w:val="0"/>
           <w:numId w:val="22"/>
         </w:numPr>
-        <w:ind w:left="567" w:hanging="283"/>
+        <w:ind w:left="567" w:hanging="425"/>
       </w:pPr>
       <w:r>
         <w:t>Detectar comportamientos atípicos o desviaciones tempranas.</w:t>
@@ -5778,7 +5063,7 @@
           <w:ilvl w:val="0"/>
           <w:numId w:val="22"/>
         </w:numPr>
-        <w:ind w:left="567" w:hanging="283"/>
+        <w:ind w:left="567" w:hanging="425"/>
       </w:pPr>
       <w:r>
         <w:t>Relacionar variables productivas con factores ambientales o sanitarios.</w:t>
@@ -5791,7 +5076,7 @@
           <w:ilvl w:val="0"/>
           <w:numId w:val="22"/>
         </w:numPr>
-        <w:ind w:left="567" w:hanging="283"/>
+        <w:ind w:left="567" w:hanging="425"/>
       </w:pPr>
       <w:r>
         <w:t>Sustentar técnicamente decisiones de manejo.</w:t>
@@ -5804,7 +5089,7 @@
           <w:ilvl w:val="0"/>
           <w:numId w:val="22"/>
         </w:numPr>
-        <w:ind w:left="567" w:hanging="283"/>
+        <w:ind w:left="567" w:hanging="425"/>
       </w:pPr>
       <w:r>
         <w:t>Facilitar auditorías, inspecciones y procesos de certificación.</w:t>
@@ -5820,7 +5105,7 @@
       <w:pPr>
         <w:pStyle w:val="Ttulo2"/>
       </w:pPr>
-      <w:bookmarkStart w:id="6" w:name="_Toc225507198"/>
+      <w:bookmarkStart w:id="6" w:name="_Toc227076651"/>
       <w:r>
         <w:t>Tipología de gráficos aplicados en acuicultura</w:t>
       </w:r>
@@ -5832,33 +5117,12 @@
           <w:lang w:val="es-419" w:eastAsia="es-CO"/>
         </w:rPr>
       </w:pPr>
-    </w:p>
-    <w:p>
-      <w:pPr>
+      <w:r>
         <w:rPr>
           <w:lang w:val="es-419" w:eastAsia="es-CO"/>
         </w:rPr>
-      </w:pPr>
-      <w:r>
-        <w:rPr>
-          <w:lang w:val="es-419" w:eastAsia="es-CO"/>
-        </w:rPr>
-        <w:t xml:space="preserve">La representación gráfica de la información productiva permite transformar datos técnicos en herramientas de análisis que orientan la toma de decisiones. A través de diferentes tipos de gráficos, es posible interpretar tendencias, comparar resultados y </w:t>
-      </w:r>
-      <w:r>
-        <w:rPr>
-          <w:lang w:val="es-419" w:eastAsia="es-CO"/>
-        </w:rPr>
-        <w:lastRenderedPageBreak/>
-        <w:t>proyectar comportamientos futuros del cultivo, fortaleciendo el control y la planificación del sistema acuícola:</w:t>
-      </w:r>
-    </w:p>
-    <w:p>
-      <w:pPr>
-        <w:rPr>
-          <w:lang w:val="es-419" w:eastAsia="es-CO"/>
-        </w:rPr>
-      </w:pPr>
+        <w:t>La representación gráfica de la información productiva permite transformar datos técnicos en herramientas de análisis que orientan la toma de decisiones. A través de diferentes tipos de gráficos, es posible interpretar tendencias, comparar resultados y proyectar comportamientos futuros del cultivo, fortaleciendo el control y la planificación del sistema acuícola:</w:t>
+      </w:r>
     </w:p>
     <w:p>
       <w:pPr>
@@ -5867,7 +5131,7 @@
           <w:ilvl w:val="0"/>
           <w:numId w:val="23"/>
         </w:numPr>
-        <w:ind w:left="567" w:hanging="283"/>
+        <w:ind w:left="567" w:hanging="425"/>
         <w:rPr>
           <w:lang w:val="es-419" w:eastAsia="es-CO"/>
         </w:rPr>
@@ -5876,25 +5140,14 @@
         <w:rPr>
           <w:rStyle w:val="Ttulo5Car"/>
         </w:rPr>
-        <w:t>Gráficos de línea</w:t>
-      </w:r>
-      <w:r>
-        <w:rPr>
-          <w:rStyle w:val="Ttulo5Car"/>
-        </w:rPr>
-        <w:t>.</w:t>
+        <w:lastRenderedPageBreak/>
+        <w:t>Gráficos de línea.</w:t>
       </w:r>
       <w:r>
         <w:rPr>
           <w:lang w:val="es-419" w:eastAsia="es-CO"/>
         </w:rPr>
-        <w:t xml:space="preserve"> </w:t>
-      </w:r>
-      <w:r>
-        <w:rPr>
-          <w:lang w:val="es-419" w:eastAsia="es-CO"/>
-        </w:rPr>
-        <w:t>Los gráficos de línea se utilizan para visualizar el comportamiento de una variable a lo largo del tiempo, permitiendo realizar el seguimiento del peso promedio, la evolución de la biomasa, la variación de parámetros ambientales y la tendencia del FCA, facilitando la identificación de tendencias, cambios y estabilidad productiva.</w:t>
+        <w:t xml:space="preserve"> Los gráficos de línea se utilizan para visualizar el comportamiento de una variable a lo largo del tiempo, permitiendo realizar el seguimiento del peso promedio, la evolución de la biomasa, la variación de parámetros ambientales y la tendencia del FCA, facilitando la identificación de tendencias, cambios y estabilidad productiva.</w:t>
       </w:r>
     </w:p>
     <w:p>
@@ -5904,7 +5157,7 @@
           <w:ilvl w:val="0"/>
           <w:numId w:val="23"/>
         </w:numPr>
-        <w:ind w:left="567" w:hanging="283"/>
+        <w:ind w:left="567" w:hanging="425"/>
         <w:rPr>
           <w:lang w:val="es-419" w:eastAsia="es-CO"/>
         </w:rPr>
@@ -5913,25 +5166,13 @@
         <w:rPr>
           <w:rStyle w:val="Ttulo5Car"/>
         </w:rPr>
-        <w:t>Gráficos de barras</w:t>
-      </w:r>
-      <w:r>
-        <w:rPr>
-          <w:rStyle w:val="Ttulo5Car"/>
-        </w:rPr>
-        <w:t>.</w:t>
+        <w:t>Gráficos de barras.</w:t>
       </w:r>
       <w:r>
         <w:rPr>
           <w:lang w:val="es-419" w:eastAsia="es-CO"/>
         </w:rPr>
-        <w:t xml:space="preserve"> </w:t>
-      </w:r>
-      <w:r>
-        <w:rPr>
-          <w:lang w:val="es-419" w:eastAsia="es-CO"/>
-        </w:rPr>
-        <w:t>Los gráficos de barras se utilizan para comparar categorías discretas, permitiendo analizar variables como la supervivencia entre lotes, el FCA por ciclo productivo y la mortalidad mensual, facilitando una comparación rápida y clara entre diferentes variables independientes.</w:t>
+        <w:t xml:space="preserve"> Los gráficos de barras se utilizan para comparar categorías discretas, permitiendo analizar variables como la supervivencia entre lotes, el FCA por ciclo productivo y la mortalidad mensual, facilitando una comparación rápida y clara entre diferentes variables independientes.</w:t>
       </w:r>
     </w:p>
     <w:p>
@@ -5941,7 +5182,7 @@
           <w:ilvl w:val="0"/>
           <w:numId w:val="23"/>
         </w:numPr>
-        <w:ind w:left="567" w:hanging="283"/>
+        <w:ind w:left="567" w:hanging="425"/>
         <w:rPr>
           <w:lang w:val="es-419" w:eastAsia="es-CO"/>
         </w:rPr>
@@ -5950,25 +5191,13 @@
         <w:rPr>
           <w:rStyle w:val="Ttulo5Car"/>
         </w:rPr>
-        <w:t>Curvas de tendencia</w:t>
-      </w:r>
-      <w:r>
-        <w:rPr>
-          <w:rStyle w:val="Ttulo5Car"/>
-        </w:rPr>
-        <w:t>.</w:t>
+        <w:t>Curvas de tendencia.</w:t>
       </w:r>
       <w:r>
         <w:rPr>
           <w:lang w:val="es-419" w:eastAsia="es-CO"/>
         </w:rPr>
-        <w:t xml:space="preserve"> </w:t>
-      </w:r>
-      <w:r>
-        <w:rPr>
-          <w:lang w:val="es-419" w:eastAsia="es-CO"/>
-        </w:rPr>
-        <w:t>Las curvas de tendencia permiten observar la proyección o comportamiento esperado de una variable productiva, especialmente en crecimiento y rendimiento, facilitando la proyección de cosecha, la estimación del peso final y la evaluación anticipada de la eficiencia alimenticia del cultivo.</w:t>
+        <w:t xml:space="preserve"> Las curvas de tendencia permiten observar la proyección o comportamiento esperado de una variable productiva, especialmente en crecimiento y rendimiento, facilitando la proyección de cosecha, la estimación del peso final y la evaluación anticipada de la eficiencia alimenticia del cultivo.</w:t>
       </w:r>
     </w:p>
     <w:p>
@@ -5978,7 +5207,7 @@
           <w:ilvl w:val="0"/>
           <w:numId w:val="23"/>
         </w:numPr>
-        <w:ind w:left="567" w:hanging="283"/>
+        <w:ind w:left="567" w:hanging="425"/>
         <w:rPr>
           <w:lang w:val="es-419" w:eastAsia="es-CO"/>
         </w:rPr>
@@ -5987,33 +5216,24 @@
         <w:rPr>
           <w:rStyle w:val="Ttulo5Car"/>
         </w:rPr>
-        <w:t>Gráficos acumulativos</w:t>
-      </w:r>
-      <w:r>
-        <w:rPr>
-          <w:rStyle w:val="Ttulo5Car"/>
-        </w:rPr>
-        <w:t>.</w:t>
+        <w:t>Gráficos acumulativos.</w:t>
       </w:r>
       <w:r>
         <w:rPr>
           <w:lang w:val="es-419" w:eastAsia="es-CO"/>
         </w:rPr>
-        <w:t xml:space="preserve"> </w:t>
-      </w:r>
-      <w:r>
-        <w:rPr>
-          <w:lang w:val="es-419" w:eastAsia="es-CO"/>
-        </w:rPr>
-        <w:t>Los gráficos acumulativos se emplean para analizar variables que se incrementan progresivamente a lo largo del tiempo, como la mortalidad acumulada, el consumo total de alimento y los costos acumulados durante el ciclo productivo, facilitando el seguimiento integral del desempeño del cultivo.</w:t>
+        <w:t xml:space="preserve"> Los gráficos acumulativos se emplean para analizar variables que se incrementan progresivamente a lo largo del tiempo, como la mortalidad acumulada, el consumo total de alimento y los costos acumulados durante el ciclo productivo, facilitando el seguimiento integral del desempeño del cultivo.</w:t>
       </w:r>
     </w:p>
     <w:p/>
+    <w:p/>
+    <w:p/>
+    <w:p/>
     <w:p>
       <w:pPr>
         <w:pStyle w:val="Ttulo2"/>
       </w:pPr>
-      <w:bookmarkStart w:id="7" w:name="_Toc225507199"/>
+      <w:bookmarkStart w:id="7" w:name="_Toc227076652"/>
       <w:r>
         <w:lastRenderedPageBreak/>
         <w:t>Análisis técnico de tendencias</w:t>
@@ -6026,23 +5246,17 @@
           <w:lang w:val="es-419" w:eastAsia="es-CO"/>
         </w:rPr>
       </w:pPr>
-    </w:p>
-    <w:p>
-      <w:pPr>
+      <w:r>
         <w:rPr>
           <w:lang w:val="es-419" w:eastAsia="es-CO"/>
         </w:rPr>
-      </w:pPr>
-      <w:r>
-        <w:rPr>
-          <w:lang w:val="es-419" w:eastAsia="es-CO"/>
-        </w:rPr>
         <w:t>La interpretación de gráficos permite analizar el comportamiento del cultivo, identificar patrones productivos y apoyar la toma de decisiones técnicas basadas en datos. En la siguiente tabla, se presenta la interpretación visual de comportamientos:</w:t>
       </w:r>
     </w:p>
     <w:p>
       <w:pPr>
         <w:pStyle w:val="Tabla"/>
+        <w:jc w:val="center"/>
         <w:rPr>
           <w:lang w:val="es-419" w:eastAsia="es-CO"/>
         </w:rPr>
@@ -6392,13 +5606,6 @@
       </w:tr>
     </w:tbl>
     <w:p>
-      <w:pPr>
-        <w:rPr>
-          <w:lang w:val="es-419" w:eastAsia="es-CO"/>
-        </w:rPr>
-      </w:pPr>
-    </w:p>
-    <w:p>
       <w:r>
         <w:t>Para comprender esta dinámica, se expone una tabla como ejemplo práctico y aplicado que ilustra el registro de indicadores:</w:t>
       </w:r>
@@ -6406,6 +5613,7 @@
     <w:p>
       <w:pPr>
         <w:pStyle w:val="Tabla"/>
+        <w:jc w:val="center"/>
       </w:pPr>
       <w:r>
         <w:t>Caso práctico</w:t>
@@ -6888,18 +6096,11 @@
       <w:pPr>
         <w:pStyle w:val="Ttulo2"/>
       </w:pPr>
-      <w:bookmarkStart w:id="8" w:name="_Toc225507200"/>
+      <w:bookmarkStart w:id="8" w:name="_Toc227076653"/>
       <w:r>
         <w:t>Identificación de desviaciones técnicas</w:t>
       </w:r>
       <w:bookmarkEnd w:id="8"/>
-    </w:p>
-    <w:p>
-      <w:pPr>
-        <w:rPr>
-          <w:lang w:val="es-419" w:eastAsia="es-CO"/>
-        </w:rPr>
-      </w:pPr>
     </w:p>
     <w:p>
       <w:pPr>
@@ -6982,7 +6183,7 @@
           <w:ilvl w:val="0"/>
           <w:numId w:val="24"/>
         </w:numPr>
-        <w:ind w:left="567" w:hanging="283"/>
+        <w:ind w:left="567" w:hanging="425"/>
         <w:rPr>
           <w:lang w:val="es-419" w:eastAsia="es-CO"/>
         </w:rPr>
@@ -7009,7 +6210,7 @@
           <w:ilvl w:val="0"/>
           <w:numId w:val="24"/>
         </w:numPr>
-        <w:ind w:left="567" w:hanging="283"/>
+        <w:ind w:left="567" w:hanging="425"/>
         <w:rPr>
           <w:lang w:val="es-419" w:eastAsia="es-CO"/>
         </w:rPr>
@@ -7029,12 +6230,12 @@
         <w:t xml:space="preserve"> problemas sanitarios, manejo inadecuado y fallas en bioseguridad.</w:t>
       </w:r>
     </w:p>
-    <w:p/>
     <w:p>
       <w:pPr>
         <w:pStyle w:val="Ttulo5"/>
       </w:pPr>
       <w:r>
+        <w:lastRenderedPageBreak/>
         <w:t xml:space="preserve">Alteraciones en </w:t>
       </w:r>
       <w:r>
@@ -7051,7 +6252,7 @@
           <w:ilvl w:val="0"/>
           <w:numId w:val="25"/>
         </w:numPr>
-        <w:ind w:left="567" w:hanging="283"/>
+        <w:ind w:left="567" w:hanging="425"/>
       </w:pPr>
       <w:r>
         <w:rPr>
@@ -7071,7 +6272,7 @@
           <w:ilvl w:val="0"/>
           <w:numId w:val="25"/>
         </w:numPr>
-        <w:ind w:left="567" w:hanging="283"/>
+        <w:ind w:left="567" w:hanging="425"/>
       </w:pPr>
       <w:r>
         <w:rPr>
@@ -7100,7 +6301,7 @@
           <w:ilvl w:val="0"/>
           <w:numId w:val="26"/>
         </w:numPr>
-        <w:ind w:left="567" w:hanging="283"/>
+        <w:ind w:left="567" w:hanging="425"/>
       </w:pPr>
       <w:r>
         <w:rPr>
@@ -7120,7 +6321,7 @@
           <w:ilvl w:val="0"/>
           <w:numId w:val="26"/>
         </w:numPr>
-        <w:ind w:left="567" w:hanging="283"/>
+        <w:ind w:left="567" w:hanging="425"/>
       </w:pPr>
       <w:r>
         <w:rPr>
@@ -7156,14 +6357,13 @@
       <w:pPr>
         <w:pStyle w:val="Ttulo1"/>
       </w:pPr>
-      <w:bookmarkStart w:id="9" w:name="_Toc225507201"/>
+      <w:bookmarkStart w:id="9" w:name="_Toc227076654"/>
       <w:r>
         <w:lastRenderedPageBreak/>
         <w:t>Identificación de desviaciones técnicas</w:t>
       </w:r>
       <w:bookmarkEnd w:id="9"/>
     </w:p>
-    <w:p/>
     <w:p>
       <w:r>
         <w:t>El comportamiento de los indicadores técnicos en acuicultura está influenciado por factores ambientales, nutricionales, sanitarios y administrativos que interactúan entre sí. Comprender estos factores permite garantizar la sostenibilidad del cultivo, el cumplimiento normativo y la rentabilidad del sistema productivo.</w:t>
@@ -7217,7 +6417,7 @@
           <w:ilvl w:val="0"/>
           <w:numId w:val="27"/>
         </w:numPr>
-        <w:ind w:left="567" w:hanging="283"/>
+        <w:ind w:left="567" w:hanging="425"/>
       </w:pPr>
       <w:r>
         <w:t>Regula crecimiento y metabolismo.</w:t>
@@ -7230,7 +6430,7 @@
           <w:ilvl w:val="0"/>
           <w:numId w:val="27"/>
         </w:numPr>
-        <w:ind w:left="567" w:hanging="283"/>
+        <w:ind w:left="567" w:hanging="425"/>
       </w:pPr>
       <w:r>
         <w:t>Valores extremos generan estrés y menor consumo.</w:t>
@@ -7258,7 +6458,7 @@
           <w:ilvl w:val="0"/>
           <w:numId w:val="28"/>
         </w:numPr>
-        <w:ind w:left="567" w:hanging="283"/>
+        <w:ind w:left="567" w:hanging="425"/>
       </w:pPr>
       <w:r>
         <w:t>Esencial para la respiración.</w:t>
@@ -7271,7 +6471,7 @@
           <w:ilvl w:val="0"/>
           <w:numId w:val="28"/>
         </w:numPr>
-        <w:ind w:left="567" w:hanging="283"/>
+        <w:ind w:left="567" w:hanging="425"/>
       </w:pPr>
       <w:r>
         <w:t>Niveles bajos reducen crecimiento y supervivencia.</w:t>
@@ -7283,7 +6483,6 @@
         <w:pStyle w:val="Ttulo5"/>
       </w:pPr>
       <w:r>
-        <w:lastRenderedPageBreak/>
         <w:t>Amonio y nitritos:</w:t>
       </w:r>
     </w:p>
@@ -7294,7 +6493,7 @@
           <w:ilvl w:val="0"/>
           <w:numId w:val="29"/>
         </w:numPr>
-        <w:ind w:left="567" w:hanging="283"/>
+        <w:ind w:left="567" w:hanging="425"/>
       </w:pPr>
       <w:r>
         <w:t>Provienen de desechos orgánicos.</w:t>
@@ -7307,9 +6506,10 @@
           <w:ilvl w:val="0"/>
           <w:numId w:val="29"/>
         </w:numPr>
-        <w:ind w:left="567" w:hanging="283"/>
-      </w:pPr>
-      <w:r>
+        <w:ind w:left="567" w:hanging="425"/>
+      </w:pPr>
+      <w:r>
+        <w:lastRenderedPageBreak/>
         <w:t>Altas concentraciones son tóxicas y afectan la producción.</w:t>
       </w:r>
     </w:p>
@@ -7360,7 +6560,7 @@
           <w:ilvl w:val="0"/>
           <w:numId w:val="30"/>
         </w:numPr>
-        <w:ind w:left="567" w:hanging="283"/>
+        <w:ind w:left="567" w:hanging="425"/>
       </w:pPr>
       <w:r>
         <w:t>Balance nutricional y digestibilidad adecuados.</w:t>
@@ -7373,7 +6573,7 @@
           <w:ilvl w:val="0"/>
           <w:numId w:val="30"/>
         </w:numPr>
-        <w:ind w:left="567" w:hanging="283"/>
+        <w:ind w:left="567" w:hanging="425"/>
       </w:pPr>
       <w:r>
         <w:t>Baja calidad aumenta el FCA y reduce el crecimiento.</w:t>
@@ -7401,7 +6601,7 @@
           <w:ilvl w:val="0"/>
           <w:numId w:val="31"/>
         </w:numPr>
-        <w:ind w:left="567" w:hanging="283"/>
+        <w:ind w:left="567" w:hanging="425"/>
       </w:pPr>
       <w:r>
         <w:t>Sobrealimentación → desperdicio y mala calidad del agua.</w:t>
@@ -7414,7 +6614,7 @@
           <w:ilvl w:val="0"/>
           <w:numId w:val="31"/>
         </w:numPr>
-        <w:ind w:left="567" w:hanging="283"/>
+        <w:ind w:left="567" w:hanging="425"/>
       </w:pPr>
       <w:r>
         <w:t>Subalimentación → menor crecimiento y biomasa.</w:t>
@@ -7442,7 +6642,7 @@
           <w:ilvl w:val="0"/>
           <w:numId w:val="32"/>
         </w:numPr>
-        <w:ind w:left="567" w:hanging="283"/>
+        <w:ind w:left="567" w:hanging="425"/>
       </w:pPr>
       <w:r>
         <w:t>Debe ajustarse a tamaño, edad y biomasa.</w:t>
@@ -7455,22 +6655,18 @@
           <w:ilvl w:val="0"/>
           <w:numId w:val="32"/>
         </w:numPr>
-        <w:ind w:left="567" w:hanging="283"/>
+        <w:ind w:left="567" w:hanging="425"/>
       </w:pPr>
       <w:r>
         <w:t>Una frecuencia inadecuada reduce la eficiencia productiva.</w:t>
       </w:r>
     </w:p>
     <w:p/>
-    <w:p/>
-    <w:p/>
-    <w:p/>
     <w:p>
       <w:pPr>
         <w:pStyle w:val="Ttulo5"/>
       </w:pPr>
       <w:r>
-        <w:lastRenderedPageBreak/>
         <w:t xml:space="preserve">C. </w:t>
       </w:r>
       <w:r>
@@ -7513,7 +6709,7 @@
           <w:ilvl w:val="0"/>
           <w:numId w:val="33"/>
         </w:numPr>
-        <w:ind w:left="567" w:hanging="283"/>
+        <w:ind w:left="567" w:hanging="425"/>
       </w:pPr>
       <w:r>
         <w:t>Supervivencia.</w:t>
@@ -7526,9 +6722,10 @@
           <w:ilvl w:val="0"/>
           <w:numId w:val="33"/>
         </w:numPr>
-        <w:ind w:left="567" w:hanging="283"/>
-      </w:pPr>
-      <w:r>
+        <w:ind w:left="567" w:hanging="425"/>
+      </w:pPr>
+      <w:r>
+        <w:lastRenderedPageBreak/>
         <w:t>Crecimiento.</w:t>
       </w:r>
     </w:p>
@@ -7539,54 +6736,10 @@
           <w:ilvl w:val="0"/>
           <w:numId w:val="33"/>
         </w:numPr>
-        <w:ind w:left="567" w:hanging="283"/>
+        <w:ind w:left="567" w:hanging="425"/>
       </w:pPr>
       <w:r>
         <w:t>Conversión alimenticia y biomasa.</w:t>
-      </w:r>
-    </w:p>
-    <w:p>
-      <w:r>
-        <w:t>Estrés:</w:t>
-      </w:r>
-    </w:p>
-    <w:p>
-      <w:r>
-        <w:t>Causado por manipulación, cambios de temperatura, transporte y alta densidad.</w:t>
-      </w:r>
-    </w:p>
-    <w:p>
-      <w:r>
-        <w:t>Reduce la inmunidad y el desempeño productivo.</w:t>
-      </w:r>
-    </w:p>
-    <w:p>
-      <w:r>
-        <w:t>Manejo inadecuado:</w:t>
-      </w:r>
-    </w:p>
-    <w:p>
-      <w:r>
-        <w:t>Procedimientos incorrectos generan lesiones, mortalidad y pérdida de apetito.</w:t>
-      </w:r>
-    </w:p>
-    <w:p>
-      <w:r>
-        <w:t>El uso de protocolos técnicos reduce riesgos.</w:t>
-      </w:r>
-    </w:p>
-    <w:p/>
-    <w:p>
-      <w:pPr>
-        <w:pStyle w:val="Ttulo5"/>
-      </w:pPr>
-      <w:r>
-        <w:t>D. Factores de manejo productivo</w:t>
-      </w:r>
-    </w:p>
-    <w:p>
-      <w:r>
-        <w:t>La gestión operativa influye directamente en el desempeño de los indicadores.</w:t>
       </w:r>
     </w:p>
     <w:p>
@@ -7601,6 +6754,102 @@
           <w:b/>
           <w:bCs/>
         </w:rPr>
+        <w:t>Estrés:</w:t>
+      </w:r>
+    </w:p>
+    <w:p>
+      <w:pPr>
+        <w:pStyle w:val="Prrafodelista"/>
+        <w:numPr>
+          <w:ilvl w:val="0"/>
+          <w:numId w:val="48"/>
+        </w:numPr>
+        <w:ind w:left="567" w:hanging="425"/>
+      </w:pPr>
+      <w:r>
+        <w:t>Causado por manipulación, cambios de temperatura, transporte y alta densidad.</w:t>
+      </w:r>
+    </w:p>
+    <w:p>
+      <w:pPr>
+        <w:pStyle w:val="Prrafodelista"/>
+        <w:numPr>
+          <w:ilvl w:val="0"/>
+          <w:numId w:val="48"/>
+        </w:numPr>
+        <w:ind w:left="567" w:hanging="425"/>
+      </w:pPr>
+      <w:r>
+        <w:t>Reduce la inmunidad y el desempeño productivo.</w:t>
+      </w:r>
+    </w:p>
+    <w:p>
+      <w:pPr>
+        <w:rPr>
+          <w:b/>
+          <w:bCs/>
+        </w:rPr>
+      </w:pPr>
+      <w:r>
+        <w:rPr>
+          <w:b/>
+          <w:bCs/>
+        </w:rPr>
+        <w:t>Manejo inadecuado:</w:t>
+      </w:r>
+    </w:p>
+    <w:p>
+      <w:pPr>
+        <w:pStyle w:val="Prrafodelista"/>
+        <w:numPr>
+          <w:ilvl w:val="0"/>
+          <w:numId w:val="49"/>
+        </w:numPr>
+        <w:ind w:left="567" w:hanging="425"/>
+      </w:pPr>
+      <w:r>
+        <w:t>Procedimientos incorrectos generan lesiones, mortalidad y pérdida de apetito.</w:t>
+      </w:r>
+    </w:p>
+    <w:p>
+      <w:pPr>
+        <w:pStyle w:val="Prrafodelista"/>
+        <w:numPr>
+          <w:ilvl w:val="0"/>
+          <w:numId w:val="49"/>
+        </w:numPr>
+        <w:ind w:left="567" w:hanging="425"/>
+      </w:pPr>
+      <w:r>
+        <w:t>El uso de protocolos técnicos reduce riesgos.</w:t>
+      </w:r>
+    </w:p>
+    <w:p/>
+    <w:p>
+      <w:pPr>
+        <w:pStyle w:val="Ttulo5"/>
+      </w:pPr>
+      <w:r>
+        <w:t>D. Factores de manejo productivo</w:t>
+      </w:r>
+    </w:p>
+    <w:p>
+      <w:r>
+        <w:t>La gestión operativa influye directamente en el desempeño de los indicadores.</w:t>
+      </w:r>
+    </w:p>
+    <w:p>
+      <w:pPr>
+        <w:rPr>
+          <w:b/>
+          <w:bCs/>
+        </w:rPr>
+      </w:pPr>
+      <w:r>
+        <w:rPr>
+          <w:b/>
+          <w:bCs/>
+        </w:rPr>
         <w:t>Densidad de siembra:</w:t>
       </w:r>
     </w:p>
@@ -7609,7 +6858,6 @@
         <w:t>Altas densidades generan:</w:t>
       </w:r>
     </w:p>
-    <w:p/>
     <w:p>
       <w:pPr>
         <w:pStyle w:val="Prrafodelista"/>
@@ -7617,10 +6865,9 @@
           <w:ilvl w:val="0"/>
           <w:numId w:val="34"/>
         </w:numPr>
-        <w:ind w:left="567" w:hanging="283"/>
-      </w:pPr>
-      <w:r>
-        <w:lastRenderedPageBreak/>
+        <w:ind w:left="567" w:hanging="425"/>
+      </w:pPr>
+      <w:r>
         <w:t>Competencia por alimento.</w:t>
       </w:r>
     </w:p>
@@ -7631,7 +6878,7 @@
           <w:ilvl w:val="0"/>
           <w:numId w:val="34"/>
         </w:numPr>
-        <w:ind w:left="567" w:hanging="283"/>
+        <w:ind w:left="567" w:hanging="425"/>
       </w:pPr>
       <w:r>
         <w:t>Menor oxígeno.</w:t>
@@ -7644,7 +6891,7 @@
           <w:ilvl w:val="0"/>
           <w:numId w:val="34"/>
         </w:numPr>
-        <w:ind w:left="567" w:hanging="283"/>
+        <w:ind w:left="567" w:hanging="425"/>
       </w:pPr>
       <w:r>
         <w:t>Acumulación de desechos.</w:t>
@@ -7677,7 +6924,7 @@
           <w:ilvl w:val="0"/>
           <w:numId w:val="35"/>
         </w:numPr>
-        <w:ind w:left="567" w:hanging="283"/>
+        <w:ind w:left="567" w:hanging="425"/>
       </w:pPr>
       <w:r>
         <w:t>Competencia desigual.</w:t>
@@ -7690,7 +6937,7 @@
           <w:ilvl w:val="0"/>
           <w:numId w:val="35"/>
         </w:numPr>
-        <w:ind w:left="567" w:hanging="283"/>
+        <w:ind w:left="567" w:hanging="425"/>
       </w:pPr>
       <w:r>
         <w:t>Canibalismo.</w:t>
@@ -7703,9 +6950,10 @@
           <w:ilvl w:val="0"/>
           <w:numId w:val="35"/>
         </w:numPr>
-        <w:ind w:left="567" w:hanging="283"/>
-      </w:pPr>
-      <w:r>
+        <w:ind w:left="567" w:hanging="425"/>
+      </w:pPr>
+      <w:r>
+        <w:lastRenderedPageBreak/>
         <w:t>Crecimiento irregular.</w:t>
       </w:r>
     </w:p>
@@ -7731,7 +6979,7 @@
           <w:ilvl w:val="0"/>
           <w:numId w:val="36"/>
         </w:numPr>
-        <w:ind w:left="567" w:hanging="283"/>
+        <w:ind w:left="567" w:hanging="425"/>
       </w:pPr>
       <w:r>
         <w:t>Mantiene estabilidad de oxígeno, pH y compuestos nitrogenados.</w:t>
@@ -7744,7 +6992,7 @@
           <w:ilvl w:val="0"/>
           <w:numId w:val="36"/>
         </w:numPr>
-        <w:ind w:left="567" w:hanging="283"/>
+        <w:ind w:left="567" w:hanging="425"/>
       </w:pPr>
       <w:r>
         <w:t>Favorece el equilibrio del sistema productivo.</w:t>
@@ -7786,7 +7034,7 @@
           <w:ilvl w:val="0"/>
           <w:numId w:val="37"/>
         </w:numPr>
-        <w:ind w:left="567" w:hanging="283"/>
+        <w:ind w:left="567" w:hanging="425"/>
       </w:pPr>
       <w:r>
         <w:t>Dificultan la interpretación de indicadores.</w:t>
@@ -7799,7 +7047,7 @@
           <w:ilvl w:val="0"/>
           <w:numId w:val="37"/>
         </w:numPr>
-        <w:ind w:left="567" w:hanging="283"/>
+        <w:ind w:left="567" w:hanging="425"/>
       </w:pPr>
       <w:r>
         <w:t>Impiden detectar desviaciones y cumplir la normativa.</w:t>
@@ -7819,94 +7067,6 @@
         </w:rPr>
         <w:t>Errores en medición:</w:t>
       </w:r>
-    </w:p>
-    <w:p>
-      <w:pPr>
-        <w:pStyle w:val="Prrafodelista"/>
-        <w:numPr>
-          <w:ilvl w:val="0"/>
-          <w:numId w:val="38"/>
-        </w:numPr>
-        <w:ind w:left="567" w:hanging="283"/>
-      </w:pPr>
-      <w:r>
-        <w:t>Equipos descalibrados o muestreos incorrectos generan decisiones equivocadas.</w:t>
-      </w:r>
-    </w:p>
-    <w:p>
-      <w:pPr>
-        <w:rPr>
-          <w:b/>
-          <w:bCs/>
-        </w:rPr>
-      </w:pPr>
-      <w:r>
-        <w:rPr>
-          <w:b/>
-          <w:bCs/>
-        </w:rPr>
-        <w:lastRenderedPageBreak/>
-        <w:t>Falta de seguimiento técnico:</w:t>
-      </w:r>
-    </w:p>
-    <w:p>
-      <w:pPr>
-        <w:pStyle w:val="Prrafodelista"/>
-        <w:numPr>
-          <w:ilvl w:val="0"/>
-          <w:numId w:val="38"/>
-        </w:numPr>
-        <w:ind w:left="567" w:hanging="283"/>
-      </w:pPr>
-      <w:r>
-        <w:t>Produce manejo empírico, decisiones sin soporte técnico y pérdidas económicas.</w:t>
-      </w:r>
-    </w:p>
-    <w:p/>
-    <w:p>
-      <w:r>
-        <w:t>El enfoque integral en acuicultura reconoce que los factores productivos están interrelacionados, donde un manejo inadecuado puede afectar la calidad del agua, el crecimiento y la rentabilidad. Por ello, la gestión debe integrar control ambiental, bioseguridad, nutrición, manejo técnico, administración y cumplimiento normativo.</w:t>
-      </w:r>
-    </w:p>
-    <w:p/>
-    <w:p/>
-    <w:p/>
-    <w:p/>
-    <w:p/>
-    <w:p/>
-    <w:p/>
-    <w:p/>
-    <w:p/>
-    <w:p/>
-    <w:p/>
-    <w:p/>
-    <w:p/>
-    <w:p>
-      <w:pPr>
-        <w:pStyle w:val="Ttulo1"/>
-      </w:pPr>
-      <w:bookmarkStart w:id="10" w:name="_Toc225507202"/>
-      <w:r>
-        <w:lastRenderedPageBreak/>
-        <w:t>Gestión de la información productiva</w:t>
-      </w:r>
-      <w:bookmarkEnd w:id="10"/>
-    </w:p>
-    <w:p/>
-    <w:p>
-      <w:r>
-        <w:t>La gestión de la información productiva constituye un proceso fundamental para la toma de decisiones informadas y para garantizar la sostenibilidad y eficiencia del cultivo acuícola. Comprende un conjunto de etapas que abarcan desde la recolección de datos hasta su análisis y validación, con el propósito de mantener registros confiables y completos del desempeño productivo.</w:t>
-      </w:r>
-    </w:p>
-    <w:p>
-      <w:r>
-        <w:t>La gestión de la información productiva se refiere al proceso sistemático de recopilación, organización, validación y análisis de datos técnicos relacionados con el cultivo acuícola. Los principios fundamentales son:</w:t>
-      </w:r>
-    </w:p>
-    <w:p>
-      <w:pPr>
-        <w:ind w:left="567" w:hanging="425"/>
-      </w:pPr>
     </w:p>
     <w:p>
       <w:pPr>
@@ -7918,22 +7078,22 @@
         <w:ind w:left="567" w:hanging="425"/>
       </w:pPr>
       <w:r>
-        <w:rPr>
-          <w:rStyle w:val="Ttulo5Car"/>
-        </w:rPr>
-        <w:t>Exactitud</w:t>
-      </w:r>
-      <w:r>
-        <w:rPr>
-          <w:rStyle w:val="Ttulo5Car"/>
-        </w:rPr>
-        <w:t>.</w:t>
-      </w:r>
-      <w:r>
-        <w:t xml:space="preserve"> </w:t>
-      </w:r>
-      <w:r>
-        <w:t>La precisión en la recolección y el registro de datos es crucial para evitar errores que puedan afectar el análisis y la toma de decisiones. Los datos deben reflejar la realidad del cultivo.</w:t>
+        <w:t>Equipos descalibrados o muestreos incorrectos generan decisiones equivocadas.</w:t>
+      </w:r>
+    </w:p>
+    <w:p>
+      <w:pPr>
+        <w:rPr>
+          <w:b/>
+          <w:bCs/>
+        </w:rPr>
+      </w:pPr>
+      <w:r>
+        <w:rPr>
+          <w:b/>
+          <w:bCs/>
+        </w:rPr>
+        <w:t>Falta de seguimiento técnico:</w:t>
       </w:r>
     </w:p>
     <w:p>
@@ -7946,22 +7106,34 @@
         <w:ind w:left="567" w:hanging="425"/>
       </w:pPr>
       <w:r>
-        <w:rPr>
-          <w:rStyle w:val="Ttulo5Car"/>
-        </w:rPr>
-        <w:t>Oportunidad</w:t>
-      </w:r>
-      <w:r>
-        <w:rPr>
-          <w:rStyle w:val="Ttulo5Car"/>
-        </w:rPr>
-        <w:t>.</w:t>
-      </w:r>
-      <w:r>
-        <w:t xml:space="preserve"> </w:t>
-      </w:r>
-      <w:r>
-        <w:t>La información debe ser recopilada y analizada en tiempo real o con la frecuencia adecuada, para que las decisiones se tomen de manera oportuna y se puedan aplicar correcciones de inmediato.</w:t>
+        <w:t>Produce manejo empírico, decisiones sin soporte técnico y pérdidas económicas.</w:t>
+      </w:r>
+    </w:p>
+    <w:p/>
+    <w:p>
+      <w:r>
+        <w:t>El enfoque integral en acuicultura reconoce que los factores productivos están interrelacionados, donde un manejo inadecuado puede afectar la calidad del agua, el crecimiento y la rentabilidad. Por ello, la gestión debe integrar control ambiental, bioseguridad, nutrición, manejo técnico, administración y cumplimiento normativo.</w:t>
+      </w:r>
+    </w:p>
+    <w:p>
+      <w:pPr>
+        <w:pStyle w:val="Ttulo1"/>
+      </w:pPr>
+      <w:bookmarkStart w:id="10" w:name="_Toc227076655"/>
+      <w:r>
+        <w:lastRenderedPageBreak/>
+        <w:t>Gestión de la información productiva</w:t>
+      </w:r>
+      <w:bookmarkEnd w:id="10"/>
+    </w:p>
+    <w:p>
+      <w:r>
+        <w:t>La gestión de la información productiva constituye un proceso fundamental para la toma de decisiones informadas y para garantizar la sostenibilidad y eficiencia del cultivo acuícola. Comprende un conjunto de etapas que abarcan desde la recolección de datos hasta su análisis y validación, con el propósito de mantener registros confiables y completos del desempeño productivo.</w:t>
+      </w:r>
+    </w:p>
+    <w:p>
+      <w:r>
+        <w:t>La gestión de la información productiva se refiere al proceso sistemático de recopilación, organización, validación y análisis de datos técnicos relacionados con el cultivo acuícola. Los principios fundamentales son:</w:t>
       </w:r>
     </w:p>
     <w:p>
@@ -7977,19 +7149,10 @@
         <w:rPr>
           <w:rStyle w:val="Ttulo5Car"/>
         </w:rPr>
-        <w:t>Trazabilidad</w:t>
-      </w:r>
-      <w:r>
-        <w:rPr>
-          <w:rStyle w:val="Ttulo5Car"/>
-        </w:rPr>
-        <w:t>.</w:t>
-      </w:r>
-      <w:r>
-        <w:t xml:space="preserve"> </w:t>
-      </w:r>
-      <w:r>
-        <w:t>La capacidad de rastrear cada dato desde su origen hasta su uso final es esencial para garantizar la transparencia y la integridad del proceso productivo, así como para cumplir con normativas y auditorías.</w:t>
+        <w:t>Exactitud.</w:t>
+      </w:r>
+      <w:r>
+        <w:t xml:space="preserve"> La precisión en la recolección y el registro de datos es crucial para evitar errores que puedan afectar el análisis y la toma de decisiones. Los datos deben reflejar la realidad del cultivo.</w:t>
       </w:r>
     </w:p>
     <w:p>
@@ -8005,38 +7168,66 @@
         <w:rPr>
           <w:rStyle w:val="Ttulo5Car"/>
         </w:rPr>
-        <w:t>Confiabilidad</w:t>
-      </w:r>
+        <w:t>Oportunidad.</w:t>
+      </w:r>
+      <w:r>
+        <w:t xml:space="preserve"> La información debe ser recopilada y analizada en tiempo real o con la frecuencia adecuada, para que las decisiones se tomen de manera oportuna y se puedan aplicar correcciones de inmediato.</w:t>
+      </w:r>
+    </w:p>
+    <w:p>
+      <w:pPr>
+        <w:pStyle w:val="Prrafodelista"/>
+        <w:numPr>
+          <w:ilvl w:val="0"/>
+          <w:numId w:val="38"/>
+        </w:numPr>
+        <w:ind w:left="567" w:hanging="425"/>
+      </w:pPr>
       <w:r>
         <w:rPr>
           <w:rStyle w:val="Ttulo5Car"/>
         </w:rPr>
-        <w:t>.</w:t>
-      </w:r>
-      <w:r>
-        <w:t xml:space="preserve"> </w:t>
-      </w:r>
-      <w:r>
-        <w:t>La información debe ser consistente y verificable, lo que implica el uso de métodos estandarizados y equipos calibrados, así como la verificación cruzada de datos.</w:t>
-      </w:r>
+        <w:t>Trazabilidad.</w:t>
+      </w:r>
+      <w:r>
+        <w:t xml:space="preserve"> La capacidad de rastrear cada dato desde su origen hasta su uso final es esencial para garantizar la transparencia y la integridad del proceso productivo, así como para cumplir con normativas y auditorías.</w:t>
+      </w:r>
+    </w:p>
+    <w:p>
+      <w:pPr>
+        <w:pStyle w:val="Prrafodelista"/>
+        <w:numPr>
+          <w:ilvl w:val="0"/>
+          <w:numId w:val="38"/>
+        </w:numPr>
+        <w:ind w:left="567" w:hanging="425"/>
+      </w:pPr>
+      <w:r>
+        <w:rPr>
+          <w:rStyle w:val="Ttulo5Car"/>
+        </w:rPr>
+        <w:t>Confiabilidad.</w:t>
+      </w:r>
+      <w:r>
+        <w:t xml:space="preserve"> La información debe ser consistente y verificable, lo que implica el uso de métodos estandarizados y equipos calibrados, así como la verificación cruzada de datos.</w:t>
+      </w:r>
+    </w:p>
+    <w:p>
+      <w:pPr>
+        <w:pStyle w:val="Prrafodelista"/>
+        <w:ind w:left="567" w:firstLine="0"/>
+      </w:pPr>
     </w:p>
     <w:p>
       <w:pPr>
         <w:pStyle w:val="Ttulo2"/>
       </w:pPr>
-      <w:bookmarkStart w:id="11" w:name="_Toc225507203"/>
+      <w:bookmarkStart w:id="11" w:name="_Toc227076656"/>
       <w:r>
         <w:lastRenderedPageBreak/>
         <w:t>Recolección y registro de datos</w:t>
       </w:r>
       <w:bookmarkEnd w:id="11"/>
-    </w:p>
-    <w:p>
-      <w:pPr>
-        <w:rPr>
-          <w:lang w:val="es-419" w:eastAsia="es-CO"/>
-        </w:rPr>
-      </w:pPr>
     </w:p>
     <w:p>
       <w:pPr>
@@ -8065,7 +7256,7 @@
           <w:ilvl w:val="0"/>
           <w:numId w:val="39"/>
         </w:numPr>
-        <w:ind w:left="567" w:hanging="283"/>
+        <w:ind w:left="567" w:hanging="425"/>
         <w:rPr>
           <w:lang w:val="es-419" w:eastAsia="es-CO"/>
         </w:rPr>
@@ -8074,25 +7265,13 @@
         <w:rPr>
           <w:rStyle w:val="Ttulo5Car"/>
         </w:rPr>
-        <w:t>Pesajes periódicos</w:t>
-      </w:r>
-      <w:r>
-        <w:rPr>
-          <w:rStyle w:val="Ttulo5Car"/>
-        </w:rPr>
-        <w:t>.</w:t>
+        <w:t>Pesajes periódicos.</w:t>
       </w:r>
       <w:r>
         <w:rPr>
           <w:lang w:val="es-419" w:eastAsia="es-CO"/>
         </w:rPr>
-        <w:t xml:space="preserve"> </w:t>
-      </w:r>
-      <w:r>
-        <w:rPr>
-          <w:lang w:val="es-419" w:eastAsia="es-CO"/>
-        </w:rPr>
-        <w:t>Se mide el peso para evaluar crecimiento y calcular indicadores productivos.</w:t>
+        <w:t xml:space="preserve"> Se mide el peso para evaluar crecimiento y calcular indicadores productivos.</w:t>
       </w:r>
     </w:p>
     <w:p>
@@ -8102,7 +7281,7 @@
           <w:ilvl w:val="0"/>
           <w:numId w:val="39"/>
         </w:numPr>
-        <w:ind w:left="567" w:hanging="283"/>
+        <w:ind w:left="567" w:hanging="425"/>
         <w:rPr>
           <w:lang w:val="es-419" w:eastAsia="es-CO"/>
         </w:rPr>
@@ -8111,25 +7290,13 @@
         <w:rPr>
           <w:rStyle w:val="Ttulo5Car"/>
         </w:rPr>
-        <w:t>Control de mortalidad</w:t>
-      </w:r>
-      <w:r>
-        <w:rPr>
-          <w:rStyle w:val="Ttulo5Car"/>
-        </w:rPr>
-        <w:t>.</w:t>
+        <w:t>Control de mortalidad.</w:t>
       </w:r>
       <w:r>
         <w:rPr>
           <w:lang w:val="es-419" w:eastAsia="es-CO"/>
         </w:rPr>
-        <w:t xml:space="preserve"> </w:t>
-      </w:r>
-      <w:r>
-        <w:rPr>
-          <w:lang w:val="es-419" w:eastAsia="es-CO"/>
-        </w:rPr>
-        <w:t>El registro diario permite evaluar mortalidad y ajustar el manejo.</w:t>
+        <w:t xml:space="preserve"> El registro diario permite evaluar mortalidad y ajustar el manejo.</w:t>
       </w:r>
     </w:p>
     <w:p>
@@ -8139,7 +7306,7 @@
           <w:ilvl w:val="0"/>
           <w:numId w:val="39"/>
         </w:numPr>
-        <w:ind w:left="567" w:hanging="283"/>
+        <w:ind w:left="567" w:hanging="425"/>
         <w:rPr>
           <w:lang w:val="es-419" w:eastAsia="es-CO"/>
         </w:rPr>
@@ -8148,25 +7315,13 @@
         <w:rPr>
           <w:rStyle w:val="Ttulo5Car"/>
         </w:rPr>
-        <w:t>Registro de consumo de alimento</w:t>
-      </w:r>
-      <w:r>
-        <w:rPr>
-          <w:rStyle w:val="Ttulo5Car"/>
-        </w:rPr>
-        <w:t>.</w:t>
+        <w:t>Registro de consumo de alimento.</w:t>
       </w:r>
       <w:r>
         <w:rPr>
           <w:lang w:val="es-419" w:eastAsia="es-CO"/>
         </w:rPr>
-        <w:t xml:space="preserve"> </w:t>
-      </w:r>
-      <w:r>
-        <w:rPr>
-          <w:lang w:val="es-419" w:eastAsia="es-CO"/>
-        </w:rPr>
-        <w:t>Controlar alimento permite evaluar eficiencia y ajustar raciones.</w:t>
+        <w:t xml:space="preserve"> Controlar alimento permite evaluar eficiencia y ajustar raciones.</w:t>
       </w:r>
     </w:p>
     <w:p>
@@ -8176,7 +7331,7 @@
           <w:ilvl w:val="0"/>
           <w:numId w:val="39"/>
         </w:numPr>
-        <w:ind w:left="567" w:hanging="283"/>
+        <w:ind w:left="567" w:hanging="425"/>
         <w:rPr>
           <w:lang w:val="es-419" w:eastAsia="es-CO"/>
         </w:rPr>
@@ -8185,25 +7340,13 @@
         <w:rPr>
           <w:rStyle w:val="Ttulo5Car"/>
         </w:rPr>
-        <w:t>Monitoreo de calidad de agua</w:t>
-      </w:r>
-      <w:r>
-        <w:rPr>
-          <w:rStyle w:val="Ttulo5Car"/>
-        </w:rPr>
-        <w:t>.</w:t>
+        <w:t>Monitoreo de calidad de agua.</w:t>
       </w:r>
       <w:r>
         <w:rPr>
           <w:lang w:val="es-419" w:eastAsia="es-CO"/>
         </w:rPr>
-        <w:t xml:space="preserve"> </w:t>
-      </w:r>
-      <w:r>
-        <w:rPr>
-          <w:lang w:val="es-419" w:eastAsia="es-CO"/>
-        </w:rPr>
-        <w:t>Monitorear el agua previene problemas sanitarios.</w:t>
+        <w:t xml:space="preserve"> Monitorear el agua previene problemas sanitarios.</w:t>
       </w:r>
     </w:p>
     <w:p/>
@@ -8211,18 +7354,11 @@
       <w:pPr>
         <w:pStyle w:val="Ttulo2"/>
       </w:pPr>
-      <w:bookmarkStart w:id="12" w:name="_Toc225507204"/>
+      <w:bookmarkStart w:id="12" w:name="_Toc227076657"/>
       <w:r>
         <w:t>Validación del dato</w:t>
       </w:r>
       <w:bookmarkEnd w:id="12"/>
-    </w:p>
-    <w:p>
-      <w:pPr>
-        <w:rPr>
-          <w:lang w:val="es-419" w:eastAsia="es-CO"/>
-        </w:rPr>
-      </w:pPr>
     </w:p>
     <w:p>
       <w:pPr>
@@ -8244,7 +7380,7 @@
           <w:ilvl w:val="0"/>
           <w:numId w:val="40"/>
         </w:numPr>
-        <w:ind w:left="567" w:hanging="283"/>
+        <w:ind w:left="567" w:hanging="425"/>
         <w:rPr>
           <w:lang w:val="es-419" w:eastAsia="es-CO"/>
         </w:rPr>
@@ -8253,26 +7389,13 @@
         <w:rPr>
           <w:rStyle w:val="Ttulo5Car"/>
         </w:rPr>
-        <w:lastRenderedPageBreak/>
-        <w:t>Identificación de valores atípicos</w:t>
-      </w:r>
-      <w:r>
-        <w:rPr>
-          <w:rStyle w:val="Ttulo5Car"/>
-        </w:rPr>
-        <w:t>.</w:t>
+        <w:t>Identificación de valores atípicos.</w:t>
       </w:r>
       <w:r>
         <w:rPr>
           <w:lang w:val="es-419" w:eastAsia="es-CO"/>
         </w:rPr>
-        <w:t xml:space="preserve"> </w:t>
-      </w:r>
-      <w:r>
-        <w:rPr>
-          <w:lang w:val="es-419" w:eastAsia="es-CO"/>
-        </w:rPr>
-        <w:t>Se detectan datos que se desvían significativamente de lo esperado, lo que puede indicar errores de medición o eventos anómalos en el cultivo.</w:t>
+        <w:t xml:space="preserve"> Se detectan datos que se desvían significativamente de lo esperado, lo que puede indicar errores de medición o eventos anómalos en el cultivo.</w:t>
       </w:r>
     </w:p>
     <w:p>
@@ -8282,25 +7405,17 @@
           <w:ilvl w:val="0"/>
           <w:numId w:val="40"/>
         </w:numPr>
-        <w:ind w:left="567" w:hanging="283"/>
+        <w:ind w:left="567" w:hanging="425"/>
       </w:pPr>
       <w:r>
         <w:rPr>
           <w:rStyle w:val="Ttulo5Car"/>
         </w:rPr>
-        <w:t>Revisión de coherencia</w:t>
-      </w:r>
-      <w:r>
-        <w:rPr>
-          <w:rStyle w:val="Ttulo5Car"/>
-        </w:rPr>
-        <w:t>.</w:t>
-      </w:r>
-      <w:r>
-        <w:t xml:space="preserve"> </w:t>
-      </w:r>
-      <w:r>
-        <w:t>Se verifica que los datos sean consistentes entre sí y con otros registros, asegurando que no haya contradicciones.</w:t>
+        <w:lastRenderedPageBreak/>
+        <w:t>Revisión de coherencia.</w:t>
+      </w:r>
+      <w:r>
+        <w:t xml:space="preserve"> Se verifica que los datos sean consistentes entre sí y con otros registros, asegurando que no haya contradicciones.</w:t>
       </w:r>
     </w:p>
     <w:p>
@@ -8310,25 +7425,16 @@
           <w:ilvl w:val="0"/>
           <w:numId w:val="40"/>
         </w:numPr>
-        <w:ind w:left="567" w:hanging="283"/>
+        <w:ind w:left="567" w:hanging="425"/>
       </w:pPr>
       <w:r>
         <w:rPr>
           <w:rStyle w:val="Ttulo5Car"/>
         </w:rPr>
-        <w:t>Comparación histórica</w:t>
-      </w:r>
-      <w:r>
-        <w:rPr>
-          <w:rStyle w:val="Ttulo5Car"/>
-        </w:rPr>
-        <w:t>.</w:t>
-      </w:r>
-      <w:r>
-        <w:t xml:space="preserve"> </w:t>
-      </w:r>
-      <w:r>
-        <w:t>Los datos actuales se comparan con registros anteriores para identificar tendencias, variaciones y posibles áreas de mejora.</w:t>
+        <w:t>Comparación histórica.</w:t>
+      </w:r>
+      <w:r>
+        <w:t xml:space="preserve"> Los datos actuales se comparan con registros anteriores para identificar tendencias, variaciones y posibles áreas de mejora.</w:t>
       </w:r>
     </w:p>
     <w:p>
@@ -8338,25 +7444,16 @@
           <w:ilvl w:val="0"/>
           <w:numId w:val="40"/>
         </w:numPr>
-        <w:ind w:left="567" w:hanging="283"/>
+        <w:ind w:left="567" w:hanging="425"/>
       </w:pPr>
       <w:r>
         <w:rPr>
           <w:rStyle w:val="Ttulo5Car"/>
         </w:rPr>
-        <w:t>Corrección de errores</w:t>
-      </w:r>
-      <w:r>
-        <w:rPr>
-          <w:rStyle w:val="Ttulo5Car"/>
-        </w:rPr>
-        <w:t>.</w:t>
-      </w:r>
-      <w:r>
-        <w:t xml:space="preserve"> </w:t>
-      </w:r>
-      <w:r>
-        <w:t>Se realizan ajustes en los registros cuando se detectan errores, garantizando la integridad de la información.</w:t>
+        <w:t>Corrección de errores.</w:t>
+      </w:r>
+      <w:r>
+        <w:t xml:space="preserve"> Se realizan ajustes en los registros cuando se detectan errores, garantizando la integridad de la información.</w:t>
       </w:r>
     </w:p>
     <w:p/>
@@ -8364,13 +7461,12 @@
       <w:pPr>
         <w:pStyle w:val="Ttulo2"/>
       </w:pPr>
-      <w:bookmarkStart w:id="13" w:name="_Toc225507205"/>
+      <w:bookmarkStart w:id="13" w:name="_Toc227076658"/>
       <w:r>
         <w:t>Análisis técnico de la información</w:t>
       </w:r>
       <w:bookmarkEnd w:id="13"/>
     </w:p>
-    <w:p/>
     <w:p>
       <w:r>
         <w:t>El análisis técnico de la información transforma los registros productivos, sanitarios y ambientales en insumos estratégicos para la toma de decisiones. No se trata únicamente de recopilar datos, sino de interpretarlos mediante herramientas metodológicas que permitan evaluar el desempeño del cultivo, anticipar riesgos y optimizar el manejo del sistema:</w:t>
@@ -8383,25 +7479,16 @@
           <w:ilvl w:val="0"/>
           <w:numId w:val="41"/>
         </w:numPr>
-        <w:ind w:left="567" w:hanging="283"/>
+        <w:ind w:left="567" w:hanging="425"/>
       </w:pPr>
       <w:r>
         <w:rPr>
           <w:rStyle w:val="Ttulo5Car"/>
         </w:rPr>
-        <w:t>Aplicación de fórmulas establecidas</w:t>
-      </w:r>
-      <w:r>
-        <w:rPr>
-          <w:rStyle w:val="Ttulo5Car"/>
-        </w:rPr>
-        <w:t>.</w:t>
-      </w:r>
-      <w:r>
-        <w:t xml:space="preserve"> </w:t>
-      </w:r>
-      <w:r>
-        <w:t>Se emplean fórmulas matemáticas y estadísticas para calcular indicadores clave como el Factor de Conversión Alimenticia (FCA), la tasa de crecimiento y la supervivencia.</w:t>
+        <w:t>Aplicación de fórmulas establecidas.</w:t>
+      </w:r>
+      <w:r>
+        <w:t xml:space="preserve"> Se emplean fórmulas matemáticas y estadísticas para calcular indicadores clave como el Factor de Conversión Alimenticia (FCA), la tasa de crecimiento y la supervivencia.</w:t>
       </w:r>
     </w:p>
     <w:p>
@@ -8411,25 +7498,16 @@
           <w:ilvl w:val="0"/>
           <w:numId w:val="41"/>
         </w:numPr>
-        <w:ind w:left="567" w:hanging="283"/>
+        <w:ind w:left="567" w:hanging="425"/>
       </w:pPr>
       <w:r>
         <w:rPr>
           <w:rStyle w:val="Ttulo5Car"/>
         </w:rPr>
-        <w:t>Uso de hojas de cálculo</w:t>
-      </w:r>
-      <w:r>
-        <w:rPr>
-          <w:rStyle w:val="Ttulo5Car"/>
-        </w:rPr>
-        <w:t>.</w:t>
-      </w:r>
-      <w:r>
-        <w:t xml:space="preserve"> </w:t>
-      </w:r>
-      <w:r>
-        <w:t xml:space="preserve">Herramientas como </w:t>
+        <w:t>Uso de hojas de cálculo.</w:t>
+      </w:r>
+      <w:r>
+        <w:t xml:space="preserve"> Herramientas como </w:t>
       </w:r>
       <w:r>
         <w:rPr>
@@ -8459,26 +7537,16 @@
           <w:ilvl w:val="0"/>
           <w:numId w:val="41"/>
         </w:numPr>
-        <w:ind w:left="567" w:hanging="283"/>
+        <w:ind w:left="567" w:hanging="425"/>
       </w:pPr>
       <w:r>
         <w:rPr>
           <w:rStyle w:val="Ttulo5Car"/>
         </w:rPr>
-        <w:lastRenderedPageBreak/>
-        <w:t>Construcción de gráficos</w:t>
-      </w:r>
-      <w:r>
-        <w:rPr>
-          <w:rStyle w:val="Ttulo5Car"/>
-        </w:rPr>
-        <w:t>.</w:t>
-      </w:r>
-      <w:r>
-        <w:t xml:space="preserve"> </w:t>
-      </w:r>
-      <w:r>
-        <w:t>La representación gráfica de los datos facilita la identificación de tendencias, patrones y desviaciones, lo que permite una interpretación más intuitiva.</w:t>
+        <w:t>Construcción de gráficos.</w:t>
+      </w:r>
+      <w:r>
+        <w:t xml:space="preserve"> La representación gráfica de los datos facilita la identificación de tendencias, patrones y desviaciones, lo que permite una interpretación más intuitiva.</w:t>
       </w:r>
     </w:p>
     <w:p>
@@ -8488,25 +7556,14 @@
           <w:ilvl w:val="0"/>
           <w:numId w:val="41"/>
         </w:numPr>
-        <w:ind w:left="567" w:hanging="283"/>
+        <w:ind w:left="567" w:hanging="425"/>
       </w:pPr>
       <w:r>
         <w:rPr>
           <w:rStyle w:val="Ttulo5Car"/>
         </w:rPr>
-        <w:t>Comparación con estándares técnicos</w:t>
-      </w:r>
-      <w:r>
-        <w:rPr>
-          <w:rStyle w:val="Ttulo5Car"/>
-        </w:rPr>
-        <w:t xml:space="preserve">. </w:t>
-      </w:r>
-      <w:r>
-        <w:rPr>
-          <w:rStyle w:val="Ttulo5Car"/>
-        </w:rPr>
-        <w:t xml:space="preserve">Se </w:t>
+        <w:lastRenderedPageBreak/>
+        <w:t xml:space="preserve">Comparación con estándares técnicos. Se </w:t>
       </w:r>
       <w:r>
         <w:t>contrasta la información obtenida con valores de referencia establecidos por normativas y guías sectoriales, asegurando que el cultivo cumpla con los parámetros óptimos.</w:t>
@@ -8517,19 +7574,17 @@
       <w:pPr>
         <w:pStyle w:val="Ttulo2"/>
       </w:pPr>
-      <w:bookmarkStart w:id="14" w:name="_Toc225507206"/>
+      <w:bookmarkStart w:id="14" w:name="_Toc227076659"/>
       <w:r>
         <w:t>Trazabilidad y soporte documental</w:t>
       </w:r>
       <w:bookmarkEnd w:id="14"/>
     </w:p>
-    <w:p/>
     <w:p>
       <w:r>
         <w:t>La trazabilidad y el registro sistemático de la información constituyen pilares de la gestión técnica en acuicultura, ya que permiten respaldar cada decisión con evidencia documentada, fortalecer la transparencia del proceso productivo y garantizar la sostenibilidad del sistema en el tiempo:</w:t>
       </w:r>
     </w:p>
-    <w:p/>
     <w:p>
       <w:pPr>
         <w:pStyle w:val="Prrafodelista"/>
@@ -8537,7 +7592,7 @@
           <w:ilvl w:val="0"/>
           <w:numId w:val="42"/>
         </w:numPr>
-        <w:ind w:left="567" w:hanging="283"/>
+        <w:ind w:left="567" w:hanging="425"/>
       </w:pPr>
       <w:r>
         <w:rPr>
@@ -8557,7 +7612,7 @@
           <w:ilvl w:val="0"/>
           <w:numId w:val="42"/>
         </w:numPr>
-        <w:ind w:left="567" w:hanging="283"/>
+        <w:ind w:left="567" w:hanging="425"/>
       </w:pPr>
       <w:r>
         <w:rPr>
@@ -8577,7 +7632,7 @@
           <w:ilvl w:val="0"/>
           <w:numId w:val="42"/>
         </w:numPr>
-        <w:ind w:left="567" w:hanging="283"/>
+        <w:ind w:left="567" w:hanging="425"/>
       </w:pPr>
       <w:r>
         <w:rPr>
@@ -8597,14 +7652,13 @@
           <w:ilvl w:val="0"/>
           <w:numId w:val="42"/>
         </w:numPr>
-        <w:ind w:left="567" w:hanging="283"/>
+        <w:ind w:left="567" w:hanging="425"/>
       </w:pPr>
       <w:r>
         <w:rPr>
           <w:b/>
           <w:bCs/>
         </w:rPr>
-        <w:lastRenderedPageBreak/>
         <w:t>Evaluación del desempeño histórico.</w:t>
       </w:r>
       <w:r>
@@ -8613,25 +7667,11 @@
     </w:p>
     <w:p/>
     <w:p/>
-    <w:p/>
-    <w:p/>
-    <w:p/>
-    <w:p/>
-    <w:p/>
-    <w:p/>
-    <w:p/>
-    <w:p/>
-    <w:p/>
-    <w:p/>
-    <w:p/>
-    <w:p/>
-    <w:p/>
-    <w:p/>
     <w:p>
       <w:pPr>
         <w:pStyle w:val="Ttulo1"/>
       </w:pPr>
-      <w:bookmarkStart w:id="15" w:name="_Toc225507207"/>
+      <w:bookmarkStart w:id="15" w:name="_Toc227076660"/>
       <w:r>
         <w:lastRenderedPageBreak/>
         <w:t>Información base</w:t>
@@ -8644,25 +7684,18 @@
           <w:lang w:val="es-419" w:eastAsia="es-CO"/>
         </w:rPr>
       </w:pPr>
-    </w:p>
-    <w:p>
-      <w:pPr>
+      <w:r>
         <w:rPr>
           <w:lang w:val="es-419" w:eastAsia="es-CO"/>
         </w:rPr>
-      </w:pPr>
-      <w:r>
+        <w:t>La información base engloba los datos fundamentales y las variables esenciales que se utilizan para evaluar el desempeño del cultivo acuícola. Entre estos parámetros se incluyen aspectos como la densidad de siembra, la biomasa inicial, las condiciones del agua y la calidad del alimento suministrado. Estos datos constituyen la base sobre la cual se construyen los análisis productivos y sanitarios del cultivo.</w:t>
+      </w:r>
+    </w:p>
+    <w:p>
+      <w:pPr>
         <w:rPr>
           <w:lang w:val="es-419" w:eastAsia="es-CO"/>
         </w:rPr>
-        <w:t>La información base engloba los datos fundamentales y las variables esenciales que se utilizan para evaluar el desempeño del cultivo acuícola. Entre estos parámetros se incluyen aspectos como la densidad de siembra, la biomasa inicial, las condiciones del agua y la calidad del alimento suministrado. Estos datos constituyen la base sobre la cual se construyen los análisis productivos y sanitarios del cultivo.</w:t>
-      </w:r>
-    </w:p>
-    <w:p>
-      <w:pPr>
-        <w:rPr>
-          <w:lang w:val="es-419" w:eastAsia="es-CO"/>
-        </w:rPr>
       </w:pPr>
     </w:p>
     <w:p>
@@ -8681,6 +7714,8 @@
     </w:p>
     <w:p>
       <w:pPr>
+        <w:ind w:firstLine="0"/>
+        <w:jc w:val="center"/>
         <w:rPr>
           <w:lang w:val="es-419" w:eastAsia="es-CO"/>
         </w:rPr>
@@ -8691,10 +7726,16 @@
           <w:lang w:val="es-419" w:eastAsia="es-CO"/>
         </w:rPr>
         <w:drawing>
-          <wp:inline distT="0" distB="0" distL="0" distR="0" wp14:anchorId="65A117F1" wp14:editId="60E4ED47">
+          <wp:inline distT="0" distB="0" distL="0" distR="0" wp14:anchorId="65A117F1" wp14:editId="3C5F86B6">
             <wp:extent cx="6332220" cy="2042795"/>
             <wp:effectExtent l="0" t="0" r="0" b="0"/>
-            <wp:docPr id="2" name="Gráfico 2"/>
+            <wp:docPr id="2" name="Gráfico 2">
+              <a:extLst xmlns:a="http://schemas.openxmlformats.org/drawingml/2006/main">
+                <a:ext uri="{C183D7F6-B498-43B3-948B-1728B52AA6E4}">
+                  <adec:decorative xmlns:adec="http://schemas.microsoft.com/office/drawing/2017/decorative" val="1"/>
+                </a:ext>
+              </a:extLst>
+            </wp:docPr>
             <wp:cNvGraphicFramePr>
               <a:graphicFrameLocks xmlns:a="http://schemas.openxmlformats.org/drawingml/2006/main" noChangeAspect="1"/>
             </wp:cNvGraphicFramePr>
@@ -8702,7 +7743,13 @@
               <a:graphicData uri="http://schemas.openxmlformats.org/drawingml/2006/picture">
                 <pic:pic xmlns:pic="http://schemas.openxmlformats.org/drawingml/2006/picture">
                   <pic:nvPicPr>
-                    <pic:cNvPr id="2" name="Gráfico 2"/>
+                    <pic:cNvPr id="2" name="Gráfico 2">
+                      <a:extLst>
+                        <a:ext uri="{C183D7F6-B498-43B3-948B-1728B52AA6E4}">
+                          <adec:decorative xmlns:adec="http://schemas.microsoft.com/office/drawing/2017/decorative" val="1"/>
+                        </a:ext>
+                      </a:extLst>
+                    </pic:cNvPr>
                     <pic:cNvPicPr/>
                   </pic:nvPicPr>
                   <pic:blipFill>
@@ -8736,8 +7783,6 @@
         </w:drawing>
       </w:r>
     </w:p>
-    <w:p/>
-    <w:p/>
     <w:p>
       <w:r>
         <w:t>El manejo técnico del cultivo acuícola se fundamenta en la recolección y análisis de variables base que permiten establecer un punto de referencia claro para el seguimiento del sistema productivo. Estas variables constituyen el soporte inicial para interpretar cambios, evaluar resultados y proyectar el comportamiento del cultivo a lo largo del ciclo:</w:t>
@@ -8750,26 +7795,16 @@
           <w:ilvl w:val="0"/>
           <w:numId w:val="43"/>
         </w:numPr>
-        <w:ind w:left="567" w:hanging="283"/>
+        <w:ind w:left="567" w:hanging="425"/>
       </w:pPr>
       <w:r>
         <w:rPr>
           <w:rStyle w:val="Ttulo5Car"/>
         </w:rPr>
-        <w:lastRenderedPageBreak/>
-        <w:t>Variables base en acuicultura</w:t>
-      </w:r>
-      <w:r>
-        <w:rPr>
-          <w:rStyle w:val="Ttulo5Car"/>
-        </w:rPr>
-        <w:t>.</w:t>
-      </w:r>
-      <w:r>
-        <w:t xml:space="preserve"> </w:t>
-      </w:r>
-      <w:r>
-        <w:t>Las variables base son datos fundamentales del cultivo, como peso inicial, temperatura, oxígeno disuelto y nutrientes, que sirven como referencia para evaluar y monitorear continuamente su desempeño.</w:t>
+        <w:t>Variables base en acuicultura.</w:t>
+      </w:r>
+      <w:r>
+        <w:t xml:space="preserve"> Las variables base son datos fundamentales del cultivo, como peso inicial, temperatura, oxígeno disuelto y nutrientes, que sirven como referencia para evaluar y monitorear continuamente su desempeño.</w:t>
       </w:r>
     </w:p>
     <w:p>
@@ -8779,19 +7814,14 @@
           <w:ilvl w:val="0"/>
           <w:numId w:val="43"/>
         </w:numPr>
-        <w:ind w:left="567" w:hanging="283"/>
+        <w:ind w:left="567" w:hanging="425"/>
       </w:pPr>
       <w:r>
         <w:rPr>
           <w:rStyle w:val="Ttulo5Car"/>
         </w:rPr>
-        <w:t>Importancia y empleo de la información base</w:t>
-      </w:r>
-      <w:r>
-        <w:rPr>
-          <w:rStyle w:val="Ttulo5Car"/>
-        </w:rPr>
-        <w:t xml:space="preserve">. </w:t>
+        <w:lastRenderedPageBreak/>
+        <w:t xml:space="preserve">Importancia y empleo de la información base. </w:t>
       </w:r>
       <w:r>
         <w:t>La información base permite comparar datos con estándares, identificar desviaciones y ajustar el manejo para optimizar la producción y la salud del cultivo.</w:t>
@@ -8811,11 +7841,13 @@
     <w:p/>
     <w:p/>
     <w:p/>
+    <w:p/>
+    <w:p/>
     <w:p>
       <w:pPr>
         <w:pStyle w:val="Ttulo1"/>
       </w:pPr>
-      <w:bookmarkStart w:id="16" w:name="_Toc225507208"/>
+      <w:bookmarkStart w:id="16" w:name="_Toc227076661"/>
       <w:r>
         <w:lastRenderedPageBreak/>
         <w:t>Matemática aplicada</w:t>
@@ -8828,26 +7860,12 @@
           <w:lang w:val="es-419" w:eastAsia="es-CO"/>
         </w:rPr>
       </w:pPr>
-    </w:p>
-    <w:p>
-      <w:pPr>
+      <w:r>
         <w:rPr>
           <w:lang w:val="es-419" w:eastAsia="es-CO"/>
         </w:rPr>
-      </w:pPr>
-      <w:r>
-        <w:rPr>
-          <w:lang w:val="es-419" w:eastAsia="es-CO"/>
-        </w:rPr>
         <w:t>La matemática aplicada en acuicultura permite analizar datos y calcular indicadores técnicos para evaluar el rendimiento del cultivo y apoyar la toma de decisiones eficientes. A continuación, se conocerán los principios, aplicación y cálculo:</w:t>
       </w:r>
-    </w:p>
-    <w:p>
-      <w:pPr>
-        <w:rPr>
-          <w:lang w:val="es-419" w:eastAsia="es-CO"/>
-        </w:rPr>
-      </w:pPr>
     </w:p>
     <w:p>
       <w:pPr>
@@ -8865,25 +7883,13 @@
         <w:rPr>
           <w:rStyle w:val="Ttulo5Car"/>
         </w:rPr>
-        <w:t>Principios fundamentales</w:t>
-      </w:r>
-      <w:r>
-        <w:rPr>
-          <w:rStyle w:val="Ttulo5Car"/>
-        </w:rPr>
-        <w:t>.</w:t>
+        <w:t>Principios fundamentales.</w:t>
       </w:r>
       <w:r>
         <w:rPr>
           <w:lang w:val="es-419" w:eastAsia="es-CO"/>
         </w:rPr>
-        <w:t xml:space="preserve"> </w:t>
-      </w:r>
-      <w:r>
-        <w:rPr>
-          <w:lang w:val="es-419" w:eastAsia="es-CO"/>
-        </w:rPr>
-        <w:t>Matemática aplicada analiza datos para evaluar rendimiento productivo y sanitario.</w:t>
+        <w:t xml:space="preserve"> Matemática aplicada analiza datos para evaluar rendimiento productivo y sanitario.</w:t>
       </w:r>
     </w:p>
     <w:p>
@@ -8902,13 +7908,7 @@
         <w:rPr>
           <w:rStyle w:val="Ttulo5Car"/>
         </w:rPr>
-        <w:t>Aplicación de la producción acuícola</w:t>
-      </w:r>
-      <w:r>
-        <w:rPr>
-          <w:rStyle w:val="Ttulo5Car"/>
-        </w:rPr>
-        <w:t xml:space="preserve">. </w:t>
+        <w:t xml:space="preserve">Aplicación de la producción acuícola. </w:t>
       </w:r>
       <w:r>
         <w:rPr>
@@ -8933,13 +7933,7 @@
         <w:rPr>
           <w:rStyle w:val="Ttulo5Car"/>
         </w:rPr>
-        <w:t>Cálculo de indicadores clave</w:t>
-      </w:r>
-      <w:r>
-        <w:rPr>
-          <w:rStyle w:val="Ttulo5Car"/>
-        </w:rPr>
-        <w:t xml:space="preserve">. </w:t>
+        <w:t xml:space="preserve">Cálculo de indicadores clave. </w:t>
       </w:r>
       <w:r>
         <w:rPr>
@@ -8948,7 +7942,6 @@
         <w:t>Fórmulas matemáticas transforman datos en indicadores para gestión eficiente sostenible.</w:t>
       </w:r>
     </w:p>
-    <w:p/>
     <w:p>
       <w:r>
         <w:t>Se invita al aprendiz a explorar el siguiente video, donde se presenta un ejercicio práctico orientado a comprender la aplicación de herramientas matemáticas en el análisis de indicadores técnicos de la producción acuícola.</w:t>
@@ -8957,9 +7950,56 @@
     <w:p>
       <w:pPr>
         <w:pStyle w:val="Video"/>
-      </w:pPr>
-      <w:r>
-        <w:t>Clasificación de las amenazas: naturales, antrópicas, y socioeconómicas</w:t>
+        <w:ind w:left="0" w:firstLine="0"/>
+      </w:pPr>
+      <w:r>
+        <w:t>Cálculo del peso promedio de peces</w:t>
+      </w:r>
+      <w:r>
+        <w:rPr>
+          <w:noProof/>
+        </w:rPr>
+        <w:drawing>
+          <wp:inline distT="0" distB="0" distL="0" distR="0" wp14:anchorId="22659133" wp14:editId="1D92AE40">
+            <wp:extent cx="4552950" cy="2560920"/>
+            <wp:effectExtent l="0" t="0" r="0" b="0"/>
+            <wp:docPr id="780523667" name="Imagen 3"/>
+            <wp:cNvGraphicFramePr>
+              <a:graphicFrameLocks xmlns:a="http://schemas.openxmlformats.org/drawingml/2006/main" noChangeAspect="1"/>
+            </wp:cNvGraphicFramePr>
+            <a:graphic xmlns:a="http://schemas.openxmlformats.org/drawingml/2006/main">
+              <a:graphicData uri="http://schemas.openxmlformats.org/drawingml/2006/picture">
+                <pic:pic xmlns:pic="http://schemas.openxmlformats.org/drawingml/2006/picture">
+                  <pic:nvPicPr>
+                    <pic:cNvPr id="780523667" name="Imagen 780523667"/>
+                    <pic:cNvPicPr/>
+                  </pic:nvPicPr>
+                  <pic:blipFill>
+                    <a:blip r:embed="rId14" cstate="print">
+                      <a:extLst>
+                        <a:ext uri="{28A0092B-C50C-407E-A947-70E740481C1C}">
+                          <a14:useLocalDpi xmlns:a14="http://schemas.microsoft.com/office/drawing/2010/main" val="0"/>
+                        </a:ext>
+                      </a:extLst>
+                    </a:blip>
+                    <a:stretch>
+                      <a:fillRect/>
+                    </a:stretch>
+                  </pic:blipFill>
+                  <pic:spPr>
+                    <a:xfrm>
+                      <a:off x="0" y="0"/>
+                      <a:ext cx="4568385" cy="2569602"/>
+                    </a:xfrm>
+                    <a:prstGeom prst="rect">
+                      <a:avLst/>
+                    </a:prstGeom>
+                  </pic:spPr>
+                </pic:pic>
+              </a:graphicData>
+            </a:graphic>
+          </wp:inline>
+        </w:drawing>
       </w:r>
     </w:p>
     <w:p>
@@ -8967,19 +8007,27 @@
         <w:ind w:firstLine="0"/>
         <w:jc w:val="center"/>
       </w:pPr>
-    </w:p>
-    <w:p>
-      <w:pPr>
-        <w:ind w:firstLine="0"/>
-        <w:jc w:val="center"/>
-      </w:pPr>
-      <w:hyperlink r:id="rId14" w:history="1">
+      <w:hyperlink r:id="rId15" w:history="1">
         <w:r>
           <w:rPr>
             <w:rStyle w:val="Hipervnculo"/>
             <w:b/>
           </w:rPr>
-          <w:t>Enlace de reproducción del video</w:t>
+          <w:t>Enlace d</w:t>
+        </w:r>
+        <w:r>
+          <w:rPr>
+            <w:rStyle w:val="Hipervnculo"/>
+            <w:b/>
+          </w:rPr>
+          <w:t xml:space="preserve">e </w:t>
+        </w:r>
+        <w:r>
+          <w:rPr>
+            <w:rStyle w:val="Hipervnculo"/>
+            <w:b/>
+          </w:rPr>
+          <w:t>reproducción del video</w:t>
         </w:r>
       </w:hyperlink>
     </w:p>
@@ -9009,6 +8057,7 @@
               <w:rPr>
                 <w:b/>
               </w:rPr>
+              <w:lastRenderedPageBreak/>
               <w:t>Síntesis del video</w:t>
             </w:r>
             <w:r>
@@ -9031,7 +8080,21 @@
           <w:tcPr>
             <w:tcW w:w="9962" w:type="dxa"/>
           </w:tcPr>
-          <w:p/>
+          <w:p>
+            <w:r>
+              <w:t>El video explica cómo calcular el peso promedio de los peces, presentado como uno de los indicadores técnicos más importantes en la producción piscícola. Para ello, utiliza el ejemplo de un productor llamado Juan Pérez, quien desea conocer el crecimiento de los peces de su estanque. El procedimiento inicia cuando Juan captura una muestra de 30 peces con una atarraya y luego los pesa en conjunto, obteniendo un peso total de 6.000 gramos.</w:t>
+            </w:r>
+          </w:p>
+          <w:p>
+            <w:r>
+              <w:t>A partir de esa información, el video muestra que el cálculo del peso promedio se realiza dividiendo el peso total de los peces capturados entre el número de peces de la muestra. En el ejemplo, se divide 6.000 gramos entre 30 peces, obteniendo como resultado 200 gramos por pez. Con este valor, se concluye que el peso promedio de los peces del muestreo es de 200 gramos.</w:t>
+            </w:r>
+          </w:p>
+          <w:p>
+            <w:r>
+              <w:t>Finalmente, el video resalta que este indicador permite evaluar el desarrollo de los peces y sirve de apoyo para tomar decisiones relacionadas con la alimentación, el manejo del cultivo y la proyección de la cosecha.</w:t>
+            </w:r>
+          </w:p>
         </w:tc>
       </w:tr>
     </w:tbl>
@@ -9091,6 +8154,13 @@
     </w:p>
     <w:p>
       <w:pPr>
+        <w:rPr>
+          <w:lang w:val="es-419" w:eastAsia="es-CO"/>
+        </w:rPr>
+      </w:pPr>
+    </w:p>
+    <w:p>
+      <w:pPr>
         <w:pStyle w:val="Ttulo1"/>
         <w:numPr>
           <w:ilvl w:val="0"/>
@@ -9101,185 +8171,12 @@
     <w:p>
       <w:pPr>
         <w:pStyle w:val="Ttulo1"/>
-        <w:numPr>
-          <w:ilvl w:val="0"/>
-          <w:numId w:val="0"/>
-        </w:numPr>
-      </w:pPr>
-    </w:p>
-    <w:p>
-      <w:pPr>
-        <w:pStyle w:val="Ttulo1"/>
-        <w:numPr>
-          <w:ilvl w:val="0"/>
-          <w:numId w:val="0"/>
-        </w:numPr>
-      </w:pPr>
-    </w:p>
-    <w:p>
-      <w:pPr>
-        <w:pStyle w:val="Ttulo1"/>
-        <w:numPr>
-          <w:ilvl w:val="0"/>
-          <w:numId w:val="0"/>
-        </w:numPr>
-      </w:pPr>
-    </w:p>
-    <w:p>
-      <w:pPr>
-        <w:pStyle w:val="Ttulo1"/>
-        <w:numPr>
-          <w:ilvl w:val="0"/>
-          <w:numId w:val="0"/>
-        </w:numPr>
-      </w:pPr>
-    </w:p>
-    <w:p>
-      <w:pPr>
-        <w:pStyle w:val="Ttulo1"/>
-        <w:numPr>
-          <w:ilvl w:val="0"/>
-          <w:numId w:val="0"/>
-        </w:numPr>
-      </w:pPr>
-    </w:p>
-    <w:p>
-      <w:pPr>
-        <w:pStyle w:val="Ttulo1"/>
-        <w:numPr>
-          <w:ilvl w:val="0"/>
-          <w:numId w:val="0"/>
-        </w:numPr>
-      </w:pPr>
-    </w:p>
-    <w:p>
-      <w:pPr>
-        <w:pStyle w:val="Ttulo1"/>
-        <w:numPr>
-          <w:ilvl w:val="0"/>
-          <w:numId w:val="0"/>
-        </w:numPr>
-      </w:pPr>
-    </w:p>
-    <w:p>
-      <w:pPr>
-        <w:pStyle w:val="Ttulo1"/>
-        <w:numPr>
-          <w:ilvl w:val="0"/>
-          <w:numId w:val="0"/>
-        </w:numPr>
-      </w:pPr>
-    </w:p>
-    <w:p>
-      <w:pPr>
-        <w:pStyle w:val="Ttulo1"/>
-        <w:numPr>
-          <w:ilvl w:val="0"/>
-          <w:numId w:val="0"/>
-        </w:numPr>
-      </w:pPr>
-    </w:p>
-    <w:p>
-      <w:pPr>
-        <w:pStyle w:val="Ttulo1"/>
-        <w:numPr>
-          <w:ilvl w:val="0"/>
-          <w:numId w:val="0"/>
-        </w:numPr>
-      </w:pPr>
-    </w:p>
-    <w:p>
-      <w:pPr>
-        <w:pStyle w:val="Ttulo1"/>
-        <w:numPr>
-          <w:ilvl w:val="0"/>
-          <w:numId w:val="0"/>
-        </w:numPr>
-      </w:pPr>
-    </w:p>
-    <w:p>
-      <w:pPr>
-        <w:pStyle w:val="Ttulo1"/>
-        <w:numPr>
-          <w:ilvl w:val="0"/>
-          <w:numId w:val="0"/>
-        </w:numPr>
-      </w:pPr>
-    </w:p>
-    <w:p>
-      <w:pPr>
-        <w:pStyle w:val="Ttulo1"/>
-        <w:numPr>
-          <w:ilvl w:val="0"/>
-          <w:numId w:val="0"/>
-        </w:numPr>
-      </w:pPr>
-    </w:p>
-    <w:p>
-      <w:pPr>
-        <w:pStyle w:val="Ttulo1"/>
-        <w:numPr>
-          <w:ilvl w:val="0"/>
-          <w:numId w:val="0"/>
-        </w:numPr>
-      </w:pPr>
-    </w:p>
-    <w:p>
-      <w:pPr>
-        <w:pStyle w:val="Ttulo1"/>
-        <w:numPr>
-          <w:ilvl w:val="0"/>
-          <w:numId w:val="0"/>
-        </w:numPr>
-      </w:pPr>
-    </w:p>
-    <w:p>
-      <w:pPr>
-        <w:rPr>
-          <w:lang w:val="es-419" w:eastAsia="es-CO"/>
-        </w:rPr>
-      </w:pPr>
-    </w:p>
-    <w:p>
-      <w:pPr>
-        <w:rPr>
-          <w:lang w:val="es-419" w:eastAsia="es-CO"/>
-        </w:rPr>
-      </w:pPr>
-    </w:p>
-    <w:p>
-      <w:pPr>
-        <w:pStyle w:val="Ttulo1"/>
-        <w:numPr>
-          <w:ilvl w:val="0"/>
-          <w:numId w:val="0"/>
-        </w:numPr>
-      </w:pPr>
-    </w:p>
-    <w:p>
-      <w:pPr>
-        <w:pStyle w:val="Ttulo1"/>
-      </w:pPr>
-      <w:bookmarkStart w:id="17" w:name="_Toc225507209"/>
+      </w:pPr>
+      <w:bookmarkStart w:id="17" w:name="_Toc227076662"/>
       <w:r>
         <w:t>Ofimática: herramientas y aplicaciones</w:t>
       </w:r>
       <w:bookmarkEnd w:id="17"/>
-    </w:p>
-    <w:p>
-      <w:pPr>
-        <w:rPr>
-          <w:rFonts w:ascii="Calibri" w:eastAsia="Times New Roman" w:hAnsi="Calibri" w:cs="Times New Roman (Títulos en alf"/>
-          <w:b/>
-          <w:color w:val="000000" w:themeColor="text1"/>
-          <w:spacing w:val="-10"/>
-          <w:kern w:val="0"/>
-          <w:sz w:val="36"/>
-          <w:szCs w:val="32"/>
-          <w:lang w:val="es-419" w:eastAsia="es-CO"/>
-          <w14:ligatures w14:val="none"/>
-        </w:rPr>
-      </w:pPr>
     </w:p>
     <w:p>
       <w:pPr>
@@ -9308,7 +8205,7 @@
           <w:ilvl w:val="0"/>
           <w:numId w:val="45"/>
         </w:numPr>
-        <w:ind w:left="567" w:hanging="283"/>
+        <w:ind w:left="567" w:hanging="425"/>
         <w:rPr>
           <w:lang w:val="es-419" w:eastAsia="es-CO"/>
         </w:rPr>
@@ -9325,25 +8222,13 @@
         <w:rPr>
           <w:rStyle w:val="Ttulo5Car"/>
         </w:rPr>
-        <w:t>de gestión de datos</w:t>
-      </w:r>
-      <w:r>
-        <w:rPr>
-          <w:rStyle w:val="Ttulo5Car"/>
-        </w:rPr>
-        <w:t>.</w:t>
+        <w:t>de gestión de datos.</w:t>
       </w:r>
       <w:r>
         <w:rPr>
           <w:lang w:val="es-419" w:eastAsia="es-CO"/>
         </w:rPr>
-        <w:t xml:space="preserve"> </w:t>
-      </w:r>
-      <w:r>
-        <w:rPr>
-          <w:lang w:val="es-419" w:eastAsia="es-CO"/>
-        </w:rPr>
-        <w:t xml:space="preserve">Para organizar y analizar la información productiva se utilizan herramientas como </w:t>
+        <w:t xml:space="preserve"> Para organizar y analizar la información productiva se utilizan herramientas como </w:t>
       </w:r>
       <w:r>
         <w:rPr>
@@ -9351,25 +8236,7 @@
           <w:iCs/>
           <w:lang w:val="es-419" w:eastAsia="es-CO"/>
         </w:rPr>
-        <w:t xml:space="preserve">Excel, Google </w:t>
-      </w:r>
-      <w:proofErr w:type="spellStart"/>
-      <w:r>
-        <w:rPr>
-          <w:i/>
-          <w:iCs/>
-          <w:lang w:val="es-419" w:eastAsia="es-CO"/>
-        </w:rPr>
-        <w:t>Sheets</w:t>
-      </w:r>
-      <w:proofErr w:type="spellEnd"/>
-      <w:r>
-        <w:rPr>
-          <w:i/>
-          <w:iCs/>
-          <w:lang w:val="es-419" w:eastAsia="es-CO"/>
-        </w:rPr>
-        <w:t xml:space="preserve"> y software</w:t>
+        <w:t>Excel, Google Sheets y software</w:t>
       </w:r>
       <w:r>
         <w:rPr>
@@ -9385,7 +8252,7 @@
           <w:ilvl w:val="0"/>
           <w:numId w:val="45"/>
         </w:numPr>
-        <w:ind w:left="567" w:hanging="283"/>
+        <w:ind w:left="567" w:hanging="425"/>
         <w:rPr>
           <w:lang w:val="es-419" w:eastAsia="es-CO"/>
         </w:rPr>
@@ -9394,25 +8261,13 @@
         <w:rPr>
           <w:rStyle w:val="Ttulo5Car"/>
         </w:rPr>
-        <w:t>Uso de hojas de cálculo</w:t>
-      </w:r>
-      <w:r>
-        <w:rPr>
-          <w:rStyle w:val="Ttulo5Car"/>
-        </w:rPr>
-        <w:t>.</w:t>
+        <w:t>Uso de hojas de cálculo.</w:t>
       </w:r>
       <w:r>
         <w:rPr>
           <w:lang w:val="es-419" w:eastAsia="es-CO"/>
         </w:rPr>
-        <w:t xml:space="preserve"> </w:t>
-      </w:r>
-      <w:r>
-        <w:rPr>
-          <w:lang w:val="es-419" w:eastAsia="es-CO"/>
-        </w:rPr>
-        <w:t>Las hojas de cálculo permiten realizar cálculos, crear tablas dinámicas y generar gráficos que facilitan la interpretación y gestión eficiente de la información.</w:t>
+        <w:t xml:space="preserve"> Las hojas de cálculo permiten realizar cálculos, crear tablas dinámicas y generar gráficos que facilitan la interpretación y gestión eficiente de la información.</w:t>
       </w:r>
     </w:p>
     <w:p>
@@ -9422,7 +8277,7 @@
           <w:ilvl w:val="0"/>
           <w:numId w:val="45"/>
         </w:numPr>
-        <w:ind w:left="567" w:hanging="283"/>
+        <w:ind w:left="567" w:hanging="425"/>
         <w:rPr>
           <w:lang w:val="es-419" w:eastAsia="es-CO"/>
         </w:rPr>
@@ -9431,94 +8286,65 @@
         <w:rPr>
           <w:rStyle w:val="Ttulo5Car"/>
         </w:rPr>
-        <w:t>Visualización y análisis de datos</w:t>
-      </w:r>
-      <w:r>
-        <w:rPr>
-          <w:rStyle w:val="Ttulo5Car"/>
-        </w:rPr>
-        <w:t>.</w:t>
+        <w:t>Visualización y análisis de datos.</w:t>
       </w:r>
       <w:r>
         <w:rPr>
           <w:lang w:val="es-419" w:eastAsia="es-CO"/>
         </w:rPr>
-        <w:t xml:space="preserve"> </w:t>
-      </w:r>
+        <w:t xml:space="preserve"> La ofimática permite crear </w:t>
+      </w:r>
+      <w:proofErr w:type="spellStart"/>
       <w:r>
         <w:rPr>
           <w:lang w:val="es-419" w:eastAsia="es-CO"/>
         </w:rPr>
-        <w:t xml:space="preserve">La ofimática permite crear </w:t>
-      </w:r>
-      <w:proofErr w:type="spellStart"/>
+        <w:t>dashboards</w:t>
+      </w:r>
+      <w:proofErr w:type="spellEnd"/>
       <w:r>
         <w:rPr>
           <w:lang w:val="es-419" w:eastAsia="es-CO"/>
         </w:rPr>
-        <w:t>dashboards</w:t>
-      </w:r>
-      <w:proofErr w:type="spellEnd"/>
-      <w:r>
+        <w:t xml:space="preserve"> y reportes que facilitan la visualización de datos, la identificación de tendencias y la toma de decisiones estratégicas.</w:t>
+      </w:r>
+    </w:p>
+    <w:p>
+      <w:pPr>
+        <w:ind w:left="284" w:firstLine="0"/>
         <w:rPr>
           <w:lang w:val="es-419" w:eastAsia="es-CO"/>
         </w:rPr>
-        <w:t xml:space="preserve"> y reportes que facilitan la visualización de datos, la identificación de tendencias y la toma de decisiones estratégicas.</w:t>
-      </w:r>
-    </w:p>
-    <w:p>
-      <w:pPr>
-        <w:ind w:left="284" w:firstLine="0"/>
+      </w:pPr>
+    </w:p>
+    <w:p>
+      <w:pPr>
+        <w:pStyle w:val="Ttulo2"/>
+      </w:pPr>
+      <w:bookmarkStart w:id="18" w:name="_Toc227076663"/>
+      <w:r>
+        <w:t>Recolección y registro de datos</w:t>
+      </w:r>
+      <w:bookmarkEnd w:id="18"/>
+    </w:p>
+    <w:p>
+      <w:pPr>
         <w:rPr>
           <w:lang w:val="es-419" w:eastAsia="es-CO"/>
         </w:rPr>
       </w:pPr>
-    </w:p>
-    <w:p>
-      <w:pPr>
-        <w:ind w:left="284" w:firstLine="0"/>
+      <w:r>
         <w:rPr>
           <w:lang w:val="es-419" w:eastAsia="es-CO"/>
         </w:rPr>
-      </w:pPr>
-    </w:p>
-    <w:p>
-      <w:pPr>
-        <w:ind w:left="284" w:firstLine="0"/>
+        <w:t xml:space="preserve">Los registros productivos permiten organizar y analizar la información del cultivo, facilitando el seguimiento técnico y la toma de decisiones. Para una mejor comprensión </w:t>
+      </w:r>
+      <w:r>
         <w:rPr>
           <w:lang w:val="es-419" w:eastAsia="es-CO"/>
         </w:rPr>
-      </w:pPr>
-    </w:p>
-    <w:p>
-      <w:pPr>
-        <w:pStyle w:val="Ttulo2"/>
-      </w:pPr>
-      <w:bookmarkStart w:id="18" w:name="_Toc225507210"/>
-      <w:r>
         <w:lastRenderedPageBreak/>
-        <w:t>Recolección y registro de datos</w:t>
-      </w:r>
-      <w:bookmarkEnd w:id="18"/>
-    </w:p>
-    <w:p>
-      <w:pPr>
-        <w:rPr>
-          <w:lang w:val="es-419" w:eastAsia="es-CO"/>
-        </w:rPr>
-      </w:pPr>
-    </w:p>
-    <w:p>
-      <w:pPr>
-        <w:rPr>
-          <w:lang w:val="es-419" w:eastAsia="es-CO"/>
-        </w:rPr>
-      </w:pPr>
-      <w:r>
-        <w:rPr>
-          <w:lang w:val="es-419" w:eastAsia="es-CO"/>
-        </w:rPr>
-        <w:t>Los registros productivos permiten organizar y analizar la información del cultivo, facilitando el seguimiento técnico y la toma de decisiones. Para una mejor comprensión del tema de registros, concepto, tipos, formatos y diligenciamiento, se invita a conocer el siguiente diagrama:</w:t>
+        <w:t>del tema de registros, concepto, tipos, formatos y diligenciamiento, se invita a conocer el siguiente diagrama:</w:t>
       </w:r>
     </w:p>
     <w:p>
@@ -9537,6 +8363,7 @@
     </w:p>
     <w:p>
       <w:pPr>
+        <w:ind w:firstLine="0"/>
         <w:rPr>
           <w:lang w:val="es-419" w:eastAsia="es-CO"/>
         </w:rPr>
@@ -9562,13 +8389,13 @@
                     <pic:cNvPicPr/>
                   </pic:nvPicPr>
                   <pic:blipFill>
-                    <a:blip r:embed="rId15">
+                    <a:blip r:embed="rId16">
                       <a:extLst>
                         <a:ext uri="{28A0092B-C50C-407E-A947-70E740481C1C}">
                           <a14:useLocalDpi xmlns:a14="http://schemas.microsoft.com/office/drawing/2010/main" val="0"/>
                         </a:ext>
                         <a:ext uri="{96DAC541-7B7A-43D3-8B79-37D633B846F1}">
-                          <asvg:svgBlip xmlns:asvg="http://schemas.microsoft.com/office/drawing/2016/SVG/main" r:embed="rId16"/>
+                          <asvg:svgBlip xmlns:asvg="http://schemas.microsoft.com/office/drawing/2016/SVG/main" r:embed="rId17"/>
                         </a:ext>
                       </a:extLst>
                     </a:blip>
@@ -9598,18 +8425,10 @@
           <w:lang w:val="es-419" w:eastAsia="es-CO"/>
         </w:rPr>
       </w:pPr>
-    </w:p>
-    <w:p>
-      <w:pPr>
+      <w:r>
         <w:rPr>
           <w:lang w:val="es-419" w:eastAsia="es-CO"/>
         </w:rPr>
-      </w:pPr>
-      <w:r>
-        <w:rPr>
-          <w:lang w:val="es-419" w:eastAsia="es-CO"/>
-        </w:rPr>
-        <w:lastRenderedPageBreak/>
         <w:t>El registro adecuado de la información productiva permite asegurar datos confiables y apoyar la toma de decisiones en la gestión del cultivo acuícola.</w:t>
       </w:r>
     </w:p>
@@ -9627,7 +8446,7 @@
           <w:ilvl w:val="0"/>
           <w:numId w:val="46"/>
         </w:numPr>
-        <w:ind w:left="567" w:hanging="283"/>
+        <w:ind w:left="567" w:hanging="425"/>
         <w:rPr>
           <w:lang w:val="es-419" w:eastAsia="es-CO"/>
         </w:rPr>
@@ -9636,25 +8455,20 @@
         <w:rPr>
           <w:rStyle w:val="Ttulo5Car"/>
         </w:rPr>
-        <w:t>Importancia de un Registro Adecuado</w:t>
-      </w:r>
-      <w:r>
-        <w:rPr>
-          <w:rStyle w:val="Ttulo5Car"/>
-        </w:rPr>
-        <w:t>.</w:t>
+        <w:t>Importancia de un Registro Adecuado.</w:t>
       </w:r>
       <w:r>
         <w:rPr>
           <w:lang w:val="es-419" w:eastAsia="es-CO"/>
         </w:rPr>
-        <w:t xml:space="preserve"> </w:t>
+        <w:t xml:space="preserve"> Un registro preciso y completo es esencial para garantizar la trazabilidad, facilitar auditorías y tomar decisiones efectivas. La </w:t>
       </w:r>
       <w:r>
         <w:rPr>
           <w:lang w:val="es-419" w:eastAsia="es-CO"/>
         </w:rPr>
-        <w:t>Un registro preciso y completo es esencial para garantizar la trazabilidad, facilitar auditorías y tomar decisiones efectivas. La calidad de la información registrada impacta directamente en la gestión del cultivo.</w:t>
+        <w:lastRenderedPageBreak/>
+        <w:t>calidad de la información registrada impacta directamente en la gestión del cultivo.</w:t>
       </w:r>
     </w:p>
     <w:p>
@@ -9664,7 +8478,7 @@
           <w:ilvl w:val="0"/>
           <w:numId w:val="46"/>
         </w:numPr>
-        <w:ind w:left="567" w:hanging="283"/>
+        <w:ind w:left="567" w:hanging="425"/>
         <w:rPr>
           <w:lang w:val="es-419" w:eastAsia="es-CO"/>
         </w:rPr>
@@ -9673,25 +8487,13 @@
         <w:rPr>
           <w:rStyle w:val="Ttulo5Car"/>
         </w:rPr>
-        <w:t>Métodos y Formatos de Registro</w:t>
-      </w:r>
-      <w:r>
-        <w:rPr>
-          <w:rStyle w:val="Ttulo5Car"/>
-        </w:rPr>
-        <w:t>.</w:t>
+        <w:t>Métodos y Formatos de Registro.</w:t>
       </w:r>
       <w:r>
         <w:rPr>
           <w:lang w:val="es-419" w:eastAsia="es-CO"/>
         </w:rPr>
-        <w:t xml:space="preserve"> </w:t>
-      </w:r>
-      <w:r>
-        <w:rPr>
-          <w:lang w:val="es-419" w:eastAsia="es-CO"/>
-        </w:rPr>
-        <w:t>Existen diversos métodos y formatos para registrar la información, que van desde registros manuales y digitales hasta sistemas especializados de gestión de datos, asegurando la integridad y accesibilidad de la información.</w:t>
+        <w:t xml:space="preserve"> Existen diversos métodos y formatos para registrar la información, que van desde registros manuales y digitales hasta sistemas especializados de gestión de datos, asegurando la integridad y accesibilidad de la información.</w:t>
       </w:r>
     </w:p>
     <w:p>
@@ -9701,7 +8503,7 @@
           <w:ilvl w:val="0"/>
           <w:numId w:val="46"/>
         </w:numPr>
-        <w:ind w:left="567" w:hanging="283"/>
+        <w:ind w:left="567" w:hanging="425"/>
         <w:rPr>
           <w:lang w:val="es-419" w:eastAsia="es-CO"/>
         </w:rPr>
@@ -9710,26 +8512,21 @@
         <w:rPr>
           <w:rStyle w:val="Ttulo5Car"/>
         </w:rPr>
-        <w:t>Buenas Prácticas en el Diligenciamiento</w:t>
-      </w:r>
-      <w:r>
-        <w:rPr>
-          <w:rStyle w:val="Ttulo5Car"/>
-        </w:rPr>
-        <w:t>.</w:t>
+        <w:t>Buenas Prácticas en el Diligenciamiento.</w:t>
       </w:r>
       <w:r>
         <w:rPr>
           <w:lang w:val="es-419" w:eastAsia="es-CO"/>
         </w:rPr>
-        <w:t xml:space="preserve"> </w:t>
-      </w:r>
-      <w:r>
+        <w:t xml:space="preserve"> Es fundamental seguir protocolos estandarizados para evitar errores, mantener la coherencia de los datos y facilitar su validación. Las buenas prácticas aseguran que la información sea confiable y útil para el análisis.</w:t>
+      </w:r>
+    </w:p>
+    <w:p>
+      <w:pPr>
         <w:rPr>
           <w:lang w:val="es-419" w:eastAsia="es-CO"/>
         </w:rPr>
-        <w:t>Es fundamental seguir protocolos estandarizados para evitar errores, mantener la coherencia de los datos y facilitar su validación. Las buenas prácticas aseguran que la información sea confiable y útil para el análisis.</w:t>
-      </w:r>
+      </w:pPr>
     </w:p>
     <w:p>
       <w:pPr>
@@ -9737,19 +8534,40 @@
           <w:lang w:val="es-419" w:eastAsia="es-CO"/>
         </w:rPr>
       </w:pPr>
-    </w:p>
-    <w:p>
-      <w:pPr>
+      <w:r>
         <w:rPr>
           <w:lang w:val="es-419" w:eastAsia="es-CO"/>
         </w:rPr>
-      </w:pPr>
-      <w:r>
+        <w:t>Se presenta un ejemplo de un formato diligenciado con el registro de indicadores técnicos del cultivo acuícola, utilizando datos del cultivo de Juan Pérez para aprender su correcto diligenciamiento.</w:t>
+      </w:r>
+    </w:p>
+    <w:p>
+      <w:pPr>
         <w:rPr>
           <w:lang w:val="es-419" w:eastAsia="es-CO"/>
         </w:rPr>
-        <w:t>Se presenta un ejemplo de un formato diligenciado con el registro de indicadores técnicos del cultivo acuícola, utilizando datos del cultivo de Juan Pérez para aprender su correcto diligenciamiento.</w:t>
-      </w:r>
+      </w:pPr>
+    </w:p>
+    <w:p>
+      <w:pPr>
+        <w:rPr>
+          <w:lang w:val="es-419" w:eastAsia="es-CO"/>
+        </w:rPr>
+      </w:pPr>
+    </w:p>
+    <w:p>
+      <w:pPr>
+        <w:rPr>
+          <w:lang w:val="es-419" w:eastAsia="es-CO"/>
+        </w:rPr>
+      </w:pPr>
+    </w:p>
+    <w:p>
+      <w:pPr>
+        <w:rPr>
+          <w:lang w:val="es-419" w:eastAsia="es-CO"/>
+        </w:rPr>
+      </w:pPr>
     </w:p>
     <w:p>
       <w:pPr>
@@ -9789,6 +8607,7 @@
     </w:p>
     <w:p>
       <w:pPr>
+        <w:ind w:firstLine="0"/>
         <w:rPr>
           <w:lang w:val="es-419" w:eastAsia="es-CO"/>
         </w:rPr>
@@ -9799,10 +8618,16 @@
           <w:lang w:val="es-419" w:eastAsia="es-CO"/>
         </w:rPr>
         <w:drawing>
-          <wp:inline distT="0" distB="0" distL="0" distR="0" wp14:anchorId="049FCBD9" wp14:editId="1A202672">
+          <wp:inline distT="0" distB="0" distL="0" distR="0" wp14:anchorId="049FCBD9" wp14:editId="78921718">
             <wp:extent cx="6332220" cy="2463800"/>
             <wp:effectExtent l="0" t="0" r="0" b="0"/>
-            <wp:docPr id="5" name="Gráfico 5"/>
+            <wp:docPr id="5" name="Gráfico 5">
+              <a:extLst xmlns:a="http://schemas.openxmlformats.org/drawingml/2006/main">
+                <a:ext uri="{C183D7F6-B498-43B3-948B-1728B52AA6E4}">
+                  <adec:decorative xmlns:adec="http://schemas.microsoft.com/office/drawing/2017/decorative" val="1"/>
+                </a:ext>
+              </a:extLst>
+            </wp:docPr>
             <wp:cNvGraphicFramePr>
               <a:graphicFrameLocks xmlns:a="http://schemas.openxmlformats.org/drawingml/2006/main" noChangeAspect="1"/>
             </wp:cNvGraphicFramePr>
@@ -9810,17 +8635,23 @@
               <a:graphicData uri="http://schemas.openxmlformats.org/drawingml/2006/picture">
                 <pic:pic xmlns:pic="http://schemas.openxmlformats.org/drawingml/2006/picture">
                   <pic:nvPicPr>
-                    <pic:cNvPr id="5" name="Gráfico 5"/>
+                    <pic:cNvPr id="5" name="Gráfico 5">
+                      <a:extLst>
+                        <a:ext uri="{C183D7F6-B498-43B3-948B-1728B52AA6E4}">
+                          <adec:decorative xmlns:adec="http://schemas.microsoft.com/office/drawing/2017/decorative" val="1"/>
+                        </a:ext>
+                      </a:extLst>
+                    </pic:cNvPr>
                     <pic:cNvPicPr/>
                   </pic:nvPicPr>
                   <pic:blipFill>
-                    <a:blip r:embed="rId17">
+                    <a:blip r:embed="rId18">
                       <a:extLst>
                         <a:ext uri="{28A0092B-C50C-407E-A947-70E740481C1C}">
                           <a14:useLocalDpi xmlns:a14="http://schemas.microsoft.com/office/drawing/2010/main" val="0"/>
                         </a:ext>
                         <a:ext uri="{96DAC541-7B7A-43D3-8B79-37D633B846F1}">
-                          <asvg:svgBlip xmlns:asvg="http://schemas.microsoft.com/office/drawing/2016/SVG/main" r:embed="rId18"/>
+                          <asvg:svgBlip xmlns:asvg="http://schemas.microsoft.com/office/drawing/2016/SVG/main" r:embed="rId19"/>
                         </a:ext>
                       </a:extLst>
                     </a:blip>
@@ -9852,7 +8683,7 @@
           <w:lang w:val="es-CO"/>
         </w:rPr>
       </w:pPr>
-      <w:bookmarkStart w:id="19" w:name="_Toc225507211"/>
+      <w:bookmarkStart w:id="19" w:name="_Toc227076664"/>
       <w:r>
         <w:rPr>
           <w:lang w:val="es-CO"/>
@@ -9913,13 +8744,13 @@
                     <pic:cNvPicPr/>
                   </pic:nvPicPr>
                   <pic:blipFill>
-                    <a:blip r:embed="rId19">
+                    <a:blip r:embed="rId20">
                       <a:extLst>
                         <a:ext uri="{28A0092B-C50C-407E-A947-70E740481C1C}">
                           <a14:useLocalDpi xmlns:a14="http://schemas.microsoft.com/office/drawing/2010/main" val="0"/>
                         </a:ext>
                         <a:ext uri="{96DAC541-7B7A-43D3-8B79-37D633B846F1}">
-                          <asvg:svgBlip xmlns:asvg="http://schemas.microsoft.com/office/drawing/2016/SVG/main" r:embed="rId20"/>
+                          <asvg:svgBlip xmlns:asvg="http://schemas.microsoft.com/office/drawing/2016/SVG/main" r:embed="rId21"/>
                         </a:ext>
                       </a:extLst>
                     </a:blip>
@@ -9950,7 +8781,7 @@
           <w:lang w:val="es-CO"/>
         </w:rPr>
       </w:pPr>
-      <w:bookmarkStart w:id="20" w:name="_Toc225507212"/>
+      <w:bookmarkStart w:id="20" w:name="_Toc227076665"/>
       <w:r>
         <w:rPr>
           <w:lang w:val="es-CO"/>
@@ -10269,7 +9100,7 @@
           <w:lang w:val="es-CO"/>
         </w:rPr>
       </w:pPr>
-      <w:bookmarkStart w:id="21" w:name="_Toc225507213"/>
+      <w:bookmarkStart w:id="21" w:name="_Toc227076666"/>
       <w:r>
         <w:rPr>
           <w:lang w:val="es-CO"/>
@@ -10303,7 +9134,7 @@
         <w:pStyle w:val="Prrafodelista"/>
         <w:ind w:left="993" w:firstLine="0"/>
       </w:pPr>
-      <w:hyperlink r:id="rId21" w:history="1">
+      <w:hyperlink r:id="rId22" w:history="1">
         <w:r>
           <w:rPr>
             <w:rStyle w:val="Hipervnculo"/>
@@ -10347,7 +9178,7 @@
         <w:pStyle w:val="Prrafodelista"/>
         <w:ind w:left="1035" w:firstLine="0"/>
       </w:pPr>
-      <w:hyperlink r:id="rId22" w:history="1">
+      <w:hyperlink r:id="rId23" w:history="1">
         <w:r>
           <w:rPr>
             <w:rStyle w:val="Hipervnculo"/>
@@ -10373,7 +9204,7 @@
         <w:pStyle w:val="Prrafodelista"/>
         <w:ind w:left="1035" w:firstLine="0"/>
       </w:pPr>
-      <w:hyperlink r:id="rId23" w:history="1">
+      <w:hyperlink r:id="rId24" w:history="1">
         <w:r>
           <w:rPr>
             <w:rStyle w:val="Hipervnculo"/>
@@ -10394,21 +9225,7 @@
         <w:rPr>
           <w:lang w:val="en-US"/>
         </w:rPr>
-        <w:t xml:space="preserve">Pillay, T. V. R., &amp; </w:t>
-      </w:r>
-      <w:proofErr w:type="spellStart"/>
-      <w:r>
-        <w:rPr>
-          <w:lang w:val="en-US"/>
-        </w:rPr>
-        <w:t>Kutty</w:t>
-      </w:r>
-      <w:proofErr w:type="spellEnd"/>
-      <w:r>
-        <w:rPr>
-          <w:lang w:val="en-US"/>
-        </w:rPr>
-        <w:t xml:space="preserve">, M. N. (2005). Aquaculture: Principles and practices (2nd ed.). </w:t>
+        <w:t xml:space="preserve">Pillay, T. V. R., &amp; Kutty, M. N. (2005). Aquaculture: Principles and practices (2nd ed.). </w:t>
       </w:r>
       <w:r>
         <w:t>Blackwell Publishing.</w:t>
@@ -10428,52 +9245,44 @@
       </w:r>
       <w:proofErr w:type="spellEnd"/>
       <w:r>
-        <w:t xml:space="preserve">, A. G. J., &amp; </w:t>
+        <w:t xml:space="preserve">, A. G. J., &amp; Metian, M. (2015). </w:t>
+      </w:r>
+      <w:r>
+        <w:rPr>
+          <w:lang w:val="en-US"/>
+        </w:rPr>
+        <w:t xml:space="preserve">Feed matters: Satisfying the feed demand of aquaculture. </w:t>
       </w:r>
       <w:proofErr w:type="spellStart"/>
       <w:r>
-        <w:t>Metian</w:t>
+        <w:t>Reviews</w:t>
       </w:r>
       <w:proofErr w:type="spellEnd"/>
       <w:r>
-        <w:t xml:space="preserve">, M. (2015). </w:t>
-      </w:r>
-      <w:r>
-        <w:rPr>
-          <w:lang w:val="en-US"/>
-        </w:rPr>
-        <w:t xml:space="preserve">Feed matters: Satisfying the feed demand of aquaculture. </w:t>
+        <w:t xml:space="preserve"> in </w:t>
       </w:r>
       <w:proofErr w:type="spellStart"/>
       <w:r>
-        <w:t>Reviews</w:t>
+        <w:t>Fisheries</w:t>
       </w:r>
       <w:proofErr w:type="spellEnd"/>
       <w:r>
-        <w:t xml:space="preserve"> in </w:t>
+        <w:t xml:space="preserve"> </w:t>
       </w:r>
       <w:proofErr w:type="spellStart"/>
       <w:r>
-        <w:t>Fisheries</w:t>
+        <w:t>Science</w:t>
       </w:r>
       <w:proofErr w:type="spellEnd"/>
       <w:r>
-        <w:t xml:space="preserve"> </w:t>
+        <w:t xml:space="preserve"> &amp; </w:t>
       </w:r>
       <w:proofErr w:type="spellStart"/>
       <w:r>
-        <w:t>Science</w:t>
+        <w:t>Aquaculture</w:t>
       </w:r>
       <w:proofErr w:type="spellEnd"/>
       <w:r>
-        <w:t xml:space="preserve"> &amp; </w:t>
-      </w:r>
-      <w:proofErr w:type="spellStart"/>
-      <w:r>
-        <w:t>Aquaculture</w:t>
-      </w:r>
-      <w:proofErr w:type="spellEnd"/>
-      <w:r>
         <w:t>, 23(1), 1–10.</w:t>
       </w:r>
     </w:p>
@@ -10484,7 +9293,7 @@
           <w:lang w:val="es-CO"/>
         </w:rPr>
       </w:pPr>
-      <w:bookmarkStart w:id="22" w:name="_Toc225507214"/>
+      <w:bookmarkStart w:id="22" w:name="_Toc227076667"/>
       <w:r>
         <w:rPr>
           <w:lang w:val="es-CO"/>
@@ -10660,16 +9469,8 @@
               <w:rPr>
                 <w:lang w:val="es-CO"/>
               </w:rPr>
-              <w:t xml:space="preserve">Olga Constanza Bermúdez </w:t>
-            </w:r>
-            <w:proofErr w:type="spellStart"/>
-            <w:r>
-              <w:rPr>
-                <w:lang w:val="es-CO"/>
-              </w:rPr>
-              <w:t>Jaimes</w:t>
-            </w:r>
-            <w:proofErr w:type="spellEnd"/>
+              <w:t>Olga Constanza Bermúdez Jaimes</w:t>
+            </w:r>
           </w:p>
         </w:tc>
         <w:tc>
@@ -10721,11 +9522,35 @@
           </w:tcPr>
           <w:p>
             <w:pPr>
+              <w:pStyle w:val="paragraph"/>
+              <w:spacing w:before="0" w:beforeAutospacing="0" w:after="0" w:afterAutospacing="0"/>
+              <w:textAlignment w:val="baseline"/>
+              <w:rPr>
+                <w:rFonts w:ascii="Calibri" w:eastAsiaTheme="minorHAnsi" w:hAnsi="Calibri" w:cstheme="minorBidi"/>
+                <w:szCs w:val="22"/>
+              </w:rPr>
+            </w:pPr>
+            <w:r>
+              <w:rPr>
+                <w:rFonts w:ascii="Calibri" w:eastAsiaTheme="minorHAnsi" w:hAnsi="Calibri" w:cstheme="minorBidi"/>
+                <w:szCs w:val="22"/>
+              </w:rPr>
+              <w:t> </w:t>
+            </w:r>
+          </w:p>
+          <w:p>
+            <w:pPr>
               <w:pStyle w:val="TextoTablas"/>
               <w:rPr>
                 <w:lang w:val="es-CO"/>
               </w:rPr>
             </w:pPr>
+            <w:r>
+              <w:rPr>
+                <w:lang w:val="es-CO"/>
+              </w:rPr>
+              <w:t>Carlos Andrés Machado Milanés </w:t>
+            </w:r>
           </w:p>
         </w:tc>
         <w:tc>
@@ -10734,11 +9559,35 @@
           </w:tcPr>
           <w:p>
             <w:pPr>
+              <w:pStyle w:val="paragraph"/>
+              <w:spacing w:before="0" w:beforeAutospacing="0" w:after="0" w:afterAutospacing="0"/>
+              <w:textAlignment w:val="baseline"/>
+              <w:rPr>
+                <w:rFonts w:ascii="Calibri" w:eastAsiaTheme="minorHAnsi" w:hAnsi="Calibri" w:cstheme="minorBidi"/>
+                <w:szCs w:val="22"/>
+              </w:rPr>
+            </w:pPr>
+            <w:r>
+              <w:rPr>
+                <w:rFonts w:ascii="Calibri" w:eastAsiaTheme="minorHAnsi" w:hAnsi="Calibri" w:cstheme="minorBidi"/>
+                <w:szCs w:val="22"/>
+              </w:rPr>
+              <w:t> </w:t>
+            </w:r>
+          </w:p>
+          <w:p>
+            <w:pPr>
               <w:pStyle w:val="TextoTablas"/>
               <w:rPr>
                 <w:lang w:val="es-CO"/>
               </w:rPr>
             </w:pPr>
+            <w:r>
+              <w:rPr>
+                <w:lang w:val="es-CO"/>
+              </w:rPr>
+              <w:t>Experto temático </w:t>
+            </w:r>
           </w:p>
         </w:tc>
         <w:tc>
@@ -10747,11 +9596,37 @@
           </w:tcPr>
           <w:p>
             <w:pPr>
+              <w:pStyle w:val="paragraph"/>
+              <w:spacing w:before="0" w:beforeAutospacing="0" w:after="0" w:afterAutospacing="0"/>
+              <w:ind w:left="105"/>
+              <w:jc w:val="both"/>
+              <w:textAlignment w:val="baseline"/>
+              <w:rPr>
+                <w:rFonts w:ascii="Calibri" w:eastAsiaTheme="minorHAnsi" w:hAnsi="Calibri" w:cstheme="minorBidi"/>
+                <w:szCs w:val="22"/>
+              </w:rPr>
+            </w:pPr>
+            <w:r>
+              <w:rPr>
+                <w:rFonts w:ascii="Calibri" w:eastAsiaTheme="minorHAnsi" w:hAnsi="Calibri" w:cstheme="minorBidi"/>
+                <w:szCs w:val="22"/>
+              </w:rPr>
+              <w:t> </w:t>
+            </w:r>
+          </w:p>
+          <w:p>
+            <w:pPr>
               <w:pStyle w:val="TextoTablas"/>
               <w:rPr>
                 <w:lang w:val="es-CO"/>
               </w:rPr>
             </w:pPr>
+            <w:r>
+              <w:rPr>
+                <w:lang w:val="es-CO"/>
+              </w:rPr>
+              <w:t>Centro Agropecuario y de Biotecnología el Porvenir. </w:t>
+            </w:r>
           </w:p>
         </w:tc>
       </w:tr>
@@ -10767,6 +9642,26 @@
                 <w:lang w:val="es-CO"/>
               </w:rPr>
             </w:pPr>
+            <w:r>
+              <w:rPr>
+                <w:lang w:val="es-CO"/>
+              </w:rPr>
+              <w:t> </w:t>
+            </w:r>
+          </w:p>
+          <w:p>
+            <w:pPr>
+              <w:pStyle w:val="TextoTablas"/>
+              <w:rPr>
+                <w:lang w:val="es-CO"/>
+              </w:rPr>
+            </w:pPr>
+            <w:r>
+              <w:rPr>
+                <w:lang w:val="es-CO"/>
+              </w:rPr>
+              <w:t>Eliana Audrey Manchola Pérez </w:t>
+            </w:r>
           </w:p>
         </w:tc>
         <w:tc>
@@ -10780,6 +9675,26 @@
                 <w:lang w:val="es-CO"/>
               </w:rPr>
             </w:pPr>
+            <w:r>
+              <w:rPr>
+                <w:lang w:val="es-CO"/>
+              </w:rPr>
+              <w:t> </w:t>
+            </w:r>
+          </w:p>
+          <w:p>
+            <w:pPr>
+              <w:pStyle w:val="TextoTablas"/>
+              <w:rPr>
+                <w:lang w:val="es-CO"/>
+              </w:rPr>
+            </w:pPr>
+            <w:r>
+              <w:rPr>
+                <w:lang w:val="es-CO"/>
+              </w:rPr>
+              <w:t> Experta temática (actualización) </w:t>
+            </w:r>
           </w:p>
         </w:tc>
         <w:tc>
@@ -10793,6 +9708,26 @@
                 <w:lang w:val="es-CO"/>
               </w:rPr>
             </w:pPr>
+            <w:r>
+              <w:rPr>
+                <w:lang w:val="es-CO"/>
+              </w:rPr>
+              <w:t>Centro Agroempresarial y Desarrollo Pecuario -   </w:t>
+            </w:r>
+          </w:p>
+          <w:p>
+            <w:pPr>
+              <w:pStyle w:val="TextoTablas"/>
+              <w:rPr>
+                <w:lang w:val="es-CO"/>
+              </w:rPr>
+            </w:pPr>
+            <w:r>
+              <w:rPr>
+                <w:lang w:val="es-CO"/>
+              </w:rPr>
+              <w:t> Regional Huila </w:t>
+            </w:r>
           </w:p>
         </w:tc>
       </w:tr>
@@ -10806,11 +9741,51 @@
           </w:tcPr>
           <w:p>
             <w:pPr>
+              <w:pStyle w:val="paragraph"/>
+              <w:spacing w:before="0" w:beforeAutospacing="0" w:after="0" w:afterAutospacing="0"/>
+              <w:textAlignment w:val="baseline"/>
+              <w:rPr>
+                <w:rFonts w:ascii="Segoe UI" w:hAnsi="Segoe UI" w:cs="Segoe UI"/>
+                <w:sz w:val="18"/>
+                <w:szCs w:val="18"/>
+              </w:rPr>
+            </w:pPr>
+            <w:r>
+              <w:rPr>
+                <w:rStyle w:val="eop"/>
+                <w:rFonts w:ascii="Arial" w:eastAsiaTheme="majorEastAsia" w:hAnsi="Arial" w:cs="Arial"/>
+                <w:sz w:val="20"/>
+                <w:szCs w:val="20"/>
+              </w:rPr>
+              <w:t> </w:t>
+            </w:r>
+          </w:p>
+          <w:p>
+            <w:pPr>
               <w:pStyle w:val="TextoTablas"/>
               <w:rPr>
                 <w:lang w:val="es-CO"/>
               </w:rPr>
             </w:pPr>
+            <w:r>
+              <w:rPr>
+                <w:rStyle w:val="normaltextrun"/>
+                <w:rFonts w:ascii="Arial" w:hAnsi="Arial" w:cs="Arial"/>
+                <w:sz w:val="20"/>
+                <w:szCs w:val="20"/>
+                <w:lang w:val="es-ES"/>
+              </w:rPr>
+              <w:t>Paula Marcela Vidal Quintero</w:t>
+            </w:r>
+            <w:r>
+              <w:rPr>
+                <w:rStyle w:val="eop"/>
+                <w:rFonts w:ascii="Arial" w:hAnsi="Arial" w:cs="Arial"/>
+                <w:sz w:val="20"/>
+                <w:szCs w:val="20"/>
+              </w:rPr>
+              <w:t> </w:t>
+            </w:r>
           </w:p>
         </w:tc>
         <w:tc>
@@ -10819,11 +9794,51 @@
           </w:tcPr>
           <w:p>
             <w:pPr>
+              <w:pStyle w:val="paragraph"/>
+              <w:spacing w:before="0" w:beforeAutospacing="0" w:after="0" w:afterAutospacing="0"/>
+              <w:textAlignment w:val="baseline"/>
+              <w:rPr>
+                <w:rFonts w:ascii="Segoe UI" w:hAnsi="Segoe UI" w:cs="Segoe UI"/>
+                <w:sz w:val="18"/>
+                <w:szCs w:val="18"/>
+              </w:rPr>
+            </w:pPr>
+            <w:r>
+              <w:rPr>
+                <w:rStyle w:val="eop"/>
+                <w:rFonts w:ascii="Arial" w:eastAsiaTheme="majorEastAsia" w:hAnsi="Arial" w:cs="Arial"/>
+                <w:sz w:val="20"/>
+                <w:szCs w:val="20"/>
+              </w:rPr>
+              <w:t> </w:t>
+            </w:r>
+          </w:p>
+          <w:p>
+            <w:pPr>
               <w:pStyle w:val="TextoTablas"/>
               <w:rPr>
                 <w:lang w:val="es-CO"/>
               </w:rPr>
             </w:pPr>
+            <w:r>
+              <w:rPr>
+                <w:rStyle w:val="normaltextrun"/>
+                <w:rFonts w:ascii="Arial" w:hAnsi="Arial" w:cs="Arial"/>
+                <w:sz w:val="20"/>
+                <w:szCs w:val="20"/>
+                <w:lang w:val="es-ES"/>
+              </w:rPr>
+              <w:t> Evaluadora instruccional</w:t>
+            </w:r>
+            <w:r>
+              <w:rPr>
+                <w:rStyle w:val="eop"/>
+                <w:rFonts w:ascii="Arial" w:hAnsi="Arial" w:cs="Arial"/>
+                <w:sz w:val="20"/>
+                <w:szCs w:val="20"/>
+              </w:rPr>
+              <w:t> </w:t>
+            </w:r>
           </w:p>
         </w:tc>
         <w:tc>
@@ -10832,11 +9847,52 @@
           </w:tcPr>
           <w:p>
             <w:pPr>
+              <w:pStyle w:val="paragraph"/>
+              <w:spacing w:before="0" w:beforeAutospacing="0" w:after="0" w:afterAutospacing="0"/>
+              <w:jc w:val="both"/>
+              <w:textAlignment w:val="baseline"/>
+              <w:rPr>
+                <w:rFonts w:ascii="Segoe UI" w:hAnsi="Segoe UI" w:cs="Segoe UI"/>
+                <w:sz w:val="18"/>
+                <w:szCs w:val="18"/>
+              </w:rPr>
+            </w:pPr>
+            <w:r>
+              <w:rPr>
+                <w:rStyle w:val="eop"/>
+                <w:rFonts w:ascii="Arial" w:eastAsiaTheme="majorEastAsia" w:hAnsi="Arial" w:cs="Arial"/>
+                <w:sz w:val="20"/>
+                <w:szCs w:val="20"/>
+              </w:rPr>
+              <w:t> </w:t>
+            </w:r>
+          </w:p>
+          <w:p>
+            <w:pPr>
               <w:pStyle w:val="TextoTablas"/>
               <w:rPr>
                 <w:lang w:val="es-CO"/>
               </w:rPr>
             </w:pPr>
+            <w:r>
+              <w:rPr>
+                <w:rStyle w:val="normaltextrun"/>
+                <w:rFonts w:ascii="Arial" w:hAnsi="Arial" w:cs="Arial"/>
+                <w:sz w:val="20"/>
+                <w:szCs w:val="20"/>
+                <w:lang w:val="es-ES"/>
+              </w:rPr>
+              <w:t>Centro Agroempresarial y Desarrollo Pecuario - Regional Huila</w:t>
+            </w:r>
+            <w:r>
+              <w:rPr>
+                <w:rStyle w:val="eop"/>
+                <w:rFonts w:ascii="Arial" w:hAnsi="Arial" w:cs="Arial"/>
+                <w:sz w:val="20"/>
+                <w:szCs w:val="20"/>
+              </w:rPr>
+              <w:t> </w:t>
+            </w:r>
           </w:p>
         </w:tc>
       </w:tr>
@@ -10849,6 +9905,12 @@
             <w:pPr>
               <w:pStyle w:val="TextoTablas"/>
             </w:pPr>
+            <w:r>
+              <w:rPr>
+                <w:lang w:val="es-CO" w:eastAsia="en-US"/>
+              </w:rPr>
+              <w:t>Fredy Fabian Ortiz Segura</w:t>
+            </w:r>
           </w:p>
         </w:tc>
         <w:tc>
@@ -10862,6 +9924,12 @@
                 <w:lang w:val="es-CO"/>
               </w:rPr>
             </w:pPr>
+            <w:r>
+              <w:rPr>
+                <w:lang w:val="es-CO" w:eastAsia="en-US"/>
+              </w:rPr>
+              <w:t>Diseñador de contenidos digitales</w:t>
+            </w:r>
           </w:p>
         </w:tc>
         <w:tc>
@@ -10875,6 +9943,12 @@
                 <w:lang w:val="es-CO"/>
               </w:rPr>
             </w:pPr>
+            <w:r>
+              <w:rPr>
+                <w:lang w:val="es-CO" w:eastAsia="en-US"/>
+              </w:rPr>
+              <w:t>Centro Agroempresarial y Desarrollo Pecuario - Regional Huila</w:t>
+            </w:r>
           </w:p>
         </w:tc>
       </w:tr>
@@ -10890,6 +9964,12 @@
             <w:pPr>
               <w:pStyle w:val="TextoTablas"/>
             </w:pPr>
+            <w:r>
+              <w:rPr>
+                <w:lang w:eastAsia="en-US"/>
+              </w:rPr>
+              <w:t>Cielo Damaris Angúlo Rodríguez</w:t>
+            </w:r>
           </w:p>
         </w:tc>
         <w:tc>
@@ -10903,6 +9983,34 @@
                 <w:lang w:val="es-CO"/>
               </w:rPr>
             </w:pPr>
+            <w:r>
+              <w:rPr>
+                <w:lang w:val="es-CO" w:eastAsia="en-US"/>
+              </w:rPr>
+              <w:t xml:space="preserve">Desarrollador </w:t>
+            </w:r>
+            <w:r>
+              <w:rPr>
+                <w:rStyle w:val="Extranjerismo"/>
+                <w:lang w:val="es-CO" w:eastAsia="en-US"/>
+              </w:rPr>
+              <w:t>full</w:t>
+            </w:r>
+            <w:r>
+              <w:rPr>
+                <w:lang w:val="es-CO" w:eastAsia="en-US"/>
+              </w:rPr>
+              <w:t xml:space="preserve"> </w:t>
+            </w:r>
+            <w:proofErr w:type="spellStart"/>
+            <w:r>
+              <w:rPr>
+                <w:rStyle w:val="Extranjerismo"/>
+                <w:lang w:val="es-CO" w:eastAsia="en-US"/>
+              </w:rPr>
+              <w:t>stack</w:t>
+            </w:r>
+            <w:proofErr w:type="spellEnd"/>
           </w:p>
         </w:tc>
         <w:tc>
@@ -10916,6 +10024,12 @@
                 <w:lang w:val="es-CO"/>
               </w:rPr>
             </w:pPr>
+            <w:r>
+              <w:rPr>
+                <w:lang w:val="es-CO" w:eastAsia="en-US"/>
+              </w:rPr>
+              <w:t>Centro Agroempresarial y Desarrollo Pecuario - Regional Huila</w:t>
+            </w:r>
           </w:p>
         </w:tc>
       </w:tr>
@@ -10928,6 +10042,12 @@
             <w:pPr>
               <w:pStyle w:val="TextoTablas"/>
             </w:pPr>
+            <w:r>
+              <w:rPr>
+                <w:lang w:eastAsia="en-US"/>
+              </w:rPr>
+              <w:t>Alejandro Delgado Acosta</w:t>
+            </w:r>
           </w:p>
         </w:tc>
         <w:tc>
@@ -10941,6 +10061,12 @@
                 <w:lang w:val="es-CO"/>
               </w:rPr>
             </w:pPr>
+            <w:r>
+              <w:rPr>
+                <w:lang w:val="es-CO" w:eastAsia="en-US"/>
+              </w:rPr>
+              <w:t>Intérprete lenguaje de señas </w:t>
+            </w:r>
           </w:p>
         </w:tc>
         <w:tc>
@@ -10954,6 +10080,12 @@
                 <w:lang w:val="es-CO"/>
               </w:rPr>
             </w:pPr>
+            <w:r>
+              <w:rPr>
+                <w:lang w:val="es-CO" w:eastAsia="en-US"/>
+              </w:rPr>
+              <w:t>Centro Agroempresarial y Desarrollo Pecuario - Regional Huila </w:t>
+            </w:r>
           </w:p>
         </w:tc>
       </w:tr>
@@ -10972,6 +10104,12 @@
                 <w:lang w:val="es-CO"/>
               </w:rPr>
             </w:pPr>
+            <w:r>
+              <w:rPr>
+                <w:lang w:eastAsia="en-US"/>
+              </w:rPr>
+              <w:t>Cristhian Giovanni Gordillo Segura</w:t>
+            </w:r>
           </w:p>
         </w:tc>
         <w:tc>
@@ -10985,6 +10123,12 @@
                 <w:lang w:val="es-CO"/>
               </w:rPr>
             </w:pPr>
+            <w:r>
+              <w:rPr>
+                <w:lang w:val="es-CO" w:eastAsia="en-US"/>
+              </w:rPr>
+              <w:t>Intérprete Lenguaje de señas</w:t>
+            </w:r>
           </w:p>
         </w:tc>
         <w:tc>
@@ -10998,6 +10142,12 @@
                 <w:lang w:val="es-CO"/>
               </w:rPr>
             </w:pPr>
+            <w:r>
+              <w:rPr>
+                <w:lang w:val="es-CO" w:eastAsia="en-US"/>
+              </w:rPr>
+              <w:t>Centro Agroempresarial y Desarrollo Pecuario - Regional Huila</w:t>
+            </w:r>
           </w:p>
         </w:tc>
       </w:tr>
@@ -11013,6 +10163,12 @@
                 <w:lang w:val="es-CO"/>
               </w:rPr>
             </w:pPr>
+            <w:r>
+              <w:rPr>
+                <w:lang w:val="es-CO" w:eastAsia="en-US"/>
+              </w:rPr>
+              <w:t>Carlos Eduardo Garavito Parada</w:t>
+            </w:r>
           </w:p>
         </w:tc>
         <w:tc>
@@ -11026,6 +10182,12 @@
                 <w:lang w:val="es-CO"/>
               </w:rPr>
             </w:pPr>
+            <w:r>
+              <w:rPr>
+                <w:lang w:val="es-CO" w:eastAsia="en-US"/>
+              </w:rPr>
+              <w:t>Animador y productor multimedia</w:t>
+            </w:r>
           </w:p>
         </w:tc>
         <w:tc>
@@ -11039,6 +10201,12 @@
                 <w:lang w:val="es-CO"/>
               </w:rPr>
             </w:pPr>
+            <w:r>
+              <w:rPr>
+                <w:lang w:val="es-CO" w:eastAsia="en-US"/>
+              </w:rPr>
+              <w:t>Centro Agroempresarial y Desarrollo Pecuario - Regional Huila</w:t>
+            </w:r>
           </w:p>
         </w:tc>
       </w:tr>
@@ -11057,6 +10225,12 @@
                 <w:lang w:val="es-CO"/>
               </w:rPr>
             </w:pPr>
+            <w:r>
+              <w:rPr>
+                <w:lang w:val="es-CO" w:eastAsia="en-US"/>
+              </w:rPr>
+              <w:t>Juan Pablo Rojas Polania</w:t>
+            </w:r>
           </w:p>
         </w:tc>
         <w:tc>
@@ -11070,6 +10244,12 @@
                 <w:lang w:val="es-CO"/>
               </w:rPr>
             </w:pPr>
+            <w:r>
+              <w:rPr>
+                <w:lang w:val="es-CO" w:eastAsia="en-US"/>
+              </w:rPr>
+              <w:t>Animador y productor multimedia</w:t>
+            </w:r>
           </w:p>
         </w:tc>
         <w:tc>
@@ -11083,6 +10263,12 @@
                 <w:lang w:val="es-CO"/>
               </w:rPr>
             </w:pPr>
+            <w:r>
+              <w:rPr>
+                <w:lang w:val="es-CO" w:eastAsia="en-US"/>
+              </w:rPr>
+              <w:t>Centro Agroempresarial y Desarrollo Pecuario - Regional Huila</w:t>
+            </w:r>
           </w:p>
         </w:tc>
       </w:tr>
@@ -11100,9 +10286,10 @@
             </w:pPr>
             <w:r>
               <w:rPr>
-                <w:lang w:val="es-CO"/>
-              </w:rPr>
-              <w:t>Aixa Natalia Sendoya Fernández</w:t>
+                <w:lang w:val="es-CO" w:eastAsia="en-US"/>
+              </w:rPr>
+              <w:lastRenderedPageBreak/>
+              <w:t>Maria Carolina Tamayo Lopez</w:t>
             </w:r>
           </w:p>
         </w:tc>
@@ -11119,15 +10306,9 @@
             </w:pPr>
             <w:r>
               <w:rPr>
-                <w:lang w:val="es-CO"/>
-              </w:rPr>
-              <w:t>V</w:t>
-            </w:r>
-            <w:r>
-              <w:rPr>
-                <w:lang w:val="es-CO"/>
-              </w:rPr>
-              <w:t>alidador de recursos educativos digitales</w:t>
+                <w:lang w:val="es-CO" w:eastAsia="en-US"/>
+              </w:rPr>
+              <w:t>Locución</w:t>
             </w:r>
           </w:p>
         </w:tc>
@@ -11144,21 +10325,9 @@
             </w:pPr>
             <w:r>
               <w:rPr>
-                <w:lang w:val="es-CO"/>
-              </w:rPr>
-              <w:t>Centro Agroempresarial y Desarrollo Pecuario</w:t>
-            </w:r>
-            <w:r>
-              <w:rPr>
-                <w:lang w:val="es-CO"/>
-              </w:rPr>
-              <w:t xml:space="preserve"> - </w:t>
-            </w:r>
-            <w:r>
-              <w:rPr>
-                <w:lang w:val="es-CO"/>
-              </w:rPr>
-              <w:t>Regional Huila</w:t>
+                <w:lang w:val="es-CO" w:eastAsia="en-US"/>
+              </w:rPr>
+              <w:t>Centro Agroempresarial y Desarrollo Pecuario - Regional Huila</w:t>
             </w:r>
           </w:p>
         </w:tc>
@@ -11180,9 +10349,9 @@
             </w:pPr>
             <w:r>
               <w:rPr>
-                <w:lang w:val="es-CO"/>
-              </w:rPr>
-              <w:t>Ricardo Oliveros Zambrano</w:t>
+                <w:lang w:val="es-CO" w:eastAsia="en-US"/>
+              </w:rPr>
+              <w:t>German Acosta Ramos</w:t>
             </w:r>
           </w:p>
         </w:tc>
@@ -11199,15 +10368,9 @@
             </w:pPr>
             <w:r>
               <w:rPr>
-                <w:lang w:val="es-CO"/>
-              </w:rPr>
-              <w:t>V</w:t>
-            </w:r>
-            <w:r>
-              <w:rPr>
-                <w:lang w:val="es-CO"/>
-              </w:rPr>
-              <w:t>alidador de recursos educativos digitales</w:t>
+                <w:lang w:val="es-CO" w:eastAsia="en-US"/>
+              </w:rPr>
+              <w:t>Locución</w:t>
             </w:r>
           </w:p>
         </w:tc>
@@ -11224,21 +10387,9 @@
             </w:pPr>
             <w:r>
               <w:rPr>
-                <w:lang w:val="es-CO"/>
-              </w:rPr>
-              <w:t>Centro Agroempresarial y Desarrollo Pecuario</w:t>
-            </w:r>
-            <w:r>
-              <w:rPr>
-                <w:lang w:val="es-CO"/>
-              </w:rPr>
-              <w:t xml:space="preserve"> - </w:t>
-            </w:r>
-            <w:r>
-              <w:rPr>
-                <w:lang w:val="es-CO"/>
-              </w:rPr>
-              <w:t>Regional Huila</w:t>
+                <w:lang w:val="es-CO" w:eastAsia="en-US"/>
+              </w:rPr>
+              <w:t>Centro Agroempresarial y Desarrollo Pecuario - Regional Huila</w:t>
             </w:r>
           </w:p>
         </w:tc>
@@ -11255,33 +10406,11 @@
                 <w:lang w:val="es-CO"/>
               </w:rPr>
             </w:pPr>
-            <w:proofErr w:type="spellStart"/>
-            <w:r>
-              <w:rPr>
-                <w:lang w:val="es-CO"/>
-              </w:rPr>
-              <w:t>Anyerson</w:t>
-            </w:r>
-            <w:proofErr w:type="spellEnd"/>
-            <w:r>
-              <w:rPr>
-                <w:lang w:val="es-CO"/>
-              </w:rPr>
-              <w:t xml:space="preserve"> Wilfredo </w:t>
-            </w:r>
-            <w:proofErr w:type="spellStart"/>
-            <w:r>
-              <w:rPr>
-                <w:lang w:val="es-CO"/>
-              </w:rPr>
-              <w:t>Pizo</w:t>
-            </w:r>
-            <w:proofErr w:type="spellEnd"/>
-            <w:r>
-              <w:rPr>
-                <w:lang w:val="es-CO"/>
-              </w:rPr>
-              <w:t xml:space="preserve"> Ossa</w:t>
+            <w:r>
+              <w:rPr>
+                <w:lang w:val="es-CO" w:eastAsia="en-US"/>
+              </w:rPr>
+              <w:t>Fabio Armando Ortiz Reyes</w:t>
             </w:r>
           </w:p>
         </w:tc>
@@ -11298,15 +10427,9 @@
             </w:pPr>
             <w:r>
               <w:rPr>
-                <w:lang w:val="es-CO"/>
-              </w:rPr>
-              <w:t>E</w:t>
-            </w:r>
-            <w:r>
-              <w:rPr>
-                <w:lang w:val="es-CO"/>
-              </w:rPr>
-              <w:t>valuador para contenidos inclusivos y accesibles</w:t>
+                <w:lang w:val="es-CO" w:eastAsia="en-US"/>
+              </w:rPr>
+              <w:t>Locución</w:t>
             </w:r>
           </w:p>
         </w:tc>
@@ -11323,21 +10446,9 @@
             </w:pPr>
             <w:r>
               <w:rPr>
-                <w:lang w:val="es-CO"/>
-              </w:rPr>
-              <w:t>Centro Agroempresarial y Desarrollo Pecuario</w:t>
-            </w:r>
-            <w:r>
-              <w:rPr>
-                <w:lang w:val="es-CO"/>
-              </w:rPr>
-              <w:t xml:space="preserve"> - </w:t>
-            </w:r>
-            <w:r>
-              <w:rPr>
-                <w:lang w:val="es-CO"/>
-              </w:rPr>
-              <w:t>Regional Huila</w:t>
+                <w:lang w:val="es-CO" w:eastAsia="en-US"/>
+              </w:rPr>
+              <w:t>Centro Agroempresarial y Desarrollo Pecuario - Regional Huila</w:t>
             </w:r>
           </w:p>
         </w:tc>
@@ -11359,9 +10470,9 @@
             </w:pPr>
             <w:r>
               <w:rPr>
-                <w:lang w:val="es-CO"/>
-              </w:rPr>
-              <w:t>Daniel Ricardo Mutis Gómez</w:t>
+                <w:lang w:val="es-CO" w:eastAsia="en-US"/>
+              </w:rPr>
+              <w:t>Ricardo Oliveros Zambrano</w:t>
             </w:r>
           </w:p>
         </w:tc>
@@ -11378,15 +10489,9 @@
             </w:pPr>
             <w:r>
               <w:rPr>
-                <w:lang w:val="es-CO"/>
-              </w:rPr>
-              <w:t>E</w:t>
-            </w:r>
-            <w:r>
-              <w:rPr>
-                <w:lang w:val="es-CO"/>
-              </w:rPr>
-              <w:t>valuador para contenidos inclusivos y accesibles</w:t>
+                <w:lang w:val="es-CO" w:eastAsia="en-US"/>
+              </w:rPr>
+              <w:t>Validador de recursos educativos digitales</w:t>
             </w:r>
           </w:p>
         </w:tc>
@@ -11403,21 +10508,211 @@
             </w:pPr>
             <w:r>
               <w:rPr>
+                <w:lang w:val="es-CO" w:eastAsia="en-US"/>
+              </w:rPr>
+              <w:t>Centro Agroempresarial y Desarrollo Pecuario - Regional Huila</w:t>
+            </w:r>
+          </w:p>
+        </w:tc>
+      </w:tr>
+      <w:tr>
+        <w:tc>
+          <w:tcPr>
+            <w:tcW w:w="2830" w:type="dxa"/>
+          </w:tcPr>
+          <w:p>
+            <w:pPr>
+              <w:pStyle w:val="TextoTablas"/>
+              <w:rPr>
                 <w:lang w:val="es-CO"/>
               </w:rPr>
-              <w:t>Centro Agroempresarial y Desarrollo Pecuario</w:t>
-            </w:r>
-            <w:r>
+            </w:pPr>
+            <w:r>
+              <w:rPr>
+                <w:lang w:val="es-CO" w:eastAsia="en-US"/>
+              </w:rPr>
+              <w:t>Aixa Natalia Sendoya Fernández</w:t>
+            </w:r>
+          </w:p>
+        </w:tc>
+        <w:tc>
+          <w:tcPr>
+            <w:tcW w:w="3261" w:type="dxa"/>
+          </w:tcPr>
+          <w:p>
+            <w:pPr>
+              <w:pStyle w:val="TextoTablas"/>
               <w:rPr>
                 <w:lang w:val="es-CO"/>
               </w:rPr>
-              <w:t xml:space="preserve"> - </w:t>
-            </w:r>
-            <w:r>
+            </w:pPr>
+            <w:r>
+              <w:rPr>
+                <w:lang w:val="es-CO" w:eastAsia="en-US"/>
+              </w:rPr>
+              <w:t>Validador de recursos educativos digitales</w:t>
+            </w:r>
+          </w:p>
+        </w:tc>
+        <w:tc>
+          <w:tcPr>
+            <w:tcW w:w="3969" w:type="dxa"/>
+          </w:tcPr>
+          <w:p>
+            <w:pPr>
+              <w:pStyle w:val="TextoTablas"/>
               <w:rPr>
                 <w:lang w:val="es-CO"/>
               </w:rPr>
-              <w:t>Regional Huila</w:t>
+            </w:pPr>
+            <w:r>
+              <w:rPr>
+                <w:lang w:val="es-CO" w:eastAsia="en-US"/>
+              </w:rPr>
+              <w:t>Centro Agroempresarial y Desarrollo Pecuario - Regional Huila</w:t>
+            </w:r>
+          </w:p>
+        </w:tc>
+      </w:tr>
+      <w:tr>
+        <w:trPr>
+          <w:cnfStyle w:val="000000100000" w:firstRow="0" w:lastRow="0" w:firstColumn="0" w:lastColumn="0" w:oddVBand="0" w:evenVBand="0" w:oddHBand="1" w:evenHBand="0" w:firstRowFirstColumn="0" w:firstRowLastColumn="0" w:lastRowFirstColumn="0" w:lastRowLastColumn="0"/>
+        </w:trPr>
+        <w:tc>
+          <w:tcPr>
+            <w:tcW w:w="2830" w:type="dxa"/>
+          </w:tcPr>
+          <w:p>
+            <w:pPr>
+              <w:pStyle w:val="TextoTablas"/>
+              <w:rPr>
+                <w:lang w:val="es-CO"/>
+              </w:rPr>
+            </w:pPr>
+            <w:r>
+              <w:rPr>
+                <w:lang w:val="es-CO" w:eastAsia="en-US"/>
+              </w:rPr>
+              <w:t>Daniel Ricardo Mutis Gómez</w:t>
+            </w:r>
+          </w:p>
+        </w:tc>
+        <w:tc>
+          <w:tcPr>
+            <w:tcW w:w="3261" w:type="dxa"/>
+          </w:tcPr>
+          <w:p>
+            <w:pPr>
+              <w:pStyle w:val="TextoTablas"/>
+              <w:rPr>
+                <w:lang w:val="es-CO"/>
+              </w:rPr>
+            </w:pPr>
+            <w:r>
+              <w:rPr>
+                <w:lang w:val="es-CO" w:eastAsia="en-US"/>
+              </w:rPr>
+              <w:t>Evaluador para contenidos inclusivos y accesibles</w:t>
+            </w:r>
+          </w:p>
+        </w:tc>
+        <w:tc>
+          <w:tcPr>
+            <w:tcW w:w="3969" w:type="dxa"/>
+          </w:tcPr>
+          <w:p>
+            <w:pPr>
+              <w:pStyle w:val="TextoTablas"/>
+              <w:rPr>
+                <w:lang w:val="es-CO"/>
+              </w:rPr>
+            </w:pPr>
+            <w:r>
+              <w:rPr>
+                <w:lang w:val="es-CO" w:eastAsia="en-US"/>
+              </w:rPr>
+              <w:t>Centro Agroempresarial y Desarrollo Pecuario - Regional Huila</w:t>
+            </w:r>
+          </w:p>
+        </w:tc>
+      </w:tr>
+      <w:tr>
+        <w:tc>
+          <w:tcPr>
+            <w:tcW w:w="2830" w:type="dxa"/>
+          </w:tcPr>
+          <w:p>
+            <w:pPr>
+              <w:pStyle w:val="TextoTablas"/>
+              <w:rPr>
+                <w:lang w:val="es-CO"/>
+              </w:rPr>
+            </w:pPr>
+            <w:proofErr w:type="spellStart"/>
+            <w:r>
+              <w:rPr>
+                <w:lang w:val="es-CO" w:eastAsia="en-US"/>
+              </w:rPr>
+              <w:t>Anyerson</w:t>
+            </w:r>
+            <w:proofErr w:type="spellEnd"/>
+            <w:r>
+              <w:rPr>
+                <w:lang w:val="es-CO" w:eastAsia="en-US"/>
+              </w:rPr>
+              <w:t xml:space="preserve"> Wilfredo </w:t>
+            </w:r>
+            <w:proofErr w:type="spellStart"/>
+            <w:r>
+              <w:rPr>
+                <w:lang w:val="es-CO" w:eastAsia="en-US"/>
+              </w:rPr>
+              <w:t>Pizo</w:t>
+            </w:r>
+            <w:proofErr w:type="spellEnd"/>
+            <w:r>
+              <w:rPr>
+                <w:lang w:val="es-CO" w:eastAsia="en-US"/>
+              </w:rPr>
+              <w:t xml:space="preserve"> Ossa</w:t>
+            </w:r>
+          </w:p>
+        </w:tc>
+        <w:tc>
+          <w:tcPr>
+            <w:tcW w:w="3261" w:type="dxa"/>
+          </w:tcPr>
+          <w:p>
+            <w:pPr>
+              <w:pStyle w:val="TextoTablas"/>
+              <w:rPr>
+                <w:lang w:val="es-CO"/>
+              </w:rPr>
+            </w:pPr>
+            <w:r>
+              <w:rPr>
+                <w:lang w:val="es-CO" w:eastAsia="en-US"/>
+              </w:rPr>
+              <w:t>Evaluador para contenidos inclusivos y accesibles</w:t>
+            </w:r>
+          </w:p>
+        </w:tc>
+        <w:tc>
+          <w:tcPr>
+            <w:tcW w:w="3969" w:type="dxa"/>
+          </w:tcPr>
+          <w:p>
+            <w:pPr>
+              <w:pStyle w:val="TextoTablas"/>
+              <w:rPr>
+                <w:lang w:val="es-CO"/>
+              </w:rPr>
+            </w:pPr>
+            <w:r>
+              <w:rPr>
+                <w:lang w:val="es-CO" w:eastAsia="en-US"/>
+              </w:rPr>
+              <w:t>Centro Agroempresarial y Desarrollo Pecuario - Regional Huila</w:t>
             </w:r>
           </w:p>
         </w:tc>
@@ -11431,8 +10726,8 @@
       </w:pPr>
     </w:p>
     <w:sectPr>
-      <w:headerReference w:type="default" r:id="rId24"/>
-      <w:footerReference w:type="default" r:id="rId25"/>
+      <w:headerReference w:type="default" r:id="rId25"/>
+      <w:footerReference w:type="default" r:id="rId26"/>
       <w:pgSz w:w="12240" w:h="15840"/>
       <w:pgMar w:top="1701" w:right="1134" w:bottom="1134" w:left="1134" w:header="709" w:footer="737" w:gutter="0"/>
       <w:pgNumType w:start="1"/>
@@ -13121,8 +12416,8 @@
   <w:abstractNum w:abstractNumId="14" w15:restartNumberingAfterBreak="0">
     <w:nsid w:val="27412B07"/>
     <w:multiLevelType w:val="hybridMultilevel"/>
-    <w:tmpl w:val="B21C7B48"/>
-    <w:lvl w:ilvl="0" w:tplc="FB4C22CA">
+    <w:tmpl w:val="1E309BF6"/>
+    <w:lvl w:ilvl="0" w:tplc="D214E3F2">
       <w:start w:val="1"/>
       <w:numFmt w:val="decimal"/>
       <w:pStyle w:val="Figura"/>
@@ -14434,6 +13729,119 @@
     </w:lvl>
   </w:abstractNum>
   <w:abstractNum w:abstractNumId="26" w15:restartNumberingAfterBreak="0">
+    <w:nsid w:val="4C330D95"/>
+    <w:multiLevelType w:val="hybridMultilevel"/>
+    <w:tmpl w:val="92A2F2CC"/>
+    <w:lvl w:ilvl="0" w:tplc="240A0001">
+      <w:start w:val="1"/>
+      <w:numFmt w:val="bullet"/>
+      <w:lvlText w:val=""/>
+      <w:lvlJc w:val="left"/>
+      <w:pPr>
+        <w:ind w:left="1429" w:hanging="360"/>
+      </w:pPr>
+      <w:rPr>
+        <w:rFonts w:ascii="Symbol" w:hAnsi="Symbol" w:hint="default"/>
+      </w:rPr>
+    </w:lvl>
+    <w:lvl w:ilvl="1" w:tplc="240A0003" w:tentative="1">
+      <w:start w:val="1"/>
+      <w:numFmt w:val="bullet"/>
+      <w:lvlText w:val="o"/>
+      <w:lvlJc w:val="left"/>
+      <w:pPr>
+        <w:ind w:left="2149" w:hanging="360"/>
+      </w:pPr>
+      <w:rPr>
+        <w:rFonts w:ascii="Courier New" w:hAnsi="Courier New" w:cs="Courier New" w:hint="default"/>
+      </w:rPr>
+    </w:lvl>
+    <w:lvl w:ilvl="2" w:tplc="240A0005" w:tentative="1">
+      <w:start w:val="1"/>
+      <w:numFmt w:val="bullet"/>
+      <w:lvlText w:val=""/>
+      <w:lvlJc w:val="left"/>
+      <w:pPr>
+        <w:ind w:left="2869" w:hanging="360"/>
+      </w:pPr>
+      <w:rPr>
+        <w:rFonts w:ascii="Wingdings" w:hAnsi="Wingdings" w:hint="default"/>
+      </w:rPr>
+    </w:lvl>
+    <w:lvl w:ilvl="3" w:tplc="240A0001" w:tentative="1">
+      <w:start w:val="1"/>
+      <w:numFmt w:val="bullet"/>
+      <w:lvlText w:val=""/>
+      <w:lvlJc w:val="left"/>
+      <w:pPr>
+        <w:ind w:left="3589" w:hanging="360"/>
+      </w:pPr>
+      <w:rPr>
+        <w:rFonts w:ascii="Symbol" w:hAnsi="Symbol" w:hint="default"/>
+      </w:rPr>
+    </w:lvl>
+    <w:lvl w:ilvl="4" w:tplc="240A0003" w:tentative="1">
+      <w:start w:val="1"/>
+      <w:numFmt w:val="bullet"/>
+      <w:lvlText w:val="o"/>
+      <w:lvlJc w:val="left"/>
+      <w:pPr>
+        <w:ind w:left="4309" w:hanging="360"/>
+      </w:pPr>
+      <w:rPr>
+        <w:rFonts w:ascii="Courier New" w:hAnsi="Courier New" w:cs="Courier New" w:hint="default"/>
+      </w:rPr>
+    </w:lvl>
+    <w:lvl w:ilvl="5" w:tplc="240A0005" w:tentative="1">
+      <w:start w:val="1"/>
+      <w:numFmt w:val="bullet"/>
+      <w:lvlText w:val=""/>
+      <w:lvlJc w:val="left"/>
+      <w:pPr>
+        <w:ind w:left="5029" w:hanging="360"/>
+      </w:pPr>
+      <w:rPr>
+        <w:rFonts w:ascii="Wingdings" w:hAnsi="Wingdings" w:hint="default"/>
+      </w:rPr>
+    </w:lvl>
+    <w:lvl w:ilvl="6" w:tplc="240A0001" w:tentative="1">
+      <w:start w:val="1"/>
+      <w:numFmt w:val="bullet"/>
+      <w:lvlText w:val=""/>
+      <w:lvlJc w:val="left"/>
+      <w:pPr>
+        <w:ind w:left="5749" w:hanging="360"/>
+      </w:pPr>
+      <w:rPr>
+        <w:rFonts w:ascii="Symbol" w:hAnsi="Symbol" w:hint="default"/>
+      </w:rPr>
+    </w:lvl>
+    <w:lvl w:ilvl="7" w:tplc="240A0003" w:tentative="1">
+      <w:start w:val="1"/>
+      <w:numFmt w:val="bullet"/>
+      <w:lvlText w:val="o"/>
+      <w:lvlJc w:val="left"/>
+      <w:pPr>
+        <w:ind w:left="6469" w:hanging="360"/>
+      </w:pPr>
+      <w:rPr>
+        <w:rFonts w:ascii="Courier New" w:hAnsi="Courier New" w:cs="Courier New" w:hint="default"/>
+      </w:rPr>
+    </w:lvl>
+    <w:lvl w:ilvl="8" w:tplc="240A0005" w:tentative="1">
+      <w:start w:val="1"/>
+      <w:numFmt w:val="bullet"/>
+      <w:lvlText w:val=""/>
+      <w:lvlJc w:val="left"/>
+      <w:pPr>
+        <w:ind w:left="7189" w:hanging="360"/>
+      </w:pPr>
+      <w:rPr>
+        <w:rFonts w:ascii="Wingdings" w:hAnsi="Wingdings" w:hint="default"/>
+      </w:rPr>
+    </w:lvl>
+  </w:abstractNum>
+  <w:abstractNum w:abstractNumId="27" w15:restartNumberingAfterBreak="0">
     <w:nsid w:val="4D783E57"/>
     <w:multiLevelType w:val="hybridMultilevel"/>
     <w:tmpl w:val="A2BCB514"/>
@@ -14546,7 +13954,7 @@
       </w:rPr>
     </w:lvl>
   </w:abstractNum>
-  <w:abstractNum w:abstractNumId="27" w15:restartNumberingAfterBreak="0">
+  <w:abstractNum w:abstractNumId="28" w15:restartNumberingAfterBreak="0">
     <w:nsid w:val="4E0F6DB1"/>
     <w:multiLevelType w:val="hybridMultilevel"/>
     <w:tmpl w:val="EB6888EC"/>
@@ -14659,7 +14067,7 @@
       </w:rPr>
     </w:lvl>
   </w:abstractNum>
-  <w:abstractNum w:abstractNumId="28" w15:restartNumberingAfterBreak="0">
+  <w:abstractNum w:abstractNumId="29" w15:restartNumberingAfterBreak="0">
     <w:nsid w:val="4EBE1EF6"/>
     <w:multiLevelType w:val="hybridMultilevel"/>
     <w:tmpl w:val="AF3C2E24"/>
@@ -14750,7 +14158,7 @@
       </w:pPr>
     </w:lvl>
   </w:abstractNum>
-  <w:abstractNum w:abstractNumId="29" w15:restartNumberingAfterBreak="0">
+  <w:abstractNum w:abstractNumId="30" w15:restartNumberingAfterBreak="0">
     <w:nsid w:val="4F727CD9"/>
     <w:multiLevelType w:val="hybridMultilevel"/>
     <w:tmpl w:val="57A60A20"/>
@@ -14863,7 +14271,7 @@
       </w:rPr>
     </w:lvl>
   </w:abstractNum>
-  <w:abstractNum w:abstractNumId="30" w15:restartNumberingAfterBreak="0">
+  <w:abstractNum w:abstractNumId="31" w15:restartNumberingAfterBreak="0">
     <w:nsid w:val="50A522A0"/>
     <w:multiLevelType w:val="hybridMultilevel"/>
     <w:tmpl w:val="47CE3470"/>
@@ -14976,7 +14384,120 @@
       </w:rPr>
     </w:lvl>
   </w:abstractNum>
-  <w:abstractNum w:abstractNumId="31" w15:restartNumberingAfterBreak="0">
+  <w:abstractNum w:abstractNumId="32" w15:restartNumberingAfterBreak="0">
+    <w:nsid w:val="541166FD"/>
+    <w:multiLevelType w:val="hybridMultilevel"/>
+    <w:tmpl w:val="933026F4"/>
+    <w:lvl w:ilvl="0" w:tplc="240A0001">
+      <w:start w:val="1"/>
+      <w:numFmt w:val="bullet"/>
+      <w:lvlText w:val=""/>
+      <w:lvlJc w:val="left"/>
+      <w:pPr>
+        <w:ind w:left="1429" w:hanging="360"/>
+      </w:pPr>
+      <w:rPr>
+        <w:rFonts w:ascii="Symbol" w:hAnsi="Symbol" w:hint="default"/>
+      </w:rPr>
+    </w:lvl>
+    <w:lvl w:ilvl="1" w:tplc="240A0003" w:tentative="1">
+      <w:start w:val="1"/>
+      <w:numFmt w:val="bullet"/>
+      <w:lvlText w:val="o"/>
+      <w:lvlJc w:val="left"/>
+      <w:pPr>
+        <w:ind w:left="2149" w:hanging="360"/>
+      </w:pPr>
+      <w:rPr>
+        <w:rFonts w:ascii="Courier New" w:hAnsi="Courier New" w:cs="Courier New" w:hint="default"/>
+      </w:rPr>
+    </w:lvl>
+    <w:lvl w:ilvl="2" w:tplc="240A0005" w:tentative="1">
+      <w:start w:val="1"/>
+      <w:numFmt w:val="bullet"/>
+      <w:lvlText w:val=""/>
+      <w:lvlJc w:val="left"/>
+      <w:pPr>
+        <w:ind w:left="2869" w:hanging="360"/>
+      </w:pPr>
+      <w:rPr>
+        <w:rFonts w:ascii="Wingdings" w:hAnsi="Wingdings" w:hint="default"/>
+      </w:rPr>
+    </w:lvl>
+    <w:lvl w:ilvl="3" w:tplc="240A0001" w:tentative="1">
+      <w:start w:val="1"/>
+      <w:numFmt w:val="bullet"/>
+      <w:lvlText w:val=""/>
+      <w:lvlJc w:val="left"/>
+      <w:pPr>
+        <w:ind w:left="3589" w:hanging="360"/>
+      </w:pPr>
+      <w:rPr>
+        <w:rFonts w:ascii="Symbol" w:hAnsi="Symbol" w:hint="default"/>
+      </w:rPr>
+    </w:lvl>
+    <w:lvl w:ilvl="4" w:tplc="240A0003" w:tentative="1">
+      <w:start w:val="1"/>
+      <w:numFmt w:val="bullet"/>
+      <w:lvlText w:val="o"/>
+      <w:lvlJc w:val="left"/>
+      <w:pPr>
+        <w:ind w:left="4309" w:hanging="360"/>
+      </w:pPr>
+      <w:rPr>
+        <w:rFonts w:ascii="Courier New" w:hAnsi="Courier New" w:cs="Courier New" w:hint="default"/>
+      </w:rPr>
+    </w:lvl>
+    <w:lvl w:ilvl="5" w:tplc="240A0005" w:tentative="1">
+      <w:start w:val="1"/>
+      <w:numFmt w:val="bullet"/>
+      <w:lvlText w:val=""/>
+      <w:lvlJc w:val="left"/>
+      <w:pPr>
+        <w:ind w:left="5029" w:hanging="360"/>
+      </w:pPr>
+      <w:rPr>
+        <w:rFonts w:ascii="Wingdings" w:hAnsi="Wingdings" w:hint="default"/>
+      </w:rPr>
+    </w:lvl>
+    <w:lvl w:ilvl="6" w:tplc="240A0001" w:tentative="1">
+      <w:start w:val="1"/>
+      <w:numFmt w:val="bullet"/>
+      <w:lvlText w:val=""/>
+      <w:lvlJc w:val="left"/>
+      <w:pPr>
+        <w:ind w:left="5749" w:hanging="360"/>
+      </w:pPr>
+      <w:rPr>
+        <w:rFonts w:ascii="Symbol" w:hAnsi="Symbol" w:hint="default"/>
+      </w:rPr>
+    </w:lvl>
+    <w:lvl w:ilvl="7" w:tplc="240A0003" w:tentative="1">
+      <w:start w:val="1"/>
+      <w:numFmt w:val="bullet"/>
+      <w:lvlText w:val="o"/>
+      <w:lvlJc w:val="left"/>
+      <w:pPr>
+        <w:ind w:left="6469" w:hanging="360"/>
+      </w:pPr>
+      <w:rPr>
+        <w:rFonts w:ascii="Courier New" w:hAnsi="Courier New" w:cs="Courier New" w:hint="default"/>
+      </w:rPr>
+    </w:lvl>
+    <w:lvl w:ilvl="8" w:tplc="240A0005" w:tentative="1">
+      <w:start w:val="1"/>
+      <w:numFmt w:val="bullet"/>
+      <w:lvlText w:val=""/>
+      <w:lvlJc w:val="left"/>
+      <w:pPr>
+        <w:ind w:left="7189" w:hanging="360"/>
+      </w:pPr>
+      <w:rPr>
+        <w:rFonts w:ascii="Wingdings" w:hAnsi="Wingdings" w:hint="default"/>
+      </w:rPr>
+    </w:lvl>
+  </w:abstractNum>
+  <w:abstractNum w:abstractNumId="33" w15:restartNumberingAfterBreak="0">
     <w:nsid w:val="58131FFE"/>
     <w:multiLevelType w:val="hybridMultilevel"/>
     <w:tmpl w:val="2636385E"/>
@@ -15089,7 +14610,7 @@
       </w:rPr>
     </w:lvl>
   </w:abstractNum>
-  <w:abstractNum w:abstractNumId="32" w15:restartNumberingAfterBreak="0">
+  <w:abstractNum w:abstractNumId="34" w15:restartNumberingAfterBreak="0">
     <w:nsid w:val="591E203A"/>
     <w:multiLevelType w:val="hybridMultilevel"/>
     <w:tmpl w:val="35821F1E"/>
@@ -15202,7 +14723,7 @@
       </w:rPr>
     </w:lvl>
   </w:abstractNum>
-  <w:abstractNum w:abstractNumId="33" w15:restartNumberingAfterBreak="0">
+  <w:abstractNum w:abstractNumId="35" w15:restartNumberingAfterBreak="0">
     <w:nsid w:val="59FE281C"/>
     <w:multiLevelType w:val="hybridMultilevel"/>
     <w:tmpl w:val="F6746A84"/>
@@ -15315,7 +14836,7 @@
       </w:rPr>
     </w:lvl>
   </w:abstractNum>
-  <w:abstractNum w:abstractNumId="34" w15:restartNumberingAfterBreak="0">
+  <w:abstractNum w:abstractNumId="36" w15:restartNumberingAfterBreak="0">
     <w:nsid w:val="5E3856B8"/>
     <w:multiLevelType w:val="hybridMultilevel"/>
     <w:tmpl w:val="3BE0772E"/>
@@ -15428,7 +14949,7 @@
       </w:rPr>
     </w:lvl>
   </w:abstractNum>
-  <w:abstractNum w:abstractNumId="35" w15:restartNumberingAfterBreak="0">
+  <w:abstractNum w:abstractNumId="37" w15:restartNumberingAfterBreak="0">
     <w:nsid w:val="611371ED"/>
     <w:multiLevelType w:val="hybridMultilevel"/>
     <w:tmpl w:val="C7CA1CC4"/>
@@ -15541,7 +15062,7 @@
       </w:rPr>
     </w:lvl>
   </w:abstractNum>
-  <w:abstractNum w:abstractNumId="36" w15:restartNumberingAfterBreak="0">
+  <w:abstractNum w:abstractNumId="38" w15:restartNumberingAfterBreak="0">
     <w:nsid w:val="663135D4"/>
     <w:multiLevelType w:val="hybridMultilevel"/>
     <w:tmpl w:val="A4CC9B1A"/>
@@ -15654,7 +15175,7 @@
       </w:rPr>
     </w:lvl>
   </w:abstractNum>
-  <w:abstractNum w:abstractNumId="37" w15:restartNumberingAfterBreak="0">
+  <w:abstractNum w:abstractNumId="39" w15:restartNumberingAfterBreak="0">
     <w:nsid w:val="69B4636A"/>
     <w:multiLevelType w:val="hybridMultilevel"/>
     <w:tmpl w:val="38CAF9E8"/>
@@ -15767,7 +15288,7 @@
       </w:rPr>
     </w:lvl>
   </w:abstractNum>
-  <w:abstractNum w:abstractNumId="38" w15:restartNumberingAfterBreak="0">
+  <w:abstractNum w:abstractNumId="40" w15:restartNumberingAfterBreak="0">
     <w:nsid w:val="69C622F8"/>
     <w:multiLevelType w:val="hybridMultilevel"/>
     <w:tmpl w:val="6EC85960"/>
@@ -15880,7 +15401,7 @@
       </w:rPr>
     </w:lvl>
   </w:abstractNum>
-  <w:abstractNum w:abstractNumId="39" w15:restartNumberingAfterBreak="0">
+  <w:abstractNum w:abstractNumId="41" w15:restartNumberingAfterBreak="0">
     <w:nsid w:val="6E0E6897"/>
     <w:multiLevelType w:val="hybridMultilevel"/>
     <w:tmpl w:val="582AB9FC"/>
@@ -15993,7 +15514,7 @@
       </w:rPr>
     </w:lvl>
   </w:abstractNum>
-  <w:abstractNum w:abstractNumId="40" w15:restartNumberingAfterBreak="0">
+  <w:abstractNum w:abstractNumId="42" w15:restartNumberingAfterBreak="0">
     <w:nsid w:val="6E917236"/>
     <w:multiLevelType w:val="hybridMultilevel"/>
     <w:tmpl w:val="7ECA8806"/>
@@ -16106,7 +15627,7 @@
       </w:rPr>
     </w:lvl>
   </w:abstractNum>
-  <w:abstractNum w:abstractNumId="41" w15:restartNumberingAfterBreak="0">
+  <w:abstractNum w:abstractNumId="43" w15:restartNumberingAfterBreak="0">
     <w:nsid w:val="700C4F6A"/>
     <w:multiLevelType w:val="hybridMultilevel"/>
     <w:tmpl w:val="11D21DAC"/>
@@ -16219,7 +15740,7 @@
       </w:rPr>
     </w:lvl>
   </w:abstractNum>
-  <w:abstractNum w:abstractNumId="42" w15:restartNumberingAfterBreak="0">
+  <w:abstractNum w:abstractNumId="44" w15:restartNumberingAfterBreak="0">
     <w:nsid w:val="70C45E8A"/>
     <w:multiLevelType w:val="hybridMultilevel"/>
     <w:tmpl w:val="5A5291F2"/>
@@ -16332,7 +15853,7 @@
       </w:rPr>
     </w:lvl>
   </w:abstractNum>
-  <w:abstractNum w:abstractNumId="43" w15:restartNumberingAfterBreak="0">
+  <w:abstractNum w:abstractNumId="45" w15:restartNumberingAfterBreak="0">
     <w:nsid w:val="73765240"/>
     <w:multiLevelType w:val="hybridMultilevel"/>
     <w:tmpl w:val="6B309DE0"/>
@@ -16445,7 +15966,7 @@
       </w:rPr>
     </w:lvl>
   </w:abstractNum>
-  <w:abstractNum w:abstractNumId="44" w15:restartNumberingAfterBreak="0">
+  <w:abstractNum w:abstractNumId="46" w15:restartNumberingAfterBreak="0">
     <w:nsid w:val="73CF0B0D"/>
     <w:multiLevelType w:val="hybridMultilevel"/>
     <w:tmpl w:val="26D4D7E2"/>
@@ -16558,7 +16079,7 @@
       </w:rPr>
     </w:lvl>
   </w:abstractNum>
-  <w:abstractNum w:abstractNumId="45" w15:restartNumberingAfterBreak="0">
+  <w:abstractNum w:abstractNumId="47" w15:restartNumberingAfterBreak="0">
     <w:nsid w:val="75131D2E"/>
     <w:multiLevelType w:val="hybridMultilevel"/>
     <w:tmpl w:val="4754EC3A"/>
@@ -16671,7 +16192,7 @@
       </w:rPr>
     </w:lvl>
   </w:abstractNum>
-  <w:abstractNum w:abstractNumId="46" w15:restartNumberingAfterBreak="0">
+  <w:abstractNum w:abstractNumId="48" w15:restartNumberingAfterBreak="0">
     <w:nsid w:val="7C161D1C"/>
     <w:multiLevelType w:val="multilevel"/>
     <w:tmpl w:val="EE7A69C8"/>
@@ -16808,7 +16329,7 @@
     </w:lvl>
   </w:abstractNum>
   <w:num w:numId="1">
-    <w:abstractNumId w:val="46"/>
+    <w:abstractNumId w:val="48"/>
   </w:num>
   <w:num w:numId="2">
     <w:abstractNumId w:val="0"/>
@@ -16817,7 +16338,7 @@
     <w:abstractNumId w:val="14"/>
   </w:num>
   <w:num w:numId="4">
-    <w:abstractNumId w:val="28"/>
+    <w:abstractNumId w:val="29"/>
   </w:num>
   <w:num w:numId="5">
     <w:abstractNumId w:val="19"/>
@@ -16826,25 +16347,25 @@
     <w:abstractNumId w:val="24"/>
   </w:num>
   <w:num w:numId="7">
-    <w:abstractNumId w:val="32"/>
+    <w:abstractNumId w:val="34"/>
   </w:num>
   <w:num w:numId="8">
-    <w:abstractNumId w:val="42"/>
+    <w:abstractNumId w:val="44"/>
   </w:num>
   <w:num w:numId="9">
     <w:abstractNumId w:val="16"/>
   </w:num>
   <w:num w:numId="10">
-    <w:abstractNumId w:val="41"/>
+    <w:abstractNumId w:val="43"/>
   </w:num>
   <w:num w:numId="11">
-    <w:abstractNumId w:val="45"/>
+    <w:abstractNumId w:val="47"/>
   </w:num>
   <w:num w:numId="12">
     <w:abstractNumId w:val="12"/>
   </w:num>
   <w:num w:numId="13">
-    <w:abstractNumId w:val="39"/>
+    <w:abstractNumId w:val="41"/>
   </w:num>
   <w:num w:numId="14">
     <w:abstractNumId w:val="1"/>
@@ -16853,46 +16374,46 @@
     <w:abstractNumId w:val="11"/>
   </w:num>
   <w:num w:numId="16">
-    <w:abstractNumId w:val="37"/>
+    <w:abstractNumId w:val="39"/>
   </w:num>
   <w:num w:numId="17">
-    <w:abstractNumId w:val="44"/>
+    <w:abstractNumId w:val="46"/>
   </w:num>
   <w:num w:numId="18">
-    <w:abstractNumId w:val="27"/>
+    <w:abstractNumId w:val="28"/>
   </w:num>
   <w:num w:numId="19">
+    <w:abstractNumId w:val="40"/>
+  </w:num>
+  <w:num w:numId="20">
     <w:abstractNumId w:val="38"/>
   </w:num>
-  <w:num w:numId="20">
-    <w:abstractNumId w:val="36"/>
-  </w:num>
   <w:num w:numId="21">
-    <w:abstractNumId w:val="40"/>
+    <w:abstractNumId w:val="42"/>
   </w:num>
   <w:num w:numId="22">
-    <w:abstractNumId w:val="33"/>
+    <w:abstractNumId w:val="35"/>
   </w:num>
   <w:num w:numId="23">
     <w:abstractNumId w:val="5"/>
   </w:num>
   <w:num w:numId="24">
-    <w:abstractNumId w:val="30"/>
+    <w:abstractNumId w:val="31"/>
   </w:num>
   <w:num w:numId="25">
     <w:abstractNumId w:val="25"/>
   </w:num>
   <w:num w:numId="26">
-    <w:abstractNumId w:val="31"/>
+    <w:abstractNumId w:val="33"/>
   </w:num>
   <w:num w:numId="27">
-    <w:abstractNumId w:val="34"/>
+    <w:abstractNumId w:val="36"/>
   </w:num>
   <w:num w:numId="28">
     <w:abstractNumId w:val="15"/>
   </w:num>
   <w:num w:numId="29">
-    <w:abstractNumId w:val="26"/>
+    <w:abstractNumId w:val="27"/>
   </w:num>
   <w:num w:numId="30">
     <w:abstractNumId w:val="8"/>
@@ -16937,16 +16458,22 @@
     <w:abstractNumId w:val="18"/>
   </w:num>
   <w:num w:numId="44">
-    <w:abstractNumId w:val="35"/>
+    <w:abstractNumId w:val="37"/>
   </w:num>
   <w:num w:numId="45">
-    <w:abstractNumId w:val="43"/>
+    <w:abstractNumId w:val="45"/>
   </w:num>
   <w:num w:numId="46">
     <w:abstractNumId w:val="21"/>
   </w:num>
   <w:num w:numId="47">
-    <w:abstractNumId w:val="29"/>
+    <w:abstractNumId w:val="30"/>
+  </w:num>
+  <w:num w:numId="48">
+    <w:abstractNumId w:val="26"/>
+  </w:num>
+  <w:num w:numId="49">
+    <w:abstractNumId w:val="32"/>
   </w:num>
   <w:numIdMacAtCleanup w:val="47"/>
 </w:numbering>
@@ -17515,6 +17042,7 @@
   <w:style w:type="character" w:default="1" w:styleId="Fuentedeprrafopredeter">
     <w:name w:val="Default Paragraph Font"/>
     <w:uiPriority w:val="1"/>
+    <w:semiHidden/>
     <w:unhideWhenUsed/>
   </w:style>
   <w:style w:type="table" w:default="1" w:styleId="Tablanormal">
@@ -17655,15 +17183,16 @@
     <w:link w:val="FiguraCar"/>
     <w:autoRedefine/>
     <w:qFormat/>
-    <w:rsid w:val="00880B7A"/>
+    <w:rsid w:val="007B4AED"/>
     <w:pPr>
       <w:numPr>
         <w:numId w:val="3"/>
       </w:numPr>
       <w:tabs>
-        <w:tab w:val="left" w:pos="1134"/>
+        <w:tab w:val="left" w:pos="0"/>
       </w:tabs>
-      <w:ind w:left="992" w:hanging="992"/>
+      <w:ind w:left="0" w:firstLine="0"/>
+      <w:jc w:val="center"/>
     </w:pPr>
     <w:rPr>
       <w:rFonts w:ascii="Calibri" w:hAnsi="Calibri" w:cs="Times New Roman (Cuerpo en alfa"/>
@@ -17678,7 +17207,7 @@
     <w:name w:val="Figura Car"/>
     <w:basedOn w:val="Fuentedeprrafopredeter"/>
     <w:link w:val="Figura"/>
-    <w:rsid w:val="00880B7A"/>
+    <w:rsid w:val="007B4AED"/>
     <w:rPr>
       <w:rFonts w:ascii="Calibri" w:hAnsi="Calibri" w:cs="Times New Roman (Cuerpo en alfa"/>
       <w:color w:val="000000" w:themeColor="text1"/>
@@ -18382,6 +17911,33 @@
     <w:rPr>
       <w:sz w:val="28"/>
     </w:rPr>
+  </w:style>
+  <w:style w:type="paragraph" w:customStyle="1" w:styleId="paragraph">
+    <w:name w:val="paragraph"/>
+    <w:basedOn w:val="Normal"/>
+    <w:rsid w:val="000B2089"/>
+    <w:pPr>
+      <w:spacing w:before="100" w:beforeAutospacing="1" w:after="100" w:afterAutospacing="1" w:line="240" w:lineRule="auto"/>
+      <w:ind w:firstLine="0"/>
+    </w:pPr>
+    <w:rPr>
+      <w:rFonts w:ascii="Times New Roman" w:eastAsia="Times New Roman" w:hAnsi="Times New Roman" w:cs="Times New Roman"/>
+      <w:kern w:val="0"/>
+      <w:sz w:val="24"/>
+      <w:szCs w:val="24"/>
+      <w:lang w:eastAsia="es-CO"/>
+      <w14:ligatures w14:val="none"/>
+    </w:rPr>
+  </w:style>
+  <w:style w:type="character" w:customStyle="1" w:styleId="normaltextrun">
+    <w:name w:val="normaltextrun"/>
+    <w:basedOn w:val="Fuentedeprrafopredeter"/>
+    <w:rsid w:val="000B2089"/>
+  </w:style>
+  <w:style w:type="character" w:customStyle="1" w:styleId="eop">
+    <w:name w:val="eop"/>
+    <w:basedOn w:val="Fuentedeprrafopredeter"/>
+    <w:rsid w:val="000B2089"/>
   </w:style>
 </w:styles>
 </file>
@@ -18682,6 +18238,26 @@
 </file>
 
 <file path=customXml/item1.xml><?xml version="1.0" encoding="utf-8"?>
+<?mso-contentType ?>
+<FormTemplates xmlns="http://schemas.microsoft.com/sharepoint/v3/contenttype/forms">
+  <Display>DocumentLibraryForm</Display>
+  <Edit>DocumentLibraryForm</Edit>
+  <New>DocumentLibraryForm</New>
+</FormTemplates>
+</file>
+
+<file path=customXml/item2.xml><?xml version="1.0" encoding="utf-8"?>
+<p:properties xmlns:p="http://schemas.microsoft.com/office/2006/metadata/properties" xmlns:xsi="http://www.w3.org/2001/XMLSchema-instance" xmlns:pc="http://schemas.microsoft.com/office/infopath/2007/PartnerControls">
+  <documentManagement>
+    <TaxCatchAll xmlns="13c90a0b-73bc-4dc0-be5f-28d77b615beb" xsi:nil="true"/>
+    <lcf76f155ced4ddcb4097134ff3c332f xmlns="13c93bba-48ce-428c-bfe5-88b42c19b028">
+      <Terms xmlns="http://schemas.microsoft.com/office/infopath/2007/PartnerControls"/>
+    </lcf76f155ced4ddcb4097134ff3c332f>
+  </documentManagement>
+</p:properties>
+</file>
+
+<file path=customXml/item3.xml><?xml version="1.0" encoding="utf-8"?>
 <ct:contentTypeSchema xmlns:ct="http://schemas.microsoft.com/office/2006/metadata/contentType" xmlns:ma="http://schemas.microsoft.com/office/2006/metadata/properties/metaAttributes" ct:_="" ma:_="" ma:contentTypeName="Documento" ma:contentTypeID="0x0101006A81D6BD42E8DF4C91013959704817E1" ma:contentTypeVersion="15" ma:contentTypeDescription="Crear nuevo documento." ma:contentTypeScope="" ma:versionID="bf4f72ffd194f0963ff564daca6869f7">
   <xsd:schema xmlns:xsd="http://www.w3.org/2001/XMLSchema" xmlns:xs="http://www.w3.org/2001/XMLSchema" xmlns:p="http://schemas.microsoft.com/office/2006/metadata/properties" xmlns:ns2="13c90a0b-73bc-4dc0-be5f-28d77b615beb" xmlns:ns3="13c93bba-48ce-428c-bfe5-88b42c19b028" targetNamespace="http://schemas.microsoft.com/office/2006/metadata/properties" ma:root="true" ma:fieldsID="8718d6f4873a5b1392a45044efa78385" ns2:_="" ns3:_="">
     <xsd:import namespace="13c90a0b-73bc-4dc0-be5f-28d77b615beb"/>
@@ -18916,43 +18492,11 @@
 </ct:contentTypeSchema>
 </file>
 
-<file path=customXml/item2.xml><?xml version="1.0" encoding="utf-8"?>
+<file path=customXml/item4.xml><?xml version="1.0" encoding="utf-8"?>
 <b:Sources xmlns:b="http://schemas.openxmlformats.org/officeDocument/2006/bibliography" xmlns="http://schemas.openxmlformats.org/officeDocument/2006/bibliography" SelectedStyle="\APASixthEditionOfficeOnline.xsl" StyleName="APA" Version="6"/>
 </file>
 
-<file path=customXml/item3.xml><?xml version="1.0" encoding="utf-8"?>
-<?mso-contentType ?>
-<FormTemplates xmlns="http://schemas.microsoft.com/sharepoint/v3/contenttype/forms">
-  <Display>DocumentLibraryForm</Display>
-  <Edit>DocumentLibraryForm</Edit>
-  <New>DocumentLibraryForm</New>
-</FormTemplates>
-</file>
-
-<file path=customXml/item4.xml><?xml version="1.0" encoding="utf-8"?>
-<p:properties xmlns:p="http://schemas.microsoft.com/office/2006/metadata/properties" xmlns:xsi="http://www.w3.org/2001/XMLSchema-instance" xmlns:pc="http://schemas.microsoft.com/office/infopath/2007/PartnerControls">
-  <documentManagement>
-    <TaxCatchAll xmlns="13c90a0b-73bc-4dc0-be5f-28d77b615beb" xsi:nil="true"/>
-    <lcf76f155ced4ddcb4097134ff3c332f xmlns="13c93bba-48ce-428c-bfe5-88b42c19b028">
-      <Terms xmlns="http://schemas.microsoft.com/office/infopath/2007/PartnerControls"/>
-    </lcf76f155ced4ddcb4097134ff3c332f>
-  </documentManagement>
-</p:properties>
-</file>
-
 <file path=customXml/itemProps1.xml><?xml version="1.0" encoding="utf-8"?>
-<ds:datastoreItem xmlns:ds="http://schemas.openxmlformats.org/officeDocument/2006/customXml" ds:itemID="{ED53747D-246A-431B-81A5-FCFA5E6E4E83}"/>
-</file>
-
-<file path=customXml/itemProps2.xml><?xml version="1.0" encoding="utf-8"?>
-<ds:datastoreItem xmlns:ds="http://schemas.openxmlformats.org/officeDocument/2006/customXml" ds:itemID="{EAE431FD-7059-4C09-804B-C9D69EB7B213}">
-  <ds:schemaRefs>
-    <ds:schemaRef ds:uri="http://schemas.openxmlformats.org/officeDocument/2006/bibliography"/>
-  </ds:schemaRefs>
-</ds:datastoreItem>
-</file>
-
-<file path=customXml/itemProps3.xml><?xml version="1.0" encoding="utf-8"?>
 <ds:datastoreItem xmlns:ds="http://schemas.openxmlformats.org/officeDocument/2006/customXml" ds:itemID="{10663269-2064-4804-8290-36D4A57F5557}">
   <ds:schemaRefs>
     <ds:schemaRef ds:uri="http://schemas.microsoft.com/sharepoint/v3/contenttype/forms"/>
@@ -18960,13 +18504,40 @@
 </ds:datastoreItem>
 </file>
 
-<file path=customXml/itemProps4.xml><?xml version="1.0" encoding="utf-8"?>
+<file path=customXml/itemProps2.xml><?xml version="1.0" encoding="utf-8"?>
 <ds:datastoreItem xmlns:ds="http://schemas.openxmlformats.org/officeDocument/2006/customXml" ds:itemID="{1279454D-02BE-4A9C-A117-DCD1573E2608}">
   <ds:schemaRefs>
     <ds:schemaRef ds:uri="http://schemas.microsoft.com/office/2006/metadata/properties"/>
     <ds:schemaRef ds:uri="http://schemas.microsoft.com/office/infopath/2007/PartnerControls"/>
-    <ds:schemaRef ds:uri="cb45339b-ced9-4d0d-8f64-77573914d53b"/>
-    <ds:schemaRef ds:uri="43a3ca16-9c26-4813-b83f-4aec9927b43f"/>
+    <ds:schemaRef ds:uri="13c90a0b-73bc-4dc0-be5f-28d77b615beb"/>
+    <ds:schemaRef ds:uri="13c93bba-48ce-428c-bfe5-88b42c19b028"/>
+  </ds:schemaRefs>
+</ds:datastoreItem>
+</file>
+
+<file path=customXml/itemProps3.xml><?xml version="1.0" encoding="utf-8"?>
+<ds:datastoreItem xmlns:ds="http://schemas.openxmlformats.org/officeDocument/2006/customXml" ds:itemID="{ED53747D-246A-431B-81A5-FCFA5E6E4E83}">
+  <ds:schemaRefs>
+    <ds:schemaRef ds:uri="http://schemas.microsoft.com/office/2006/metadata/contentType"/>
+    <ds:schemaRef ds:uri="http://schemas.microsoft.com/office/2006/metadata/properties/metaAttributes"/>
+    <ds:schemaRef ds:uri="http://www.w3.org/2001/XMLSchema"/>
+    <ds:schemaRef ds:uri="http://schemas.microsoft.com/office/2006/metadata/properties"/>
+    <ds:schemaRef ds:uri="13c90a0b-73bc-4dc0-be5f-28d77b615beb"/>
+    <ds:schemaRef ds:uri="13c93bba-48ce-428c-bfe5-88b42c19b028"/>
+    <ds:schemaRef ds:uri="http://schemas.microsoft.com/office/2006/documentManagement/types"/>
+    <ds:schemaRef ds:uri="http://schemas.microsoft.com/office/infopath/2007/PartnerControls"/>
+    <ds:schemaRef ds:uri="http://schemas.openxmlformats.org/package/2006/metadata/core-properties"/>
+    <ds:schemaRef ds:uri="http://purl.org/dc/elements/1.1/"/>
+    <ds:schemaRef ds:uri="http://purl.org/dc/terms/"/>
+    <ds:schemaRef ds:uri="http://schemas.microsoft.com/internal/obd"/>
+  </ds:schemaRefs>
+</ds:datastoreItem>
+</file>
+
+<file path=customXml/itemProps4.xml><?xml version="1.0" encoding="utf-8"?>
+<ds:datastoreItem xmlns:ds="http://schemas.openxmlformats.org/officeDocument/2006/customXml" ds:itemID="{EAE431FD-7059-4C09-804B-C9D69EB7B213}">
+  <ds:schemaRefs>
+    <ds:schemaRef ds:uri="http://schemas.openxmlformats.org/officeDocument/2006/bibliography"/>
   </ds:schemaRefs>
 </ds:datastoreItem>
 </file>
--- a/fuentes/72340049_CF1_DU.docx
+++ b/fuentes/72340049_CF1_DU.docx
@@ -559,7 +559,7 @@
           <w:r>
             <w:fldChar w:fldCharType="separate"/>
           </w:r>
-          <w:hyperlink w:anchor="_Toc227076645" w:history="1">
+          <w:hyperlink w:anchor="_Toc227171968" w:history="1">
             <w:r>
               <w:rPr>
                 <w:rStyle w:val="Hipervnculo"/>
@@ -586,7 +586,7 @@
                 <w:noProof/>
                 <w:webHidden/>
               </w:rPr>
-              <w:instrText xml:space="preserve"> PAGEREF _Toc227076645 \h </w:instrText>
+              <w:instrText xml:space="preserve"> PAGEREF _Toc227171968 \h </w:instrText>
             </w:r>
             <w:r>
               <w:rPr>
@@ -633,7 +633,7 @@
               <w14:ligatures w14:val="none"/>
             </w:rPr>
           </w:pPr>
-          <w:hyperlink w:anchor="_Toc227076646" w:history="1">
+          <w:hyperlink w:anchor="_Toc227171969" w:history="1">
             <w:r>
               <w:rPr>
                 <w:rStyle w:val="Hipervnculo"/>
@@ -678,7 +678,7 @@
                 <w:noProof/>
                 <w:webHidden/>
               </w:rPr>
-              <w:instrText xml:space="preserve"> PAGEREF _Toc227076646 \h </w:instrText>
+              <w:instrText xml:space="preserve"> PAGEREF _Toc227171969 \h </w:instrText>
             </w:r>
             <w:r>
               <w:rPr>
@@ -725,7 +725,7 @@
               <w14:ligatures w14:val="none"/>
             </w:rPr>
           </w:pPr>
-          <w:hyperlink w:anchor="_Toc227076647" w:history="1">
+          <w:hyperlink w:anchor="_Toc227171970" w:history="1">
             <w:r>
               <w:rPr>
                 <w:rStyle w:val="Hipervnculo"/>
@@ -776,7 +776,7 @@
                 <w:noProof/>
                 <w:webHidden/>
               </w:rPr>
-              <w:instrText xml:space="preserve"> PAGEREF _Toc227076647 \h </w:instrText>
+              <w:instrText xml:space="preserve"> PAGEREF _Toc227171970 \h </w:instrText>
             </w:r>
             <w:r>
               <w:rPr>
@@ -823,7 +823,7 @@
               <w14:ligatures w14:val="none"/>
             </w:rPr>
           </w:pPr>
-          <w:hyperlink w:anchor="_Toc227076648" w:history="1">
+          <w:hyperlink w:anchor="_Toc227171971" w:history="1">
             <w:r>
               <w:rPr>
                 <w:rStyle w:val="Hipervnculo"/>
@@ -874,7 +874,7 @@
                 <w:noProof/>
                 <w:webHidden/>
               </w:rPr>
-              <w:instrText xml:space="preserve"> PAGEREF _Toc227076648 \h </w:instrText>
+              <w:instrText xml:space="preserve"> PAGEREF _Toc227171971 \h </w:instrText>
             </w:r>
             <w:r>
               <w:rPr>
@@ -921,7 +921,7 @@
               <w14:ligatures w14:val="none"/>
             </w:rPr>
           </w:pPr>
-          <w:hyperlink w:anchor="_Toc227076649" w:history="1">
+          <w:hyperlink w:anchor="_Toc227171972" w:history="1">
             <w:r>
               <w:rPr>
                 <w:rStyle w:val="Hipervnculo"/>
@@ -972,7 +972,7 @@
                 <w:noProof/>
                 <w:webHidden/>
               </w:rPr>
-              <w:instrText xml:space="preserve"> PAGEREF _Toc227076649 \h </w:instrText>
+              <w:instrText xml:space="preserve"> PAGEREF _Toc227171972 \h </w:instrText>
             </w:r>
             <w:r>
               <w:rPr>
@@ -1019,7 +1019,7 @@
               <w14:ligatures w14:val="none"/>
             </w:rPr>
           </w:pPr>
-          <w:hyperlink w:anchor="_Toc227076650" w:history="1">
+          <w:hyperlink w:anchor="_Toc227171973" w:history="1">
             <w:r>
               <w:rPr>
                 <w:rStyle w:val="Hipervnculo"/>
@@ -1064,7 +1064,7 @@
                 <w:noProof/>
                 <w:webHidden/>
               </w:rPr>
-              <w:instrText xml:space="preserve"> PAGEREF _Toc227076650 \h </w:instrText>
+              <w:instrText xml:space="preserve"> PAGEREF _Toc227171973 \h </w:instrText>
             </w:r>
             <w:r>
               <w:rPr>
@@ -1111,7 +1111,7 @@
               <w14:ligatures w14:val="none"/>
             </w:rPr>
           </w:pPr>
-          <w:hyperlink w:anchor="_Toc227076651" w:history="1">
+          <w:hyperlink w:anchor="_Toc227171974" w:history="1">
             <w:r>
               <w:rPr>
                 <w:rStyle w:val="Hipervnculo"/>
@@ -1162,7 +1162,7 @@
                 <w:noProof/>
                 <w:webHidden/>
               </w:rPr>
-              <w:instrText xml:space="preserve"> PAGEREF _Toc227076651 \h </w:instrText>
+              <w:instrText xml:space="preserve"> PAGEREF _Toc227171974 \h </w:instrText>
             </w:r>
             <w:r>
               <w:rPr>
@@ -1209,7 +1209,7 @@
               <w14:ligatures w14:val="none"/>
             </w:rPr>
           </w:pPr>
-          <w:hyperlink w:anchor="_Toc227076652" w:history="1">
+          <w:hyperlink w:anchor="_Toc227171975" w:history="1">
             <w:r>
               <w:rPr>
                 <w:rStyle w:val="Hipervnculo"/>
@@ -1260,7 +1260,7 @@
                 <w:noProof/>
                 <w:webHidden/>
               </w:rPr>
-              <w:instrText xml:space="preserve"> PAGEREF _Toc227076652 \h </w:instrText>
+              <w:instrText xml:space="preserve"> PAGEREF _Toc227171975 \h </w:instrText>
             </w:r>
             <w:r>
               <w:rPr>
@@ -1307,7 +1307,7 @@
               <w14:ligatures w14:val="none"/>
             </w:rPr>
           </w:pPr>
-          <w:hyperlink w:anchor="_Toc227076653" w:history="1">
+          <w:hyperlink w:anchor="_Toc227171976" w:history="1">
             <w:r>
               <w:rPr>
                 <w:rStyle w:val="Hipervnculo"/>
@@ -1358,7 +1358,7 @@
                 <w:noProof/>
                 <w:webHidden/>
               </w:rPr>
-              <w:instrText xml:space="preserve"> PAGEREF _Toc227076653 \h </w:instrText>
+              <w:instrText xml:space="preserve"> PAGEREF _Toc227171976 \h </w:instrText>
             </w:r>
             <w:r>
               <w:rPr>
@@ -1405,7 +1405,7 @@
               <w14:ligatures w14:val="none"/>
             </w:rPr>
           </w:pPr>
-          <w:hyperlink w:anchor="_Toc227076654" w:history="1">
+          <w:hyperlink w:anchor="_Toc227171977" w:history="1">
             <w:r>
               <w:rPr>
                 <w:rStyle w:val="Hipervnculo"/>
@@ -1450,7 +1450,7 @@
                 <w:noProof/>
                 <w:webHidden/>
               </w:rPr>
-              <w:instrText xml:space="preserve"> PAGEREF _Toc227076654 \h </w:instrText>
+              <w:instrText xml:space="preserve"> PAGEREF _Toc227171977 \h </w:instrText>
             </w:r>
             <w:r>
               <w:rPr>
@@ -1497,7 +1497,7 @@
               <w14:ligatures w14:val="none"/>
             </w:rPr>
           </w:pPr>
-          <w:hyperlink w:anchor="_Toc227076655" w:history="1">
+          <w:hyperlink w:anchor="_Toc227171978" w:history="1">
             <w:r>
               <w:rPr>
                 <w:rStyle w:val="Hipervnculo"/>
@@ -1542,7 +1542,7 @@
                 <w:noProof/>
                 <w:webHidden/>
               </w:rPr>
-              <w:instrText xml:space="preserve"> PAGEREF _Toc227076655 \h </w:instrText>
+              <w:instrText xml:space="preserve"> PAGEREF _Toc227171978 \h </w:instrText>
             </w:r>
             <w:r>
               <w:rPr>
@@ -1589,7 +1589,7 @@
               <w14:ligatures w14:val="none"/>
             </w:rPr>
           </w:pPr>
-          <w:hyperlink w:anchor="_Toc227076656" w:history="1">
+          <w:hyperlink w:anchor="_Toc227171979" w:history="1">
             <w:r>
               <w:rPr>
                 <w:rStyle w:val="Hipervnculo"/>
@@ -1640,7 +1640,7 @@
                 <w:noProof/>
                 <w:webHidden/>
               </w:rPr>
-              <w:instrText xml:space="preserve"> PAGEREF _Toc227076656 \h </w:instrText>
+              <w:instrText xml:space="preserve"> PAGEREF _Toc227171979 \h </w:instrText>
             </w:r>
             <w:r>
               <w:rPr>
@@ -1687,7 +1687,7 @@
               <w14:ligatures w14:val="none"/>
             </w:rPr>
           </w:pPr>
-          <w:hyperlink w:anchor="_Toc227076657" w:history="1">
+          <w:hyperlink w:anchor="_Toc227171980" w:history="1">
             <w:r>
               <w:rPr>
                 <w:rStyle w:val="Hipervnculo"/>
@@ -1738,7 +1738,7 @@
                 <w:noProof/>
                 <w:webHidden/>
               </w:rPr>
-              <w:instrText xml:space="preserve"> PAGEREF _Toc227076657 \h </w:instrText>
+              <w:instrText xml:space="preserve"> PAGEREF _Toc227171980 \h </w:instrText>
             </w:r>
             <w:r>
               <w:rPr>
@@ -1785,7 +1785,7 @@
               <w14:ligatures w14:val="none"/>
             </w:rPr>
           </w:pPr>
-          <w:hyperlink w:anchor="_Toc227076658" w:history="1">
+          <w:hyperlink w:anchor="_Toc227171981" w:history="1">
             <w:r>
               <w:rPr>
                 <w:rStyle w:val="Hipervnculo"/>
@@ -1836,7 +1836,7 @@
                 <w:noProof/>
                 <w:webHidden/>
               </w:rPr>
-              <w:instrText xml:space="preserve"> PAGEREF _Toc227076658 \h </w:instrText>
+              <w:instrText xml:space="preserve"> PAGEREF _Toc227171981 \h </w:instrText>
             </w:r>
             <w:r>
               <w:rPr>
@@ -1883,7 +1883,7 @@
               <w14:ligatures w14:val="none"/>
             </w:rPr>
           </w:pPr>
-          <w:hyperlink w:anchor="_Toc227076659" w:history="1">
+          <w:hyperlink w:anchor="_Toc227171982" w:history="1">
             <w:r>
               <w:rPr>
                 <w:rStyle w:val="Hipervnculo"/>
@@ -1934,7 +1934,7 @@
                 <w:noProof/>
                 <w:webHidden/>
               </w:rPr>
-              <w:instrText xml:space="preserve"> PAGEREF _Toc227076659 \h </w:instrText>
+              <w:instrText xml:space="preserve"> PAGEREF _Toc227171982 \h </w:instrText>
             </w:r>
             <w:r>
               <w:rPr>
@@ -1981,7 +1981,7 @@
               <w14:ligatures w14:val="none"/>
             </w:rPr>
           </w:pPr>
-          <w:hyperlink w:anchor="_Toc227076660" w:history="1">
+          <w:hyperlink w:anchor="_Toc227171983" w:history="1">
             <w:r>
               <w:rPr>
                 <w:rStyle w:val="Hipervnculo"/>
@@ -2026,7 +2026,7 @@
                 <w:noProof/>
                 <w:webHidden/>
               </w:rPr>
-              <w:instrText xml:space="preserve"> PAGEREF _Toc227076660 \h </w:instrText>
+              <w:instrText xml:space="preserve"> PAGEREF _Toc227171983 \h </w:instrText>
             </w:r>
             <w:r>
               <w:rPr>
@@ -2073,7 +2073,7 @@
               <w14:ligatures w14:val="none"/>
             </w:rPr>
           </w:pPr>
-          <w:hyperlink w:anchor="_Toc227076661" w:history="1">
+          <w:hyperlink w:anchor="_Toc227171984" w:history="1">
             <w:r>
               <w:rPr>
                 <w:rStyle w:val="Hipervnculo"/>
@@ -2118,7 +2118,7 @@
                 <w:noProof/>
                 <w:webHidden/>
               </w:rPr>
-              <w:instrText xml:space="preserve"> PAGEREF _Toc227076661 \h </w:instrText>
+              <w:instrText xml:space="preserve"> PAGEREF _Toc227171984 \h </w:instrText>
             </w:r>
             <w:r>
               <w:rPr>
@@ -2165,7 +2165,7 @@
               <w14:ligatures w14:val="none"/>
             </w:rPr>
           </w:pPr>
-          <w:hyperlink w:anchor="_Toc227076662" w:history="1">
+          <w:hyperlink w:anchor="_Toc227171985" w:history="1">
             <w:r>
               <w:rPr>
                 <w:rStyle w:val="Hipervnculo"/>
@@ -2210,7 +2210,7 @@
                 <w:noProof/>
                 <w:webHidden/>
               </w:rPr>
-              <w:instrText xml:space="preserve"> PAGEREF _Toc227076662 \h </w:instrText>
+              <w:instrText xml:space="preserve"> PAGEREF _Toc227171985 \h </w:instrText>
             </w:r>
             <w:r>
               <w:rPr>
@@ -2257,7 +2257,7 @@
               <w14:ligatures w14:val="none"/>
             </w:rPr>
           </w:pPr>
-          <w:hyperlink w:anchor="_Toc227076663" w:history="1">
+          <w:hyperlink w:anchor="_Toc227171986" w:history="1">
             <w:r>
               <w:rPr>
                 <w:rStyle w:val="Hipervnculo"/>
@@ -2308,7 +2308,7 @@
                 <w:noProof/>
                 <w:webHidden/>
               </w:rPr>
-              <w:instrText xml:space="preserve"> PAGEREF _Toc227076663 \h </w:instrText>
+              <w:instrText xml:space="preserve"> PAGEREF _Toc227171986 \h </w:instrText>
             </w:r>
             <w:r>
               <w:rPr>
@@ -2354,7 +2354,7 @@
               <w14:ligatures w14:val="none"/>
             </w:rPr>
           </w:pPr>
-          <w:hyperlink w:anchor="_Toc227076664" w:history="1">
+          <w:hyperlink w:anchor="_Toc227171987" w:history="1">
             <w:r>
               <w:rPr>
                 <w:rStyle w:val="Hipervnculo"/>
@@ -2381,7 +2381,7 @@
                 <w:noProof/>
                 <w:webHidden/>
               </w:rPr>
-              <w:instrText xml:space="preserve"> PAGEREF _Toc227076664 \h </w:instrText>
+              <w:instrText xml:space="preserve"> PAGEREF _Toc227171987 \h </w:instrText>
             </w:r>
             <w:r>
               <w:rPr>
@@ -2427,7 +2427,7 @@
               <w14:ligatures w14:val="none"/>
             </w:rPr>
           </w:pPr>
-          <w:hyperlink w:anchor="_Toc227076665" w:history="1">
+          <w:hyperlink w:anchor="_Toc227171988" w:history="1">
             <w:r>
               <w:rPr>
                 <w:rStyle w:val="Hipervnculo"/>
@@ -2454,7 +2454,7 @@
                 <w:noProof/>
                 <w:webHidden/>
               </w:rPr>
-              <w:instrText xml:space="preserve"> PAGEREF _Toc227076665 \h </w:instrText>
+              <w:instrText xml:space="preserve"> PAGEREF _Toc227171988 \h </w:instrText>
             </w:r>
             <w:r>
               <w:rPr>
@@ -2500,7 +2500,7 @@
               <w14:ligatures w14:val="none"/>
             </w:rPr>
           </w:pPr>
-          <w:hyperlink w:anchor="_Toc227076666" w:history="1">
+          <w:hyperlink w:anchor="_Toc227171989" w:history="1">
             <w:r>
               <w:rPr>
                 <w:rStyle w:val="Hipervnculo"/>
@@ -2527,7 +2527,7 @@
                 <w:noProof/>
                 <w:webHidden/>
               </w:rPr>
-              <w:instrText xml:space="preserve"> PAGEREF _Toc227076666 \h </w:instrText>
+              <w:instrText xml:space="preserve"> PAGEREF _Toc227171989 \h </w:instrText>
             </w:r>
             <w:r>
               <w:rPr>
@@ -2573,7 +2573,7 @@
               <w14:ligatures w14:val="none"/>
             </w:rPr>
           </w:pPr>
-          <w:hyperlink w:anchor="_Toc227076667" w:history="1">
+          <w:hyperlink w:anchor="_Toc227171990" w:history="1">
             <w:r>
               <w:rPr>
                 <w:rStyle w:val="Hipervnculo"/>
@@ -2600,7 +2600,7 @@
                 <w:noProof/>
                 <w:webHidden/>
               </w:rPr>
-              <w:instrText xml:space="preserve"> PAGEREF _Toc227076667 \h </w:instrText>
+              <w:instrText xml:space="preserve"> PAGEREF _Toc227171990 \h </w:instrText>
             </w:r>
             <w:r>
               <w:rPr>
@@ -2642,7 +2642,7 @@
       <w:pPr>
         <w:pStyle w:val="Titulosgenerales"/>
       </w:pPr>
-      <w:bookmarkStart w:id="0" w:name="_Toc227076645"/>
+      <w:bookmarkStart w:id="0" w:name="_Toc227171968"/>
       <w:r>
         <w:lastRenderedPageBreak/>
         <w:t>Introducción</w:t>
@@ -2673,7 +2673,7 @@
       <w:pPr>
         <w:pStyle w:val="Ttulo1"/>
       </w:pPr>
-      <w:bookmarkStart w:id="1" w:name="_Toc227076646"/>
+      <w:bookmarkStart w:id="1" w:name="_Toc227171969"/>
       <w:r>
         <w:lastRenderedPageBreak/>
         <w:t>Indicadores técnicos de la producción acuícola</w:t>
@@ -2695,7 +2695,7 @@
       <w:pPr>
         <w:pStyle w:val="Ttulo2"/>
       </w:pPr>
-      <w:bookmarkStart w:id="2" w:name="_Toc227076647"/>
+      <w:bookmarkStart w:id="2" w:name="_Toc227171970"/>
       <w:r>
         <w:t>Aspectos fundamentales</w:t>
       </w:r>
@@ -2820,7 +2820,7 @@
       <w:pPr>
         <w:pStyle w:val="Ttulo2"/>
       </w:pPr>
-      <w:bookmarkStart w:id="3" w:name="_Toc227076648"/>
+      <w:bookmarkStart w:id="3" w:name="_Toc227171971"/>
       <w:r>
         <w:t>Clasificación de los indicadores técnicos</w:t>
       </w:r>
@@ -2964,7 +2964,7 @@
       <w:pPr>
         <w:pStyle w:val="Ttulo2"/>
       </w:pPr>
-      <w:bookmarkStart w:id="4" w:name="_Toc227076649"/>
+      <w:bookmarkStart w:id="4" w:name="_Toc227171972"/>
       <w:r>
         <w:t>Principales indicadores productivos</w:t>
       </w:r>
@@ -5017,7 +5017,7 @@
       <w:pPr>
         <w:pStyle w:val="Ttulo1"/>
       </w:pPr>
-      <w:bookmarkStart w:id="5" w:name="_Toc227076650"/>
+      <w:bookmarkStart w:id="5" w:name="_Toc227171973"/>
       <w:r>
         <w:lastRenderedPageBreak/>
         <w:t>Interpretación de gráficos en la producción acuícola</w:t>
@@ -5105,7 +5105,7 @@
       <w:pPr>
         <w:pStyle w:val="Ttulo2"/>
       </w:pPr>
-      <w:bookmarkStart w:id="6" w:name="_Toc227076651"/>
+      <w:bookmarkStart w:id="6" w:name="_Toc227171974"/>
       <w:r>
         <w:t>Tipología de gráficos aplicados en acuicultura</w:t>
       </w:r>
@@ -5233,7 +5233,7 @@
       <w:pPr>
         <w:pStyle w:val="Ttulo2"/>
       </w:pPr>
-      <w:bookmarkStart w:id="7" w:name="_Toc227076652"/>
+      <w:bookmarkStart w:id="7" w:name="_Toc227171975"/>
       <w:r>
         <w:lastRenderedPageBreak/>
         <w:t>Análisis técnico de tendencias</w:t>
@@ -6096,7 +6096,7 @@
       <w:pPr>
         <w:pStyle w:val="Ttulo2"/>
       </w:pPr>
-      <w:bookmarkStart w:id="8" w:name="_Toc227076653"/>
+      <w:bookmarkStart w:id="8" w:name="_Toc227171976"/>
       <w:r>
         <w:t>Identificación de desviaciones técnicas</w:t>
       </w:r>
@@ -6357,7 +6357,7 @@
       <w:pPr>
         <w:pStyle w:val="Ttulo1"/>
       </w:pPr>
-      <w:bookmarkStart w:id="9" w:name="_Toc227076654"/>
+      <w:bookmarkStart w:id="9" w:name="_Toc227171977"/>
       <w:r>
         <w:lastRenderedPageBreak/>
         <w:t>Identificación de desviaciones técnicas</w:t>
@@ -7119,7 +7119,7 @@
       <w:pPr>
         <w:pStyle w:val="Ttulo1"/>
       </w:pPr>
-      <w:bookmarkStart w:id="10" w:name="_Toc227076655"/>
+      <w:bookmarkStart w:id="10" w:name="_Toc227171978"/>
       <w:r>
         <w:lastRenderedPageBreak/>
         <w:t>Gestión de la información productiva</w:t>
@@ -7222,7 +7222,7 @@
       <w:pPr>
         <w:pStyle w:val="Ttulo2"/>
       </w:pPr>
-      <w:bookmarkStart w:id="11" w:name="_Toc227076656"/>
+      <w:bookmarkStart w:id="11" w:name="_Toc227171979"/>
       <w:r>
         <w:lastRenderedPageBreak/>
         <w:t>Recolección y registro de datos</w:t>
@@ -7354,7 +7354,7 @@
       <w:pPr>
         <w:pStyle w:val="Ttulo2"/>
       </w:pPr>
-      <w:bookmarkStart w:id="12" w:name="_Toc227076657"/>
+      <w:bookmarkStart w:id="12" w:name="_Toc227171980"/>
       <w:r>
         <w:t>Validación del dato</w:t>
       </w:r>
@@ -7461,7 +7461,7 @@
       <w:pPr>
         <w:pStyle w:val="Ttulo2"/>
       </w:pPr>
-      <w:bookmarkStart w:id="13" w:name="_Toc227076658"/>
+      <w:bookmarkStart w:id="13" w:name="_Toc227171981"/>
       <w:r>
         <w:t>Análisis técnico de la información</w:t>
       </w:r>
@@ -7574,7 +7574,7 @@
       <w:pPr>
         <w:pStyle w:val="Ttulo2"/>
       </w:pPr>
-      <w:bookmarkStart w:id="14" w:name="_Toc227076659"/>
+      <w:bookmarkStart w:id="14" w:name="_Toc227171982"/>
       <w:r>
         <w:t>Trazabilidad y soporte documental</w:t>
       </w:r>
@@ -7671,7 +7671,7 @@
       <w:pPr>
         <w:pStyle w:val="Ttulo1"/>
       </w:pPr>
-      <w:bookmarkStart w:id="15" w:name="_Toc227076660"/>
+      <w:bookmarkStart w:id="15" w:name="_Toc227171983"/>
       <w:r>
         <w:lastRenderedPageBreak/>
         <w:t>Información base</w:t>
@@ -7726,13 +7726,13 @@
           <w:lang w:val="es-419" w:eastAsia="es-CO"/>
         </w:rPr>
         <w:drawing>
-          <wp:inline distT="0" distB="0" distL="0" distR="0" wp14:anchorId="65A117F1" wp14:editId="3C5F86B6">
+          <wp:inline distT="0" distB="0" distL="0" distR="0" wp14:anchorId="65A117F1" wp14:editId="3924D63D">
             <wp:extent cx="6332220" cy="2042795"/>
             <wp:effectExtent l="0" t="0" r="0" b="0"/>
-            <wp:docPr id="2" name="Gráfico 2">
+            <wp:docPr id="2" name="Gráfico 2" descr="Información base. La imagen presenta un diagrama conceptual en el que el tema central es “Explicado desde”. A partir de este eje se relacionan cuatro componentes: “Cálculo de los indicadores técnicos de la producción acuícola”, ubicado en la parte superior; “Indicadores técnicos de la producción: concepto, tipos, importancia, cálculos, valores de referencia e interpretación”, ubicado a la izquierda; “Registros: conceptos, tipos, formatos y diligenciamiento”, ubicado a la derecha; y “Matemática aplicada”, ubicado en la parte inferior. La figura organiza los elementos fundamentales que sirven de base para comprender el cálculo de los indicadores técnicos en la producción acuícola.">
               <a:extLst xmlns:a="http://schemas.openxmlformats.org/drawingml/2006/main">
                 <a:ext uri="{C183D7F6-B498-43B3-948B-1728B52AA6E4}">
-                  <adec:decorative xmlns:adec="http://schemas.microsoft.com/office/drawing/2017/decorative" val="1"/>
+                  <adec:decorative xmlns:adec="http://schemas.microsoft.com/office/drawing/2017/decorative" val="0"/>
                 </a:ext>
               </a:extLst>
             </wp:docPr>
@@ -7743,10 +7743,10 @@
               <a:graphicData uri="http://schemas.openxmlformats.org/drawingml/2006/picture">
                 <pic:pic xmlns:pic="http://schemas.openxmlformats.org/drawingml/2006/picture">
                   <pic:nvPicPr>
-                    <pic:cNvPr id="2" name="Gráfico 2">
+                    <pic:cNvPr id="2" name="Gráfico 2" descr="Información base. La imagen presenta un diagrama conceptual en el que el tema central es “Explicado desde”. A partir de este eje se relacionan cuatro componentes: “Cálculo de los indicadores técnicos de la producción acuícola”, ubicado en la parte superior; “Indicadores técnicos de la producción: concepto, tipos, importancia, cálculos, valores de referencia e interpretación”, ubicado a la izquierda; “Registros: conceptos, tipos, formatos y diligenciamiento”, ubicado a la derecha; y “Matemática aplicada”, ubicado en la parte inferior. La figura organiza los elementos fundamentales que sirven de base para comprender el cálculo de los indicadores técnicos en la producción acuícola.">
                       <a:extLst>
                         <a:ext uri="{C183D7F6-B498-43B3-948B-1728B52AA6E4}">
-                          <adec:decorative xmlns:adec="http://schemas.microsoft.com/office/drawing/2017/decorative" val="1"/>
+                          <adec:decorative xmlns:adec="http://schemas.microsoft.com/office/drawing/2017/decorative" val="0"/>
                         </a:ext>
                       </a:extLst>
                     </pic:cNvPr>
@@ -7847,7 +7847,7 @@
       <w:pPr>
         <w:pStyle w:val="Ttulo1"/>
       </w:pPr>
-      <w:bookmarkStart w:id="16" w:name="_Toc227076661"/>
+      <w:bookmarkStart w:id="16" w:name="_Toc227171984"/>
       <w:r>
         <w:lastRenderedPageBreak/>
         <w:t>Matemática aplicada</w:t>
@@ -7960,10 +7960,16 @@
           <w:noProof/>
         </w:rPr>
         <w:drawing>
-          <wp:inline distT="0" distB="0" distL="0" distR="0" wp14:anchorId="22659133" wp14:editId="1D92AE40">
+          <wp:inline distT="0" distB="0" distL="0" distR="0" wp14:anchorId="22659133" wp14:editId="6FC2FF23">
             <wp:extent cx="4552950" cy="2560920"/>
             <wp:effectExtent l="0" t="0" r="0" b="0"/>
-            <wp:docPr id="780523667" name="Imagen 3"/>
+            <wp:docPr id="780523667" name="Imagen 3">
+              <a:extLst xmlns:a="http://schemas.openxmlformats.org/drawingml/2006/main">
+                <a:ext uri="{C183D7F6-B498-43B3-948B-1728B52AA6E4}">
+                  <adec:decorative xmlns:adec="http://schemas.microsoft.com/office/drawing/2017/decorative" val="1"/>
+                </a:ext>
+              </a:extLst>
+            </wp:docPr>
             <wp:cNvGraphicFramePr>
               <a:graphicFrameLocks xmlns:a="http://schemas.openxmlformats.org/drawingml/2006/main" noChangeAspect="1"/>
             </wp:cNvGraphicFramePr>
@@ -7971,7 +7977,13 @@
               <a:graphicData uri="http://schemas.openxmlformats.org/drawingml/2006/picture">
                 <pic:pic xmlns:pic="http://schemas.openxmlformats.org/drawingml/2006/picture">
                   <pic:nvPicPr>
-                    <pic:cNvPr id="780523667" name="Imagen 780523667"/>
+                    <pic:cNvPr id="780523667" name="Imagen 3">
+                      <a:extLst>
+                        <a:ext uri="{C183D7F6-B498-43B3-948B-1728B52AA6E4}">
+                          <adec:decorative xmlns:adec="http://schemas.microsoft.com/office/drawing/2017/decorative" val="1"/>
+                        </a:ext>
+                      </a:extLst>
+                    </pic:cNvPr>
                     <pic:cNvPicPr/>
                   </pic:nvPicPr>
                   <pic:blipFill>
@@ -8013,21 +8025,7 @@
             <w:rStyle w:val="Hipervnculo"/>
             <w:b/>
           </w:rPr>
-          <w:t>Enlace d</w:t>
-        </w:r>
-        <w:r>
-          <w:rPr>
-            <w:rStyle w:val="Hipervnculo"/>
-            <w:b/>
-          </w:rPr>
-          <w:t xml:space="preserve">e </w:t>
-        </w:r>
-        <w:r>
-          <w:rPr>
-            <w:rStyle w:val="Hipervnculo"/>
-            <w:b/>
-          </w:rPr>
-          <w:t>reproducción del video</w:t>
+          <w:t>Enlace de reproducción del video</w:t>
         </w:r>
       </w:hyperlink>
     </w:p>
@@ -8172,7 +8170,7 @@
       <w:pPr>
         <w:pStyle w:val="Ttulo1"/>
       </w:pPr>
-      <w:bookmarkStart w:id="17" w:name="_Toc227076662"/>
+      <w:bookmarkStart w:id="17" w:name="_Toc227171985"/>
       <w:r>
         <w:t>Ofimática: herramientas y aplicaciones</w:t>
       </w:r>
@@ -8321,7 +8319,7 @@
       <w:pPr>
         <w:pStyle w:val="Ttulo2"/>
       </w:pPr>
-      <w:bookmarkStart w:id="18" w:name="_Toc227076663"/>
+      <w:bookmarkStart w:id="18" w:name="_Toc227171986"/>
       <w:r>
         <w:t>Recolección y registro de datos</w:t>
       </w:r>
@@ -8374,10 +8372,16 @@
           <w:lang w:val="es-419" w:eastAsia="es-CO"/>
         </w:rPr>
         <w:drawing>
-          <wp:inline distT="0" distB="0" distL="0" distR="0" wp14:anchorId="7321E8C4" wp14:editId="791E9A80">
+          <wp:inline distT="0" distB="0" distL="0" distR="0" wp14:anchorId="7321E8C4" wp14:editId="6E091190">
             <wp:extent cx="6332220" cy="4756785"/>
             <wp:effectExtent l="0" t="0" r="0" b="5715"/>
-            <wp:docPr id="3" name="Gráfico 3"/>
+            <wp:docPr id="3" name="Gráfico 3" descr="Diagrama de registros. La imagen presenta un diagrama jerárquico sobre los registros. En la parte superior aparece el recuadro “Registros”, seguido por “Registros de datos” y luego “Tipos de registros”. A partir de este último se despliegan varias clasificaciones. A la izquierda se muestra un recuadro con las características: “Herramienta dinámica”, “Conjunto de datos”, “Seguimiento a procesos”, “Evaluación de situaciones” e “Identificación de cambios”. A la derecha aparece un recuadro con “Formatos” y “Tablas”. En la parte inferior se presentan tres tipos de registros: “Registro de observación”, “Registros automáticos” y “Registros de productos de conducta”. Debajo de “Registro de observación” se listan las características “Herramienta dinámica”, “Conjunto de datos”, “Seguimiento a procesos” y “Evaluación de situaciones”. La figura organiza los tipos de registros y sus principales características.">
+              <a:extLst xmlns:a="http://schemas.openxmlformats.org/drawingml/2006/main">
+                <a:ext uri="{C183D7F6-B498-43B3-948B-1728B52AA6E4}">
+                  <adec:decorative xmlns:adec="http://schemas.microsoft.com/office/drawing/2017/decorative" val="0"/>
+                </a:ext>
+              </a:extLst>
+            </wp:docPr>
             <wp:cNvGraphicFramePr>
               <a:graphicFrameLocks xmlns:a="http://schemas.openxmlformats.org/drawingml/2006/main" noChangeAspect="1"/>
             </wp:cNvGraphicFramePr>
@@ -8385,7 +8389,13 @@
               <a:graphicData uri="http://schemas.openxmlformats.org/drawingml/2006/picture">
                 <pic:pic xmlns:pic="http://schemas.openxmlformats.org/drawingml/2006/picture">
                   <pic:nvPicPr>
-                    <pic:cNvPr id="3" name="Gráfico 3"/>
+                    <pic:cNvPr id="3" name="Gráfico 3" descr="Diagrama de registros. La imagen presenta un diagrama jerárquico sobre los registros. En la parte superior aparece el recuadro “Registros”, seguido por “Registros de datos” y luego “Tipos de registros”. A partir de este último se despliegan varias clasificaciones. A la izquierda se muestra un recuadro con las características: “Herramienta dinámica”, “Conjunto de datos”, “Seguimiento a procesos”, “Evaluación de situaciones” e “Identificación de cambios”. A la derecha aparece un recuadro con “Formatos” y “Tablas”. En la parte inferior se presentan tres tipos de registros: “Registro de observación”, “Registros automáticos” y “Registros de productos de conducta”. Debajo de “Registro de observación” se listan las características “Herramienta dinámica”, “Conjunto de datos”, “Seguimiento a procesos” y “Evaluación de situaciones”. La figura organiza los tipos de registros y sus principales características.">
+                      <a:extLst>
+                        <a:ext uri="{C183D7F6-B498-43B3-948B-1728B52AA6E4}">
+                          <adec:decorative xmlns:adec="http://schemas.microsoft.com/office/drawing/2017/decorative" val="0"/>
+                        </a:ext>
+                      </a:extLst>
+                    </pic:cNvPr>
                     <pic:cNvPicPr/>
                   </pic:nvPicPr>
                   <pic:blipFill>
@@ -8618,13 +8628,13 @@
           <w:lang w:val="es-419" w:eastAsia="es-CO"/>
         </w:rPr>
         <w:drawing>
-          <wp:inline distT="0" distB="0" distL="0" distR="0" wp14:anchorId="049FCBD9" wp14:editId="78921718">
+          <wp:inline distT="0" distB="0" distL="0" distR="0" wp14:anchorId="049FCBD9" wp14:editId="506BFA5A">
             <wp:extent cx="6332220" cy="2463800"/>
             <wp:effectExtent l="0" t="0" r="0" b="0"/>
-            <wp:docPr id="5" name="Gráfico 5">
+            <wp:docPr id="5" name="Gráfico 5" descr="Registro de indicadores técnicos productivos en el cultivo acuícola. La imagen muestra una tabla titulada “Registro de indicadores técnicos productivos en el cultivo acuícola”. En la franja superior se presenta la información general del sistema productivo: estanque 1, especie cachama blanca, población inicial de 1000 peces, peso de siembra de 10 gramos y fecha de siembra 16 de septiembre de 2016. La tabla incluye las columnas: fecha, tiempo de cultivo en días, número de peces, peso promedio en gramos, mortalidad en porcentaje, biomasa en kilogramos, incremento en biomasa en kilogramos, tasa de alimentación en porcentaje, ración diaria en kilogramos, cantidad de alimento consumido en el periodo en kilogramos y factor de conversión alimenticia. Se registran dos momentos de seguimiento: el 16 de septiembre de 2016, con valores iniciales de 1000 peces, 10 gramos de peso promedio, 0 por ciento de mortalidad, 10 kilogramos de biomasa, 8 por ciento de tasa de alimentación, 0,8 kilogramos de ración diaria y 294 kilogramos de alimento consumido en el periodo; y el 30 de noviembre de 2016, con 75 días de cultivo, 980 peces, 200 gramos de peso promedio, 2 por ciento de mortalidad, 200 kilogramos de biomasa, 196 kilogramos de incremento en biomasa, 2 por ciento de tasa de alimentación, 3,92 kilogramos de ración diaria, 58,8 kilogramos de alimento consumido en el periodo y un factor de conversión alimenticia de 1,54. La figura ejemplifica el registro y seguimiento de indicadores técnicos productivos en un cultivo acuícola.">
               <a:extLst xmlns:a="http://schemas.openxmlformats.org/drawingml/2006/main">
                 <a:ext uri="{C183D7F6-B498-43B3-948B-1728B52AA6E4}">
-                  <adec:decorative xmlns:adec="http://schemas.microsoft.com/office/drawing/2017/decorative" val="1"/>
+                  <adec:decorative xmlns:adec="http://schemas.microsoft.com/office/drawing/2017/decorative" val="0"/>
                 </a:ext>
               </a:extLst>
             </wp:docPr>
@@ -8635,10 +8645,10 @@
               <a:graphicData uri="http://schemas.openxmlformats.org/drawingml/2006/picture">
                 <pic:pic xmlns:pic="http://schemas.openxmlformats.org/drawingml/2006/picture">
                   <pic:nvPicPr>
-                    <pic:cNvPr id="5" name="Gráfico 5">
+                    <pic:cNvPr id="5" name="Gráfico 5" descr="Registro de indicadores técnicos productivos en el cultivo acuícola. La imagen muestra una tabla titulada “Registro de indicadores técnicos productivos en el cultivo acuícola”. En la franja superior se presenta la información general del sistema productivo: estanque 1, especie cachama blanca, población inicial de 1000 peces, peso de siembra de 10 gramos y fecha de siembra 16 de septiembre de 2016. La tabla incluye las columnas: fecha, tiempo de cultivo en días, número de peces, peso promedio en gramos, mortalidad en porcentaje, biomasa en kilogramos, incremento en biomasa en kilogramos, tasa de alimentación en porcentaje, ración diaria en kilogramos, cantidad de alimento consumido en el periodo en kilogramos y factor de conversión alimenticia. Se registran dos momentos de seguimiento: el 16 de septiembre de 2016, con valores iniciales de 1000 peces, 10 gramos de peso promedio, 0 por ciento de mortalidad, 10 kilogramos de biomasa, 8 por ciento de tasa de alimentación, 0,8 kilogramos de ración diaria y 294 kilogramos de alimento consumido en el periodo; y el 30 de noviembre de 2016, con 75 días de cultivo, 980 peces, 200 gramos de peso promedio, 2 por ciento de mortalidad, 200 kilogramos de biomasa, 196 kilogramos de incremento en biomasa, 2 por ciento de tasa de alimentación, 3,92 kilogramos de ración diaria, 58,8 kilogramos de alimento consumido en el periodo y un factor de conversión alimenticia de 1,54. La figura ejemplifica el registro y seguimiento de indicadores técnicos productivos en un cultivo acuícola.">
                       <a:extLst>
                         <a:ext uri="{C183D7F6-B498-43B3-948B-1728B52AA6E4}">
-                          <adec:decorative xmlns:adec="http://schemas.microsoft.com/office/drawing/2017/decorative" val="1"/>
+                          <adec:decorative xmlns:adec="http://schemas.microsoft.com/office/drawing/2017/decorative" val="0"/>
                         </a:ext>
                       </a:extLst>
                     </pic:cNvPr>
@@ -8683,7 +8693,7 @@
           <w:lang w:val="es-CO"/>
         </w:rPr>
       </w:pPr>
-      <w:bookmarkStart w:id="19" w:name="_Toc227076664"/>
+      <w:bookmarkStart w:id="19" w:name="_Toc227171987"/>
       <w:r>
         <w:rPr>
           <w:lang w:val="es-CO"/>
@@ -8781,7 +8791,7 @@
           <w:lang w:val="es-CO"/>
         </w:rPr>
       </w:pPr>
-      <w:bookmarkStart w:id="20" w:name="_Toc227076665"/>
+      <w:bookmarkStart w:id="20" w:name="_Toc227171988"/>
       <w:r>
         <w:rPr>
           <w:lang w:val="es-CO"/>
@@ -9100,7 +9110,7 @@
           <w:lang w:val="es-CO"/>
         </w:rPr>
       </w:pPr>
-      <w:bookmarkStart w:id="21" w:name="_Toc227076666"/>
+      <w:bookmarkStart w:id="21" w:name="_Toc227171989"/>
       <w:r>
         <w:rPr>
           <w:lang w:val="es-CO"/>
@@ -9293,7 +9303,7 @@
           <w:lang w:val="es-CO"/>
         </w:rPr>
       </w:pPr>
-      <w:bookmarkStart w:id="22" w:name="_Toc227076667"/>
+      <w:bookmarkStart w:id="22" w:name="_Toc227171990"/>
       <w:r>
         <w:rPr>
           <w:lang w:val="es-CO"/>
@@ -18238,15 +18248,6 @@
 </file>
 
 <file path=customXml/item1.xml><?xml version="1.0" encoding="utf-8"?>
-<?mso-contentType ?>
-<FormTemplates xmlns="http://schemas.microsoft.com/sharepoint/v3/contenttype/forms">
-  <Display>DocumentLibraryForm</Display>
-  <Edit>DocumentLibraryForm</Edit>
-  <New>DocumentLibraryForm</New>
-</FormTemplates>
-</file>
-
-<file path=customXml/item2.xml><?xml version="1.0" encoding="utf-8"?>
 <p:properties xmlns:p="http://schemas.microsoft.com/office/2006/metadata/properties" xmlns:xsi="http://www.w3.org/2001/XMLSchema-instance" xmlns:pc="http://schemas.microsoft.com/office/infopath/2007/PartnerControls">
   <documentManagement>
     <TaxCatchAll xmlns="13c90a0b-73bc-4dc0-be5f-28d77b615beb" xsi:nil="true"/>
@@ -18257,7 +18258,7 @@
 </p:properties>
 </file>
 
-<file path=customXml/item3.xml><?xml version="1.0" encoding="utf-8"?>
+<file path=customXml/item2.xml><?xml version="1.0" encoding="utf-8"?>
 <ct:contentTypeSchema xmlns:ct="http://schemas.microsoft.com/office/2006/metadata/contentType" xmlns:ma="http://schemas.microsoft.com/office/2006/metadata/properties/metaAttributes" ct:_="" ma:_="" ma:contentTypeName="Documento" ma:contentTypeID="0x0101006A81D6BD42E8DF4C91013959704817E1" ma:contentTypeVersion="15" ma:contentTypeDescription="Crear nuevo documento." ma:contentTypeScope="" ma:versionID="bf4f72ffd194f0963ff564daca6869f7">
   <xsd:schema xmlns:xsd="http://www.w3.org/2001/XMLSchema" xmlns:xs="http://www.w3.org/2001/XMLSchema" xmlns:p="http://schemas.microsoft.com/office/2006/metadata/properties" xmlns:ns2="13c90a0b-73bc-4dc0-be5f-28d77b615beb" xmlns:ns3="13c93bba-48ce-428c-bfe5-88b42c19b028" targetNamespace="http://schemas.microsoft.com/office/2006/metadata/properties" ma:root="true" ma:fieldsID="8718d6f4873a5b1392a45044efa78385" ns2:_="" ns3:_="">
     <xsd:import namespace="13c90a0b-73bc-4dc0-be5f-28d77b615beb"/>
@@ -18492,19 +18493,20 @@
 </ct:contentTypeSchema>
 </file>
 
-<file path=customXml/item4.xml><?xml version="1.0" encoding="utf-8"?>
+<file path=customXml/item3.xml><?xml version="1.0" encoding="utf-8"?>
 <b:Sources xmlns:b="http://schemas.openxmlformats.org/officeDocument/2006/bibliography" xmlns="http://schemas.openxmlformats.org/officeDocument/2006/bibliography" SelectedStyle="\APASixthEditionOfficeOnline.xsl" StyleName="APA" Version="6"/>
 </file>
 
-<file path=customXml/itemProps1.xml><?xml version="1.0" encoding="utf-8"?>
-<ds:datastoreItem xmlns:ds="http://schemas.openxmlformats.org/officeDocument/2006/customXml" ds:itemID="{10663269-2064-4804-8290-36D4A57F5557}">
-  <ds:schemaRefs>
-    <ds:schemaRef ds:uri="http://schemas.microsoft.com/sharepoint/v3/contenttype/forms"/>
-  </ds:schemaRefs>
-</ds:datastoreItem>
+<file path=customXml/item4.xml><?xml version="1.0" encoding="utf-8"?>
+<?mso-contentType ?>
+<FormTemplates xmlns="http://schemas.microsoft.com/sharepoint/v3/contenttype/forms">
+  <Display>DocumentLibraryForm</Display>
+  <Edit>DocumentLibraryForm</Edit>
+  <New>DocumentLibraryForm</New>
+</FormTemplates>
 </file>
 
-<file path=customXml/itemProps2.xml><?xml version="1.0" encoding="utf-8"?>
+<file path=customXml/itemProps1.xml><?xml version="1.0" encoding="utf-8"?>
 <ds:datastoreItem xmlns:ds="http://schemas.openxmlformats.org/officeDocument/2006/customXml" ds:itemID="{1279454D-02BE-4A9C-A117-DCD1573E2608}">
   <ds:schemaRefs>
     <ds:schemaRef ds:uri="http://schemas.microsoft.com/office/2006/metadata/properties"/>
@@ -18515,7 +18517,7 @@
 </ds:datastoreItem>
 </file>
 
-<file path=customXml/itemProps3.xml><?xml version="1.0" encoding="utf-8"?>
+<file path=customXml/itemProps2.xml><?xml version="1.0" encoding="utf-8"?>
 <ds:datastoreItem xmlns:ds="http://schemas.openxmlformats.org/officeDocument/2006/customXml" ds:itemID="{ED53747D-246A-431B-81A5-FCFA5E6E4E83}">
   <ds:schemaRefs>
     <ds:schemaRef ds:uri="http://schemas.microsoft.com/office/2006/metadata/contentType"/>
@@ -18534,10 +18536,18 @@
 </ds:datastoreItem>
 </file>
 
-<file path=customXml/itemProps4.xml><?xml version="1.0" encoding="utf-8"?>
+<file path=customXml/itemProps3.xml><?xml version="1.0" encoding="utf-8"?>
 <ds:datastoreItem xmlns:ds="http://schemas.openxmlformats.org/officeDocument/2006/customXml" ds:itemID="{EAE431FD-7059-4C09-804B-C9D69EB7B213}">
   <ds:schemaRefs>
     <ds:schemaRef ds:uri="http://schemas.openxmlformats.org/officeDocument/2006/bibliography"/>
   </ds:schemaRefs>
 </ds:datastoreItem>
+</file>
+
+<file path=customXml/itemProps4.xml><?xml version="1.0" encoding="utf-8"?>
+<ds:datastoreItem xmlns:ds="http://schemas.openxmlformats.org/officeDocument/2006/customXml" ds:itemID="{10663269-2064-4804-8290-36D4A57F5557}">
+  <ds:schemaRefs>
+    <ds:schemaRef ds:uri="http://schemas.microsoft.com/sharepoint/v3/contenttype/forms"/>
+  </ds:schemaRefs>
+</ds:datastoreItem>
 </file>
--- a/fuentes/72340049_CF1_DU.docx
+++ b/fuentes/72340049_CF1_DU.docx
@@ -1,6 +1,6 @@
 
 <file path=word/document.xml><?xml version="1.0" encoding="utf-8"?>
-<w:document xmlns:wpc="http://schemas.microsoft.com/office/word/2010/wordprocessingCanvas" xmlns:cx="http://schemas.microsoft.com/office/drawing/2014/chartex" xmlns:cx1="http://schemas.microsoft.com/office/drawing/2015/9/8/chartex" xmlns:cx2="http://schemas.microsoft.com/office/drawing/2015/10/21/chartex" xmlns:cx3="http://schemas.microsoft.com/office/drawing/2016/5/9/chartex" xmlns:cx4="http://schemas.microsoft.com/office/drawing/2016/5/10/chartex" xmlns:cx5="http://schemas.microsoft.com/office/drawing/2016/5/11/chartex" xmlns:cx6="http://schemas.microsoft.com/office/drawing/2016/5/12/chartex" xmlns:cx7="http://schemas.microsoft.com/office/drawing/2016/5/13/chartex" xmlns:cx8="http://schemas.microsoft.com/office/drawing/2016/5/14/chartex" xmlns:mc="http://schemas.openxmlformats.org/markup-compatibility/2006" xmlns:aink="http://schemas.microsoft.com/office/drawing/2016/ink" xmlns:am3d="http://schemas.microsoft.com/office/drawing/2017/model3d" xmlns:o="urn:schemas-microsoft-com:office:office" xmlns:r="http://schemas.openxmlformats.org/officeDocument/2006/relationships" xmlns:m="http://schemas.openxmlformats.org/officeDocument/2006/math" xmlns:v="urn:schemas-microsoft-com:vml" xmlns:wp14="http://schemas.microsoft.com/office/word/2010/wordprocessingDrawing" xmlns:wp="http://schemas.openxmlformats.org/drawingml/2006/wordprocessingDrawing" xmlns:w10="urn:schemas-microsoft-com:office:word" xmlns:w="http://schemas.openxmlformats.org/wordprocessingml/2006/main" xmlns:w14="http://schemas.microsoft.com/office/word/2010/wordml" xmlns:w15="http://schemas.microsoft.com/office/word/2012/wordml" xmlns:w16cex="http://schemas.microsoft.com/office/word/2018/wordml/cex" xmlns:w16cid="http://schemas.microsoft.com/office/word/2016/wordml/cid" xmlns:w16="http://schemas.microsoft.com/office/word/2018/wordml" xmlns:w16sdtdh="http://schemas.microsoft.com/office/word/2020/wordml/sdtdatahash" xmlns:w16se="http://schemas.microsoft.com/office/word/2015/wordml/symex" xmlns:wpg="http://schemas.microsoft.com/office/word/2010/wordprocessingGroup" xmlns:wpi="http://schemas.microsoft.com/office/word/2010/wordprocessingInk" xmlns:wne="http://schemas.microsoft.com/office/word/2006/wordml" xmlns:wps="http://schemas.microsoft.com/office/word/2010/wordprocessingShape" mc:Ignorable="w14 w15 w16se w16cid w16 w16cex w16sdtdh wp14">
+<w:document xmlns:wpc="http://schemas.microsoft.com/office/word/2010/wordprocessingCanvas" xmlns:cx="http://schemas.microsoft.com/office/drawing/2014/chartex" xmlns:cx1="http://schemas.microsoft.com/office/drawing/2015/9/8/chartex" xmlns:cx2="http://schemas.microsoft.com/office/drawing/2015/10/21/chartex" xmlns:cx3="http://schemas.microsoft.com/office/drawing/2016/5/9/chartex" xmlns:cx4="http://schemas.microsoft.com/office/drawing/2016/5/10/chartex" xmlns:cx5="http://schemas.microsoft.com/office/drawing/2016/5/11/chartex" xmlns:cx6="http://schemas.microsoft.com/office/drawing/2016/5/12/chartex" xmlns:cx7="http://schemas.microsoft.com/office/drawing/2016/5/13/chartex" xmlns:cx8="http://schemas.microsoft.com/office/drawing/2016/5/14/chartex" xmlns:mc="http://schemas.openxmlformats.org/markup-compatibility/2006" xmlns:aink="http://schemas.microsoft.com/office/drawing/2016/ink" xmlns:am3d="http://schemas.microsoft.com/office/drawing/2017/model3d" xmlns:o="urn:schemas-microsoft-com:office:office" xmlns:r="http://schemas.openxmlformats.org/officeDocument/2006/relationships" xmlns:m="http://schemas.openxmlformats.org/officeDocument/2006/math" xmlns:v="urn:schemas-microsoft-com:vml" xmlns:wp14="http://schemas.microsoft.com/office/word/2010/wordprocessingDrawing" xmlns:wp="http://schemas.openxmlformats.org/drawingml/2006/wordprocessingDrawing" xmlns:w10="urn:schemas-microsoft-com:office:word" xmlns:w="http://schemas.openxmlformats.org/wordprocessingml/2006/main" xmlns:w14="http://schemas.microsoft.com/office/word/2010/wordml" xmlns:w15="http://schemas.microsoft.com/office/word/2012/wordml" xmlns:w16cex="http://schemas.microsoft.com/office/word/2018/wordml/cex" xmlns:w16cid="http://schemas.microsoft.com/office/word/2016/wordml/cid" xmlns:w16="http://schemas.microsoft.com/office/word/2018/wordml" xmlns:w16se="http://schemas.microsoft.com/office/word/2015/wordml/symex" xmlns:wpg="http://schemas.microsoft.com/office/word/2010/wordprocessingGroup" xmlns:wpi="http://schemas.microsoft.com/office/word/2010/wordprocessingInk" xmlns:wne="http://schemas.microsoft.com/office/word/2006/wordml" xmlns:wps="http://schemas.microsoft.com/office/word/2010/wordprocessingShape" mc:Ignorable="w14 w15 w16se w16cid w16 w16cex wp14">
   <w:body>
     <w:p>
       <w:pPr>
@@ -353,7 +353,7 @@
               </wp:anchor>
             </w:drawing>
           </mc:Choice>
-          <mc:Fallback>
+          <mc:Fallback xmlns:w16sdtdh="http://schemas.microsoft.com/office/word/2020/wordml/sdtdatahash">
             <w:pict>
               <v:rect w14:anchorId="4F50ADE0" id="Rectángulo 3" o:spid="_x0000_s1026" alt="&quot;&quot;" style="position:absolute;margin-left:-55.95pt;margin-top:26.4pt;width:613.85pt;height:164.25pt;z-index:-251655168;visibility:visible;mso-wrap-style:square;mso-height-percent:0;mso-wrap-distance-left:9pt;mso-wrap-distance-top:0;mso-wrap-distance-right:9pt;mso-wrap-distance-bottom:0;mso-position-horizontal:absolute;mso-position-horizontal-relative:text;mso-position-vertical:absolute;mso-position-vertical-relative:text;mso-height-percent:0;mso-height-relative:margin;v-text-anchor:middle" o:gfxdata="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" fillcolor="#00314d" stroked="f" strokeweight="1pt"/>
             </w:pict>
@@ -2644,7 +2644,6 @@
       </w:pPr>
       <w:bookmarkStart w:id="0" w:name="_Toc227171968"/>
       <w:r>
-        <w:lastRenderedPageBreak/>
         <w:t>Introducción</w:t>
       </w:r>
       <w:bookmarkEnd w:id="0"/>
@@ -2675,7 +2674,6 @@
       </w:pPr>
       <w:bookmarkStart w:id="1" w:name="_Toc227171969"/>
       <w:r>
-        <w:lastRenderedPageBreak/>
         <w:t>Indicadores técnicos de la producción acuícola</w:t>
       </w:r>
       <w:bookmarkEnd w:id="1"/>
@@ -2756,11 +2754,7 @@
         <w:t>Marco constitucional.</w:t>
       </w:r>
       <w:r>
-        <w:t xml:space="preserve"> Se encuentran articulados con entidades del sector, como la AUNAP, orientada al desarrollo sostenible de la acuicultura, y el ICA, encargado de </w:t>
-      </w:r>
-      <w:r>
-        <w:lastRenderedPageBreak/>
-        <w:t>fortalecer los procesos relacionados con la sanidad y la bioseguridad, garantizando el cumplimiento de lineamientos técnicos y normativos en la actividad acuícola.</w:t>
+        <w:t xml:space="preserve"> Se encuentran articulados con entidades del sector, como la AUNAP, orientada al desarrollo sostenible de la acuicultura, y el ICA, encargado de fortalecer los procesos relacionados con la sanidad y la bioseguridad, garantizando el cumplimiento de lineamientos técnicos y normativos en la actividad acuícola.</w:t>
       </w:r>
     </w:p>
     <w:p>
@@ -2836,14 +2830,7 @@
         <w:rPr>
           <w:lang w:val="es-419" w:eastAsia="es-CO"/>
         </w:rPr>
-        <w:t xml:space="preserve">La producción acuícola moderna exige un control técnico sustentado en indicadores que permitan analizar el comportamiento del cultivo desde una perspectiva integral. No basta con medir resultados finales; es necesario comprender cómo evoluciona el rendimiento productivo, cuál es la condición sanitaria de los organismos y en qué estado se encuentran las variables del medio acuático. Esta lectura articulada </w:t>
-      </w:r>
-      <w:r>
-        <w:rPr>
-          <w:lang w:val="es-419" w:eastAsia="es-CO"/>
-        </w:rPr>
-        <w:lastRenderedPageBreak/>
-        <w:t>permite anticipar riesgos, optimizar recursos y sostener la viabilidad económica del sistema. A continuación, se presentan los principales indicadores productivos, sanitarios y ambientales que orientan el seguimiento técnico del cultivo:</w:t>
+        <w:t>La producción acuícola moderna exige un control técnico sustentado en indicadores que permitan analizar el comportamiento del cultivo desde una perspectiva integral. No basta con medir resultados finales; es necesario comprender cómo evoluciona el rendimiento productivo, cuál es la condición sanitaria de los organismos y en qué estado se encuentran las variables del medio acuático. Esta lectura articulada permite anticipar riesgos, optimizar recursos y sostener la viabilidad económica del sistema. A continuación, se presentan los principales indicadores productivos, sanitarios y ambientales que orientan el seguimiento técnico del cultivo:</w:t>
       </w:r>
     </w:p>
     <w:p>
@@ -3009,7 +2996,6 @@
         <w:pStyle w:val="Ttulo3"/>
       </w:pPr>
       <w:r>
-        <w:lastRenderedPageBreak/>
         <w:t>Factor de Conversión Alimenticia (FCA)</w:t>
       </w:r>
     </w:p>
@@ -3193,7 +3179,6 @@
         <w:rPr>
           <w:lang w:val="es-419" w:eastAsia="es-CO"/>
         </w:rPr>
-        <w:lastRenderedPageBreak/>
         <w:t>Tasa de alimentación según peso promedio</w:t>
       </w:r>
     </w:p>
@@ -3831,7 +3816,6 @@
         <w:rPr>
           <w:rStyle w:val="Ttulo5Car"/>
         </w:rPr>
-        <w:lastRenderedPageBreak/>
         <w:t>Relevancia.</w:t>
       </w:r>
       <w:r>
@@ -3984,7 +3968,6 @@
     </w:p>
     <w:p>
       <w:r>
-        <w:lastRenderedPageBreak/>
         <w:t>Este indicador complementa la TCE, ya que expresa el crecimiento en términos absolutos y facilita su interpretación operativa.</w:t>
       </w:r>
     </w:p>
@@ -4113,11 +4096,7 @@
     </w:p>
     <w:p>
       <w:r>
-        <w:t xml:space="preserve">Altos niveles de mortalidad pueden asociarse a fallas en bioseguridad, manejo nutricional o parámetros fisicoquímicos inadecuados. Las actividades de muestreo, </w:t>
-      </w:r>
-      <w:r>
-        <w:lastRenderedPageBreak/>
-        <w:t>control de mortalidad y seguimiento de parámetros de agua son determinantes para mantener niveles adecuados de supervivencia.</w:t>
+        <w:t>Altos niveles de mortalidad pueden asociarse a fallas en bioseguridad, manejo nutricional o parámetros fisicoquímicos inadecuados. Las actividades de muestreo, control de mortalidad y seguimiento de parámetros de agua son determinantes para mantener niveles adecuados de supervivencia.</w:t>
       </w:r>
     </w:p>
     <w:p>
@@ -4263,7 +4242,6 @@
                 <w:b/>
                 <w:bCs/>
               </w:rPr>
-              <w:lastRenderedPageBreak/>
               <w:t xml:space="preserve">Transcripción pódcast. </w:t>
             </w:r>
             <w:r>
@@ -4323,7 +4301,6 @@
           </w:p>
           <w:p>
             <w:r>
-              <w:lastRenderedPageBreak/>
               <w:t>La alimentación también tiene su ciencia. Hay gente que alimenta a cualquier hora, pero la biología tiene su horario.</w:t>
             </w:r>
           </w:p>
@@ -4378,7 +4355,6 @@
           </w:p>
           <w:p>
             <w:r>
-              <w:lastRenderedPageBreak/>
               <w:t>Finalmente, hablemos del abono. Todavía se ve a mucha gente echando estiércol fresco o seco al estanque, pensando que, entre más natural, mejor.</w:t>
             </w:r>
           </w:p>
@@ -4417,7 +4393,6 @@
     </w:tbl>
     <w:p>
       <w:r>
-        <w:lastRenderedPageBreak/>
         <w:t>Luego de calcular los indicadores técnicos productivos, es necesario realizar su interpretación para comprender el comportamiento real del cultivo. Cada indicador aporta información específica que permite analizar el crecimiento, la eficiencia alimenticia y el desempeño general de la población acuícola, facilitando la toma de decisiones técnicas fundamentadas. A continuación, se presentan algunas interpretaciones:</w:t>
       </w:r>
     </w:p>
@@ -4435,7 +4410,6 @@
         <w:rPr>
           <w:rStyle w:val="Ttulo5Car"/>
         </w:rPr>
-        <w:lastRenderedPageBreak/>
         <w:t>Peso promedio de peces.</w:t>
       </w:r>
       <w:r>
@@ -4568,7 +4542,6 @@
         <w:pStyle w:val="Ttulo5"/>
       </w:pPr>
       <w:r>
-        <w:lastRenderedPageBreak/>
         <w:t>Morbilidad acumulada</w:t>
       </w:r>
     </w:p>
@@ -4718,7 +4691,6 @@
     </w:p>
     <w:p>
       <w:r>
-        <w:lastRenderedPageBreak/>
         <w:t>El monitoreo de las variables físico-químicas del agua constituye un componente esencial en la gestión ambiental del cultivo acuícola, dado que estas determinan las condiciones de bienestar y el desempeño fisiológico de los organismos. El control periódico y sistemático de estos parámetros permite mantener la estabilidad del sistema y prevenir alteraciones que afecten el crecimiento o la supervivencia:</w:t>
       </w:r>
     </w:p>
@@ -4923,7 +4895,6 @@
           <w:b/>
           <w:bCs/>
         </w:rPr>
-        <w:lastRenderedPageBreak/>
         <w:t>Medición:</w:t>
       </w:r>
       <w:r>
@@ -5019,7 +4990,6 @@
       </w:pPr>
       <w:bookmarkStart w:id="5" w:name="_Toc227171973"/>
       <w:r>
-        <w:lastRenderedPageBreak/>
         <w:t>Interpretación de gráficos en la producción acuícola</w:t>
       </w:r>
       <w:bookmarkEnd w:id="5"/>
@@ -5140,7 +5110,6 @@
         <w:rPr>
           <w:rStyle w:val="Ttulo5Car"/>
         </w:rPr>
-        <w:lastRenderedPageBreak/>
         <w:t>Gráficos de línea.</w:t>
       </w:r>
       <w:r>
@@ -5235,7 +5204,6 @@
       </w:pPr>
       <w:bookmarkStart w:id="7" w:name="_Toc227171975"/>
       <w:r>
-        <w:lastRenderedPageBreak/>
         <w:t>Análisis técnico de tendencias</w:t>
       </w:r>
       <w:bookmarkEnd w:id="7"/>
@@ -6065,7 +6033,6 @@
         <w:rPr>
           <w:rStyle w:val="Ttulo5Car"/>
         </w:rPr>
-        <w:lastRenderedPageBreak/>
         <w:t xml:space="preserve">¿Qué tendencia observa en el FCA y el oxígeno </w:t>
       </w:r>
       <w:proofErr w:type="gramStart"/>
@@ -6235,7 +6202,6 @@
         <w:pStyle w:val="Ttulo5"/>
       </w:pPr>
       <w:r>
-        <w:lastRenderedPageBreak/>
         <w:t xml:space="preserve">Alteraciones en </w:t>
       </w:r>
       <w:r>
@@ -6359,7 +6325,6 @@
       </w:pPr>
       <w:bookmarkStart w:id="9" w:name="_Toc227171977"/>
       <w:r>
-        <w:lastRenderedPageBreak/>
         <w:t>Identificación de desviaciones técnicas</w:t>
       </w:r>
       <w:bookmarkEnd w:id="9"/>
@@ -6509,7 +6474,6 @@
         <w:ind w:left="567" w:hanging="425"/>
       </w:pPr>
       <w:r>
-        <w:lastRenderedPageBreak/>
         <w:t>Altas concentraciones son tóxicas y afectan la producción.</w:t>
       </w:r>
     </w:p>
@@ -6725,7 +6689,6 @@
         <w:ind w:left="567" w:hanging="425"/>
       </w:pPr>
       <w:r>
-        <w:lastRenderedPageBreak/>
         <w:t>Crecimiento.</w:t>
       </w:r>
     </w:p>
@@ -6953,7 +6916,6 @@
         <w:ind w:left="567" w:hanging="425"/>
       </w:pPr>
       <w:r>
-        <w:lastRenderedPageBreak/>
         <w:t>Crecimiento irregular.</w:t>
       </w:r>
     </w:p>
@@ -7121,7 +7083,6 @@
       </w:pPr>
       <w:bookmarkStart w:id="10" w:name="_Toc227171978"/>
       <w:r>
-        <w:lastRenderedPageBreak/>
         <w:t>Gestión de la información productiva</w:t>
       </w:r>
       <w:bookmarkEnd w:id="10"/>
@@ -7224,7 +7185,6 @@
       </w:pPr>
       <w:bookmarkStart w:id="11" w:name="_Toc227171979"/>
       <w:r>
-        <w:lastRenderedPageBreak/>
         <w:t>Recolección y registro de datos</w:t>
       </w:r>
       <w:bookmarkEnd w:id="11"/>
@@ -7411,7 +7371,6 @@
         <w:rPr>
           <w:rStyle w:val="Ttulo5Car"/>
         </w:rPr>
-        <w:lastRenderedPageBreak/>
         <w:t>Revisión de coherencia.</w:t>
       </w:r>
       <w:r>
@@ -7562,8 +7521,15 @@
         <w:rPr>
           <w:rStyle w:val="Ttulo5Car"/>
         </w:rPr>
-        <w:lastRenderedPageBreak/>
-        <w:t xml:space="preserve">Comparación con estándares técnicos. Se </w:t>
+        <w:t>Comparación con estándares técnicos.</w:t>
+      </w:r>
+      <w:r>
+        <w:rPr>
+          <w:rStyle w:val="Ttulo5Car"/>
+          <w:b w:val="0"/>
+          <w:bCs/>
+        </w:rPr>
+        <w:t xml:space="preserve"> Se </w:t>
       </w:r>
       <w:r>
         <w:t>contrasta la información obtenida con valores de referencia establecidos por normativas y guías sectoriales, asegurando que el cultivo cumpla con los parámetros óptimos.</w:t>
@@ -7673,7 +7639,6 @@
       </w:pPr>
       <w:bookmarkStart w:id="15" w:name="_Toc227171983"/>
       <w:r>
-        <w:lastRenderedPageBreak/>
         <w:t>Información base</w:t>
       </w:r>
       <w:bookmarkEnd w:id="15"/>
@@ -7820,7 +7785,6 @@
         <w:rPr>
           <w:rStyle w:val="Ttulo5Car"/>
         </w:rPr>
-        <w:lastRenderedPageBreak/>
         <w:t xml:space="preserve">Importancia y empleo de la información base. </w:t>
       </w:r>
       <w:r>
@@ -7849,7 +7813,6 @@
       </w:pPr>
       <w:bookmarkStart w:id="16" w:name="_Toc227171984"/>
       <w:r>
-        <w:lastRenderedPageBreak/>
         <w:t>Matemática aplicada</w:t>
       </w:r>
       <w:bookmarkEnd w:id="16"/>
@@ -8055,7 +8018,6 @@
               <w:rPr>
                 <w:b/>
               </w:rPr>
-              <w:lastRenderedPageBreak/>
               <w:t>Síntesis del video</w:t>
             </w:r>
             <w:r>
@@ -8335,14 +8297,7 @@
         <w:rPr>
           <w:lang w:val="es-419" w:eastAsia="es-CO"/>
         </w:rPr>
-        <w:t xml:space="preserve">Los registros productivos permiten organizar y analizar la información del cultivo, facilitando el seguimiento técnico y la toma de decisiones. Para una mejor comprensión </w:t>
-      </w:r>
-      <w:r>
-        <w:rPr>
-          <w:lang w:val="es-419" w:eastAsia="es-CO"/>
-        </w:rPr>
-        <w:lastRenderedPageBreak/>
-        <w:t>del tema de registros, concepto, tipos, formatos y diligenciamiento, se invita a conocer el siguiente diagrama:</w:t>
+        <w:t>Los registros productivos permiten organizar y analizar la información del cultivo, facilitando el seguimiento técnico y la toma de decisiones. Para una mejor comprensión del tema de registros, concepto, tipos, formatos y diligenciamiento, se invita a conocer el siguiente diagrama:</w:t>
       </w:r>
     </w:p>
     <w:p>
@@ -8471,14 +8426,7 @@
         <w:rPr>
           <w:lang w:val="es-419" w:eastAsia="es-CO"/>
         </w:rPr>
-        <w:t xml:space="preserve"> Un registro preciso y completo es esencial para garantizar la trazabilidad, facilitar auditorías y tomar decisiones efectivas. La </w:t>
-      </w:r>
-      <w:r>
-        <w:rPr>
-          <w:lang w:val="es-419" w:eastAsia="es-CO"/>
-        </w:rPr>
-        <w:lastRenderedPageBreak/>
-        <w:t>calidad de la información registrada impacta directamente en la gestión del cultivo.</w:t>
+        <w:t xml:space="preserve"> Un registro preciso y completo es esencial para garantizar la trazabilidad, facilitar auditorías y tomar decisiones efectivas. La calidad de la información registrada impacta directamente en la gestión del cultivo.</w:t>
       </w:r>
     </w:p>
     <w:p>
@@ -8611,7 +8559,6 @@
         <w:rPr>
           <w:lang w:val="es-419"/>
         </w:rPr>
-        <w:lastRenderedPageBreak/>
         <w:t>Registro de indicadores técnicos productivos en el cultivo acuícola</w:t>
       </w:r>
     </w:p>
@@ -8698,7 +8645,6 @@
         <w:rPr>
           <w:lang w:val="es-CO"/>
         </w:rPr>
-        <w:lastRenderedPageBreak/>
         <w:t>Síntesis</w:t>
       </w:r>
       <w:bookmarkEnd w:id="19"/>
@@ -8739,10 +8685,10 @@
           <w:lang w:eastAsia="es-CO"/>
         </w:rPr>
         <w:drawing>
-          <wp:inline distT="0" distB="0" distL="0" distR="0" wp14:anchorId="47DB057D" wp14:editId="3906CB0E">
+          <wp:inline distT="0" distB="0" distL="0" distR="0" wp14:anchorId="47DB057D" wp14:editId="48A9BF3B">
             <wp:extent cx="6332220" cy="6652260"/>
             <wp:effectExtent l="0" t="0" r="0" b="0"/>
-            <wp:docPr id="7" name="Gráfico 7" descr="a, abbr, acronym, address, applet, article, aside, audio, b, big, blockquote, body, canvas, caption, center, cite, code, dd, del, details, dfn, div, dl, dt, em, embed, fieldset, figcaption, figure, footer, form, h1, h2, h3, h4, h5, h6, header, hgroup, html, i, iframe, img, ins, kbd, label, legend, li, mark, menu, nav, object, ol, output, p, pre, q, ruby, s, samp, section, small, span, strike, strong, sub, summary, sup, table, tbody, td, tfoot, th, thead, time, tr, tt, u, ul, var, video"/>
+            <wp:docPr id="7" name="Gráfico 7" descr="La imagen presenta un mapa conceptual sobre la gestión y análisis técnico de indicadores en la producción acuícola, integrando componentes como interpretación de datos, factores productivos, gestión de información, matemática aplicada, ofimática y registros, evidenciando un enfoque integral para la toma de decisiones."/>
             <wp:cNvGraphicFramePr>
               <a:graphicFrameLocks xmlns:a="http://schemas.openxmlformats.org/drawingml/2006/main" noChangeAspect="1"/>
             </wp:cNvGraphicFramePr>
@@ -8750,7 +8696,7 @@
               <a:graphicData uri="http://schemas.openxmlformats.org/drawingml/2006/picture">
                 <pic:pic xmlns:pic="http://schemas.openxmlformats.org/drawingml/2006/picture">
                   <pic:nvPicPr>
-                    <pic:cNvPr id="7" name="Gráfico 7" descr="a, abbr, acronym, address, applet, article, aside, audio, b, big, blockquote, body, canvas, caption, center, cite, code, dd, del, details, dfn, div, dl, dt, em, embed, fieldset, figcaption, figure, footer, form, h1, h2, h3, h4, h5, h6, header, hgroup, html, i, iframe, img, ins, kbd, label, legend, li, mark, menu, nav, object, ol, output, p, pre, q, ruby, s, samp, section, small, span, strike, strong, sub, summary, sup, table, tbody, td, tfoot, th, thead, time, tr, tt, u, ul, var, video"/>
+                    <pic:cNvPr id="7" name="Gráfico 7" descr="La imagen presenta un mapa conceptual sobre la gestión y análisis técnico de indicadores en la producción acuícola, integrando componentes como interpretación de datos, factores productivos, gestión de información, matemática aplicada, ofimática y registros, evidenciando un enfoque integral para la toma de decisiones."/>
                     <pic:cNvPicPr/>
                   </pic:nvPicPr>
                   <pic:blipFill>
@@ -8796,7 +8742,6 @@
         <w:rPr>
           <w:lang w:val="es-CO"/>
         </w:rPr>
-        <w:lastRenderedPageBreak/>
         <w:t>Glosario</w:t>
       </w:r>
       <w:bookmarkEnd w:id="20"/>
@@ -8903,7 +8848,6 @@
           <w:b/>
           <w:bCs/>
         </w:rPr>
-        <w:lastRenderedPageBreak/>
         <w:t>Ganancia Diaria de Peso (GDP):</w:t>
       </w:r>
       <w:r>
@@ -9024,7 +8968,6 @@
           <w:b/>
           <w:bCs/>
         </w:rPr>
-        <w:lastRenderedPageBreak/>
         <w:t>Oxígeno disuelto (OD):</w:t>
       </w:r>
       <w:r>
@@ -9115,7 +9058,6 @@
         <w:rPr>
           <w:lang w:val="es-CO"/>
         </w:rPr>
-        <w:lastRenderedPageBreak/>
         <w:t>Referencias bibliográficas</w:t>
       </w:r>
       <w:bookmarkEnd w:id="21"/>
@@ -9308,7 +9250,6 @@
         <w:rPr>
           <w:lang w:val="es-CO"/>
         </w:rPr>
-        <w:lastRenderedPageBreak/>
         <w:t>Créditos</w:t>
       </w:r>
       <w:bookmarkEnd w:id="22"/>
@@ -10298,7 +10239,6 @@
               <w:rPr>
                 <w:lang w:val="es-CO" w:eastAsia="en-US"/>
               </w:rPr>
-              <w:lastRenderedPageBreak/>
               <w:t>Maria Carolina Tamayo Lopez</w:t>
             </w:r>
           </w:p>
@@ -10750,7 +10690,7 @@
 </file>
 
 <file path=word/endnotes.xml><?xml version="1.0" encoding="utf-8"?>
-<w:endnotes xmlns:wpc="http://schemas.microsoft.com/office/word/2010/wordprocessingCanvas" xmlns:cx="http://schemas.microsoft.com/office/drawing/2014/chartex" xmlns:cx1="http://schemas.microsoft.com/office/drawing/2015/9/8/chartex" xmlns:cx2="http://schemas.microsoft.com/office/drawing/2015/10/21/chartex" xmlns:cx3="http://schemas.microsoft.com/office/drawing/2016/5/9/chartex" xmlns:cx4="http://schemas.microsoft.com/office/drawing/2016/5/10/chartex" xmlns:cx5="http://schemas.microsoft.com/office/drawing/2016/5/11/chartex" xmlns:cx6="http://schemas.microsoft.com/office/drawing/2016/5/12/chartex" xmlns:cx7="http://schemas.microsoft.com/office/drawing/2016/5/13/chartex" xmlns:cx8="http://schemas.microsoft.com/office/drawing/2016/5/14/chartex" xmlns:mc="http://schemas.openxmlformats.org/markup-compatibility/2006" xmlns:aink="http://schemas.microsoft.com/office/drawing/2016/ink" xmlns:am3d="http://schemas.microsoft.com/office/drawing/2017/model3d" xmlns:o="urn:schemas-microsoft-com:office:office" xmlns:r="http://schemas.openxmlformats.org/officeDocument/2006/relationships" xmlns:m="http://schemas.openxmlformats.org/officeDocument/2006/math" xmlns:v="urn:schemas-microsoft-com:vml" xmlns:wp14="http://schemas.microsoft.com/office/word/2010/wordprocessingDrawing" xmlns:wp="http://schemas.openxmlformats.org/drawingml/2006/wordprocessingDrawing" xmlns:w10="urn:schemas-microsoft-com:office:word" xmlns:w="http://schemas.openxmlformats.org/wordprocessingml/2006/main" xmlns:w14="http://schemas.microsoft.com/office/word/2010/wordml" xmlns:w15="http://schemas.microsoft.com/office/word/2012/wordml" xmlns:w16cex="http://schemas.microsoft.com/office/word/2018/wordml/cex" xmlns:w16cid="http://schemas.microsoft.com/office/word/2016/wordml/cid" xmlns:w16="http://schemas.microsoft.com/office/word/2018/wordml" xmlns:w16sdtdh="http://schemas.microsoft.com/office/word/2020/wordml/sdtdatahash" xmlns:w16se="http://schemas.microsoft.com/office/word/2015/wordml/symex" xmlns:wpg="http://schemas.microsoft.com/office/word/2010/wordprocessingGroup" xmlns:wpi="http://schemas.microsoft.com/office/word/2010/wordprocessingInk" xmlns:wne="http://schemas.microsoft.com/office/word/2006/wordml" xmlns:wps="http://schemas.microsoft.com/office/word/2010/wordprocessingShape" mc:Ignorable="w14 w15 w16se w16cid w16 w16cex w16sdtdh wp14">
+<w:endnotes xmlns:wpc="http://schemas.microsoft.com/office/word/2010/wordprocessingCanvas" xmlns:cx="http://schemas.microsoft.com/office/drawing/2014/chartex" xmlns:cx1="http://schemas.microsoft.com/office/drawing/2015/9/8/chartex" xmlns:cx2="http://schemas.microsoft.com/office/drawing/2015/10/21/chartex" xmlns:cx3="http://schemas.microsoft.com/office/drawing/2016/5/9/chartex" xmlns:cx4="http://schemas.microsoft.com/office/drawing/2016/5/10/chartex" xmlns:cx5="http://schemas.microsoft.com/office/drawing/2016/5/11/chartex" xmlns:cx6="http://schemas.microsoft.com/office/drawing/2016/5/12/chartex" xmlns:cx7="http://schemas.microsoft.com/office/drawing/2016/5/13/chartex" xmlns:cx8="http://schemas.microsoft.com/office/drawing/2016/5/14/chartex" xmlns:mc="http://schemas.openxmlformats.org/markup-compatibility/2006" xmlns:aink="http://schemas.microsoft.com/office/drawing/2016/ink" xmlns:am3d="http://schemas.microsoft.com/office/drawing/2017/model3d" xmlns:o="urn:schemas-microsoft-com:office:office" xmlns:r="http://schemas.openxmlformats.org/officeDocument/2006/relationships" xmlns:m="http://schemas.openxmlformats.org/officeDocument/2006/math" xmlns:v="urn:schemas-microsoft-com:vml" xmlns:wp14="http://schemas.microsoft.com/office/word/2010/wordprocessingDrawing" xmlns:wp="http://schemas.openxmlformats.org/drawingml/2006/wordprocessingDrawing" xmlns:w10="urn:schemas-microsoft-com:office:word" xmlns:w="http://schemas.openxmlformats.org/wordprocessingml/2006/main" xmlns:w14="http://schemas.microsoft.com/office/word/2010/wordml" xmlns:w15="http://schemas.microsoft.com/office/word/2012/wordml" xmlns:w16cex="http://schemas.microsoft.com/office/word/2018/wordml/cex" xmlns:w16cid="http://schemas.microsoft.com/office/word/2016/wordml/cid" xmlns:w16="http://schemas.microsoft.com/office/word/2018/wordml" xmlns:w16se="http://schemas.microsoft.com/office/word/2015/wordml/symex" xmlns:wpg="http://schemas.microsoft.com/office/word/2010/wordprocessingGroup" xmlns:wpi="http://schemas.microsoft.com/office/word/2010/wordprocessingInk" xmlns:wne="http://schemas.microsoft.com/office/word/2006/wordml" xmlns:wps="http://schemas.microsoft.com/office/word/2010/wordprocessingShape" mc:Ignorable="w14 w15 w16se w16cid w16 w16cex wp14">
   <w:endnote w:type="separator" w:id="-1">
     <w:p>
       <w:pPr>
@@ -10775,7 +10715,7 @@
 </file>
 
 <file path=word/footer1.xml><?xml version="1.0" encoding="utf-8"?>
-<w:ftr xmlns:wpc="http://schemas.microsoft.com/office/word/2010/wordprocessingCanvas" xmlns:cx="http://schemas.microsoft.com/office/drawing/2014/chartex" xmlns:cx1="http://schemas.microsoft.com/office/drawing/2015/9/8/chartex" xmlns:cx2="http://schemas.microsoft.com/office/drawing/2015/10/21/chartex" xmlns:cx3="http://schemas.microsoft.com/office/drawing/2016/5/9/chartex" xmlns:cx4="http://schemas.microsoft.com/office/drawing/2016/5/10/chartex" xmlns:cx5="http://schemas.microsoft.com/office/drawing/2016/5/11/chartex" xmlns:cx6="http://schemas.microsoft.com/office/drawing/2016/5/12/chartex" xmlns:cx7="http://schemas.microsoft.com/office/drawing/2016/5/13/chartex" xmlns:cx8="http://schemas.microsoft.com/office/drawing/2016/5/14/chartex" xmlns:mc="http://schemas.openxmlformats.org/markup-compatibility/2006" xmlns:aink="http://schemas.microsoft.com/office/drawing/2016/ink" xmlns:am3d="http://schemas.microsoft.com/office/drawing/2017/model3d" xmlns:o="urn:schemas-microsoft-com:office:office" xmlns:r="http://schemas.openxmlformats.org/officeDocument/2006/relationships" xmlns:m="http://schemas.openxmlformats.org/officeDocument/2006/math" xmlns:v="urn:schemas-microsoft-com:vml" xmlns:wp14="http://schemas.microsoft.com/office/word/2010/wordprocessingDrawing" xmlns:wp="http://schemas.openxmlformats.org/drawingml/2006/wordprocessingDrawing" xmlns:w10="urn:schemas-microsoft-com:office:word" xmlns:w="http://schemas.openxmlformats.org/wordprocessingml/2006/main" xmlns:w14="http://schemas.microsoft.com/office/word/2010/wordml" xmlns:w15="http://schemas.microsoft.com/office/word/2012/wordml" xmlns:w16cex="http://schemas.microsoft.com/office/word/2018/wordml/cex" xmlns:w16cid="http://schemas.microsoft.com/office/word/2016/wordml/cid" xmlns:w16="http://schemas.microsoft.com/office/word/2018/wordml" xmlns:w16sdtdh="http://schemas.microsoft.com/office/word/2020/wordml/sdtdatahash" xmlns:w16se="http://schemas.microsoft.com/office/word/2015/wordml/symex" xmlns:wpg="http://schemas.microsoft.com/office/word/2010/wordprocessingGroup" xmlns:wpi="http://schemas.microsoft.com/office/word/2010/wordprocessingInk" xmlns:wne="http://schemas.microsoft.com/office/word/2006/wordml" xmlns:wps="http://schemas.microsoft.com/office/word/2010/wordprocessingShape" mc:Ignorable="w14 w15 w16se w16cid w16 w16cex w16sdtdh wp14">
+<w:ftr xmlns:wpc="http://schemas.microsoft.com/office/word/2010/wordprocessingCanvas" xmlns:cx="http://schemas.microsoft.com/office/drawing/2014/chartex" xmlns:cx1="http://schemas.microsoft.com/office/drawing/2015/9/8/chartex" xmlns:cx2="http://schemas.microsoft.com/office/drawing/2015/10/21/chartex" xmlns:cx3="http://schemas.microsoft.com/office/drawing/2016/5/9/chartex" xmlns:cx4="http://schemas.microsoft.com/office/drawing/2016/5/10/chartex" xmlns:cx5="http://schemas.microsoft.com/office/drawing/2016/5/11/chartex" xmlns:cx6="http://schemas.microsoft.com/office/drawing/2016/5/12/chartex" xmlns:cx7="http://schemas.microsoft.com/office/drawing/2016/5/13/chartex" xmlns:cx8="http://schemas.microsoft.com/office/drawing/2016/5/14/chartex" xmlns:mc="http://schemas.openxmlformats.org/markup-compatibility/2006" xmlns:aink="http://schemas.microsoft.com/office/drawing/2016/ink" xmlns:am3d="http://schemas.microsoft.com/office/drawing/2017/model3d" xmlns:o="urn:schemas-microsoft-com:office:office" xmlns:r="http://schemas.openxmlformats.org/officeDocument/2006/relationships" xmlns:m="http://schemas.openxmlformats.org/officeDocument/2006/math" xmlns:v="urn:schemas-microsoft-com:vml" xmlns:wp14="http://schemas.microsoft.com/office/word/2010/wordprocessingDrawing" xmlns:wp="http://schemas.openxmlformats.org/drawingml/2006/wordprocessingDrawing" xmlns:w10="urn:schemas-microsoft-com:office:word" xmlns:w="http://schemas.openxmlformats.org/wordprocessingml/2006/main" xmlns:w14="http://schemas.microsoft.com/office/word/2010/wordml" xmlns:w15="http://schemas.microsoft.com/office/word/2012/wordml" xmlns:w16cex="http://schemas.microsoft.com/office/word/2018/wordml/cex" xmlns:w16cid="http://schemas.microsoft.com/office/word/2016/wordml/cid" xmlns:w16="http://schemas.microsoft.com/office/word/2018/wordml" xmlns:w16se="http://schemas.microsoft.com/office/word/2015/wordml/symex" xmlns:wpg="http://schemas.microsoft.com/office/word/2010/wordprocessingGroup" xmlns:wpi="http://schemas.microsoft.com/office/word/2010/wordprocessingInk" xmlns:wne="http://schemas.microsoft.com/office/word/2006/wordml" xmlns:wps="http://schemas.microsoft.com/office/word/2010/wordprocessingShape" mc:Ignorable="w14 w15 w16se w16cid w16 w16cex wp14">
   <w:sdt>
     <w:sdtPr>
       <w:id w:val="-1465197936"/>
@@ -10821,7 +10761,7 @@
 </file>
 
 <file path=word/footnotes.xml><?xml version="1.0" encoding="utf-8"?>
-<w:footnotes xmlns:wpc="http://schemas.microsoft.com/office/word/2010/wordprocessingCanvas" xmlns:cx="http://schemas.microsoft.com/office/drawing/2014/chartex" xmlns:cx1="http://schemas.microsoft.com/office/drawing/2015/9/8/chartex" xmlns:cx2="http://schemas.microsoft.com/office/drawing/2015/10/21/chartex" xmlns:cx3="http://schemas.microsoft.com/office/drawing/2016/5/9/chartex" xmlns:cx4="http://schemas.microsoft.com/office/drawing/2016/5/10/chartex" xmlns:cx5="http://schemas.microsoft.com/office/drawing/2016/5/11/chartex" xmlns:cx6="http://schemas.microsoft.com/office/drawing/2016/5/12/chartex" xmlns:cx7="http://schemas.microsoft.com/office/drawing/2016/5/13/chartex" xmlns:cx8="http://schemas.microsoft.com/office/drawing/2016/5/14/chartex" xmlns:mc="http://schemas.openxmlformats.org/markup-compatibility/2006" xmlns:aink="http://schemas.microsoft.com/office/drawing/2016/ink" xmlns:am3d="http://schemas.microsoft.com/office/drawing/2017/model3d" xmlns:o="urn:schemas-microsoft-com:office:office" xmlns:r="http://schemas.openxmlformats.org/officeDocument/2006/relationships" xmlns:m="http://schemas.openxmlformats.org/officeDocument/2006/math" xmlns:v="urn:schemas-microsoft-com:vml" xmlns:wp14="http://schemas.microsoft.com/office/word/2010/wordprocessingDrawing" xmlns:wp="http://schemas.openxmlformats.org/drawingml/2006/wordprocessingDrawing" xmlns:w10="urn:schemas-microsoft-com:office:word" xmlns:w="http://schemas.openxmlformats.org/wordprocessingml/2006/main" xmlns:w14="http://schemas.microsoft.com/office/word/2010/wordml" xmlns:w15="http://schemas.microsoft.com/office/word/2012/wordml" xmlns:w16cex="http://schemas.microsoft.com/office/word/2018/wordml/cex" xmlns:w16cid="http://schemas.microsoft.com/office/word/2016/wordml/cid" xmlns:w16="http://schemas.microsoft.com/office/word/2018/wordml" xmlns:w16sdtdh="http://schemas.microsoft.com/office/word/2020/wordml/sdtdatahash" xmlns:w16se="http://schemas.microsoft.com/office/word/2015/wordml/symex" xmlns:wpg="http://schemas.microsoft.com/office/word/2010/wordprocessingGroup" xmlns:wpi="http://schemas.microsoft.com/office/word/2010/wordprocessingInk" xmlns:wne="http://schemas.microsoft.com/office/word/2006/wordml" xmlns:wps="http://schemas.microsoft.com/office/word/2010/wordprocessingShape" mc:Ignorable="w14 w15 w16se w16cid w16 w16cex w16sdtdh wp14">
+<w:footnotes xmlns:wpc="http://schemas.microsoft.com/office/word/2010/wordprocessingCanvas" xmlns:cx="http://schemas.microsoft.com/office/drawing/2014/chartex" xmlns:cx1="http://schemas.microsoft.com/office/drawing/2015/9/8/chartex" xmlns:cx2="http://schemas.microsoft.com/office/drawing/2015/10/21/chartex" xmlns:cx3="http://schemas.microsoft.com/office/drawing/2016/5/9/chartex" xmlns:cx4="http://schemas.microsoft.com/office/drawing/2016/5/10/chartex" xmlns:cx5="http://schemas.microsoft.com/office/drawing/2016/5/11/chartex" xmlns:cx6="http://schemas.microsoft.com/office/drawing/2016/5/12/chartex" xmlns:cx7="http://schemas.microsoft.com/office/drawing/2016/5/13/chartex" xmlns:cx8="http://schemas.microsoft.com/office/drawing/2016/5/14/chartex" xmlns:mc="http://schemas.openxmlformats.org/markup-compatibility/2006" xmlns:aink="http://schemas.microsoft.com/office/drawing/2016/ink" xmlns:am3d="http://schemas.microsoft.com/office/drawing/2017/model3d" xmlns:o="urn:schemas-microsoft-com:office:office" xmlns:r="http://schemas.openxmlformats.org/officeDocument/2006/relationships" xmlns:m="http://schemas.openxmlformats.org/officeDocument/2006/math" xmlns:v="urn:schemas-microsoft-com:vml" xmlns:wp14="http://schemas.microsoft.com/office/word/2010/wordprocessingDrawing" xmlns:wp="http://schemas.openxmlformats.org/drawingml/2006/wordprocessingDrawing" xmlns:w10="urn:schemas-microsoft-com:office:word" xmlns:w="http://schemas.openxmlformats.org/wordprocessingml/2006/main" xmlns:w14="http://schemas.microsoft.com/office/word/2010/wordml" xmlns:w15="http://schemas.microsoft.com/office/word/2012/wordml" xmlns:w16cex="http://schemas.microsoft.com/office/word/2018/wordml/cex" xmlns:w16cid="http://schemas.microsoft.com/office/word/2016/wordml/cid" xmlns:w16="http://schemas.microsoft.com/office/word/2018/wordml" xmlns:w16se="http://schemas.microsoft.com/office/word/2015/wordml/symex" xmlns:wpg="http://schemas.microsoft.com/office/word/2010/wordprocessingGroup" xmlns:wpi="http://schemas.microsoft.com/office/word/2010/wordprocessingInk" xmlns:wne="http://schemas.microsoft.com/office/word/2006/wordml" xmlns:wps="http://schemas.microsoft.com/office/word/2010/wordprocessingShape" mc:Ignorable="w14 w15 w16se w16cid w16 w16cex wp14">
   <w:footnote w:type="separator" w:id="-1">
     <w:p>
       <w:pPr>
@@ -10846,7 +10786,7 @@
 </file>
 
 <file path=word/header1.xml><?xml version="1.0" encoding="utf-8"?>
-<w:hdr xmlns:wpc="http://schemas.microsoft.com/office/word/2010/wordprocessingCanvas" xmlns:cx="http://schemas.microsoft.com/office/drawing/2014/chartex" xmlns:cx1="http://schemas.microsoft.com/office/drawing/2015/9/8/chartex" xmlns:cx2="http://schemas.microsoft.com/office/drawing/2015/10/21/chartex" xmlns:cx3="http://schemas.microsoft.com/office/drawing/2016/5/9/chartex" xmlns:cx4="http://schemas.microsoft.com/office/drawing/2016/5/10/chartex" xmlns:cx5="http://schemas.microsoft.com/office/drawing/2016/5/11/chartex" xmlns:cx6="http://schemas.microsoft.com/office/drawing/2016/5/12/chartex" xmlns:cx7="http://schemas.microsoft.com/office/drawing/2016/5/13/chartex" xmlns:cx8="http://schemas.microsoft.com/office/drawing/2016/5/14/chartex" xmlns:mc="http://schemas.openxmlformats.org/markup-compatibility/2006" xmlns:aink="http://schemas.microsoft.com/office/drawing/2016/ink" xmlns:am3d="http://schemas.microsoft.com/office/drawing/2017/model3d" xmlns:o="urn:schemas-microsoft-com:office:office" xmlns:r="http://schemas.openxmlformats.org/officeDocument/2006/relationships" xmlns:m="http://schemas.openxmlformats.org/officeDocument/2006/math" xmlns:v="urn:schemas-microsoft-com:vml" xmlns:wp14="http://schemas.microsoft.com/office/word/2010/wordprocessingDrawing" xmlns:wp="http://schemas.openxmlformats.org/drawingml/2006/wordprocessingDrawing" xmlns:w10="urn:schemas-microsoft-com:office:word" xmlns:w="http://schemas.openxmlformats.org/wordprocessingml/2006/main" xmlns:w14="http://schemas.microsoft.com/office/word/2010/wordml" xmlns:w15="http://schemas.microsoft.com/office/word/2012/wordml" xmlns:w16cex="http://schemas.microsoft.com/office/word/2018/wordml/cex" xmlns:w16cid="http://schemas.microsoft.com/office/word/2016/wordml/cid" xmlns:w16="http://schemas.microsoft.com/office/word/2018/wordml" xmlns:w16sdtdh="http://schemas.microsoft.com/office/word/2020/wordml/sdtdatahash" xmlns:w16se="http://schemas.microsoft.com/office/word/2015/wordml/symex" xmlns:wpg="http://schemas.microsoft.com/office/word/2010/wordprocessingGroup" xmlns:wpi="http://schemas.microsoft.com/office/word/2010/wordprocessingInk" xmlns:wne="http://schemas.microsoft.com/office/word/2006/wordml" xmlns:wps="http://schemas.microsoft.com/office/word/2010/wordprocessingShape" mc:Ignorable="w14 w15 w16se w16cid w16 w16cex w16sdtdh wp14">
+<w:hdr xmlns:wpc="http://schemas.microsoft.com/office/word/2010/wordprocessingCanvas" xmlns:cx="http://schemas.microsoft.com/office/drawing/2014/chartex" xmlns:cx1="http://schemas.microsoft.com/office/drawing/2015/9/8/chartex" xmlns:cx2="http://schemas.microsoft.com/office/drawing/2015/10/21/chartex" xmlns:cx3="http://schemas.microsoft.com/office/drawing/2016/5/9/chartex" xmlns:cx4="http://schemas.microsoft.com/office/drawing/2016/5/10/chartex" xmlns:cx5="http://schemas.microsoft.com/office/drawing/2016/5/11/chartex" xmlns:cx6="http://schemas.microsoft.com/office/drawing/2016/5/12/chartex" xmlns:cx7="http://schemas.microsoft.com/office/drawing/2016/5/13/chartex" xmlns:cx8="http://schemas.microsoft.com/office/drawing/2016/5/14/chartex" xmlns:mc="http://schemas.openxmlformats.org/markup-compatibility/2006" xmlns:aink="http://schemas.microsoft.com/office/drawing/2016/ink" xmlns:am3d="http://schemas.microsoft.com/office/drawing/2017/model3d" xmlns:o="urn:schemas-microsoft-com:office:office" xmlns:r="http://schemas.openxmlformats.org/officeDocument/2006/relationships" xmlns:m="http://schemas.openxmlformats.org/officeDocument/2006/math" xmlns:v="urn:schemas-microsoft-com:vml" xmlns:wp14="http://schemas.microsoft.com/office/word/2010/wordprocessingDrawing" xmlns:wp="http://schemas.openxmlformats.org/drawingml/2006/wordprocessingDrawing" xmlns:w10="urn:schemas-microsoft-com:office:word" xmlns:w="http://schemas.openxmlformats.org/wordprocessingml/2006/main" xmlns:w14="http://schemas.microsoft.com/office/word/2010/wordml" xmlns:w15="http://schemas.microsoft.com/office/word/2012/wordml" xmlns:w16cex="http://schemas.microsoft.com/office/word/2018/wordml/cex" xmlns:w16cid="http://schemas.microsoft.com/office/word/2016/wordml/cid" xmlns:w16="http://schemas.microsoft.com/office/word/2018/wordml" xmlns:w16se="http://schemas.microsoft.com/office/word/2015/wordml/symex" xmlns:wpg="http://schemas.microsoft.com/office/word/2010/wordprocessingGroup" xmlns:wpi="http://schemas.microsoft.com/office/word/2010/wordprocessingInk" xmlns:wne="http://schemas.microsoft.com/office/word/2006/wordml" xmlns:wps="http://schemas.microsoft.com/office/word/2010/wordprocessingShape" mc:Ignorable="w14 w15 w16se w16cid w16 w16cex wp14">
   <w:p>
     <w:pPr>
       <w:pStyle w:val="Encabezado"/>
@@ -10932,7 +10872,7 @@
 </file>
 
 <file path=word/numbering.xml><?xml version="1.0" encoding="utf-8"?>
-<w:numbering xmlns:wpc="http://schemas.microsoft.com/office/word/2010/wordprocessingCanvas" xmlns:cx="http://schemas.microsoft.com/office/drawing/2014/chartex" xmlns:cx1="http://schemas.microsoft.com/office/drawing/2015/9/8/chartex" xmlns:cx2="http://schemas.microsoft.com/office/drawing/2015/10/21/chartex" xmlns:cx3="http://schemas.microsoft.com/office/drawing/2016/5/9/chartex" xmlns:cx4="http://schemas.microsoft.com/office/drawing/2016/5/10/chartex" xmlns:cx5="http://schemas.microsoft.com/office/drawing/2016/5/11/chartex" xmlns:cx6="http://schemas.microsoft.com/office/drawing/2016/5/12/chartex" xmlns:cx7="http://schemas.microsoft.com/office/drawing/2016/5/13/chartex" xmlns:cx8="http://schemas.microsoft.com/office/drawing/2016/5/14/chartex" xmlns:mc="http://schemas.openxmlformats.org/markup-compatibility/2006" xmlns:aink="http://schemas.microsoft.com/office/drawing/2016/ink" xmlns:am3d="http://schemas.microsoft.com/office/drawing/2017/model3d" xmlns:o="urn:schemas-microsoft-com:office:office" xmlns:r="http://schemas.openxmlformats.org/officeDocument/2006/relationships" xmlns:m="http://schemas.openxmlformats.org/officeDocument/2006/math" xmlns:v="urn:schemas-microsoft-com:vml" xmlns:wp14="http://schemas.microsoft.com/office/word/2010/wordprocessingDrawing" xmlns:wp="http://schemas.openxmlformats.org/drawingml/2006/wordprocessingDrawing" xmlns:w10="urn:schemas-microsoft-com:office:word" xmlns:w="http://schemas.openxmlformats.org/wordprocessingml/2006/main" xmlns:w14="http://schemas.microsoft.com/office/word/2010/wordml" xmlns:w15="http://schemas.microsoft.com/office/word/2012/wordml" xmlns:w16cex="http://schemas.microsoft.com/office/word/2018/wordml/cex" xmlns:w16cid="http://schemas.microsoft.com/office/word/2016/wordml/cid" xmlns:w16="http://schemas.microsoft.com/office/word/2018/wordml" xmlns:w16sdtdh="http://schemas.microsoft.com/office/word/2020/wordml/sdtdatahash" xmlns:w16se="http://schemas.microsoft.com/office/word/2015/wordml/symex" xmlns:wpg="http://schemas.microsoft.com/office/word/2010/wordprocessingGroup" xmlns:wpi="http://schemas.microsoft.com/office/word/2010/wordprocessingInk" xmlns:wne="http://schemas.microsoft.com/office/word/2006/wordml" xmlns:wps="http://schemas.microsoft.com/office/word/2010/wordprocessingShape" mc:Ignorable="w14 w15 w16se w16cid w16 w16cex w16sdtdh wp14">
+<w:numbering xmlns:wpc="http://schemas.microsoft.com/office/word/2010/wordprocessingCanvas" xmlns:cx="http://schemas.microsoft.com/office/drawing/2014/chartex" xmlns:cx1="http://schemas.microsoft.com/office/drawing/2015/9/8/chartex" xmlns:cx2="http://schemas.microsoft.com/office/drawing/2015/10/21/chartex" xmlns:cx3="http://schemas.microsoft.com/office/drawing/2016/5/9/chartex" xmlns:cx4="http://schemas.microsoft.com/office/drawing/2016/5/10/chartex" xmlns:cx5="http://schemas.microsoft.com/office/drawing/2016/5/11/chartex" xmlns:cx6="http://schemas.microsoft.com/office/drawing/2016/5/12/chartex" xmlns:cx7="http://schemas.microsoft.com/office/drawing/2016/5/13/chartex" xmlns:cx8="http://schemas.microsoft.com/office/drawing/2016/5/14/chartex" xmlns:mc="http://schemas.openxmlformats.org/markup-compatibility/2006" xmlns:aink="http://schemas.microsoft.com/office/drawing/2016/ink" xmlns:am3d="http://schemas.microsoft.com/office/drawing/2017/model3d" xmlns:o="urn:schemas-microsoft-com:office:office" xmlns:r="http://schemas.openxmlformats.org/officeDocument/2006/relationships" xmlns:m="http://schemas.openxmlformats.org/officeDocument/2006/math" xmlns:v="urn:schemas-microsoft-com:vml" xmlns:wp14="http://schemas.microsoft.com/office/word/2010/wordprocessingDrawing" xmlns:wp="http://schemas.openxmlformats.org/drawingml/2006/wordprocessingDrawing" xmlns:w10="urn:schemas-microsoft-com:office:word" xmlns:w="http://schemas.openxmlformats.org/wordprocessingml/2006/main" xmlns:w14="http://schemas.microsoft.com/office/word/2010/wordml" xmlns:w15="http://schemas.microsoft.com/office/word/2012/wordml" xmlns:w16cex="http://schemas.microsoft.com/office/word/2018/wordml/cex" xmlns:w16cid="http://schemas.microsoft.com/office/word/2016/wordml/cid" xmlns:w16="http://schemas.microsoft.com/office/word/2018/wordml" xmlns:w16se="http://schemas.microsoft.com/office/word/2015/wordml/symex" xmlns:wpg="http://schemas.microsoft.com/office/word/2010/wordprocessingGroup" xmlns:wpi="http://schemas.microsoft.com/office/word/2010/wordprocessingInk" xmlns:wne="http://schemas.microsoft.com/office/word/2006/wordml" xmlns:wps="http://schemas.microsoft.com/office/word/2010/wordprocessingShape" mc:Ignorable="w14 w15 w16se w16cid w16 w16cex wp14">
   <w:abstractNum w:abstractNumId="0" w15:restartNumberingAfterBreak="0">
     <w:nsid w:val="FFFFFF89"/>
     <w:multiLevelType w:val="singleLevel"/>
@@ -16490,7 +16430,7 @@
 </file>
 
 <file path=word/styles.xml><?xml version="1.0" encoding="utf-8"?>
-<w:styles xmlns:mc="http://schemas.openxmlformats.org/markup-compatibility/2006" xmlns:r="http://schemas.openxmlformats.org/officeDocument/2006/relationships" xmlns:w="http://schemas.openxmlformats.org/wordprocessingml/2006/main" xmlns:w14="http://schemas.microsoft.com/office/word/2010/wordml" xmlns:w15="http://schemas.microsoft.com/office/word/2012/wordml" xmlns:w16cex="http://schemas.microsoft.com/office/word/2018/wordml/cex" xmlns:w16cid="http://schemas.microsoft.com/office/word/2016/wordml/cid" xmlns:w16="http://schemas.microsoft.com/office/word/2018/wordml" xmlns:w16sdtdh="http://schemas.microsoft.com/office/word/2020/wordml/sdtdatahash" xmlns:w16se="http://schemas.microsoft.com/office/word/2015/wordml/symex" mc:Ignorable="w14 w15 w16se w16cid w16 w16cex w16sdtdh">
+<w:styles xmlns:mc="http://schemas.openxmlformats.org/markup-compatibility/2006" xmlns:r="http://schemas.openxmlformats.org/officeDocument/2006/relationships" xmlns:w="http://schemas.openxmlformats.org/wordprocessingml/2006/main" xmlns:w14="http://schemas.microsoft.com/office/word/2010/wordml" xmlns:w15="http://schemas.microsoft.com/office/word/2012/wordml" xmlns:w16cex="http://schemas.microsoft.com/office/word/2018/wordml/cex" xmlns:w16cid="http://schemas.microsoft.com/office/word/2016/wordml/cid" xmlns:w16="http://schemas.microsoft.com/office/word/2018/wordml" xmlns:w16se="http://schemas.microsoft.com/office/word/2015/wordml/symex" mc:Ignorable="w14 w15 w16se w16cid w16 w16cex">
   <w:docDefaults>
     <w:rPrDefault>
       <w:rPr>
@@ -18248,14 +18188,7 @@
 </file>
 
 <file path=customXml/item1.xml><?xml version="1.0" encoding="utf-8"?>
-<p:properties xmlns:p="http://schemas.microsoft.com/office/2006/metadata/properties" xmlns:xsi="http://www.w3.org/2001/XMLSchema-instance" xmlns:pc="http://schemas.microsoft.com/office/infopath/2007/PartnerControls">
-  <documentManagement>
-    <TaxCatchAll xmlns="13c90a0b-73bc-4dc0-be5f-28d77b615beb" xsi:nil="true"/>
-    <lcf76f155ced4ddcb4097134ff3c332f xmlns="13c93bba-48ce-428c-bfe5-88b42c19b028">
-      <Terms xmlns="http://schemas.microsoft.com/office/infopath/2007/PartnerControls"/>
-    </lcf76f155ced4ddcb4097134ff3c332f>
-  </documentManagement>
-</p:properties>
+<b:Sources xmlns:b="http://schemas.openxmlformats.org/officeDocument/2006/bibliography" xmlns="http://schemas.openxmlformats.org/officeDocument/2006/bibliography" SelectedStyle="\APASixthEditionOfficeOnline.xsl" StyleName="APA" Version="6"/>
 </file>
 
 <file path=customXml/item2.xml><?xml version="1.0" encoding="utf-8"?>
@@ -18494,7 +18427,14 @@
 </file>
 
 <file path=customXml/item3.xml><?xml version="1.0" encoding="utf-8"?>
-<b:Sources xmlns:b="http://schemas.openxmlformats.org/officeDocument/2006/bibliography" xmlns="http://schemas.openxmlformats.org/officeDocument/2006/bibliography" SelectedStyle="\APASixthEditionOfficeOnline.xsl" StyleName="APA" Version="6"/>
+<p:properties xmlns:p="http://schemas.microsoft.com/office/2006/metadata/properties" xmlns:xsi="http://www.w3.org/2001/XMLSchema-instance" xmlns:pc="http://schemas.microsoft.com/office/infopath/2007/PartnerControls">
+  <documentManagement>
+    <TaxCatchAll xmlns="13c90a0b-73bc-4dc0-be5f-28d77b615beb" xsi:nil="true"/>
+    <lcf76f155ced4ddcb4097134ff3c332f xmlns="13c93bba-48ce-428c-bfe5-88b42c19b028">
+      <Terms xmlns="http://schemas.microsoft.com/office/infopath/2007/PartnerControls"/>
+    </lcf76f155ced4ddcb4097134ff3c332f>
+  </documentManagement>
+</p:properties>
 </file>
 
 <file path=customXml/item4.xml><?xml version="1.0" encoding="utf-8"?>
@@ -18507,12 +18447,9 @@
 </file>
 
 <file path=customXml/itemProps1.xml><?xml version="1.0" encoding="utf-8"?>
-<ds:datastoreItem xmlns:ds="http://schemas.openxmlformats.org/officeDocument/2006/customXml" ds:itemID="{1279454D-02BE-4A9C-A117-DCD1573E2608}">
+<ds:datastoreItem xmlns:ds="http://schemas.openxmlformats.org/officeDocument/2006/customXml" ds:itemID="{EAE431FD-7059-4C09-804B-C9D69EB7B213}">
   <ds:schemaRefs>
-    <ds:schemaRef ds:uri="http://schemas.microsoft.com/office/2006/metadata/properties"/>
-    <ds:schemaRef ds:uri="http://schemas.microsoft.com/office/infopath/2007/PartnerControls"/>
-    <ds:schemaRef ds:uri="13c90a0b-73bc-4dc0-be5f-28d77b615beb"/>
-    <ds:schemaRef ds:uri="13c93bba-48ce-428c-bfe5-88b42c19b028"/>
+    <ds:schemaRef ds:uri="http://schemas.openxmlformats.org/officeDocument/2006/bibliography"/>
   </ds:schemaRefs>
 </ds:datastoreItem>
 </file>
@@ -18537,9 +18474,12 @@
 </file>
 
 <file path=customXml/itemProps3.xml><?xml version="1.0" encoding="utf-8"?>
-<ds:datastoreItem xmlns:ds="http://schemas.openxmlformats.org/officeDocument/2006/customXml" ds:itemID="{EAE431FD-7059-4C09-804B-C9D69EB7B213}">
+<ds:datastoreItem xmlns:ds="http://schemas.openxmlformats.org/officeDocument/2006/customXml" ds:itemID="{1279454D-02BE-4A9C-A117-DCD1573E2608}">
   <ds:schemaRefs>
-    <ds:schemaRef ds:uri="http://schemas.openxmlformats.org/officeDocument/2006/bibliography"/>
+    <ds:schemaRef ds:uri="http://schemas.microsoft.com/office/2006/metadata/properties"/>
+    <ds:schemaRef ds:uri="http://schemas.microsoft.com/office/infopath/2007/PartnerControls"/>
+    <ds:schemaRef ds:uri="13c90a0b-73bc-4dc0-be5f-28d77b615beb"/>
+    <ds:schemaRef ds:uri="13c93bba-48ce-428c-bfe5-88b42c19b028"/>
   </ds:schemaRefs>
 </ds:datastoreItem>
 </file>
